--- a/docs/entrega-2/IS071_T4_EquipoF.docx
+++ b/docs/entrega-2/IS071_T4_EquipoF.docx
@@ -9899,6 +9899,2101 @@
         </w:tc>
       </w:tr>
     </w:tbl>
+    <w:p>
+      <w:pPr>
+        <w:pStyle w:val="Heading1"/>
+      </w:pPr>
+      <w:r>
+        <w:t>Anexo F. Pruebas por consola del navegador (F12)</w:t>
+      </w:r>
+    </w:p>
+    <w:p>
+      <w:pPr>
+        <w:spacing w:after="120"/>
+      </w:pPr>
+      <w:r>
+        <w:rPr>
+          <w:b w:val="0"/>
+          <w:i w:val="0"/>
+          <w:sz w:val="22"/>
+        </w:rPr>
+        <w:t>Estas son las verificaciones que se hacen pegando un fetch() en la consola del navegador, con el token de la sesión. Prueban la capa del servidor directamente —control de acceso por rol, datos inexistentes y validaciones que el formulario no deja disparar— y son las más cercanas a cómo se tantea una API. Van con el comando exacto para copiar y pegar; las rutas son relativas, así que sirven igual en localhost y en Railway. En la sustentación, cualquiera del equipo puede reproducirlas en vivo.</w:t>
+      </w:r>
+    </w:p>
+    <w:p>
+      <w:pPr>
+        <w:pStyle w:val="Heading3"/>
+      </w:pPr>
+      <w:r>
+        <w:t>CP-008 · Rechazo de registro con rol de administrador</w:t>
+      </w:r>
+    </w:p>
+    <w:p>
+      <w:pPr>
+        <w:spacing w:after="60"/>
+      </w:pPr>
+      <w:r>
+        <w:rPr>
+          <w:b w:val="0"/>
+          <w:i w:val="0"/>
+          <w:sz w:val="21"/>
+        </w:rPr>
+        <w:t>Un visitante intenta registrarse como administrador enviando la petición a mano.</w:t>
+      </w:r>
+    </w:p>
+    <w:p>
+      <w:pPr>
+        <w:spacing w:after="40"/>
+      </w:pPr>
+      <w:r>
+        <w:rPr>
+          <w:b/>
+          <w:i w:val="0"/>
+          <w:sz w:val="19"/>
+        </w:rPr>
+        <w:t>Comando (pestaña Consola de F12):</w:t>
+      </w:r>
+    </w:p>
+    <w:tbl>
+      <w:tblPr>
+        <w:tblW w:type="auto" w:w="0"/>
+        <w:tblLook w:firstColumn="1" w:firstRow="1" w:lastColumn="0" w:lastRow="0" w:noHBand="0" w:noVBand="1" w:val="04A0"/>
+        <w:tblBorders>
+          <w:top w:val="single" w:sz="4" w:space="0" w:color="D1D5DB"/>
+          <w:left w:val="single" w:sz="4" w:space="0" w:color="D1D5DB"/>
+          <w:bottom w:val="single" w:sz="4" w:space="0" w:color="D1D5DB"/>
+          <w:right w:val="single" w:sz="4" w:space="0" w:color="D1D5DB"/>
+          <w:insideH w:val="single" w:sz="4" w:space="0" w:color="D1D5DB"/>
+          <w:insideV w:val="single" w:sz="4" w:space="0" w:color="D1D5DB"/>
+        </w:tblBorders>
+      </w:tblPr>
+      <w:tblGrid>
+        <w:gridCol w:w="9746"/>
+      </w:tblGrid>
+      <w:tr>
+        <w:tc>
+          <w:tcPr>
+            <w:tcW w:type="dxa" w:w="9746"/>
+            <w:shd w:val="clear" w:color="auto" w:fill="1E1E1F"/>
+            <w:tcMar>
+              <w:top w:w="80" w:type="dxa"/>
+              <w:bottom w:w="80" w:type="dxa"/>
+              <w:start w:w="120" w:type="dxa"/>
+              <w:end w:w="120" w:type="dxa"/>
+            </w:tcMar>
+          </w:tcPr>
+          <w:p>
+            <w:pPr>
+              <w:spacing w:after="0" w:line="240" w:lineRule="auto"/>
+            </w:pPr>
+            <w:r/>
+            <w:r>
+              <w:rPr>
+                <w:rFonts w:ascii="Consolas" w:hAnsi="Consolas"/>
+                <w:color w:val="E8EAED"/>
+                <w:sz w:val="18"/>
+              </w:rPr>
+              <w:t>fetch("/api/auth/registro",{method:"POST",headers:{</w:t>
+            </w:r>
+          </w:p>
+          <w:p>
+            <w:pPr>
+              <w:spacing w:after="0" w:line="240" w:lineRule="auto"/>
+            </w:pPr>
+            <w:r>
+              <w:rPr>
+                <w:rFonts w:ascii="Consolas" w:hAnsi="Consolas"/>
+                <w:color w:val="E8EAED"/>
+                <w:sz w:val="18"/>
+              </w:rPr>
+              <w:t xml:space="preserve">  "Content-Type":"application/json"},</w:t>
+            </w:r>
+          </w:p>
+          <w:p>
+            <w:pPr>
+              <w:spacing w:after="0" w:line="240" w:lineRule="auto"/>
+            </w:pPr>
+            <w:r>
+              <w:rPr>
+                <w:rFonts w:ascii="Consolas" w:hAnsi="Consolas"/>
+                <w:color w:val="E8EAED"/>
+                <w:sz w:val="18"/>
+              </w:rPr>
+              <w:t xml:space="preserve">  body:JSON.stringify({nombres:"Intruso",apellidos:"Prueba",</w:t>
+            </w:r>
+          </w:p>
+          <w:p>
+            <w:pPr>
+              <w:spacing w:after="0" w:line="240" w:lineRule="auto"/>
+            </w:pPr>
+            <w:r>
+              <w:rPr>
+                <w:rFonts w:ascii="Consolas" w:hAnsi="Consolas"/>
+                <w:color w:val="E8EAED"/>
+                <w:sz w:val="18"/>
+              </w:rPr>
+              <w:t xml:space="preserve">  correo:"admin.consola@amigo.edu.co",contrasena:"Password123",</w:t>
+            </w:r>
+          </w:p>
+          <w:p>
+            <w:pPr>
+              <w:spacing w:after="0" w:line="240" w:lineRule="auto"/>
+            </w:pPr>
+            <w:r>
+              <w:rPr>
+                <w:rFonts w:ascii="Consolas" w:hAnsi="Consolas"/>
+                <w:color w:val="E8EAED"/>
+                <w:sz w:val="18"/>
+              </w:rPr>
+              <w:t xml:space="preserve">  rol:"admin"})}).then(r=&gt;r.json()).then(console.log)</w:t>
+            </w:r>
+          </w:p>
+        </w:tc>
+      </w:tr>
+    </w:tbl>
+    <w:tbl>
+      <w:tblPr>
+        <w:tblW w:type="auto" w:w="0"/>
+        <w:tblLook w:firstColumn="1" w:firstRow="1" w:lastColumn="0" w:lastRow="0" w:noHBand="0" w:noVBand="1" w:val="04A0"/>
+        <w:tblBorders>
+          <w:top w:val="single" w:sz="4" w:space="0" w:color="D1D5DB"/>
+          <w:left w:val="single" w:sz="4" w:space="0" w:color="D1D5DB"/>
+          <w:bottom w:val="single" w:sz="4" w:space="0" w:color="D1D5DB"/>
+          <w:right w:val="single" w:sz="4" w:space="0" w:color="D1D5DB"/>
+          <w:insideH w:val="single" w:sz="4" w:space="0" w:color="D1D5DB"/>
+          <w:insideV w:val="single" w:sz="4" w:space="0" w:color="D1D5DB"/>
+        </w:tblBorders>
+      </w:tblPr>
+      <w:tblGrid>
+        <w:gridCol w:w="4873"/>
+        <w:gridCol w:w="4873"/>
+      </w:tblGrid>
+      <w:tr>
+        <w:tc>
+          <w:tcPr>
+            <w:tcW w:type="dxa" w:w="2381"/>
+            <w:shd w:val="clear" w:color="auto" w:fill="D7EDEA"/>
+            <w:tcMar>
+              <w:top w:w="40" w:type="dxa"/>
+              <w:bottom w:w="40" w:type="dxa"/>
+              <w:start w:w="80" w:type="dxa"/>
+              <w:end w:w="80" w:type="dxa"/>
+            </w:tcMar>
+          </w:tcPr>
+          <w:p>
+            <w:r/>
+            <w:r>
+              <w:rPr>
+                <w:b/>
+                <w:sz w:val="19"/>
+              </w:rPr>
+              <w:t>Requisito</w:t>
+            </w:r>
+          </w:p>
+        </w:tc>
+        <w:tc>
+          <w:tcPr>
+            <w:tcW w:type="dxa" w:w="7087"/>
+            <w:tcMar>
+              <w:top w:w="40" w:type="dxa"/>
+              <w:bottom w:w="40" w:type="dxa"/>
+              <w:start w:w="80" w:type="dxa"/>
+              <w:end w:w="80" w:type="dxa"/>
+            </w:tcMar>
+          </w:tcPr>
+          <w:p>
+            <w:r/>
+            <w:r>
+              <w:rPr>
+                <w:b w:val="0"/>
+                <w:sz w:val="19"/>
+              </w:rPr>
+              <w:t>R1 · RRN02</w:t>
+            </w:r>
+          </w:p>
+        </w:tc>
+      </w:tr>
+      <w:tr>
+        <w:tc>
+          <w:tcPr>
+            <w:tcW w:type="dxa" w:w="2381"/>
+            <w:shd w:val="clear" w:color="auto" w:fill="D7EDEA"/>
+            <w:tcMar>
+              <w:top w:w="40" w:type="dxa"/>
+              <w:bottom w:w="40" w:type="dxa"/>
+              <w:start w:w="80" w:type="dxa"/>
+              <w:end w:w="80" w:type="dxa"/>
+            </w:tcMar>
+          </w:tcPr>
+          <w:p>
+            <w:r/>
+            <w:r>
+              <w:rPr>
+                <w:b/>
+                <w:sz w:val="19"/>
+              </w:rPr>
+              <w:t>Resultado esperado</w:t>
+            </w:r>
+          </w:p>
+        </w:tc>
+        <w:tc>
+          <w:tcPr>
+            <w:tcW w:type="dxa" w:w="7087"/>
+            <w:tcMar>
+              <w:top w:w="40" w:type="dxa"/>
+              <w:bottom w:w="40" w:type="dxa"/>
+              <w:start w:w="80" w:type="dxa"/>
+              <w:end w:w="80" w:type="dxa"/>
+            </w:tcMar>
+          </w:tcPr>
+          <w:p>
+            <w:r/>
+            <w:r>
+              <w:rPr>
+                <w:b w:val="0"/>
+                <w:sz w:val="19"/>
+              </w:rPr>
+              <w:t>La consola muestra {error: "Rol inválido"} y la pestaña Red, el código 400. No se crea la cuenta.</w:t>
+            </w:r>
+          </w:p>
+        </w:tc>
+      </w:tr>
+      <w:tr>
+        <w:tc>
+          <w:tcPr>
+            <w:tcW w:type="dxa" w:w="2381"/>
+            <w:shd w:val="clear" w:color="auto" w:fill="D7EDEA"/>
+            <w:tcMar>
+              <w:top w:w="40" w:type="dxa"/>
+              <w:bottom w:w="40" w:type="dxa"/>
+              <w:start w:w="80" w:type="dxa"/>
+              <w:end w:w="80" w:type="dxa"/>
+            </w:tcMar>
+          </w:tcPr>
+          <w:p>
+            <w:r/>
+            <w:r>
+              <w:rPr>
+                <w:b/>
+                <w:sz w:val="19"/>
+              </w:rPr>
+              <w:t>Resultado real</w:t>
+            </w:r>
+          </w:p>
+        </w:tc>
+        <w:tc>
+          <w:tcPr>
+            <w:tcW w:type="dxa" w:w="7087"/>
+            <w:tcMar>
+              <w:top w:w="40" w:type="dxa"/>
+              <w:bottom w:w="40" w:type="dxa"/>
+              <w:start w:w="80" w:type="dxa"/>
+              <w:end w:w="80" w:type="dxa"/>
+            </w:tcMar>
+          </w:tcPr>
+          <w:p>
+            <w:r/>
+            <w:r>
+              <w:rPr>
+                <w:b w:val="0"/>
+                <w:sz w:val="19"/>
+              </w:rPr>
+              <w:t>La consola muestra {error: 'Rol inválido'} y la pestaña Red el código 400. El servidor no crea la cuenta de administrador.</w:t>
+            </w:r>
+          </w:p>
+        </w:tc>
+      </w:tr>
+      <w:tr>
+        <w:tc>
+          <w:tcPr>
+            <w:tcW w:type="dxa" w:w="2381"/>
+            <w:shd w:val="clear" w:color="auto" w:fill="D7EDEA"/>
+            <w:tcMar>
+              <w:top w:w="40" w:type="dxa"/>
+              <w:bottom w:w="40" w:type="dxa"/>
+              <w:start w:w="80" w:type="dxa"/>
+              <w:end w:w="80" w:type="dxa"/>
+            </w:tcMar>
+          </w:tcPr>
+          <w:p>
+            <w:r/>
+            <w:r>
+              <w:rPr>
+                <w:b/>
+                <w:sz w:val="19"/>
+              </w:rPr>
+              <w:t>Código HTTP</w:t>
+            </w:r>
+          </w:p>
+        </w:tc>
+        <w:tc>
+          <w:tcPr>
+            <w:tcW w:type="dxa" w:w="7087"/>
+            <w:tcMar>
+              <w:top w:w="40" w:type="dxa"/>
+              <w:bottom w:w="40" w:type="dxa"/>
+              <w:start w:w="80" w:type="dxa"/>
+              <w:end w:w="80" w:type="dxa"/>
+            </w:tcMar>
+          </w:tcPr>
+          <w:p>
+            <w:r/>
+            <w:r>
+              <w:rPr>
+                <w:b w:val="0"/>
+                <w:sz w:val="19"/>
+              </w:rPr>
+              <w:t>400</w:t>
+            </w:r>
+          </w:p>
+        </w:tc>
+      </w:tr>
+      <w:tr>
+        <w:tc>
+          <w:tcPr>
+            <w:tcW w:type="dxa" w:w="2381"/>
+            <w:shd w:val="clear" w:color="auto" w:fill="D7EDEA"/>
+            <w:tcMar>
+              <w:top w:w="40" w:type="dxa"/>
+              <w:bottom w:w="40" w:type="dxa"/>
+              <w:start w:w="80" w:type="dxa"/>
+              <w:end w:w="80" w:type="dxa"/>
+            </w:tcMar>
+          </w:tcPr>
+          <w:p>
+            <w:r/>
+            <w:r>
+              <w:rPr>
+                <w:b/>
+                <w:sz w:val="19"/>
+              </w:rPr>
+              <w:t>Estado</w:t>
+            </w:r>
+          </w:p>
+        </w:tc>
+        <w:tc>
+          <w:tcPr>
+            <w:tcW w:type="dxa" w:w="7087"/>
+            <w:tcMar>
+              <w:top w:w="40" w:type="dxa"/>
+              <w:bottom w:w="40" w:type="dxa"/>
+              <w:start w:w="80" w:type="dxa"/>
+              <w:end w:w="80" w:type="dxa"/>
+            </w:tcMar>
+          </w:tcPr>
+          <w:p>
+            <w:r/>
+            <w:r>
+              <w:rPr>
+                <w:b w:val="0"/>
+                <w:sz w:val="19"/>
+              </w:rPr>
+              <w:t>Aprobado</w:t>
+            </w:r>
+          </w:p>
+        </w:tc>
+      </w:tr>
+      <w:tr>
+        <w:tc>
+          <w:tcPr>
+            <w:tcW w:type="dxa" w:w="2381"/>
+            <w:shd w:val="clear" w:color="auto" w:fill="D7EDEA"/>
+            <w:tcMar>
+              <w:top w:w="40" w:type="dxa"/>
+              <w:bottom w:w="40" w:type="dxa"/>
+              <w:start w:w="80" w:type="dxa"/>
+              <w:end w:w="80" w:type="dxa"/>
+            </w:tcMar>
+          </w:tcPr>
+          <w:p>
+            <w:r/>
+            <w:r>
+              <w:rPr>
+                <w:b/>
+                <w:sz w:val="19"/>
+              </w:rPr>
+              <w:t>Evidencia</w:t>
+            </w:r>
+          </w:p>
+        </w:tc>
+        <w:tc>
+          <w:tcPr>
+            <w:tcW w:type="dxa" w:w="7087"/>
+            <w:tcMar>
+              <w:top w:w="40" w:type="dxa"/>
+              <w:bottom w:w="40" w:type="dxa"/>
+              <w:start w:w="80" w:type="dxa"/>
+              <w:end w:w="80" w:type="dxa"/>
+            </w:tcMar>
+          </w:tcPr>
+          <w:p>
+            <w:r/>
+            <w:r>
+              <w:rPr>
+                <w:b w:val="0"/>
+                <w:sz w:val="19"/>
+              </w:rPr>
+              <w:t>EV-CP008-CONSOLA.png</w:t>
+            </w:r>
+          </w:p>
+        </w:tc>
+      </w:tr>
+    </w:tbl>
+    <w:p/>
+    <w:p>
+      <w:pPr>
+        <w:pStyle w:val="Heading3"/>
+      </w:pPr>
+      <w:r>
+        <w:t>CP-018 · Un estudiante no puede guardar un perfil de docente</w:t>
+      </w:r>
+    </w:p>
+    <w:p>
+      <w:pPr>
+        <w:spacing w:after="60"/>
+      </w:pPr>
+      <w:r>
+        <w:rPr>
+          <w:b w:val="0"/>
+          <w:i w:val="0"/>
+          <w:sz w:val="21"/>
+        </w:rPr>
+        <w:t>Un estudiante autenticado intenta usar el endpoint de perfil de docente (control de acceso por rol).</w:t>
+      </w:r>
+    </w:p>
+    <w:p>
+      <w:pPr>
+        <w:spacing w:after="40"/>
+      </w:pPr>
+      <w:r>
+        <w:rPr>
+          <w:b/>
+          <w:i w:val="0"/>
+          <w:sz w:val="19"/>
+        </w:rPr>
+        <w:t>Comando (pestaña Consola de F12):</w:t>
+      </w:r>
+    </w:p>
+    <w:tbl>
+      <w:tblPr>
+        <w:tblW w:type="auto" w:w="0"/>
+        <w:tblLook w:firstColumn="1" w:firstRow="1" w:lastColumn="0" w:lastRow="0" w:noHBand="0" w:noVBand="1" w:val="04A0"/>
+        <w:tblBorders>
+          <w:top w:val="single" w:sz="4" w:space="0" w:color="D1D5DB"/>
+          <w:left w:val="single" w:sz="4" w:space="0" w:color="D1D5DB"/>
+          <w:bottom w:val="single" w:sz="4" w:space="0" w:color="D1D5DB"/>
+          <w:right w:val="single" w:sz="4" w:space="0" w:color="D1D5DB"/>
+          <w:insideH w:val="single" w:sz="4" w:space="0" w:color="D1D5DB"/>
+          <w:insideV w:val="single" w:sz="4" w:space="0" w:color="D1D5DB"/>
+        </w:tblBorders>
+      </w:tblPr>
+      <w:tblGrid>
+        <w:gridCol w:w="9746"/>
+      </w:tblGrid>
+      <w:tr>
+        <w:tc>
+          <w:tcPr>
+            <w:tcW w:type="dxa" w:w="9746"/>
+            <w:shd w:val="clear" w:color="auto" w:fill="1E1E1F"/>
+            <w:tcMar>
+              <w:top w:w="80" w:type="dxa"/>
+              <w:bottom w:w="80" w:type="dxa"/>
+              <w:start w:w="120" w:type="dxa"/>
+              <w:end w:w="120" w:type="dxa"/>
+            </w:tcMar>
+          </w:tcPr>
+          <w:p>
+            <w:pPr>
+              <w:spacing w:after="0" w:line="240" w:lineRule="auto"/>
+            </w:pPr>
+            <w:r/>
+            <w:r>
+              <w:rPr>
+                <w:rFonts w:ascii="Consolas" w:hAnsi="Consolas"/>
+                <w:color w:val="E8EAED"/>
+                <w:sz w:val="18"/>
+              </w:rPr>
+              <w:t>fetch("/api/perfil/docente",{method:"POST",headers:{</w:t>
+            </w:r>
+          </w:p>
+          <w:p>
+            <w:pPr>
+              <w:spacing w:after="0" w:line="240" w:lineRule="auto"/>
+            </w:pPr>
+            <w:r>
+              <w:rPr>
+                <w:rFonts w:ascii="Consolas" w:hAnsi="Consolas"/>
+                <w:color w:val="E8EAED"/>
+                <w:sz w:val="18"/>
+              </w:rPr>
+              <w:t xml:space="preserve">  "Content-Type":"application/json",Authorization:"Bearer "</w:t>
+            </w:r>
+          </w:p>
+          <w:p>
+            <w:pPr>
+              <w:spacing w:after="0" w:line="240" w:lineRule="auto"/>
+            </w:pPr>
+            <w:r>
+              <w:rPr>
+                <w:rFonts w:ascii="Consolas" w:hAnsi="Consolas"/>
+                <w:color w:val="E8EAED"/>
+                <w:sz w:val="18"/>
+              </w:rPr>
+              <w:t xml:space="preserve">  +localStorage.getItem("cp.token")},</w:t>
+            </w:r>
+          </w:p>
+          <w:p>
+            <w:pPr>
+              <w:spacing w:after="0" w:line="240" w:lineRule="auto"/>
+            </w:pPr>
+            <w:r>
+              <w:rPr>
+                <w:rFonts w:ascii="Consolas" w:hAnsi="Consolas"/>
+                <w:color w:val="E8EAED"/>
+                <w:sz w:val="18"/>
+              </w:rPr>
+              <w:t xml:space="preserve">  body:JSON.stringify({cedula:"12345",facultad:"Ingenierías"})})</w:t>
+            </w:r>
+          </w:p>
+          <w:p>
+            <w:pPr>
+              <w:spacing w:after="0" w:line="240" w:lineRule="auto"/>
+            </w:pPr>
+            <w:r>
+              <w:rPr>
+                <w:rFonts w:ascii="Consolas" w:hAnsi="Consolas"/>
+                <w:color w:val="E8EAED"/>
+                <w:sz w:val="18"/>
+              </w:rPr>
+              <w:t xml:space="preserve">  .then(r=&gt;r.json()).then(console.log)</w:t>
+            </w:r>
+          </w:p>
+        </w:tc>
+      </w:tr>
+    </w:tbl>
+    <w:tbl>
+      <w:tblPr>
+        <w:tblW w:type="auto" w:w="0"/>
+        <w:tblLook w:firstColumn="1" w:firstRow="1" w:lastColumn="0" w:lastRow="0" w:noHBand="0" w:noVBand="1" w:val="04A0"/>
+        <w:tblBorders>
+          <w:top w:val="single" w:sz="4" w:space="0" w:color="D1D5DB"/>
+          <w:left w:val="single" w:sz="4" w:space="0" w:color="D1D5DB"/>
+          <w:bottom w:val="single" w:sz="4" w:space="0" w:color="D1D5DB"/>
+          <w:right w:val="single" w:sz="4" w:space="0" w:color="D1D5DB"/>
+          <w:insideH w:val="single" w:sz="4" w:space="0" w:color="D1D5DB"/>
+          <w:insideV w:val="single" w:sz="4" w:space="0" w:color="D1D5DB"/>
+        </w:tblBorders>
+      </w:tblPr>
+      <w:tblGrid>
+        <w:gridCol w:w="4873"/>
+        <w:gridCol w:w="4873"/>
+      </w:tblGrid>
+      <w:tr>
+        <w:tc>
+          <w:tcPr>
+            <w:tcW w:type="dxa" w:w="2381"/>
+            <w:shd w:val="clear" w:color="auto" w:fill="D7EDEA"/>
+            <w:tcMar>
+              <w:top w:w="40" w:type="dxa"/>
+              <w:bottom w:w="40" w:type="dxa"/>
+              <w:start w:w="80" w:type="dxa"/>
+              <w:end w:w="80" w:type="dxa"/>
+            </w:tcMar>
+          </w:tcPr>
+          <w:p>
+            <w:r/>
+            <w:r>
+              <w:rPr>
+                <w:b/>
+                <w:sz w:val="19"/>
+              </w:rPr>
+              <w:t>Requisito</w:t>
+            </w:r>
+          </w:p>
+        </w:tc>
+        <w:tc>
+          <w:tcPr>
+            <w:tcW w:type="dxa" w:w="7087"/>
+            <w:tcMar>
+              <w:top w:w="40" w:type="dxa"/>
+              <w:bottom w:w="40" w:type="dxa"/>
+              <w:start w:w="80" w:type="dxa"/>
+              <w:end w:w="80" w:type="dxa"/>
+            </w:tcMar>
+          </w:tcPr>
+          <w:p>
+            <w:r/>
+            <w:r>
+              <w:rPr>
+                <w:b w:val="0"/>
+                <w:sz w:val="19"/>
+              </w:rPr>
+              <w:t>R4 · RRN05</w:t>
+            </w:r>
+          </w:p>
+        </w:tc>
+      </w:tr>
+      <w:tr>
+        <w:tc>
+          <w:tcPr>
+            <w:tcW w:type="dxa" w:w="2381"/>
+            <w:shd w:val="clear" w:color="auto" w:fill="D7EDEA"/>
+            <w:tcMar>
+              <w:top w:w="40" w:type="dxa"/>
+              <w:bottom w:w="40" w:type="dxa"/>
+              <w:start w:w="80" w:type="dxa"/>
+              <w:end w:w="80" w:type="dxa"/>
+            </w:tcMar>
+          </w:tcPr>
+          <w:p>
+            <w:r/>
+            <w:r>
+              <w:rPr>
+                <w:b/>
+                <w:sz w:val="19"/>
+              </w:rPr>
+              <w:t>Resultado esperado</w:t>
+            </w:r>
+          </w:p>
+        </w:tc>
+        <w:tc>
+          <w:tcPr>
+            <w:tcW w:type="dxa" w:w="7087"/>
+            <w:tcMar>
+              <w:top w:w="40" w:type="dxa"/>
+              <w:bottom w:w="40" w:type="dxa"/>
+              <w:start w:w="80" w:type="dxa"/>
+              <w:end w:w="80" w:type="dxa"/>
+            </w:tcMar>
+          </w:tcPr>
+          <w:p>
+            <w:r/>
+            <w:r>
+              <w:rPr>
+                <w:b w:val="0"/>
+                <w:sz w:val="19"/>
+              </w:rPr>
+              <w:t>La consola muestra {error: "No tienes permiso para esto"} y la pestaña Red, el código 403. No se crea ningún perfil de docente.</w:t>
+            </w:r>
+          </w:p>
+        </w:tc>
+      </w:tr>
+      <w:tr>
+        <w:tc>
+          <w:tcPr>
+            <w:tcW w:type="dxa" w:w="2381"/>
+            <w:shd w:val="clear" w:color="auto" w:fill="D7EDEA"/>
+            <w:tcMar>
+              <w:top w:w="40" w:type="dxa"/>
+              <w:bottom w:w="40" w:type="dxa"/>
+              <w:start w:w="80" w:type="dxa"/>
+              <w:end w:w="80" w:type="dxa"/>
+            </w:tcMar>
+          </w:tcPr>
+          <w:p>
+            <w:r/>
+            <w:r>
+              <w:rPr>
+                <w:b/>
+                <w:sz w:val="19"/>
+              </w:rPr>
+              <w:t>Resultado real</w:t>
+            </w:r>
+          </w:p>
+        </w:tc>
+        <w:tc>
+          <w:tcPr>
+            <w:tcW w:type="dxa" w:w="7087"/>
+            <w:tcMar>
+              <w:top w:w="40" w:type="dxa"/>
+              <w:bottom w:w="40" w:type="dxa"/>
+              <w:start w:w="80" w:type="dxa"/>
+              <w:end w:w="80" w:type="dxa"/>
+            </w:tcMar>
+          </w:tcPr>
+          <w:p>
+            <w:r/>
+            <w:r>
+              <w:rPr>
+                <w:b w:val="0"/>
+                <w:sz w:val="19"/>
+              </w:rPr>
+              <w:t>La consola muestra {error: 'No tienes permiso para esto'} y la pestaña Red el código 403. El servidor no crea ningún perfil de docente para el estudiante.</w:t>
+            </w:r>
+          </w:p>
+        </w:tc>
+      </w:tr>
+      <w:tr>
+        <w:tc>
+          <w:tcPr>
+            <w:tcW w:type="dxa" w:w="2381"/>
+            <w:shd w:val="clear" w:color="auto" w:fill="D7EDEA"/>
+            <w:tcMar>
+              <w:top w:w="40" w:type="dxa"/>
+              <w:bottom w:w="40" w:type="dxa"/>
+              <w:start w:w="80" w:type="dxa"/>
+              <w:end w:w="80" w:type="dxa"/>
+            </w:tcMar>
+          </w:tcPr>
+          <w:p>
+            <w:r/>
+            <w:r>
+              <w:rPr>
+                <w:b/>
+                <w:sz w:val="19"/>
+              </w:rPr>
+              <w:t>Código HTTP</w:t>
+            </w:r>
+          </w:p>
+        </w:tc>
+        <w:tc>
+          <w:tcPr>
+            <w:tcW w:type="dxa" w:w="7087"/>
+            <w:tcMar>
+              <w:top w:w="40" w:type="dxa"/>
+              <w:bottom w:w="40" w:type="dxa"/>
+              <w:start w:w="80" w:type="dxa"/>
+              <w:end w:w="80" w:type="dxa"/>
+            </w:tcMar>
+          </w:tcPr>
+          <w:p>
+            <w:r/>
+            <w:r>
+              <w:rPr>
+                <w:b w:val="0"/>
+                <w:sz w:val="19"/>
+              </w:rPr>
+              <w:t>403</w:t>
+            </w:r>
+          </w:p>
+        </w:tc>
+      </w:tr>
+      <w:tr>
+        <w:tc>
+          <w:tcPr>
+            <w:tcW w:type="dxa" w:w="2381"/>
+            <w:shd w:val="clear" w:color="auto" w:fill="D7EDEA"/>
+            <w:tcMar>
+              <w:top w:w="40" w:type="dxa"/>
+              <w:bottom w:w="40" w:type="dxa"/>
+              <w:start w:w="80" w:type="dxa"/>
+              <w:end w:w="80" w:type="dxa"/>
+            </w:tcMar>
+          </w:tcPr>
+          <w:p>
+            <w:r/>
+            <w:r>
+              <w:rPr>
+                <w:b/>
+                <w:sz w:val="19"/>
+              </w:rPr>
+              <w:t>Estado</w:t>
+            </w:r>
+          </w:p>
+        </w:tc>
+        <w:tc>
+          <w:tcPr>
+            <w:tcW w:type="dxa" w:w="7087"/>
+            <w:tcMar>
+              <w:top w:w="40" w:type="dxa"/>
+              <w:bottom w:w="40" w:type="dxa"/>
+              <w:start w:w="80" w:type="dxa"/>
+              <w:end w:w="80" w:type="dxa"/>
+            </w:tcMar>
+          </w:tcPr>
+          <w:p>
+            <w:r/>
+            <w:r>
+              <w:rPr>
+                <w:b w:val="0"/>
+                <w:sz w:val="19"/>
+              </w:rPr>
+              <w:t>Aprobado</w:t>
+            </w:r>
+          </w:p>
+        </w:tc>
+      </w:tr>
+      <w:tr>
+        <w:tc>
+          <w:tcPr>
+            <w:tcW w:type="dxa" w:w="2381"/>
+            <w:shd w:val="clear" w:color="auto" w:fill="D7EDEA"/>
+            <w:tcMar>
+              <w:top w:w="40" w:type="dxa"/>
+              <w:bottom w:w="40" w:type="dxa"/>
+              <w:start w:w="80" w:type="dxa"/>
+              <w:end w:w="80" w:type="dxa"/>
+            </w:tcMar>
+          </w:tcPr>
+          <w:p>
+            <w:r/>
+            <w:r>
+              <w:rPr>
+                <w:b/>
+                <w:sz w:val="19"/>
+              </w:rPr>
+              <w:t>Evidencia</w:t>
+            </w:r>
+          </w:p>
+        </w:tc>
+        <w:tc>
+          <w:tcPr>
+            <w:tcW w:type="dxa" w:w="7087"/>
+            <w:tcMar>
+              <w:top w:w="40" w:type="dxa"/>
+              <w:bottom w:w="40" w:type="dxa"/>
+              <w:start w:w="80" w:type="dxa"/>
+              <w:end w:w="80" w:type="dxa"/>
+            </w:tcMar>
+          </w:tcPr>
+          <w:p>
+            <w:r/>
+            <w:r>
+              <w:rPr>
+                <w:b w:val="0"/>
+                <w:sz w:val="19"/>
+              </w:rPr>
+              <w:t>EV-CP018-CONSOLA.png</w:t>
+            </w:r>
+          </w:p>
+        </w:tc>
+      </w:tr>
+    </w:tbl>
+    <w:p/>
+    <w:p>
+      <w:pPr>
+        <w:pStyle w:val="Heading3"/>
+      </w:pPr>
+      <w:r>
+        <w:t>CP-021 · Rechazo de tutoría con docente inexistente</w:t>
+      </w:r>
+    </w:p>
+    <w:p>
+      <w:pPr>
+        <w:spacing w:after="60"/>
+      </w:pPr>
+      <w:r>
+        <w:rPr>
+          <w:b w:val="0"/>
+          <w:i w:val="0"/>
+          <w:sz w:val="21"/>
+        </w:rPr>
+        <w:t>Se programa una tutoría con un docente que no existe; el servidor debe responder 404 sin caerse.</w:t>
+      </w:r>
+    </w:p>
+    <w:p>
+      <w:pPr>
+        <w:spacing w:after="40"/>
+      </w:pPr>
+      <w:r>
+        <w:rPr>
+          <w:b/>
+          <w:i w:val="0"/>
+          <w:sz w:val="19"/>
+        </w:rPr>
+        <w:t>Comando (pestaña Consola de F12):</w:t>
+      </w:r>
+    </w:p>
+    <w:tbl>
+      <w:tblPr>
+        <w:tblW w:type="auto" w:w="0"/>
+        <w:tblLook w:firstColumn="1" w:firstRow="1" w:lastColumn="0" w:lastRow="0" w:noHBand="0" w:noVBand="1" w:val="04A0"/>
+        <w:tblBorders>
+          <w:top w:val="single" w:sz="4" w:space="0" w:color="D1D5DB"/>
+          <w:left w:val="single" w:sz="4" w:space="0" w:color="D1D5DB"/>
+          <w:bottom w:val="single" w:sz="4" w:space="0" w:color="D1D5DB"/>
+          <w:right w:val="single" w:sz="4" w:space="0" w:color="D1D5DB"/>
+          <w:insideH w:val="single" w:sz="4" w:space="0" w:color="D1D5DB"/>
+          <w:insideV w:val="single" w:sz="4" w:space="0" w:color="D1D5DB"/>
+        </w:tblBorders>
+      </w:tblPr>
+      <w:tblGrid>
+        <w:gridCol w:w="9746"/>
+      </w:tblGrid>
+      <w:tr>
+        <w:tc>
+          <w:tcPr>
+            <w:tcW w:type="dxa" w:w="9746"/>
+            <w:shd w:val="clear" w:color="auto" w:fill="1E1E1F"/>
+            <w:tcMar>
+              <w:top w:w="80" w:type="dxa"/>
+              <w:bottom w:w="80" w:type="dxa"/>
+              <w:start w:w="120" w:type="dxa"/>
+              <w:end w:w="120" w:type="dxa"/>
+            </w:tcMar>
+          </w:tcPr>
+          <w:p>
+            <w:pPr>
+              <w:spacing w:after="0" w:line="240" w:lineRule="auto"/>
+            </w:pPr>
+            <w:r/>
+            <w:r>
+              <w:rPr>
+                <w:rFonts w:ascii="Consolas" w:hAnsi="Consolas"/>
+                <w:color w:val="E8EAED"/>
+                <w:sz w:val="18"/>
+              </w:rPr>
+              <w:t>fetch("/api/tutorias",{method:"POST",headers:{</w:t>
+            </w:r>
+          </w:p>
+          <w:p>
+            <w:pPr>
+              <w:spacing w:after="0" w:line="240" w:lineRule="auto"/>
+            </w:pPr>
+            <w:r>
+              <w:rPr>
+                <w:rFonts w:ascii="Consolas" w:hAnsi="Consolas"/>
+                <w:color w:val="E8EAED"/>
+                <w:sz w:val="18"/>
+              </w:rPr>
+              <w:t xml:space="preserve">  "Content-Type":"application/json",Authorization:"Bearer "</w:t>
+            </w:r>
+          </w:p>
+          <w:p>
+            <w:pPr>
+              <w:spacing w:after="0" w:line="240" w:lineRule="auto"/>
+            </w:pPr>
+            <w:r>
+              <w:rPr>
+                <w:rFonts w:ascii="Consolas" w:hAnsi="Consolas"/>
+                <w:color w:val="E8EAED"/>
+                <w:sz w:val="18"/>
+              </w:rPr>
+              <w:t xml:space="preserve">  +localStorage.getItem("cp.token")},</w:t>
+            </w:r>
+          </w:p>
+          <w:p>
+            <w:pPr>
+              <w:spacing w:after="0" w:line="240" w:lineRule="auto"/>
+            </w:pPr>
+            <w:r>
+              <w:rPr>
+                <w:rFonts w:ascii="Consolas" w:hAnsi="Consolas"/>
+                <w:color w:val="E8EAED"/>
+                <w:sz w:val="18"/>
+              </w:rPr>
+              <w:t xml:space="preserve">  body:JSON.stringify({docente_id:999999,</w:t>
+            </w:r>
+          </w:p>
+          <w:p>
+            <w:pPr>
+              <w:spacing w:after="0" w:line="240" w:lineRule="auto"/>
+            </w:pPr>
+            <w:r>
+              <w:rPr>
+                <w:rFonts w:ascii="Consolas" w:hAnsi="Consolas"/>
+                <w:color w:val="E8EAED"/>
+                <w:sz w:val="18"/>
+              </w:rPr>
+              <w:t xml:space="preserve">  asignatura:"Cálculo Diferencial",modalidad:"Virtual",</w:t>
+            </w:r>
+          </w:p>
+          <w:p>
+            <w:pPr>
+              <w:spacing w:after="0" w:line="240" w:lineRule="auto"/>
+            </w:pPr>
+            <w:r>
+              <w:rPr>
+                <w:rFonts w:ascii="Consolas" w:hAnsi="Consolas"/>
+                <w:color w:val="E8EAED"/>
+                <w:sz w:val="18"/>
+              </w:rPr>
+              <w:t xml:space="preserve">  fecha:"2027-02-15",hora:"10:00"})}).then(r=&gt;r.json()).then(console.log)</w:t>
+            </w:r>
+          </w:p>
+        </w:tc>
+      </w:tr>
+    </w:tbl>
+    <w:tbl>
+      <w:tblPr>
+        <w:tblW w:type="auto" w:w="0"/>
+        <w:tblLook w:firstColumn="1" w:firstRow="1" w:lastColumn="0" w:lastRow="0" w:noHBand="0" w:noVBand="1" w:val="04A0"/>
+        <w:tblBorders>
+          <w:top w:val="single" w:sz="4" w:space="0" w:color="D1D5DB"/>
+          <w:left w:val="single" w:sz="4" w:space="0" w:color="D1D5DB"/>
+          <w:bottom w:val="single" w:sz="4" w:space="0" w:color="D1D5DB"/>
+          <w:right w:val="single" w:sz="4" w:space="0" w:color="D1D5DB"/>
+          <w:insideH w:val="single" w:sz="4" w:space="0" w:color="D1D5DB"/>
+          <w:insideV w:val="single" w:sz="4" w:space="0" w:color="D1D5DB"/>
+        </w:tblBorders>
+      </w:tblPr>
+      <w:tblGrid>
+        <w:gridCol w:w="4873"/>
+        <w:gridCol w:w="4873"/>
+      </w:tblGrid>
+      <w:tr>
+        <w:tc>
+          <w:tcPr>
+            <w:tcW w:type="dxa" w:w="2381"/>
+            <w:shd w:val="clear" w:color="auto" w:fill="D7EDEA"/>
+            <w:tcMar>
+              <w:top w:w="40" w:type="dxa"/>
+              <w:bottom w:w="40" w:type="dxa"/>
+              <w:start w:w="80" w:type="dxa"/>
+              <w:end w:w="80" w:type="dxa"/>
+            </w:tcMar>
+          </w:tcPr>
+          <w:p>
+            <w:r/>
+            <w:r>
+              <w:rPr>
+                <w:b/>
+                <w:sz w:val="19"/>
+              </w:rPr>
+              <w:t>Requisito</w:t>
+            </w:r>
+          </w:p>
+        </w:tc>
+        <w:tc>
+          <w:tcPr>
+            <w:tcW w:type="dxa" w:w="7087"/>
+            <w:tcMar>
+              <w:top w:w="40" w:type="dxa"/>
+              <w:bottom w:w="40" w:type="dxa"/>
+              <w:start w:w="80" w:type="dxa"/>
+              <w:end w:w="80" w:type="dxa"/>
+            </w:tcMar>
+          </w:tcPr>
+          <w:p>
+            <w:r/>
+            <w:r>
+              <w:rPr>
+                <w:b w:val="0"/>
+                <w:sz w:val="19"/>
+              </w:rPr>
+              <w:t>R5 · R-03</w:t>
+            </w:r>
+          </w:p>
+        </w:tc>
+      </w:tr>
+      <w:tr>
+        <w:tc>
+          <w:tcPr>
+            <w:tcW w:type="dxa" w:w="2381"/>
+            <w:shd w:val="clear" w:color="auto" w:fill="D7EDEA"/>
+            <w:tcMar>
+              <w:top w:w="40" w:type="dxa"/>
+              <w:bottom w:w="40" w:type="dxa"/>
+              <w:start w:w="80" w:type="dxa"/>
+              <w:end w:w="80" w:type="dxa"/>
+            </w:tcMar>
+          </w:tcPr>
+          <w:p>
+            <w:r/>
+            <w:r>
+              <w:rPr>
+                <w:b/>
+                <w:sz w:val="19"/>
+              </w:rPr>
+              <w:t>Resultado esperado</w:t>
+            </w:r>
+          </w:p>
+        </w:tc>
+        <w:tc>
+          <w:tcPr>
+            <w:tcW w:type="dxa" w:w="7087"/>
+            <w:tcMar>
+              <w:top w:w="40" w:type="dxa"/>
+              <w:bottom w:w="40" w:type="dxa"/>
+              <w:start w:w="80" w:type="dxa"/>
+              <w:end w:w="80" w:type="dxa"/>
+            </w:tcMar>
+          </w:tcPr>
+          <w:p>
+            <w:r/>
+            <w:r>
+              <w:rPr>
+                <w:b w:val="0"/>
+                <w:sz w:val="19"/>
+              </w:rPr>
+              <w:t>La consola muestra {error: "Docente no encontrado o inactivo"} y la pestaña Red, el código 404. Al recargar, la página carga normal: el servidor sigue arriba (no hay error 500).</w:t>
+            </w:r>
+          </w:p>
+        </w:tc>
+      </w:tr>
+      <w:tr>
+        <w:tc>
+          <w:tcPr>
+            <w:tcW w:type="dxa" w:w="2381"/>
+            <w:shd w:val="clear" w:color="auto" w:fill="D7EDEA"/>
+            <w:tcMar>
+              <w:top w:w="40" w:type="dxa"/>
+              <w:bottom w:w="40" w:type="dxa"/>
+              <w:start w:w="80" w:type="dxa"/>
+              <w:end w:w="80" w:type="dxa"/>
+            </w:tcMar>
+          </w:tcPr>
+          <w:p>
+            <w:r/>
+            <w:r>
+              <w:rPr>
+                <w:b/>
+                <w:sz w:val="19"/>
+              </w:rPr>
+              <w:t>Resultado real</w:t>
+            </w:r>
+          </w:p>
+        </w:tc>
+        <w:tc>
+          <w:tcPr>
+            <w:tcW w:type="dxa" w:w="7087"/>
+            <w:tcMar>
+              <w:top w:w="40" w:type="dxa"/>
+              <w:bottom w:w="40" w:type="dxa"/>
+              <w:start w:w="80" w:type="dxa"/>
+              <w:end w:w="80" w:type="dxa"/>
+            </w:tcMar>
+          </w:tcPr>
+          <w:p>
+            <w:r/>
+            <w:r>
+              <w:rPr>
+                <w:b w:val="0"/>
+                <w:sz w:val="19"/>
+              </w:rPr>
+              <w:t>La consola muestra {error: 'Docente no encontrado o inactivo'} y la pestaña Red el código 404. Al recargar, la página carga normal y el servidor sigue arriba (no hay error 500).</w:t>
+            </w:r>
+          </w:p>
+        </w:tc>
+      </w:tr>
+      <w:tr>
+        <w:tc>
+          <w:tcPr>
+            <w:tcW w:type="dxa" w:w="2381"/>
+            <w:shd w:val="clear" w:color="auto" w:fill="D7EDEA"/>
+            <w:tcMar>
+              <w:top w:w="40" w:type="dxa"/>
+              <w:bottom w:w="40" w:type="dxa"/>
+              <w:start w:w="80" w:type="dxa"/>
+              <w:end w:w="80" w:type="dxa"/>
+            </w:tcMar>
+          </w:tcPr>
+          <w:p>
+            <w:r/>
+            <w:r>
+              <w:rPr>
+                <w:b/>
+                <w:sz w:val="19"/>
+              </w:rPr>
+              <w:t>Código HTTP</w:t>
+            </w:r>
+          </w:p>
+        </w:tc>
+        <w:tc>
+          <w:tcPr>
+            <w:tcW w:type="dxa" w:w="7087"/>
+            <w:tcMar>
+              <w:top w:w="40" w:type="dxa"/>
+              <w:bottom w:w="40" w:type="dxa"/>
+              <w:start w:w="80" w:type="dxa"/>
+              <w:end w:w="80" w:type="dxa"/>
+            </w:tcMar>
+          </w:tcPr>
+          <w:p>
+            <w:r/>
+            <w:r>
+              <w:rPr>
+                <w:b w:val="0"/>
+                <w:sz w:val="19"/>
+              </w:rPr>
+              <w:t>404</w:t>
+            </w:r>
+          </w:p>
+        </w:tc>
+      </w:tr>
+      <w:tr>
+        <w:tc>
+          <w:tcPr>
+            <w:tcW w:type="dxa" w:w="2381"/>
+            <w:shd w:val="clear" w:color="auto" w:fill="D7EDEA"/>
+            <w:tcMar>
+              <w:top w:w="40" w:type="dxa"/>
+              <w:bottom w:w="40" w:type="dxa"/>
+              <w:start w:w="80" w:type="dxa"/>
+              <w:end w:w="80" w:type="dxa"/>
+            </w:tcMar>
+          </w:tcPr>
+          <w:p>
+            <w:r/>
+            <w:r>
+              <w:rPr>
+                <w:b/>
+                <w:sz w:val="19"/>
+              </w:rPr>
+              <w:t>Estado</w:t>
+            </w:r>
+          </w:p>
+        </w:tc>
+        <w:tc>
+          <w:tcPr>
+            <w:tcW w:type="dxa" w:w="7087"/>
+            <w:tcMar>
+              <w:top w:w="40" w:type="dxa"/>
+              <w:bottom w:w="40" w:type="dxa"/>
+              <w:start w:w="80" w:type="dxa"/>
+              <w:end w:w="80" w:type="dxa"/>
+            </w:tcMar>
+          </w:tcPr>
+          <w:p>
+            <w:r/>
+            <w:r>
+              <w:rPr>
+                <w:b w:val="0"/>
+                <w:sz w:val="19"/>
+              </w:rPr>
+              <w:t>Aprobado</w:t>
+            </w:r>
+          </w:p>
+        </w:tc>
+      </w:tr>
+      <w:tr>
+        <w:tc>
+          <w:tcPr>
+            <w:tcW w:type="dxa" w:w="2381"/>
+            <w:shd w:val="clear" w:color="auto" w:fill="D7EDEA"/>
+            <w:tcMar>
+              <w:top w:w="40" w:type="dxa"/>
+              <w:bottom w:w="40" w:type="dxa"/>
+              <w:start w:w="80" w:type="dxa"/>
+              <w:end w:w="80" w:type="dxa"/>
+            </w:tcMar>
+          </w:tcPr>
+          <w:p>
+            <w:r/>
+            <w:r>
+              <w:rPr>
+                <w:b/>
+                <w:sz w:val="19"/>
+              </w:rPr>
+              <w:t>Evidencia</w:t>
+            </w:r>
+          </w:p>
+        </w:tc>
+        <w:tc>
+          <w:tcPr>
+            <w:tcW w:type="dxa" w:w="7087"/>
+            <w:tcMar>
+              <w:top w:w="40" w:type="dxa"/>
+              <w:bottom w:w="40" w:type="dxa"/>
+              <w:start w:w="80" w:type="dxa"/>
+              <w:end w:w="80" w:type="dxa"/>
+            </w:tcMar>
+          </w:tcPr>
+          <w:p>
+            <w:r/>
+            <w:r>
+              <w:rPr>
+                <w:b w:val="0"/>
+                <w:sz w:val="19"/>
+              </w:rPr>
+              <w:t>EV-CP021-CONSOLA.png</w:t>
+            </w:r>
+          </w:p>
+        </w:tc>
+      </w:tr>
+    </w:tbl>
+    <w:p/>
+    <w:p>
+      <w:pPr>
+        <w:pStyle w:val="Heading3"/>
+      </w:pPr>
+      <w:r>
+        <w:t>DEF-06 · Una tutoría cancelada se marca «completada» por la API</w:t>
+      </w:r>
+    </w:p>
+    <w:p>
+      <w:pPr>
+        <w:spacing w:after="60"/>
+      </w:pPr>
+      <w:r>
+        <w:rPr>
+          <w:b w:val="0"/>
+          <w:i w:val="0"/>
+          <w:sz w:val="21"/>
+        </w:rPr>
+        <w:t>Una tutoría ya cancelada no debería admitir nuevas transiciones; por la API se puede marcar «realizada».</w:t>
+      </w:r>
+    </w:p>
+    <w:p>
+      <w:pPr>
+        <w:spacing w:after="40"/>
+      </w:pPr>
+      <w:r>
+        <w:rPr>
+          <w:b/>
+          <w:i w:val="0"/>
+          <w:sz w:val="19"/>
+        </w:rPr>
+        <w:t>Comando (pestaña Consola de F12):</w:t>
+      </w:r>
+    </w:p>
+    <w:tbl>
+      <w:tblPr>
+        <w:tblW w:type="auto" w:w="0"/>
+        <w:tblLook w:firstColumn="1" w:firstRow="1" w:lastColumn="0" w:lastRow="0" w:noHBand="0" w:noVBand="1" w:val="04A0"/>
+        <w:tblBorders>
+          <w:top w:val="single" w:sz="4" w:space="0" w:color="D1D5DB"/>
+          <w:left w:val="single" w:sz="4" w:space="0" w:color="D1D5DB"/>
+          <w:bottom w:val="single" w:sz="4" w:space="0" w:color="D1D5DB"/>
+          <w:right w:val="single" w:sz="4" w:space="0" w:color="D1D5DB"/>
+          <w:insideH w:val="single" w:sz="4" w:space="0" w:color="D1D5DB"/>
+          <w:insideV w:val="single" w:sz="4" w:space="0" w:color="D1D5DB"/>
+        </w:tblBorders>
+      </w:tblPr>
+      <w:tblGrid>
+        <w:gridCol w:w="9746"/>
+      </w:tblGrid>
+      <w:tr>
+        <w:tc>
+          <w:tcPr>
+            <w:tcW w:type="dxa" w:w="9746"/>
+            <w:shd w:val="clear" w:color="auto" w:fill="1E1E1F"/>
+            <w:tcMar>
+              <w:top w:w="80" w:type="dxa"/>
+              <w:bottom w:w="80" w:type="dxa"/>
+              <w:start w:w="120" w:type="dxa"/>
+              <w:end w:w="120" w:type="dxa"/>
+            </w:tcMar>
+          </w:tcPr>
+          <w:p>
+            <w:pPr>
+              <w:spacing w:after="0" w:line="240" w:lineRule="auto"/>
+            </w:pPr>
+            <w:r/>
+            <w:r>
+              <w:rPr>
+                <w:rFonts w:ascii="Consolas" w:hAnsi="Consolas"/>
+                <w:color w:val="E8EAED"/>
+                <w:sz w:val="18"/>
+              </w:rPr>
+              <w:t>fetch("/api/tutorias/6/realizada",{method:"PATCH",headers:{Authorization:"Bearer "+localStorage.getItem("cp.token")}}).then(r=&gt;r.json()).then(console.log)</w:t>
+            </w:r>
+          </w:p>
+        </w:tc>
+      </w:tr>
+    </w:tbl>
+    <w:tbl>
+      <w:tblPr>
+        <w:tblW w:type="auto" w:w="0"/>
+        <w:tblLook w:firstColumn="1" w:firstRow="1" w:lastColumn="0" w:lastRow="0" w:noHBand="0" w:noVBand="1" w:val="04A0"/>
+        <w:tblBorders>
+          <w:top w:val="single" w:sz="4" w:space="0" w:color="D1D5DB"/>
+          <w:left w:val="single" w:sz="4" w:space="0" w:color="D1D5DB"/>
+          <w:bottom w:val="single" w:sz="4" w:space="0" w:color="D1D5DB"/>
+          <w:right w:val="single" w:sz="4" w:space="0" w:color="D1D5DB"/>
+          <w:insideH w:val="single" w:sz="4" w:space="0" w:color="D1D5DB"/>
+          <w:insideV w:val="single" w:sz="4" w:space="0" w:color="D1D5DB"/>
+        </w:tblBorders>
+      </w:tblPr>
+      <w:tblGrid>
+        <w:gridCol w:w="4873"/>
+        <w:gridCol w:w="4873"/>
+      </w:tblGrid>
+      <w:tr>
+        <w:tc>
+          <w:tcPr>
+            <w:tcW w:type="dxa" w:w="2381"/>
+            <w:shd w:val="clear" w:color="auto" w:fill="D7EDEA"/>
+            <w:tcMar>
+              <w:top w:w="40" w:type="dxa"/>
+              <w:bottom w:w="40" w:type="dxa"/>
+              <w:start w:w="80" w:type="dxa"/>
+              <w:end w:w="80" w:type="dxa"/>
+            </w:tcMar>
+          </w:tcPr>
+          <w:p>
+            <w:r/>
+            <w:r>
+              <w:rPr>
+                <w:b/>
+                <w:sz w:val="19"/>
+              </w:rPr>
+              <w:t>Requisito</w:t>
+            </w:r>
+          </w:p>
+        </w:tc>
+        <w:tc>
+          <w:tcPr>
+            <w:tcW w:type="dxa" w:w="7087"/>
+            <w:tcMar>
+              <w:top w:w="40" w:type="dxa"/>
+              <w:bottom w:w="40" w:type="dxa"/>
+              <w:start w:w="80" w:type="dxa"/>
+              <w:end w:w="80" w:type="dxa"/>
+            </w:tcMar>
+          </w:tcPr>
+          <w:p>
+            <w:r/>
+            <w:r>
+              <w:rPr>
+                <w:b w:val="0"/>
+                <w:sz w:val="19"/>
+              </w:rPr>
+              <w:t>R6</w:t>
+            </w:r>
+          </w:p>
+        </w:tc>
+      </w:tr>
+      <w:tr>
+        <w:tc>
+          <w:tcPr>
+            <w:tcW w:type="dxa" w:w="2381"/>
+            <w:shd w:val="clear" w:color="auto" w:fill="D7EDEA"/>
+            <w:tcMar>
+              <w:top w:w="40" w:type="dxa"/>
+              <w:bottom w:w="40" w:type="dxa"/>
+              <w:start w:w="80" w:type="dxa"/>
+              <w:end w:w="80" w:type="dxa"/>
+            </w:tcMar>
+          </w:tcPr>
+          <w:p>
+            <w:r/>
+            <w:r>
+              <w:rPr>
+                <w:b/>
+                <w:sz w:val="19"/>
+              </w:rPr>
+              <w:t>Resultado esperado</w:t>
+            </w:r>
+          </w:p>
+        </w:tc>
+        <w:tc>
+          <w:tcPr>
+            <w:tcW w:type="dxa" w:w="7087"/>
+            <w:tcMar>
+              <w:top w:w="40" w:type="dxa"/>
+              <w:bottom w:w="40" w:type="dxa"/>
+              <w:start w:w="80" w:type="dxa"/>
+              <w:end w:w="80" w:type="dxa"/>
+            </w:tcMar>
+          </w:tcPr>
+          <w:p>
+            <w:r/>
+            <w:r>
+              <w:rPr>
+                <w:b w:val="0"/>
+                <w:sz w:val="19"/>
+              </w:rPr>
+              <w:t>El servidor debería rechazar el cambio (la tutoría está cancelada). En su lugar responde {mensaje: "Tutoría completada"} y la tutoría pasa a «completada»: DEFECTO.</w:t>
+            </w:r>
+          </w:p>
+        </w:tc>
+      </w:tr>
+      <w:tr>
+        <w:tc>
+          <w:tcPr>
+            <w:tcW w:type="dxa" w:w="2381"/>
+            <w:shd w:val="clear" w:color="auto" w:fill="D7EDEA"/>
+            <w:tcMar>
+              <w:top w:w="40" w:type="dxa"/>
+              <w:bottom w:w="40" w:type="dxa"/>
+              <w:start w:w="80" w:type="dxa"/>
+              <w:end w:w="80" w:type="dxa"/>
+            </w:tcMar>
+          </w:tcPr>
+          <w:p>
+            <w:r/>
+            <w:r>
+              <w:rPr>
+                <w:b/>
+                <w:sz w:val="19"/>
+              </w:rPr>
+              <w:t>Resultado real</w:t>
+            </w:r>
+          </w:p>
+        </w:tc>
+        <w:tc>
+          <w:tcPr>
+            <w:tcW w:type="dxa" w:w="7087"/>
+            <w:tcMar>
+              <w:top w:w="40" w:type="dxa"/>
+              <w:bottom w:w="40" w:type="dxa"/>
+              <w:start w:w="80" w:type="dxa"/>
+              <w:end w:w="80" w:type="dxa"/>
+            </w:tcMar>
+          </w:tcPr>
+          <w:p>
+            <w:r/>
+            <w:r>
+              <w:rPr>
+                <w:b w:val="0"/>
+                <w:sz w:val="19"/>
+              </w:rPr>
+              <w:t>El servidor respondió 200 {mensaje: 'Tutoría completada'} y la tutoría cancelada pasó a «completada». Debería haberlo rechazado.</w:t>
+            </w:r>
+          </w:p>
+        </w:tc>
+      </w:tr>
+      <w:tr>
+        <w:tc>
+          <w:tcPr>
+            <w:tcW w:type="dxa" w:w="2381"/>
+            <w:shd w:val="clear" w:color="auto" w:fill="D7EDEA"/>
+            <w:tcMar>
+              <w:top w:w="40" w:type="dxa"/>
+              <w:bottom w:w="40" w:type="dxa"/>
+              <w:start w:w="80" w:type="dxa"/>
+              <w:end w:w="80" w:type="dxa"/>
+            </w:tcMar>
+          </w:tcPr>
+          <w:p>
+            <w:r/>
+            <w:r>
+              <w:rPr>
+                <w:b/>
+                <w:sz w:val="19"/>
+              </w:rPr>
+              <w:t>Código HTTP</w:t>
+            </w:r>
+          </w:p>
+        </w:tc>
+        <w:tc>
+          <w:tcPr>
+            <w:tcW w:type="dxa" w:w="7087"/>
+            <w:tcMar>
+              <w:top w:w="40" w:type="dxa"/>
+              <w:bottom w:w="40" w:type="dxa"/>
+              <w:start w:w="80" w:type="dxa"/>
+              <w:end w:w="80" w:type="dxa"/>
+            </w:tcMar>
+          </w:tcPr>
+          <w:p>
+            <w:r/>
+            <w:r>
+              <w:rPr>
+                <w:b w:val="0"/>
+                <w:sz w:val="19"/>
+              </w:rPr>
+              <w:t>200</w:t>
+            </w:r>
+          </w:p>
+        </w:tc>
+      </w:tr>
+      <w:tr>
+        <w:tc>
+          <w:tcPr>
+            <w:tcW w:type="dxa" w:w="2381"/>
+            <w:shd w:val="clear" w:color="auto" w:fill="D7EDEA"/>
+            <w:tcMar>
+              <w:top w:w="40" w:type="dxa"/>
+              <w:bottom w:w="40" w:type="dxa"/>
+              <w:start w:w="80" w:type="dxa"/>
+              <w:end w:w="80" w:type="dxa"/>
+            </w:tcMar>
+          </w:tcPr>
+          <w:p>
+            <w:r/>
+            <w:r>
+              <w:rPr>
+                <w:b/>
+                <w:sz w:val="19"/>
+              </w:rPr>
+              <w:t>Estado</w:t>
+            </w:r>
+          </w:p>
+        </w:tc>
+        <w:tc>
+          <w:tcPr>
+            <w:tcW w:type="dxa" w:w="7087"/>
+            <w:tcMar>
+              <w:top w:w="40" w:type="dxa"/>
+              <w:bottom w:w="40" w:type="dxa"/>
+              <w:start w:w="80" w:type="dxa"/>
+              <w:end w:w="80" w:type="dxa"/>
+            </w:tcMar>
+          </w:tcPr>
+          <w:p>
+            <w:r/>
+            <w:r>
+              <w:rPr>
+                <w:b w:val="0"/>
+                <w:sz w:val="19"/>
+              </w:rPr>
+              <w:t>Defecto confirmado</w:t>
+            </w:r>
+          </w:p>
+        </w:tc>
+      </w:tr>
+      <w:tr>
+        <w:tc>
+          <w:tcPr>
+            <w:tcW w:type="dxa" w:w="2381"/>
+            <w:shd w:val="clear" w:color="auto" w:fill="D7EDEA"/>
+            <w:tcMar>
+              <w:top w:w="40" w:type="dxa"/>
+              <w:bottom w:w="40" w:type="dxa"/>
+              <w:start w:w="80" w:type="dxa"/>
+              <w:end w:w="80" w:type="dxa"/>
+            </w:tcMar>
+          </w:tcPr>
+          <w:p>
+            <w:r/>
+            <w:r>
+              <w:rPr>
+                <w:b/>
+                <w:sz w:val="19"/>
+              </w:rPr>
+              <w:t>Evidencia</w:t>
+            </w:r>
+          </w:p>
+        </w:tc>
+        <w:tc>
+          <w:tcPr>
+            <w:tcW w:type="dxa" w:w="7087"/>
+            <w:tcMar>
+              <w:top w:w="40" w:type="dxa"/>
+              <w:bottom w:w="40" w:type="dxa"/>
+              <w:start w:w="80" w:type="dxa"/>
+              <w:end w:w="80" w:type="dxa"/>
+            </w:tcMar>
+          </w:tcPr>
+          <w:p>
+            <w:r/>
+            <w:r>
+              <w:rPr>
+                <w:b w:val="0"/>
+                <w:sz w:val="19"/>
+              </w:rPr>
+              <w:t>EV-DEF06-CONSOLA.png</w:t>
+            </w:r>
+          </w:p>
+        </w:tc>
+      </w:tr>
+    </w:tbl>
+    <w:p/>
+    <w:p>
+      <w:pPr>
+        <w:pStyle w:val="Heading3"/>
+      </w:pPr>
+      <w:r>
+        <w:t>DEF-10 · La API guarda tutorías con fechas y horas que no existen</w:t>
+      </w:r>
+    </w:p>
+    <w:p>
+      <w:pPr>
+        <w:spacing w:after="60"/>
+      </w:pPr>
+      <w:r>
+        <w:rPr>
+          <w:b w:val="0"/>
+          <w:i w:val="0"/>
+          <w:sz w:val="21"/>
+        </w:rPr>
+        <w:t>El servidor no valida que la fecha y la hora existan; acepta «2027-13-45» y «25:99».</w:t>
+      </w:r>
+    </w:p>
+    <w:p>
+      <w:pPr>
+        <w:spacing w:after="40"/>
+      </w:pPr>
+      <w:r>
+        <w:rPr>
+          <w:b/>
+          <w:i w:val="0"/>
+          <w:sz w:val="19"/>
+        </w:rPr>
+        <w:t>Comando (pestaña Consola de F12):</w:t>
+      </w:r>
+    </w:p>
+    <w:tbl>
+      <w:tblPr>
+        <w:tblW w:type="auto" w:w="0"/>
+        <w:tblLook w:firstColumn="1" w:firstRow="1" w:lastColumn="0" w:lastRow="0" w:noHBand="0" w:noVBand="1" w:val="04A0"/>
+        <w:tblBorders>
+          <w:top w:val="single" w:sz="4" w:space="0" w:color="D1D5DB"/>
+          <w:left w:val="single" w:sz="4" w:space="0" w:color="D1D5DB"/>
+          <w:bottom w:val="single" w:sz="4" w:space="0" w:color="D1D5DB"/>
+          <w:right w:val="single" w:sz="4" w:space="0" w:color="D1D5DB"/>
+          <w:insideH w:val="single" w:sz="4" w:space="0" w:color="D1D5DB"/>
+          <w:insideV w:val="single" w:sz="4" w:space="0" w:color="D1D5DB"/>
+        </w:tblBorders>
+      </w:tblPr>
+      <w:tblGrid>
+        <w:gridCol w:w="9746"/>
+      </w:tblGrid>
+      <w:tr>
+        <w:tc>
+          <w:tcPr>
+            <w:tcW w:type="dxa" w:w="9746"/>
+            <w:shd w:val="clear" w:color="auto" w:fill="1E1E1F"/>
+            <w:tcMar>
+              <w:top w:w="80" w:type="dxa"/>
+              <w:bottom w:w="80" w:type="dxa"/>
+              <w:start w:w="120" w:type="dxa"/>
+              <w:end w:w="120" w:type="dxa"/>
+            </w:tcMar>
+          </w:tcPr>
+          <w:p>
+            <w:pPr>
+              <w:spacing w:after="0" w:line="240" w:lineRule="auto"/>
+            </w:pPr>
+            <w:r/>
+            <w:r>
+              <w:rPr>
+                <w:rFonts w:ascii="Consolas" w:hAnsi="Consolas"/>
+                <w:color w:val="E8EAED"/>
+                <w:sz w:val="18"/>
+              </w:rPr>
+              <w:t>fetch("/api/tutorias",{method:"POST",headers:{</w:t>
+            </w:r>
+          </w:p>
+          <w:p>
+            <w:pPr>
+              <w:spacing w:after="0" w:line="240" w:lineRule="auto"/>
+            </w:pPr>
+            <w:r>
+              <w:rPr>
+                <w:rFonts w:ascii="Consolas" w:hAnsi="Consolas"/>
+                <w:color w:val="E8EAED"/>
+                <w:sz w:val="18"/>
+              </w:rPr>
+              <w:t xml:space="preserve">  "Content-Type":"application/json",Authorization:"Bearer "</w:t>
+            </w:r>
+          </w:p>
+          <w:p>
+            <w:pPr>
+              <w:spacing w:after="0" w:line="240" w:lineRule="auto"/>
+            </w:pPr>
+            <w:r>
+              <w:rPr>
+                <w:rFonts w:ascii="Consolas" w:hAnsi="Consolas"/>
+                <w:color w:val="E8EAED"/>
+                <w:sz w:val="18"/>
+              </w:rPr>
+              <w:t xml:space="preserve">  +localStorage.getItem("cp.token")},</w:t>
+            </w:r>
+          </w:p>
+          <w:p>
+            <w:pPr>
+              <w:spacing w:after="0" w:line="240" w:lineRule="auto"/>
+            </w:pPr>
+            <w:r>
+              <w:rPr>
+                <w:rFonts w:ascii="Consolas" w:hAnsi="Consolas"/>
+                <w:color w:val="E8EAED"/>
+                <w:sz w:val="18"/>
+              </w:rPr>
+              <w:t xml:space="preserve">  body:JSON.stringify({docente_id:9,asignatura:"Cálculo Diferencial",</w:t>
+            </w:r>
+          </w:p>
+          <w:p>
+            <w:pPr>
+              <w:spacing w:after="0" w:line="240" w:lineRule="auto"/>
+            </w:pPr>
+            <w:r>
+              <w:rPr>
+                <w:rFonts w:ascii="Consolas" w:hAnsi="Consolas"/>
+                <w:color w:val="E8EAED"/>
+                <w:sz w:val="18"/>
+              </w:rPr>
+              <w:t xml:space="preserve">  modalidad:"Virtual",fecha:"2027-13-45",hora:"25:99"})})</w:t>
+            </w:r>
+          </w:p>
+          <w:p>
+            <w:pPr>
+              <w:spacing w:after="0" w:line="240" w:lineRule="auto"/>
+            </w:pPr>
+            <w:r>
+              <w:rPr>
+                <w:rFonts w:ascii="Consolas" w:hAnsi="Consolas"/>
+                <w:color w:val="E8EAED"/>
+                <w:sz w:val="18"/>
+              </w:rPr>
+              <w:t xml:space="preserve">  .then(r=&gt;r.json()).then(console.log)</w:t>
+            </w:r>
+          </w:p>
+        </w:tc>
+      </w:tr>
+    </w:tbl>
+    <w:tbl>
+      <w:tblPr>
+        <w:tblW w:type="auto" w:w="0"/>
+        <w:tblLook w:firstColumn="1" w:firstRow="1" w:lastColumn="0" w:lastRow="0" w:noHBand="0" w:noVBand="1" w:val="04A0"/>
+        <w:tblBorders>
+          <w:top w:val="single" w:sz="4" w:space="0" w:color="D1D5DB"/>
+          <w:left w:val="single" w:sz="4" w:space="0" w:color="D1D5DB"/>
+          <w:bottom w:val="single" w:sz="4" w:space="0" w:color="D1D5DB"/>
+          <w:right w:val="single" w:sz="4" w:space="0" w:color="D1D5DB"/>
+          <w:insideH w:val="single" w:sz="4" w:space="0" w:color="D1D5DB"/>
+          <w:insideV w:val="single" w:sz="4" w:space="0" w:color="D1D5DB"/>
+        </w:tblBorders>
+      </w:tblPr>
+      <w:tblGrid>
+        <w:gridCol w:w="4873"/>
+        <w:gridCol w:w="4873"/>
+      </w:tblGrid>
+      <w:tr>
+        <w:tc>
+          <w:tcPr>
+            <w:tcW w:type="dxa" w:w="2381"/>
+            <w:shd w:val="clear" w:color="auto" w:fill="D7EDEA"/>
+            <w:tcMar>
+              <w:top w:w="40" w:type="dxa"/>
+              <w:bottom w:w="40" w:type="dxa"/>
+              <w:start w:w="80" w:type="dxa"/>
+              <w:end w:w="80" w:type="dxa"/>
+            </w:tcMar>
+          </w:tcPr>
+          <w:p>
+            <w:r/>
+            <w:r>
+              <w:rPr>
+                <w:b/>
+                <w:sz w:val="19"/>
+              </w:rPr>
+              <w:t>Requisito</w:t>
+            </w:r>
+          </w:p>
+        </w:tc>
+        <w:tc>
+          <w:tcPr>
+            <w:tcW w:type="dxa" w:w="7087"/>
+            <w:tcMar>
+              <w:top w:w="40" w:type="dxa"/>
+              <w:bottom w:w="40" w:type="dxa"/>
+              <w:start w:w="80" w:type="dxa"/>
+              <w:end w:w="80" w:type="dxa"/>
+            </w:tcMar>
+          </w:tcPr>
+          <w:p>
+            <w:r/>
+            <w:r>
+              <w:rPr>
+                <w:b w:val="0"/>
+                <w:sz w:val="19"/>
+              </w:rPr>
+              <w:t>R5</w:t>
+            </w:r>
+          </w:p>
+        </w:tc>
+      </w:tr>
+      <w:tr>
+        <w:tc>
+          <w:tcPr>
+            <w:tcW w:type="dxa" w:w="2381"/>
+            <w:shd w:val="clear" w:color="auto" w:fill="D7EDEA"/>
+            <w:tcMar>
+              <w:top w:w="40" w:type="dxa"/>
+              <w:bottom w:w="40" w:type="dxa"/>
+              <w:start w:w="80" w:type="dxa"/>
+              <w:end w:w="80" w:type="dxa"/>
+            </w:tcMar>
+          </w:tcPr>
+          <w:p>
+            <w:r/>
+            <w:r>
+              <w:rPr>
+                <w:b/>
+                <w:sz w:val="19"/>
+              </w:rPr>
+              <w:t>Resultado esperado</w:t>
+            </w:r>
+          </w:p>
+        </w:tc>
+        <w:tc>
+          <w:tcPr>
+            <w:tcW w:type="dxa" w:w="7087"/>
+            <w:tcMar>
+              <w:top w:w="40" w:type="dxa"/>
+              <w:bottom w:w="40" w:type="dxa"/>
+              <w:start w:w="80" w:type="dxa"/>
+              <w:end w:w="80" w:type="dxa"/>
+            </w:tcMar>
+          </w:tcPr>
+          <w:p>
+            <w:r/>
+            <w:r>
+              <w:rPr>
+                <w:b w:val="0"/>
+                <w:sz w:val="19"/>
+              </w:rPr>
+              <w:t>El servidor debería rechazar la fecha y la hora inválidas. En su lugar responde 201 {mensaje: "Tutoría programada"}: DEFECTO.</w:t>
+            </w:r>
+          </w:p>
+        </w:tc>
+      </w:tr>
+      <w:tr>
+        <w:tc>
+          <w:tcPr>
+            <w:tcW w:type="dxa" w:w="2381"/>
+            <w:shd w:val="clear" w:color="auto" w:fill="D7EDEA"/>
+            <w:tcMar>
+              <w:top w:w="40" w:type="dxa"/>
+              <w:bottom w:w="40" w:type="dxa"/>
+              <w:start w:w="80" w:type="dxa"/>
+              <w:end w:w="80" w:type="dxa"/>
+            </w:tcMar>
+          </w:tcPr>
+          <w:p>
+            <w:r/>
+            <w:r>
+              <w:rPr>
+                <w:b/>
+                <w:sz w:val="19"/>
+              </w:rPr>
+              <w:t>Resultado real</w:t>
+            </w:r>
+          </w:p>
+        </w:tc>
+        <w:tc>
+          <w:tcPr>
+            <w:tcW w:type="dxa" w:w="7087"/>
+            <w:tcMar>
+              <w:top w:w="40" w:type="dxa"/>
+              <w:bottom w:w="40" w:type="dxa"/>
+              <w:start w:w="80" w:type="dxa"/>
+              <w:end w:w="80" w:type="dxa"/>
+            </w:tcMar>
+          </w:tcPr>
+          <w:p>
+            <w:r/>
+            <w:r>
+              <w:rPr>
+                <w:b w:val="0"/>
+                <w:sz w:val="19"/>
+              </w:rPr>
+              <w:t>El servidor respondió 201 {mensaje: 'Tutoría programada', id: 7}: acepta la fecha «2027-13-45» y la hora «25:99» sin validar que existan.</w:t>
+            </w:r>
+          </w:p>
+        </w:tc>
+      </w:tr>
+      <w:tr>
+        <w:tc>
+          <w:tcPr>
+            <w:tcW w:type="dxa" w:w="2381"/>
+            <w:shd w:val="clear" w:color="auto" w:fill="D7EDEA"/>
+            <w:tcMar>
+              <w:top w:w="40" w:type="dxa"/>
+              <w:bottom w:w="40" w:type="dxa"/>
+              <w:start w:w="80" w:type="dxa"/>
+              <w:end w:w="80" w:type="dxa"/>
+            </w:tcMar>
+          </w:tcPr>
+          <w:p>
+            <w:r/>
+            <w:r>
+              <w:rPr>
+                <w:b/>
+                <w:sz w:val="19"/>
+              </w:rPr>
+              <w:t>Código HTTP</w:t>
+            </w:r>
+          </w:p>
+        </w:tc>
+        <w:tc>
+          <w:tcPr>
+            <w:tcW w:type="dxa" w:w="7087"/>
+            <w:tcMar>
+              <w:top w:w="40" w:type="dxa"/>
+              <w:bottom w:w="40" w:type="dxa"/>
+              <w:start w:w="80" w:type="dxa"/>
+              <w:end w:w="80" w:type="dxa"/>
+            </w:tcMar>
+          </w:tcPr>
+          <w:p>
+            <w:r/>
+            <w:r>
+              <w:rPr>
+                <w:b w:val="0"/>
+                <w:sz w:val="19"/>
+              </w:rPr>
+              <w:t>201</w:t>
+            </w:r>
+          </w:p>
+        </w:tc>
+      </w:tr>
+      <w:tr>
+        <w:tc>
+          <w:tcPr>
+            <w:tcW w:type="dxa" w:w="2381"/>
+            <w:shd w:val="clear" w:color="auto" w:fill="D7EDEA"/>
+            <w:tcMar>
+              <w:top w:w="40" w:type="dxa"/>
+              <w:bottom w:w="40" w:type="dxa"/>
+              <w:start w:w="80" w:type="dxa"/>
+              <w:end w:w="80" w:type="dxa"/>
+            </w:tcMar>
+          </w:tcPr>
+          <w:p>
+            <w:r/>
+            <w:r>
+              <w:rPr>
+                <w:b/>
+                <w:sz w:val="19"/>
+              </w:rPr>
+              <w:t>Estado</w:t>
+            </w:r>
+          </w:p>
+        </w:tc>
+        <w:tc>
+          <w:tcPr>
+            <w:tcW w:type="dxa" w:w="7087"/>
+            <w:tcMar>
+              <w:top w:w="40" w:type="dxa"/>
+              <w:bottom w:w="40" w:type="dxa"/>
+              <w:start w:w="80" w:type="dxa"/>
+              <w:end w:w="80" w:type="dxa"/>
+            </w:tcMar>
+          </w:tcPr>
+          <w:p>
+            <w:r/>
+            <w:r>
+              <w:rPr>
+                <w:b w:val="0"/>
+                <w:sz w:val="19"/>
+              </w:rPr>
+              <w:t>Defecto confirmado</w:t>
+            </w:r>
+          </w:p>
+        </w:tc>
+      </w:tr>
+      <w:tr>
+        <w:tc>
+          <w:tcPr>
+            <w:tcW w:type="dxa" w:w="2381"/>
+            <w:shd w:val="clear" w:color="auto" w:fill="D7EDEA"/>
+            <w:tcMar>
+              <w:top w:w="40" w:type="dxa"/>
+              <w:bottom w:w="40" w:type="dxa"/>
+              <w:start w:w="80" w:type="dxa"/>
+              <w:end w:w="80" w:type="dxa"/>
+            </w:tcMar>
+          </w:tcPr>
+          <w:p>
+            <w:r/>
+            <w:r>
+              <w:rPr>
+                <w:b/>
+                <w:sz w:val="19"/>
+              </w:rPr>
+              <w:t>Evidencia</w:t>
+            </w:r>
+          </w:p>
+        </w:tc>
+        <w:tc>
+          <w:tcPr>
+            <w:tcW w:type="dxa" w:w="7087"/>
+            <w:tcMar>
+              <w:top w:w="40" w:type="dxa"/>
+              <w:bottom w:w="40" w:type="dxa"/>
+              <w:start w:w="80" w:type="dxa"/>
+              <w:end w:w="80" w:type="dxa"/>
+            </w:tcMar>
+          </w:tcPr>
+          <w:p>
+            <w:r/>
+            <w:r>
+              <w:rPr>
+                <w:b w:val="0"/>
+                <w:sz w:val="19"/>
+              </w:rPr>
+              <w:t>EV-DEF10-CONSOLA.png</w:t>
+            </w:r>
+          </w:p>
+        </w:tc>
+      </w:tr>
+    </w:tbl>
+    <w:p/>
     <w:sectPr>
       <w:pgSz w:w="12240" w:h="15840"/>
       <w:pgMar w:top="1134" w:right="1247" w:bottom="1134" w:left="1247" w:header="720" w:footer="720" w:gutter="0"/>

--- a/docs/entrega-2/IS071_T4_EquipoF.docx
+++ b/docs/entrega-2/IS071_T4_EquipoF.docx
@@ -2423,7 +2423,7 @@
                     <pic:cNvPicPr/>
                   </pic:nvPicPr>
                   <pic:blipFill>
-                    <a:blip r:embed="rId9"/>
+                    <a:blip r:embed="rId10"/>
                     <a:stretch>
                       <a:fillRect/>
                     </a:stretch>
@@ -4416,7 +4416,7 @@
                 <w:b w:val="0"/>
                 <w:sz w:val="19"/>
               </w:rPr>
-              <w:t>EV-DEF06-C1-01.png</w:t>
+              <w:t>EV-DEF06-C1-01.png, EV-DEF06-CONSOLA.png</w:t>
             </w:r>
           </w:p>
         </w:tc>
@@ -11995,6 +11995,7 @@
     </w:tbl>
     <w:p/>
     <w:sectPr>
+      <w:footerReference w:type="default" r:id="rId9"/>
       <w:pgSz w:w="12240" w:h="15840"/>
       <w:pgMar w:top="1134" w:right="1247" w:bottom="1134" w:left="1247" w:header="720" w:footer="720" w:gutter="0"/>
       <w:cols w:space="720"/>
@@ -12002,6 +12003,49 @@
     </w:sectPr>
   </w:body>
 </w:document>
+</file>
+
+<file path=word/footer1.xml><?xml version="1.0" encoding="utf-8"?>
+<w:ftr xmlns:m="http://schemas.openxmlformats.org/officeDocument/2006/math" xmlns:mc="http://schemas.openxmlformats.org/markup-compatibility/2006" xmlns:mo="http://schemas.microsoft.com/office/mac/office/2008/main" xmlns:mv="urn:schemas-microsoft-com:mac:vml" xmlns:o="urn:schemas-microsoft-com:office:office" xmlns:r="http://schemas.openxmlformats.org/officeDocument/2006/relationships" xmlns:v="urn:schemas-microsoft-com:vml" xmlns:w10="urn:schemas-microsoft-com:office:word" xmlns:w14="http://schemas.microsoft.com/office/word/2010/wordml" xmlns:w="http://schemas.openxmlformats.org/wordprocessingml/2006/main" xmlns:wne="http://schemas.microsoft.com/office/word/2006/wordml" xmlns:wp14="http://schemas.microsoft.com/office/word/2010/wordprocessingDrawing" xmlns:wp="http://schemas.openxmlformats.org/drawingml/2006/wordprocessingDrawing" xmlns:wpc="http://schemas.microsoft.com/office/word/2010/wordprocessingCanvas" xmlns:wpg="http://schemas.microsoft.com/office/word/2010/wordprocessingGroup" xmlns:wpi="http://schemas.microsoft.com/office/word/2010/wordprocessingInk" xmlns:wps="http://schemas.microsoft.com/office/word/2010/wordprocessingShape" mc:Ignorable="w14 wp14">
+  <w:p>
+    <w:pPr>
+      <w:pStyle w:val="Footer"/>
+      <w:jc w:val="center"/>
+    </w:pPr>
+    <w:r>
+      <w:rPr>
+        <w:color w:val="6B7280"/>
+        <w:sz w:val="18"/>
+      </w:rPr>
+      <w:t xml:space="preserve">ConectaProfe · Tarea 4 · Equipo F   ·   Página </w:t>
+    </w:r>
+    <w:r>
+      <w:rPr>
+        <w:rFonts w:ascii="Calibri" w:hAnsi="Calibri"/>
+        <w:sz w:val="18"/>
+      </w:rPr>
+      <w:fldChar w:fldCharType="begin"/>
+      <w:instrText xml:space="preserve">PAGE</w:instrText>
+      <w:fldChar w:fldCharType="end"/>
+    </w:r>
+    <w:r>
+      <w:rPr>
+        <w:color w:val="6B7280"/>
+        <w:sz w:val="18"/>
+      </w:rPr>
+      <w:t xml:space="preserve"> de </w:t>
+    </w:r>
+    <w:r>
+      <w:rPr>
+        <w:rFonts w:ascii="Calibri" w:hAnsi="Calibri"/>
+        <w:sz w:val="18"/>
+      </w:rPr>
+      <w:fldChar w:fldCharType="begin"/>
+      <w:instrText xml:space="preserve">NUMPAGES</w:instrText>
+      <w:fldChar w:fldCharType="end"/>
+    </w:r>
+  </w:p>
+</w:ftr>
 </file>
 
 <file path=word/numbering.xml><?xml version="1.0" encoding="utf-8"?>

--- a/docs/entrega-2/IS071_T4_EquipoF.docx
+++ b/docs/entrega-2/IS071_T4_EquipoF.docx
@@ -130,6 +130,9 @@
         <w:gridCol w:w="4873"/>
       </w:tblGrid>
       <w:tr>
+        <w:trPr>
+          <w:cantSplit w:val="true"/>
+        </w:trPr>
         <w:tc>
           <w:tcPr>
             <w:tcW w:type="dxa" w:w="2381"/>
@@ -175,6 +178,9 @@
         </w:tc>
       </w:tr>
       <w:tr>
+        <w:trPr>
+          <w:cantSplit w:val="true"/>
+        </w:trPr>
         <w:tc>
           <w:tcPr>
             <w:tcW w:type="dxa" w:w="2381"/>
@@ -220,6 +226,9 @@
         </w:tc>
       </w:tr>
       <w:tr>
+        <w:trPr>
+          <w:cantSplit w:val="true"/>
+        </w:trPr>
         <w:tc>
           <w:tcPr>
             <w:tcW w:type="dxa" w:w="2381"/>
@@ -265,6 +274,9 @@
         </w:tc>
       </w:tr>
       <w:tr>
+        <w:trPr>
+          <w:cantSplit w:val="true"/>
+        </w:trPr>
         <w:tc>
           <w:tcPr>
             <w:tcW w:type="dxa" w:w="2381"/>
@@ -310,6 +322,9 @@
         </w:tc>
       </w:tr>
       <w:tr>
+        <w:trPr>
+          <w:cantSplit w:val="true"/>
+        </w:trPr>
         <w:tc>
           <w:tcPr>
             <w:tcW w:type="dxa" w:w="2381"/>
@@ -355,6 +370,9 @@
         </w:tc>
       </w:tr>
       <w:tr>
+        <w:trPr>
+          <w:cantSplit w:val="true"/>
+        </w:trPr>
         <w:tc>
           <w:tcPr>
             <w:tcW w:type="dxa" w:w="2381"/>
@@ -400,6 +418,9 @@
         </w:tc>
       </w:tr>
       <w:tr>
+        <w:trPr>
+          <w:cantSplit w:val="true"/>
+        </w:trPr>
         <w:tc>
           <w:tcPr>
             <w:tcW w:type="dxa" w:w="2381"/>
@@ -445,6 +466,9 @@
         </w:tc>
       </w:tr>
       <w:tr>
+        <w:trPr>
+          <w:cantSplit w:val="true"/>
+        </w:trPr>
         <w:tc>
           <w:tcPr>
             <w:tcW w:type="dxa" w:w="2381"/>
@@ -537,6 +561,9 @@
         <w:gridCol w:w="2436"/>
       </w:tblGrid>
       <w:tr>
+        <w:trPr>
+          <w:cantSplit w:val="true"/>
+        </w:trPr>
         <w:tc>
           <w:tcPr>
             <w:tcW w:type="dxa" w:w="2721"/>
@@ -643,6 +670,9 @@
         </w:tc>
       </w:tr>
       <w:tr>
+        <w:trPr>
+          <w:cantSplit w:val="true"/>
+        </w:trPr>
         <w:tc>
           <w:tcPr>
             <w:tcW w:type="dxa" w:w="2721"/>
@@ -728,6 +758,9 @@
         </w:tc>
       </w:tr>
       <w:tr>
+        <w:trPr>
+          <w:cantSplit w:val="true"/>
+        </w:trPr>
         <w:tc>
           <w:tcPr>
             <w:tcW w:type="dxa" w:w="2721"/>
@@ -873,6 +906,9 @@
         <w:gridCol w:w="9746"/>
       </w:tblGrid>
       <w:tr>
+        <w:trPr>
+          <w:cantSplit w:val="true"/>
+        </w:trPr>
         <w:tc>
           <w:tcPr>
             <w:tcW w:type="dxa" w:w="9746"/>
@@ -960,6 +996,9 @@
         <w:gridCol w:w="1392"/>
       </w:tblGrid>
       <w:tr>
+        <w:trPr>
+          <w:cantSplit w:val="true"/>
+        </w:trPr>
         <w:tc>
           <w:tcPr>
             <w:tcW w:type="dxa" w:w="850"/>
@@ -1144,6 +1183,9 @@
         </w:tc>
       </w:tr>
       <w:tr>
+        <w:trPr>
+          <w:cantSplit w:val="true"/>
+        </w:trPr>
         <w:tc>
           <w:tcPr>
             <w:tcW w:type="dxa" w:w="850"/>
@@ -1293,6 +1335,9 @@
         </w:tc>
       </w:tr>
       <w:tr>
+        <w:trPr>
+          <w:cantSplit w:val="true"/>
+        </w:trPr>
         <w:tc>
           <w:tcPr>
             <w:tcW w:type="dxa" w:w="850"/>
@@ -1449,6 +1494,9 @@
         </w:tc>
       </w:tr>
       <w:tr>
+        <w:trPr>
+          <w:cantSplit w:val="true"/>
+        </w:trPr>
         <w:tc>
           <w:tcPr>
             <w:tcW w:type="dxa" w:w="850"/>
@@ -1598,6 +1646,9 @@
         </w:tc>
       </w:tr>
       <w:tr>
+        <w:trPr>
+          <w:cantSplit w:val="true"/>
+        </w:trPr>
         <w:tc>
           <w:tcPr>
             <w:tcW w:type="dxa" w:w="850"/>
@@ -1754,6 +1805,9 @@
         </w:tc>
       </w:tr>
       <w:tr>
+        <w:trPr>
+          <w:cantSplit w:val="true"/>
+        </w:trPr>
         <w:tc>
           <w:tcPr>
             <w:tcW w:type="dxa" w:w="850"/>
@@ -1903,6 +1957,9 @@
         </w:tc>
       </w:tr>
       <w:tr>
+        <w:trPr>
+          <w:cantSplit w:val="true"/>
+        </w:trPr>
         <w:tc>
           <w:tcPr>
             <w:tcW w:type="dxa" w:w="850"/>
@@ -2059,6 +2116,9 @@
         </w:tc>
       </w:tr>
       <w:tr>
+        <w:trPr>
+          <w:cantSplit w:val="true"/>
+        </w:trPr>
         <w:tc>
           <w:tcPr>
             <w:tcW w:type="dxa" w:w="850"/>
@@ -2208,6 +2268,9 @@
         </w:tc>
       </w:tr>
       <w:tr>
+        <w:trPr>
+          <w:cantSplit w:val="true"/>
+        </w:trPr>
         <w:tc>
           <w:tcPr>
             <w:tcW w:type="dxa" w:w="850"/>
@@ -2405,6 +2468,8 @@
     </w:p>
     <w:p>
       <w:pPr>
+        <w:keepNext/>
+        <w:spacing w:before="80" w:after="40"/>
         <w:jc w:val="center"/>
       </w:pPr>
       <w:r>
@@ -2444,16 +2509,23 @@
     </w:p>
     <w:p>
       <w:pPr>
-        <w:spacing w:after="120"/>
+        <w:spacing w:after="200"/>
         <w:jc w:val="center"/>
       </w:pPr>
       <w:r>
         <w:rPr>
-          <w:b w:val="0"/>
+          <w:b/>
           <w:i/>
           <w:sz w:val="18"/>
         </w:rPr>
-        <w:t>Figura 1. Defectos por requisito y severidad (los catorce del Entregable 2). Fuente: registro de defectos del equipo.</w:t>
+        <w:t xml:space="preserve">Figura 1. </w:t>
+      </w:r>
+      <w:r>
+        <w:rPr>
+          <w:i/>
+          <w:sz w:val="18"/>
+        </w:rPr>
+        <w:t>Defectos por requisito y severidad (los catorce del Entregable 2). Fuente: registro de defectos del equipo.</w:t>
       </w:r>
     </w:p>
     <w:p>
@@ -2499,6 +2571,9 @@
         <w:gridCol w:w="9746"/>
       </w:tblGrid>
       <w:tr>
+        <w:trPr>
+          <w:cantSplit w:val="true"/>
+        </w:trPr>
         <w:tc>
           <w:tcPr>
             <w:tcW w:type="dxa" w:w="9746"/>
@@ -2611,7 +2686,7 @@
           <w:i/>
           <w:sz w:val="20"/>
         </w:rPr>
-        <w:t>Entorno común: Chromium 141 · ConectaProfe en Railway/local, commit 693358a · ejecución automatizada con Playwright. Cuentas de semilla con contraseña «123456».</w:t>
+        <w:t>Entorno común: Chromium 141.0.7390.37 · Linux · ConectaProfe en copia local del commit 693358a, la misma versión desplegada en Railway · ejecución automatizada con Playwright el 07/10/2026. Cuentas de semilla con contraseña «123456». Las capturas de cada reporte están en el Anexo G (y las de consola en el Anexo F), con el número de figura que se cita en el campo «Evidencia».</w:t>
       </w:r>
     </w:p>
     <w:p>
@@ -2640,6 +2715,9 @@
         <w:gridCol w:w="4873"/>
       </w:tblGrid>
       <w:tr>
+        <w:trPr>
+          <w:cantSplit w:val="true"/>
+        </w:trPr>
         <w:tc>
           <w:tcPr>
             <w:tcW w:type="dxa" w:w="2381"/>
@@ -2685,6 +2763,9 @@
         </w:tc>
       </w:tr>
       <w:tr>
+        <w:trPr>
+          <w:cantSplit w:val="true"/>
+        </w:trPr>
         <w:tc>
           <w:tcPr>
             <w:tcW w:type="dxa" w:w="2381"/>
@@ -2730,6 +2811,9 @@
         </w:tc>
       </w:tr>
       <w:tr>
+        <w:trPr>
+          <w:cantSplit w:val="true"/>
+        </w:trPr>
         <w:tc>
           <w:tcPr>
             <w:tcW w:type="dxa" w:w="2381"/>
@@ -2769,12 +2853,15 @@
                 <w:b w:val="0"/>
                 <w:sz w:val="19"/>
               </w:rPr>
-              <w:t>Chromium 141 · Linux · Railway/local, commit 693358a</w:t>
+              <w:t>Chromium 141.0.7390.37 · Linux · ConectaProfe en copia local del commit 693358a, la misma versión desplegada en Railway · ejecución automatizada con Playwright el 07/10/2026</w:t>
             </w:r>
           </w:p>
         </w:tc>
       </w:tr>
       <w:tr>
+        <w:trPr>
+          <w:cantSplit w:val="true"/>
+        </w:trPr>
         <w:tc>
           <w:tcPr>
             <w:tcW w:type="dxa" w:w="2381"/>
@@ -2820,6 +2907,9 @@
         </w:tc>
       </w:tr>
       <w:tr>
+        <w:trPr>
+          <w:cantSplit w:val="true"/>
+        </w:trPr>
         <w:tc>
           <w:tcPr>
             <w:tcW w:type="dxa" w:w="2381"/>
@@ -2883,6 +2973,9 @@
         </w:tc>
       </w:tr>
       <w:tr>
+        <w:trPr>
+          <w:cantSplit w:val="true"/>
+        </w:trPr>
         <w:tc>
           <w:tcPr>
             <w:tcW w:type="dxa" w:w="2381"/>
@@ -2928,6 +3021,9 @@
         </w:tc>
       </w:tr>
       <w:tr>
+        <w:trPr>
+          <w:cantSplit w:val="true"/>
+        </w:trPr>
         <w:tc>
           <w:tcPr>
             <w:tcW w:type="dxa" w:w="2381"/>
@@ -2973,6 +3069,9 @@
         </w:tc>
       </w:tr>
       <w:tr>
+        <w:trPr>
+          <w:cantSplit w:val="true"/>
+        </w:trPr>
         <w:tc>
           <w:tcPr>
             <w:tcW w:type="dxa" w:w="2381"/>
@@ -3018,6 +3117,9 @@
         </w:tc>
       </w:tr>
       <w:tr>
+        <w:trPr>
+          <w:cantSplit w:val="true"/>
+        </w:trPr>
         <w:tc>
           <w:tcPr>
             <w:tcW w:type="dxa" w:w="2381"/>
@@ -3063,6 +3165,9 @@
         </w:tc>
       </w:tr>
       <w:tr>
+        <w:trPr>
+          <w:cantSplit w:val="true"/>
+        </w:trPr>
         <w:tc>
           <w:tcPr>
             <w:tcW w:type="dxa" w:w="2381"/>
@@ -3108,6 +3213,9 @@
         </w:tc>
       </w:tr>
       <w:tr>
+        <w:trPr>
+          <w:cantSplit w:val="true"/>
+        </w:trPr>
         <w:tc>
           <w:tcPr>
             <w:tcW w:type="dxa" w:w="2381"/>
@@ -3147,12 +3255,15 @@
                 <w:b w:val="0"/>
                 <w:sz w:val="19"/>
               </w:rPr>
-              <w:t>EV-CP034-C1-01.png, EV-CP034-C1-02.png, EV-CP034-C1-03.png</w:t>
+              <w:t>EV-CP034-C1-01.png, EV-CP034-C1-02.png, EV-CP034-C1-03.png (Anexo G, figuras 8 a 10)</w:t>
             </w:r>
           </w:p>
         </w:tc>
       </w:tr>
       <w:tr>
+        <w:trPr>
+          <w:cantSplit w:val="true"/>
+        </w:trPr>
         <w:tc>
           <w:tcPr>
             <w:tcW w:type="dxa" w:w="2381"/>
@@ -3198,6 +3309,9 @@
         </w:tc>
       </w:tr>
       <w:tr>
+        <w:trPr>
+          <w:cantSplit w:val="true"/>
+        </w:trPr>
         <w:tc>
           <w:tcPr>
             <w:tcW w:type="dxa" w:w="2381"/>
@@ -3270,6 +3384,9 @@
         <w:gridCol w:w="4873"/>
       </w:tblGrid>
       <w:tr>
+        <w:trPr>
+          <w:cantSplit w:val="true"/>
+        </w:trPr>
         <w:tc>
           <w:tcPr>
             <w:tcW w:type="dxa" w:w="2381"/>
@@ -3315,6 +3432,9 @@
         </w:tc>
       </w:tr>
       <w:tr>
+        <w:trPr>
+          <w:cantSplit w:val="true"/>
+        </w:trPr>
         <w:tc>
           <w:tcPr>
             <w:tcW w:type="dxa" w:w="2381"/>
@@ -3360,6 +3480,9 @@
         </w:tc>
       </w:tr>
       <w:tr>
+        <w:trPr>
+          <w:cantSplit w:val="true"/>
+        </w:trPr>
         <w:tc>
           <w:tcPr>
             <w:tcW w:type="dxa" w:w="2381"/>
@@ -3399,12 +3522,15 @@
                 <w:b w:val="0"/>
                 <w:sz w:val="19"/>
               </w:rPr>
-              <w:t>Chromium 141 · Linux · Railway/local, commit 693358a</w:t>
+              <w:t>Chromium 141.0.7390.37 · Linux · ConectaProfe en copia local del commit 693358a, la misma versión desplegada en Railway · ejecución automatizada con Playwright el 07/10/2026</w:t>
             </w:r>
           </w:p>
         </w:tc>
       </w:tr>
       <w:tr>
+        <w:trPr>
+          <w:cantSplit w:val="true"/>
+        </w:trPr>
         <w:tc>
           <w:tcPr>
             <w:tcW w:type="dxa" w:w="2381"/>
@@ -3450,6 +3576,9 @@
         </w:tc>
       </w:tr>
       <w:tr>
+        <w:trPr>
+          <w:cantSplit w:val="true"/>
+        </w:trPr>
         <w:tc>
           <w:tcPr>
             <w:tcW w:type="dxa" w:w="2381"/>
@@ -3522,6 +3651,9 @@
         </w:tc>
       </w:tr>
       <w:tr>
+        <w:trPr>
+          <w:cantSplit w:val="true"/>
+        </w:trPr>
         <w:tc>
           <w:tcPr>
             <w:tcW w:type="dxa" w:w="2381"/>
@@ -3567,6 +3699,9 @@
         </w:tc>
       </w:tr>
       <w:tr>
+        <w:trPr>
+          <w:cantSplit w:val="true"/>
+        </w:trPr>
         <w:tc>
           <w:tcPr>
             <w:tcW w:type="dxa" w:w="2381"/>
@@ -3606,12 +3741,15 @@
                 <w:b w:val="0"/>
                 <w:sz w:val="19"/>
               </w:rPr>
-              <w:t>La asesoría con fecha de hoy (07/10/2026 18:11) se crea: POST → 200 {"mensaje":"Asesoría creada. Se notificó a Sandra Ríos Montoya y a Camilo Ríos Zapata.","tutoria_id":6}. Aparece en «Sesiones Programadas».</w:t>
+              <w:t>La asesoría con fecha de hoy (07/10/2026 19:10) se crea: POST → 200 {"mensaje":"Asesoría creada. Se notificó a Sandra Ríos Montoya y a Camilo Ríos Zapata.","tutoria_id":6}. Aparece en «Sesiones Programadas».</w:t>
             </w:r>
           </w:p>
         </w:tc>
       </w:tr>
       <w:tr>
+        <w:trPr>
+          <w:cantSplit w:val="true"/>
+        </w:trPr>
         <w:tc>
           <w:tcPr>
             <w:tcW w:type="dxa" w:w="2381"/>
@@ -3657,6 +3795,9 @@
         </w:tc>
       </w:tr>
       <w:tr>
+        <w:trPr>
+          <w:cantSplit w:val="true"/>
+        </w:trPr>
         <w:tc>
           <w:tcPr>
             <w:tcW w:type="dxa" w:w="2381"/>
@@ -3702,6 +3843,9 @@
         </w:tc>
       </w:tr>
       <w:tr>
+        <w:trPr>
+          <w:cantSplit w:val="true"/>
+        </w:trPr>
         <w:tc>
           <w:tcPr>
             <w:tcW w:type="dxa" w:w="2381"/>
@@ -3747,6 +3891,9 @@
         </w:tc>
       </w:tr>
       <w:tr>
+        <w:trPr>
+          <w:cantSplit w:val="true"/>
+        </w:trPr>
         <w:tc>
           <w:tcPr>
             <w:tcW w:type="dxa" w:w="2381"/>
@@ -3786,12 +3933,15 @@
                 <w:b w:val="0"/>
                 <w:sz w:val="19"/>
               </w:rPr>
-              <w:t>EV-CP032-C1-01.png</w:t>
+              <w:t>EV-CP032-C1-01.png (Anexo G, figura 11)</w:t>
             </w:r>
           </w:p>
         </w:tc>
       </w:tr>
       <w:tr>
+        <w:trPr>
+          <w:cantSplit w:val="true"/>
+        </w:trPr>
         <w:tc>
           <w:tcPr>
             <w:tcW w:type="dxa" w:w="2381"/>
@@ -3837,6 +3987,9 @@
         </w:tc>
       </w:tr>
       <w:tr>
+        <w:trPr>
+          <w:cantSplit w:val="true"/>
+        </w:trPr>
         <w:tc>
           <w:tcPr>
             <w:tcW w:type="dxa" w:w="2381"/>
@@ -3909,6 +4062,9 @@
         <w:gridCol w:w="4873"/>
       </w:tblGrid>
       <w:tr>
+        <w:trPr>
+          <w:cantSplit w:val="true"/>
+        </w:trPr>
         <w:tc>
           <w:tcPr>
             <w:tcW w:type="dxa" w:w="2381"/>
@@ -3954,6 +4110,9 @@
         </w:tc>
       </w:tr>
       <w:tr>
+        <w:trPr>
+          <w:cantSplit w:val="true"/>
+        </w:trPr>
         <w:tc>
           <w:tcPr>
             <w:tcW w:type="dxa" w:w="2381"/>
@@ -3999,6 +4158,9 @@
         </w:tc>
       </w:tr>
       <w:tr>
+        <w:trPr>
+          <w:cantSplit w:val="true"/>
+        </w:trPr>
         <w:tc>
           <w:tcPr>
             <w:tcW w:type="dxa" w:w="2381"/>
@@ -4038,12 +4200,15 @@
                 <w:b w:val="0"/>
                 <w:sz w:val="19"/>
               </w:rPr>
-              <w:t>Chromium 141 · Linux · Railway/local, commit 693358a</w:t>
+              <w:t>Chromium 141.0.7390.37 · Linux · ConectaProfe en copia local del commit 693358a, la misma versión desplegada en Railway · ejecución automatizada con Playwright el 07/10/2026</w:t>
             </w:r>
           </w:p>
         </w:tc>
       </w:tr>
       <w:tr>
+        <w:trPr>
+          <w:cantSplit w:val="true"/>
+        </w:trPr>
         <w:tc>
           <w:tcPr>
             <w:tcW w:type="dxa" w:w="2381"/>
@@ -4089,6 +4254,9 @@
         </w:tc>
       </w:tr>
       <w:tr>
+        <w:trPr>
+          <w:cantSplit w:val="true"/>
+        </w:trPr>
         <w:tc>
           <w:tcPr>
             <w:tcW w:type="dxa" w:w="2381"/>
@@ -4152,6 +4320,9 @@
         </w:tc>
       </w:tr>
       <w:tr>
+        <w:trPr>
+          <w:cantSplit w:val="true"/>
+        </w:trPr>
         <w:tc>
           <w:tcPr>
             <w:tcW w:type="dxa" w:w="2381"/>
@@ -4197,6 +4368,9 @@
         </w:tc>
       </w:tr>
       <w:tr>
+        <w:trPr>
+          <w:cantSplit w:val="true"/>
+        </w:trPr>
         <w:tc>
           <w:tcPr>
             <w:tcW w:type="dxa" w:w="2381"/>
@@ -4236,12 +4410,15 @@
                 <w:b w:val="0"/>
                 <w:sz w:val="19"/>
               </w:rPr>
-              <w:t>La tutoría #2 se canceló (estado «cancelada»). El docente ejecutó PATCH /api/tutorias/2/realizada: respuesta {"mensaje":"Tutoría completada"} y la tutoría quedó en «completada». Una tutoría cancelada no debería admitir nuevas transiciones.</w:t>
+              <w:t>La tutoría #16 se canceló (estado «cancelada»). El docente ejecutó PATCH /api/tutorias/16/realizada: respuesta {"mensaje":"Tutoría completada"} y la tutoría quedó en «completada». Una tutoría cancelada no debería admitir nuevas transiciones.</w:t>
             </w:r>
           </w:p>
         </w:tc>
       </w:tr>
       <w:tr>
+        <w:trPr>
+          <w:cantSplit w:val="true"/>
+        </w:trPr>
         <w:tc>
           <w:tcPr>
             <w:tcW w:type="dxa" w:w="2381"/>
@@ -4287,6 +4464,9 @@
         </w:tc>
       </w:tr>
       <w:tr>
+        <w:trPr>
+          <w:cantSplit w:val="true"/>
+        </w:trPr>
         <w:tc>
           <w:tcPr>
             <w:tcW w:type="dxa" w:w="2381"/>
@@ -4332,6 +4512,9 @@
         </w:tc>
       </w:tr>
       <w:tr>
+        <w:trPr>
+          <w:cantSplit w:val="true"/>
+        </w:trPr>
         <w:tc>
           <w:tcPr>
             <w:tcW w:type="dxa" w:w="2381"/>
@@ -4377,6 +4560,9 @@
         </w:tc>
       </w:tr>
       <w:tr>
+        <w:trPr>
+          <w:cantSplit w:val="true"/>
+        </w:trPr>
         <w:tc>
           <w:tcPr>
             <w:tcW w:type="dxa" w:w="2381"/>
@@ -4416,12 +4602,15 @@
                 <w:b w:val="0"/>
                 <w:sz w:val="19"/>
               </w:rPr>
-              <w:t>EV-DEF06-C1-01.png, EV-DEF06-CONSOLA.png</w:t>
+              <w:t>EV-DEF06-C1-01.png, EV-DEF06-C1-02.png, EV-DEF06-C1-03.png (Anexo G, figuras 12 a 14); EV-DEF06-CONSOLA.png (Anexo F, figura 5, consola F12)</w:t>
             </w:r>
           </w:p>
         </w:tc>
       </w:tr>
       <w:tr>
+        <w:trPr>
+          <w:cantSplit w:val="true"/>
+        </w:trPr>
         <w:tc>
           <w:tcPr>
             <w:tcW w:type="dxa" w:w="2381"/>
@@ -4467,6 +4656,9 @@
         </w:tc>
       </w:tr>
       <w:tr>
+        <w:trPr>
+          <w:cantSplit w:val="true"/>
+        </w:trPr>
         <w:tc>
           <w:tcPr>
             <w:tcW w:type="dxa" w:w="2381"/>
@@ -4539,6 +4731,9 @@
         <w:gridCol w:w="4873"/>
       </w:tblGrid>
       <w:tr>
+        <w:trPr>
+          <w:cantSplit w:val="true"/>
+        </w:trPr>
         <w:tc>
           <w:tcPr>
             <w:tcW w:type="dxa" w:w="2381"/>
@@ -4584,6 +4779,9 @@
         </w:tc>
       </w:tr>
       <w:tr>
+        <w:trPr>
+          <w:cantSplit w:val="true"/>
+        </w:trPr>
         <w:tc>
           <w:tcPr>
             <w:tcW w:type="dxa" w:w="2381"/>
@@ -4629,6 +4827,9 @@
         </w:tc>
       </w:tr>
       <w:tr>
+        <w:trPr>
+          <w:cantSplit w:val="true"/>
+        </w:trPr>
         <w:tc>
           <w:tcPr>
             <w:tcW w:type="dxa" w:w="2381"/>
@@ -4668,12 +4869,15 @@
                 <w:b w:val="0"/>
                 <w:sz w:val="19"/>
               </w:rPr>
-              <w:t>Chromium 141 · Linux · Railway/local, commit 693358a</w:t>
+              <w:t>Chromium 141.0.7390.37 · Linux · ConectaProfe en copia local del commit 693358a, la misma versión desplegada en Railway · ejecución automatizada con Playwright el 07/10/2026</w:t>
             </w:r>
           </w:p>
         </w:tc>
       </w:tr>
       <w:tr>
+        <w:trPr>
+          <w:cantSplit w:val="true"/>
+        </w:trPr>
         <w:tc>
           <w:tcPr>
             <w:tcW w:type="dxa" w:w="2381"/>
@@ -4719,6 +4923,9 @@
         </w:tc>
       </w:tr>
       <w:tr>
+        <w:trPr>
+          <w:cantSplit w:val="true"/>
+        </w:trPr>
         <w:tc>
           <w:tcPr>
             <w:tcW w:type="dxa" w:w="2381"/>
@@ -4782,6 +4989,9 @@
         </w:tc>
       </w:tr>
       <w:tr>
+        <w:trPr>
+          <w:cantSplit w:val="true"/>
+        </w:trPr>
         <w:tc>
           <w:tcPr>
             <w:tcW w:type="dxa" w:w="2381"/>
@@ -4827,6 +5037,9 @@
         </w:tc>
       </w:tr>
       <w:tr>
+        <w:trPr>
+          <w:cantSplit w:val="true"/>
+        </w:trPr>
         <w:tc>
           <w:tcPr>
             <w:tcW w:type="dxa" w:w="2381"/>
@@ -4872,6 +5085,9 @@
         </w:tc>
       </w:tr>
       <w:tr>
+        <w:trPr>
+          <w:cantSplit w:val="true"/>
+        </w:trPr>
         <w:tc>
           <w:tcPr>
             <w:tcW w:type="dxa" w:w="2381"/>
@@ -4917,6 +5133,9 @@
         </w:tc>
       </w:tr>
       <w:tr>
+        <w:trPr>
+          <w:cantSplit w:val="true"/>
+        </w:trPr>
         <w:tc>
           <w:tcPr>
             <w:tcW w:type="dxa" w:w="2381"/>
@@ -4962,6 +5181,9 @@
         </w:tc>
       </w:tr>
       <w:tr>
+        <w:trPr>
+          <w:cantSplit w:val="true"/>
+        </w:trPr>
         <w:tc>
           <w:tcPr>
             <w:tcW w:type="dxa" w:w="2381"/>
@@ -5007,6 +5229,9 @@
         </w:tc>
       </w:tr>
       <w:tr>
+        <w:trPr>
+          <w:cantSplit w:val="true"/>
+        </w:trPr>
         <w:tc>
           <w:tcPr>
             <w:tcW w:type="dxa" w:w="2381"/>
@@ -5046,12 +5271,15 @@
                 <w:b w:val="0"/>
                 <w:sz w:val="19"/>
               </w:rPr>
-              <w:t>EV-DEF07-C1-01.png</w:t>
+              <w:t>EV-DEF07-C1-01.png (Anexo G, figura 15)</w:t>
             </w:r>
           </w:p>
         </w:tc>
       </w:tr>
       <w:tr>
+        <w:trPr>
+          <w:cantSplit w:val="true"/>
+        </w:trPr>
         <w:tc>
           <w:tcPr>
             <w:tcW w:type="dxa" w:w="2381"/>
@@ -5097,6 +5325,9 @@
         </w:tc>
       </w:tr>
       <w:tr>
+        <w:trPr>
+          <w:cantSplit w:val="true"/>
+        </w:trPr>
         <w:tc>
           <w:tcPr>
             <w:tcW w:type="dxa" w:w="2381"/>
@@ -5169,6 +5400,9 @@
         <w:gridCol w:w="4873"/>
       </w:tblGrid>
       <w:tr>
+        <w:trPr>
+          <w:cantSplit w:val="true"/>
+        </w:trPr>
         <w:tc>
           <w:tcPr>
             <w:tcW w:type="dxa" w:w="2381"/>
@@ -5214,6 +5448,9 @@
         </w:tc>
       </w:tr>
       <w:tr>
+        <w:trPr>
+          <w:cantSplit w:val="true"/>
+        </w:trPr>
         <w:tc>
           <w:tcPr>
             <w:tcW w:type="dxa" w:w="2381"/>
@@ -5259,6 +5496,9 @@
         </w:tc>
       </w:tr>
       <w:tr>
+        <w:trPr>
+          <w:cantSplit w:val="true"/>
+        </w:trPr>
         <w:tc>
           <w:tcPr>
             <w:tcW w:type="dxa" w:w="2381"/>
@@ -5298,12 +5538,15 @@
                 <w:b w:val="0"/>
                 <w:sz w:val="19"/>
               </w:rPr>
-              <w:t>Chromium 141 · Linux · Railway/local, commit 693358a</w:t>
+              <w:t>Chromium 141.0.7390.37 · Linux · ConectaProfe en copia local del commit 693358a, la misma versión desplegada en Railway · ejecución automatizada con Playwright el 07/10/2026</w:t>
             </w:r>
           </w:p>
         </w:tc>
       </w:tr>
       <w:tr>
+        <w:trPr>
+          <w:cantSplit w:val="true"/>
+        </w:trPr>
         <w:tc>
           <w:tcPr>
             <w:tcW w:type="dxa" w:w="2381"/>
@@ -5349,6 +5592,9 @@
         </w:tc>
       </w:tr>
       <w:tr>
+        <w:trPr>
+          <w:cantSplit w:val="true"/>
+        </w:trPr>
         <w:tc>
           <w:tcPr>
             <w:tcW w:type="dxa" w:w="2381"/>
@@ -5412,6 +5658,9 @@
         </w:tc>
       </w:tr>
       <w:tr>
+        <w:trPr>
+          <w:cantSplit w:val="true"/>
+        </w:trPr>
         <w:tc>
           <w:tcPr>
             <w:tcW w:type="dxa" w:w="2381"/>
@@ -5457,6 +5706,9 @@
         </w:tc>
       </w:tr>
       <w:tr>
+        <w:trPr>
+          <w:cantSplit w:val="true"/>
+        </w:trPr>
         <w:tc>
           <w:tcPr>
             <w:tcW w:type="dxa" w:w="2381"/>
@@ -5496,12 +5748,15 @@
                 <w:b w:val="0"/>
                 <w:sz w:val="19"/>
               </w:rPr>
-              <w:t>Preparación: tutoría con Laura Vargas Suárez el 08/10/2026 a las 18:13 (201); al pulsar «Cancelar» faltaban 26.0 h reales. PATCH → 400 {"error":"Faltan 21h para la tutoría y se requieren 24h de anticipación para cancelar (RN03). Escríbele al docente."}; la tarjeta queda «Pendiente». En pantalla: el elemento #tostada tiene el texto «Faltan 21h para la tutoría y se requieren 24h de anticipación para cancelar (RN03). Escríbele al docente.» y las clases «tostada tostada--visible tostada--error», con opacidad calculada 0.</w:t>
+              <w:t>Preparación: tutoría con Laura Vargas Suárez el 08/10/2026 a las 19:12 (201); al pulsar «Cancelar» faltaban 26.0 h reales. PATCH → 400 {"error":"Faltan 21h para la tutoría y se requieren 24h de anticipación para cancelar (RN03). Escríbele al docente."}; la tarjeta queda «Pendiente». En pantalla: el elemento #tostada tiene el texto «Faltan 21h para la tutoría y se requieren 24h de anticipación para cancelar (RN03). Escríbele al docente.» y las clases «tostada tostada--visible tostada--error», con opacidad calculada 0.</w:t>
             </w:r>
           </w:p>
         </w:tc>
       </w:tr>
       <w:tr>
+        <w:trPr>
+          <w:cantSplit w:val="true"/>
+        </w:trPr>
         <w:tc>
           <w:tcPr>
             <w:tcW w:type="dxa" w:w="2381"/>
@@ -5547,6 +5802,9 @@
         </w:tc>
       </w:tr>
       <w:tr>
+        <w:trPr>
+          <w:cantSplit w:val="true"/>
+        </w:trPr>
         <w:tc>
           <w:tcPr>
             <w:tcW w:type="dxa" w:w="2381"/>
@@ -5592,6 +5850,9 @@
         </w:tc>
       </w:tr>
       <w:tr>
+        <w:trPr>
+          <w:cantSplit w:val="true"/>
+        </w:trPr>
         <w:tc>
           <w:tcPr>
             <w:tcW w:type="dxa" w:w="2381"/>
@@ -5637,6 +5898,9 @@
         </w:tc>
       </w:tr>
       <w:tr>
+        <w:trPr>
+          <w:cantSplit w:val="true"/>
+        </w:trPr>
         <w:tc>
           <w:tcPr>
             <w:tcW w:type="dxa" w:w="2381"/>
@@ -5676,12 +5940,15 @@
                 <w:b w:val="0"/>
                 <w:sz w:val="19"/>
               </w:rPr>
-              <w:t>EV-CP025-C1-01.png</w:t>
+              <w:t>EV-CP025-C1-01.png (Anexo G, figura 16)</w:t>
             </w:r>
           </w:p>
         </w:tc>
       </w:tr>
       <w:tr>
+        <w:trPr>
+          <w:cantSplit w:val="true"/>
+        </w:trPr>
         <w:tc>
           <w:tcPr>
             <w:tcW w:type="dxa" w:w="2381"/>
@@ -5727,6 +5994,9 @@
         </w:tc>
       </w:tr>
       <w:tr>
+        <w:trPr>
+          <w:cantSplit w:val="true"/>
+        </w:trPr>
         <w:tc>
           <w:tcPr>
             <w:tcW w:type="dxa" w:w="2381"/>
@@ -5799,6 +6069,9 @@
         <w:gridCol w:w="4873"/>
       </w:tblGrid>
       <w:tr>
+        <w:trPr>
+          <w:cantSplit w:val="true"/>
+        </w:trPr>
         <w:tc>
           <w:tcPr>
             <w:tcW w:type="dxa" w:w="2381"/>
@@ -5844,6 +6117,9 @@
         </w:tc>
       </w:tr>
       <w:tr>
+        <w:trPr>
+          <w:cantSplit w:val="true"/>
+        </w:trPr>
         <w:tc>
           <w:tcPr>
             <w:tcW w:type="dxa" w:w="2381"/>
@@ -5889,6 +6165,9 @@
         </w:tc>
       </w:tr>
       <w:tr>
+        <w:trPr>
+          <w:cantSplit w:val="true"/>
+        </w:trPr>
         <w:tc>
           <w:tcPr>
             <w:tcW w:type="dxa" w:w="2381"/>
@@ -5928,12 +6207,15 @@
                 <w:b w:val="0"/>
                 <w:sz w:val="19"/>
               </w:rPr>
-              <w:t>Chromium 141 · Linux · Railway/local, commit 693358a</w:t>
+              <w:t>Chromium 141.0.7390.37 · Linux · ConectaProfe en copia local del commit 693358a, la misma versión desplegada en Railway · ejecución automatizada con Playwright el 07/10/2026</w:t>
             </w:r>
           </w:p>
         </w:tc>
       </w:tr>
       <w:tr>
+        <w:trPr>
+          <w:cantSplit w:val="true"/>
+        </w:trPr>
         <w:tc>
           <w:tcPr>
             <w:tcW w:type="dxa" w:w="2381"/>
@@ -5979,6 +6261,9 @@
         </w:tc>
       </w:tr>
       <w:tr>
+        <w:trPr>
+          <w:cantSplit w:val="true"/>
+        </w:trPr>
         <w:tc>
           <w:tcPr>
             <w:tcW w:type="dxa" w:w="2381"/>
@@ -6042,6 +6327,9 @@
         </w:tc>
       </w:tr>
       <w:tr>
+        <w:trPr>
+          <w:cantSplit w:val="true"/>
+        </w:trPr>
         <w:tc>
           <w:tcPr>
             <w:tcW w:type="dxa" w:w="2381"/>
@@ -6087,6 +6375,9 @@
         </w:tc>
       </w:tr>
       <w:tr>
+        <w:trPr>
+          <w:cantSplit w:val="true"/>
+        </w:trPr>
         <w:tc>
           <w:tcPr>
             <w:tcW w:type="dxa" w:w="2381"/>
@@ -6132,6 +6423,9 @@
         </w:tc>
       </w:tr>
       <w:tr>
+        <w:trPr>
+          <w:cantSplit w:val="true"/>
+        </w:trPr>
         <w:tc>
           <w:tcPr>
             <w:tcW w:type="dxa" w:w="2381"/>
@@ -6177,6 +6471,9 @@
         </w:tc>
       </w:tr>
       <w:tr>
+        <w:trPr>
+          <w:cantSplit w:val="true"/>
+        </w:trPr>
         <w:tc>
           <w:tcPr>
             <w:tcW w:type="dxa" w:w="2381"/>
@@ -6222,6 +6519,9 @@
         </w:tc>
       </w:tr>
       <w:tr>
+        <w:trPr>
+          <w:cantSplit w:val="true"/>
+        </w:trPr>
         <w:tc>
           <w:tcPr>
             <w:tcW w:type="dxa" w:w="2381"/>
@@ -6267,6 +6567,9 @@
         </w:tc>
       </w:tr>
       <w:tr>
+        <w:trPr>
+          <w:cantSplit w:val="true"/>
+        </w:trPr>
         <w:tc>
           <w:tcPr>
             <w:tcW w:type="dxa" w:w="2381"/>
@@ -6306,12 +6609,15 @@
                 <w:b w:val="0"/>
                 <w:sz w:val="19"/>
               </w:rPr>
-              <w:t>EV-CP031-C1-01.png, EV-CP031-C1-02.png, EV-CP031-C1-03.png</w:t>
+              <w:t>EV-CP031-C1-01.png, EV-CP031-C1-02.png, EV-CP031-C1-03.png (Anexo G, figuras 17 a 19)</w:t>
             </w:r>
           </w:p>
         </w:tc>
       </w:tr>
       <w:tr>
+        <w:trPr>
+          <w:cantSplit w:val="true"/>
+        </w:trPr>
         <w:tc>
           <w:tcPr>
             <w:tcW w:type="dxa" w:w="2381"/>
@@ -6357,6 +6663,9 @@
         </w:tc>
       </w:tr>
       <w:tr>
+        <w:trPr>
+          <w:cantSplit w:val="true"/>
+        </w:trPr>
         <w:tc>
           <w:tcPr>
             <w:tcW w:type="dxa" w:w="2381"/>
@@ -6429,6 +6738,9 @@
         <w:gridCol w:w="4873"/>
       </w:tblGrid>
       <w:tr>
+        <w:trPr>
+          <w:cantSplit w:val="true"/>
+        </w:trPr>
         <w:tc>
           <w:tcPr>
             <w:tcW w:type="dxa" w:w="2381"/>
@@ -6474,6 +6786,9 @@
         </w:tc>
       </w:tr>
       <w:tr>
+        <w:trPr>
+          <w:cantSplit w:val="true"/>
+        </w:trPr>
         <w:tc>
           <w:tcPr>
             <w:tcW w:type="dxa" w:w="2381"/>
@@ -6519,6 +6834,9 @@
         </w:tc>
       </w:tr>
       <w:tr>
+        <w:trPr>
+          <w:cantSplit w:val="true"/>
+        </w:trPr>
         <w:tc>
           <w:tcPr>
             <w:tcW w:type="dxa" w:w="2381"/>
@@ -6558,12 +6876,15 @@
                 <w:b w:val="0"/>
                 <w:sz w:val="19"/>
               </w:rPr>
-              <w:t>Chromium 141 · Linux · Railway/local, commit 693358a</w:t>
+              <w:t>Chromium 141.0.7390.37 · Linux · ConectaProfe en copia local del commit 693358a, la misma versión desplegada en Railway · ejecución automatizada con Playwright el 07/10/2026</w:t>
             </w:r>
           </w:p>
         </w:tc>
       </w:tr>
       <w:tr>
+        <w:trPr>
+          <w:cantSplit w:val="true"/>
+        </w:trPr>
         <w:tc>
           <w:tcPr>
             <w:tcW w:type="dxa" w:w="2381"/>
@@ -6609,6 +6930,9 @@
         </w:tc>
       </w:tr>
       <w:tr>
+        <w:trPr>
+          <w:cantSplit w:val="true"/>
+        </w:trPr>
         <w:tc>
           <w:tcPr>
             <w:tcW w:type="dxa" w:w="2381"/>
@@ -6672,6 +6996,9 @@
         </w:tc>
       </w:tr>
       <w:tr>
+        <w:trPr>
+          <w:cantSplit w:val="true"/>
+        </w:trPr>
         <w:tc>
           <w:tcPr>
             <w:tcW w:type="dxa" w:w="2381"/>
@@ -6717,6 +7044,9 @@
         </w:tc>
       </w:tr>
       <w:tr>
+        <w:trPr>
+          <w:cantSplit w:val="true"/>
+        </w:trPr>
         <w:tc>
           <w:tcPr>
             <w:tcW w:type="dxa" w:w="2381"/>
@@ -6762,6 +7092,9 @@
         </w:tc>
       </w:tr>
       <w:tr>
+        <w:trPr>
+          <w:cantSplit w:val="true"/>
+        </w:trPr>
         <w:tc>
           <w:tcPr>
             <w:tcW w:type="dxa" w:w="2381"/>
@@ -6807,6 +7140,9 @@
         </w:tc>
       </w:tr>
       <w:tr>
+        <w:trPr>
+          <w:cantSplit w:val="true"/>
+        </w:trPr>
         <w:tc>
           <w:tcPr>
             <w:tcW w:type="dxa" w:w="2381"/>
@@ -6852,6 +7188,9 @@
         </w:tc>
       </w:tr>
       <w:tr>
+        <w:trPr>
+          <w:cantSplit w:val="true"/>
+        </w:trPr>
         <w:tc>
           <w:tcPr>
             <w:tcW w:type="dxa" w:w="2381"/>
@@ -6897,6 +7236,9 @@
         </w:tc>
       </w:tr>
       <w:tr>
+        <w:trPr>
+          <w:cantSplit w:val="true"/>
+        </w:trPr>
         <w:tc>
           <w:tcPr>
             <w:tcW w:type="dxa" w:w="2381"/>
@@ -6936,12 +7278,15 @@
                 <w:b w:val="0"/>
                 <w:sz w:val="19"/>
               </w:rPr>
-              <w:t>EV-CP016-C1-01.png</w:t>
+              <w:t>EV-CP016-C1-01.png, EV-CP024-C1-01.png (Anexo G, figuras 20 a 21); EV-DEF13-CONSOLA.png (Anexo F, figura 7, consola F12)</w:t>
             </w:r>
           </w:p>
         </w:tc>
       </w:tr>
       <w:tr>
+        <w:trPr>
+          <w:cantSplit w:val="true"/>
+        </w:trPr>
         <w:tc>
           <w:tcPr>
             <w:tcW w:type="dxa" w:w="2381"/>
@@ -6987,6 +7332,9 @@
         </w:tc>
       </w:tr>
       <w:tr>
+        <w:trPr>
+          <w:cantSplit w:val="true"/>
+        </w:trPr>
         <w:tc>
           <w:tcPr>
             <w:tcW w:type="dxa" w:w="2381"/>
@@ -7059,6 +7407,9 @@
         <w:gridCol w:w="4873"/>
       </w:tblGrid>
       <w:tr>
+        <w:trPr>
+          <w:cantSplit w:val="true"/>
+        </w:trPr>
         <w:tc>
           <w:tcPr>
             <w:tcW w:type="dxa" w:w="2381"/>
@@ -7104,6 +7455,9 @@
         </w:tc>
       </w:tr>
       <w:tr>
+        <w:trPr>
+          <w:cantSplit w:val="true"/>
+        </w:trPr>
         <w:tc>
           <w:tcPr>
             <w:tcW w:type="dxa" w:w="2381"/>
@@ -7149,6 +7503,9 @@
         </w:tc>
       </w:tr>
       <w:tr>
+        <w:trPr>
+          <w:cantSplit w:val="true"/>
+        </w:trPr>
         <w:tc>
           <w:tcPr>
             <w:tcW w:type="dxa" w:w="2381"/>
@@ -7188,12 +7545,15 @@
                 <w:b w:val="0"/>
                 <w:sz w:val="19"/>
               </w:rPr>
-              <w:t>Chromium 141 · Linux · Railway/local, commit 693358a</w:t>
+              <w:t>Chromium 141.0.7390.37 · Linux · ConectaProfe en copia local del commit 693358a, la misma versión desplegada en Railway · ejecución automatizada con Playwright el 07/10/2026</w:t>
             </w:r>
           </w:p>
         </w:tc>
       </w:tr>
       <w:tr>
+        <w:trPr>
+          <w:cantSplit w:val="true"/>
+        </w:trPr>
         <w:tc>
           <w:tcPr>
             <w:tcW w:type="dxa" w:w="2381"/>
@@ -7239,6 +7599,9 @@
         </w:tc>
       </w:tr>
       <w:tr>
+        <w:trPr>
+          <w:cantSplit w:val="true"/>
+        </w:trPr>
         <w:tc>
           <w:tcPr>
             <w:tcW w:type="dxa" w:w="2381"/>
@@ -7302,6 +7665,9 @@
         </w:tc>
       </w:tr>
       <w:tr>
+        <w:trPr>
+          <w:cantSplit w:val="true"/>
+        </w:trPr>
         <w:tc>
           <w:tcPr>
             <w:tcW w:type="dxa" w:w="2381"/>
@@ -7347,6 +7713,9 @@
         </w:tc>
       </w:tr>
       <w:tr>
+        <w:trPr>
+          <w:cantSplit w:val="true"/>
+        </w:trPr>
         <w:tc>
           <w:tcPr>
             <w:tcW w:type="dxa" w:w="2381"/>
@@ -7392,6 +7761,9 @@
         </w:tc>
       </w:tr>
       <w:tr>
+        <w:trPr>
+          <w:cantSplit w:val="true"/>
+        </w:trPr>
         <w:tc>
           <w:tcPr>
             <w:tcW w:type="dxa" w:w="2381"/>
@@ -7437,6 +7809,9 @@
         </w:tc>
       </w:tr>
       <w:tr>
+        <w:trPr>
+          <w:cantSplit w:val="true"/>
+        </w:trPr>
         <w:tc>
           <w:tcPr>
             <w:tcW w:type="dxa" w:w="2381"/>
@@ -7482,6 +7857,9 @@
         </w:tc>
       </w:tr>
       <w:tr>
+        <w:trPr>
+          <w:cantSplit w:val="true"/>
+        </w:trPr>
         <w:tc>
           <w:tcPr>
             <w:tcW w:type="dxa" w:w="2381"/>
@@ -7527,6 +7905,9 @@
         </w:tc>
       </w:tr>
       <w:tr>
+        <w:trPr>
+          <w:cantSplit w:val="true"/>
+        </w:trPr>
         <w:tc>
           <w:tcPr>
             <w:tcW w:type="dxa" w:w="2381"/>
@@ -7566,12 +7947,15 @@
                 <w:b w:val="0"/>
                 <w:sz w:val="19"/>
               </w:rPr>
-              <w:t>EV-DEF14-C1-01.png</w:t>
+              <w:t>EV-DEF14-C1-01.png, EV-DEF14-C1-02.png (Anexo G, figuras 22 a 23)</w:t>
             </w:r>
           </w:p>
         </w:tc>
       </w:tr>
       <w:tr>
+        <w:trPr>
+          <w:cantSplit w:val="true"/>
+        </w:trPr>
         <w:tc>
           <w:tcPr>
             <w:tcW w:type="dxa" w:w="2381"/>
@@ -7617,6 +8001,9 @@
         </w:tc>
       </w:tr>
       <w:tr>
+        <w:trPr>
+          <w:cantSplit w:val="true"/>
+        </w:trPr>
         <w:tc>
           <w:tcPr>
             <w:tcW w:type="dxa" w:w="2381"/>
@@ -7711,6 +8098,9 @@
         <w:gridCol w:w="1949"/>
       </w:tblGrid>
       <w:tr>
+        <w:trPr>
+          <w:cantSplit w:val="true"/>
+        </w:trPr>
         <w:tc>
           <w:tcPr>
             <w:tcW w:type="dxa" w:w="907"/>
@@ -7843,6 +8233,9 @@
         </w:tc>
       </w:tr>
       <w:tr>
+        <w:trPr>
+          <w:cantSplit w:val="true"/>
+        </w:trPr>
         <w:tc>
           <w:tcPr>
             <w:tcW w:type="dxa" w:w="907"/>
@@ -7950,6 +8343,9 @@
         </w:tc>
       </w:tr>
       <w:tr>
+        <w:trPr>
+          <w:cantSplit w:val="true"/>
+        </w:trPr>
         <w:tc>
           <w:tcPr>
             <w:tcW w:type="dxa" w:w="907"/>
@@ -8062,6 +8458,9 @@
         </w:tc>
       </w:tr>
       <w:tr>
+        <w:trPr>
+          <w:cantSplit w:val="true"/>
+        </w:trPr>
         <w:tc>
           <w:tcPr>
             <w:tcW w:type="dxa" w:w="907"/>
@@ -8169,6 +8568,9 @@
         </w:tc>
       </w:tr>
       <w:tr>
+        <w:trPr>
+          <w:cantSplit w:val="true"/>
+        </w:trPr>
         <w:tc>
           <w:tcPr>
             <w:tcW w:type="dxa" w:w="907"/>
@@ -8281,6 +8683,9 @@
         </w:tc>
       </w:tr>
       <w:tr>
+        <w:trPr>
+          <w:cantSplit w:val="true"/>
+        </w:trPr>
         <w:tc>
           <w:tcPr>
             <w:tcW w:type="dxa" w:w="907"/>
@@ -8388,6 +8793,9 @@
         </w:tc>
       </w:tr>
       <w:tr>
+        <w:trPr>
+          <w:cantSplit w:val="true"/>
+        </w:trPr>
         <w:tc>
           <w:tcPr>
             <w:tcW w:type="dxa" w:w="907"/>
@@ -8500,6 +8908,9 @@
         </w:tc>
       </w:tr>
       <w:tr>
+        <w:trPr>
+          <w:cantSplit w:val="true"/>
+        </w:trPr>
         <w:tc>
           <w:tcPr>
             <w:tcW w:type="dxa" w:w="907"/>
@@ -8607,6 +9018,9 @@
         </w:tc>
       </w:tr>
       <w:tr>
+        <w:trPr>
+          <w:cantSplit w:val="true"/>
+        </w:trPr>
         <w:tc>
           <w:tcPr>
             <w:tcW w:type="dxa" w:w="907"/>
@@ -8746,6 +9160,9 @@
         <w:gridCol w:w="4873"/>
       </w:tblGrid>
       <w:tr>
+        <w:trPr>
+          <w:cantSplit w:val="true"/>
+        </w:trPr>
         <w:tc>
           <w:tcPr>
             <w:tcW w:type="dxa" w:w="1701"/>
@@ -8800,6 +9217,9 @@
         </w:tc>
       </w:tr>
       <w:tr>
+        <w:trPr>
+          <w:cantSplit w:val="true"/>
+        </w:trPr>
         <w:tc>
           <w:tcPr>
             <w:tcW w:type="dxa" w:w="1701"/>
@@ -8844,6 +9264,9 @@
         </w:tc>
       </w:tr>
       <w:tr>
+        <w:trPr>
+          <w:cantSplit w:val="true"/>
+        </w:trPr>
         <w:tc>
           <w:tcPr>
             <w:tcW w:type="dxa" w:w="1701"/>
@@ -8890,6 +9313,9 @@
         </w:tc>
       </w:tr>
       <w:tr>
+        <w:trPr>
+          <w:cantSplit w:val="true"/>
+        </w:trPr>
         <w:tc>
           <w:tcPr>
             <w:tcW w:type="dxa" w:w="1701"/>
@@ -8934,6 +9360,9 @@
         </w:tc>
       </w:tr>
       <w:tr>
+        <w:trPr>
+          <w:cantSplit w:val="true"/>
+        </w:trPr>
         <w:tc>
           <w:tcPr>
             <w:tcW w:type="dxa" w:w="1701"/>
@@ -9021,6 +9450,9 @@
         <w:gridCol w:w="3249"/>
       </w:tblGrid>
       <w:tr>
+        <w:trPr>
+          <w:cantSplit w:val="true"/>
+        </w:trPr>
         <w:tc>
           <w:tcPr>
             <w:tcW w:type="dxa" w:w="567"/>
@@ -9101,6 +9533,9 @@
         </w:tc>
       </w:tr>
       <w:tr>
+        <w:trPr>
+          <w:cantSplit w:val="true"/>
+        </w:trPr>
         <w:tc>
           <w:tcPr>
             <w:tcW w:type="dxa" w:w="567"/>
@@ -9166,6 +9601,9 @@
         </w:tc>
       </w:tr>
       <w:tr>
+        <w:trPr>
+          <w:cantSplit w:val="true"/>
+        </w:trPr>
         <w:tc>
           <w:tcPr>
             <w:tcW w:type="dxa" w:w="567"/>
@@ -9234,6 +9672,9 @@
         </w:tc>
       </w:tr>
       <w:tr>
+        <w:trPr>
+          <w:cantSplit w:val="true"/>
+        </w:trPr>
         <w:tc>
           <w:tcPr>
             <w:tcW w:type="dxa" w:w="567"/>
@@ -9299,6 +9740,9 @@
         </w:tc>
       </w:tr>
       <w:tr>
+        <w:trPr>
+          <w:cantSplit w:val="true"/>
+        </w:trPr>
         <w:tc>
           <w:tcPr>
             <w:tcW w:type="dxa" w:w="567"/>
@@ -9367,6 +9811,9 @@
         </w:tc>
       </w:tr>
       <w:tr>
+        <w:trPr>
+          <w:cantSplit w:val="true"/>
+        </w:trPr>
         <w:tc>
           <w:tcPr>
             <w:tcW w:type="dxa" w:w="567"/>
@@ -9432,6 +9879,9 @@
         </w:tc>
       </w:tr>
       <w:tr>
+        <w:trPr>
+          <w:cantSplit w:val="true"/>
+        </w:trPr>
         <w:tc>
           <w:tcPr>
             <w:tcW w:type="dxa" w:w="567"/>
@@ -9500,6 +9950,9 @@
         </w:tc>
       </w:tr>
       <w:tr>
+        <w:trPr>
+          <w:cantSplit w:val="true"/>
+        </w:trPr>
         <w:tc>
           <w:tcPr>
             <w:tcW w:type="dxa" w:w="567"/>
@@ -9565,6 +10018,9 @@
         </w:tc>
       </w:tr>
       <w:tr>
+        <w:trPr>
+          <w:cantSplit w:val="true"/>
+        </w:trPr>
         <w:tc>
           <w:tcPr>
             <w:tcW w:type="dxa" w:w="567"/>
@@ -9633,6 +10089,9 @@
         </w:tc>
       </w:tr>
       <w:tr>
+        <w:trPr>
+          <w:cantSplit w:val="true"/>
+        </w:trPr>
         <w:tc>
           <w:tcPr>
             <w:tcW w:type="dxa" w:w="567"/>
@@ -9698,6 +10157,9 @@
         </w:tc>
       </w:tr>
       <w:tr>
+        <w:trPr>
+          <w:cantSplit w:val="true"/>
+        </w:trPr>
         <w:tc>
           <w:tcPr>
             <w:tcW w:type="dxa" w:w="567"/>
@@ -9766,6 +10228,9 @@
         </w:tc>
       </w:tr>
       <w:tr>
+        <w:trPr>
+          <w:cantSplit w:val="true"/>
+        </w:trPr>
         <w:tc>
           <w:tcPr>
             <w:tcW w:type="dxa" w:w="567"/>
@@ -9831,6 +10296,9 @@
         </w:tc>
       </w:tr>
       <w:tr>
+        <w:trPr>
+          <w:cantSplit w:val="true"/>
+        </w:trPr>
         <w:tc>
           <w:tcPr>
             <w:tcW w:type="dxa" w:w="567"/>
@@ -9917,7 +10385,7 @@
           <w:i w:val="0"/>
           <w:sz w:val="22"/>
         </w:rPr>
-        <w:t>Estas son las verificaciones que se hacen pegando un fetch() en la consola del navegador, con el token de la sesión. Prueban la capa del servidor directamente —control de acceso por rol, datos inexistentes y validaciones que el formulario no deja disparar— y son las más cercanas a cómo se tantea una API. Van con el comando exacto para copiar y pegar; las rutas son relativas, así que sirven igual en localhost y en Railway. En la sustentación, cualquiera del equipo puede reproducirlas en vivo.</w:t>
+        <w:t>Estas son las verificaciones que se hacen desde la consola del navegador (F12). Casi todas pegan un fetch() con el token de la sesión y prueban la capa del servidor directamente —control de acceso por rol, datos inexistentes y validaciones que el formulario no deja disparar—; la de DEF-13 inspecciona el elemento del mensaje emergente para ver lo que la pantalla no muestra. Van con el comando exacto para copiar y pegar y, debajo, la captura de la consola tal como quedó. Las rutas son relativas, así que sirven igual en localhost y en Railway; en la sustentación cualquiera del equipo puede reproducirlas en vivo.</w:t>
       </w:r>
     </w:p>
     <w:p>
@@ -9971,6 +10439,9 @@
         <w:gridCol w:w="9746"/>
       </w:tblGrid>
       <w:tr>
+        <w:trPr>
+          <w:cantSplit w:val="true"/>
+        </w:trPr>
         <w:tc>
           <w:tcPr>
             <w:tcW w:type="dxa" w:w="9746"/>
@@ -10069,6 +10540,9 @@
         <w:gridCol w:w="4873"/>
       </w:tblGrid>
       <w:tr>
+        <w:trPr>
+          <w:cantSplit w:val="true"/>
+        </w:trPr>
         <w:tc>
           <w:tcPr>
             <w:tcW w:type="dxa" w:w="2381"/>
@@ -10114,6 +10588,9 @@
         </w:tc>
       </w:tr>
       <w:tr>
+        <w:trPr>
+          <w:cantSplit w:val="true"/>
+        </w:trPr>
         <w:tc>
           <w:tcPr>
             <w:tcW w:type="dxa" w:w="2381"/>
@@ -10159,6 +10636,9 @@
         </w:tc>
       </w:tr>
       <w:tr>
+        <w:trPr>
+          <w:cantSplit w:val="true"/>
+        </w:trPr>
         <w:tc>
           <w:tcPr>
             <w:tcW w:type="dxa" w:w="2381"/>
@@ -10204,6 +10684,9 @@
         </w:tc>
       </w:tr>
       <w:tr>
+        <w:trPr>
+          <w:cantSplit w:val="true"/>
+        </w:trPr>
         <w:tc>
           <w:tcPr>
             <w:tcW w:type="dxa" w:w="2381"/>
@@ -10249,6 +10732,9 @@
         </w:tc>
       </w:tr>
       <w:tr>
+        <w:trPr>
+          <w:cantSplit w:val="true"/>
+        </w:trPr>
         <w:tc>
           <w:tcPr>
             <w:tcW w:type="dxa" w:w="2381"/>
@@ -10294,6 +10780,9 @@
         </w:tc>
       </w:tr>
       <w:tr>
+        <w:trPr>
+          <w:cantSplit w:val="true"/>
+        </w:trPr>
         <w:tc>
           <w:tcPr>
             <w:tcW w:type="dxa" w:w="2381"/>
@@ -10333,12 +10822,74 @@
                 <w:b w:val="0"/>
                 <w:sz w:val="19"/>
               </w:rPr>
-              <w:t>EV-CP008-CONSOLA.png</w:t>
+              <w:t>EV-CP008-CONSOLA.png (figura 2, debajo)</w:t>
             </w:r>
           </w:p>
         </w:tc>
       </w:tr>
     </w:tbl>
+    <w:p>
+      <w:pPr>
+        <w:keepNext/>
+        <w:spacing w:before="80" w:after="40"/>
+        <w:jc w:val="center"/>
+      </w:pPr>
+      <w:r>
+        <w:drawing>
+          <wp:inline xmlns:a="http://schemas.openxmlformats.org/drawingml/2006/main" xmlns:pic="http://schemas.openxmlformats.org/drawingml/2006/picture">
+            <wp:extent cx="5580000" cy="3138750"/>
+            <wp:docPr id="2" name="Picture 2"/>
+            <wp:cNvGraphicFramePr>
+              <a:graphicFrameLocks noChangeAspect="1"/>
+            </wp:cNvGraphicFramePr>
+            <a:graphic>
+              <a:graphicData uri="http://schemas.openxmlformats.org/drawingml/2006/picture">
+                <pic:pic>
+                  <pic:nvPicPr>
+                    <pic:cNvPr id="0" name="EV-CP008-CONSOLA.jpg"/>
+                    <pic:cNvPicPr/>
+                  </pic:nvPicPr>
+                  <pic:blipFill>
+                    <a:blip r:embed="rId11"/>
+                    <a:stretch>
+                      <a:fillRect/>
+                    </a:stretch>
+                  </pic:blipFill>
+                  <pic:spPr>
+                    <a:xfrm>
+                      <a:off x="0" y="0"/>
+                      <a:ext cx="5580000" cy="3138750"/>
+                    </a:xfrm>
+                    <a:prstGeom prst="rect"/>
+                  </pic:spPr>
+                </pic:pic>
+              </a:graphicData>
+            </a:graphic>
+          </wp:inline>
+        </w:drawing>
+      </w:r>
+    </w:p>
+    <w:p>
+      <w:pPr>
+        <w:spacing w:after="200"/>
+        <w:jc w:val="center"/>
+      </w:pPr>
+      <w:r>
+        <w:rPr>
+          <w:b/>
+          <w:i/>
+          <w:sz w:val="18"/>
+        </w:rPr>
+        <w:t xml:space="preserve">Figura 2. </w:t>
+      </w:r>
+      <w:r>
+        <w:rPr>
+          <w:i/>
+          <w:sz w:val="18"/>
+        </w:rPr>
+        <w:t>CP-008 · EV-CP008-CONSOLA.png. Consola F12 con el comando ejecutado y la respuesta: rechazo de registro con rol de administrador.</w:t>
+      </w:r>
+    </w:p>
     <w:p/>
     <w:p>
       <w:pPr>
@@ -10391,6 +10942,9 @@
         <w:gridCol w:w="9746"/>
       </w:tblGrid>
       <w:tr>
+        <w:trPr>
+          <w:cantSplit w:val="true"/>
+        </w:trPr>
         <w:tc>
           <w:tcPr>
             <w:tcW w:type="dxa" w:w="9746"/>
@@ -10489,6 +11043,9 @@
         <w:gridCol w:w="4873"/>
       </w:tblGrid>
       <w:tr>
+        <w:trPr>
+          <w:cantSplit w:val="true"/>
+        </w:trPr>
         <w:tc>
           <w:tcPr>
             <w:tcW w:type="dxa" w:w="2381"/>
@@ -10534,6 +11091,9 @@
         </w:tc>
       </w:tr>
       <w:tr>
+        <w:trPr>
+          <w:cantSplit w:val="true"/>
+        </w:trPr>
         <w:tc>
           <w:tcPr>
             <w:tcW w:type="dxa" w:w="2381"/>
@@ -10579,6 +11139,9 @@
         </w:tc>
       </w:tr>
       <w:tr>
+        <w:trPr>
+          <w:cantSplit w:val="true"/>
+        </w:trPr>
         <w:tc>
           <w:tcPr>
             <w:tcW w:type="dxa" w:w="2381"/>
@@ -10624,6 +11187,9 @@
         </w:tc>
       </w:tr>
       <w:tr>
+        <w:trPr>
+          <w:cantSplit w:val="true"/>
+        </w:trPr>
         <w:tc>
           <w:tcPr>
             <w:tcW w:type="dxa" w:w="2381"/>
@@ -10669,6 +11235,9 @@
         </w:tc>
       </w:tr>
       <w:tr>
+        <w:trPr>
+          <w:cantSplit w:val="true"/>
+        </w:trPr>
         <w:tc>
           <w:tcPr>
             <w:tcW w:type="dxa" w:w="2381"/>
@@ -10714,6 +11283,9 @@
         </w:tc>
       </w:tr>
       <w:tr>
+        <w:trPr>
+          <w:cantSplit w:val="true"/>
+        </w:trPr>
         <w:tc>
           <w:tcPr>
             <w:tcW w:type="dxa" w:w="2381"/>
@@ -10753,12 +11325,74 @@
                 <w:b w:val="0"/>
                 <w:sz w:val="19"/>
               </w:rPr>
-              <w:t>EV-CP018-CONSOLA.png</w:t>
+              <w:t>EV-CP018-CONSOLA.png (figura 3, debajo)</w:t>
             </w:r>
           </w:p>
         </w:tc>
       </w:tr>
     </w:tbl>
+    <w:p>
+      <w:pPr>
+        <w:keepNext/>
+        <w:spacing w:before="80" w:after="40"/>
+        <w:jc w:val="center"/>
+      </w:pPr>
+      <w:r>
+        <w:drawing>
+          <wp:inline xmlns:a="http://schemas.openxmlformats.org/drawingml/2006/main" xmlns:pic="http://schemas.openxmlformats.org/drawingml/2006/picture">
+            <wp:extent cx="5580000" cy="3138750"/>
+            <wp:docPr id="3" name="Picture 3"/>
+            <wp:cNvGraphicFramePr>
+              <a:graphicFrameLocks noChangeAspect="1"/>
+            </wp:cNvGraphicFramePr>
+            <a:graphic>
+              <a:graphicData uri="http://schemas.openxmlformats.org/drawingml/2006/picture">
+                <pic:pic>
+                  <pic:nvPicPr>
+                    <pic:cNvPr id="0" name="EV-CP018-CONSOLA.jpg"/>
+                    <pic:cNvPicPr/>
+                  </pic:nvPicPr>
+                  <pic:blipFill>
+                    <a:blip r:embed="rId12"/>
+                    <a:stretch>
+                      <a:fillRect/>
+                    </a:stretch>
+                  </pic:blipFill>
+                  <pic:spPr>
+                    <a:xfrm>
+                      <a:off x="0" y="0"/>
+                      <a:ext cx="5580000" cy="3138750"/>
+                    </a:xfrm>
+                    <a:prstGeom prst="rect"/>
+                  </pic:spPr>
+                </pic:pic>
+              </a:graphicData>
+            </a:graphic>
+          </wp:inline>
+        </w:drawing>
+      </w:r>
+    </w:p>
+    <w:p>
+      <w:pPr>
+        <w:spacing w:after="200"/>
+        <w:jc w:val="center"/>
+      </w:pPr>
+      <w:r>
+        <w:rPr>
+          <w:b/>
+          <w:i/>
+          <w:sz w:val="18"/>
+        </w:rPr>
+        <w:t xml:space="preserve">Figura 3. </w:t>
+      </w:r>
+      <w:r>
+        <w:rPr>
+          <w:i/>
+          <w:sz w:val="18"/>
+        </w:rPr>
+        <w:t>CP-018 · EV-CP018-CONSOLA.png. Consola F12 con el comando ejecutado y la respuesta: un estudiante no puede guardar un perfil de docente.</w:t>
+      </w:r>
+    </w:p>
     <w:p/>
     <w:p>
       <w:pPr>
@@ -10811,6 +11445,9 @@
         <w:gridCol w:w="9746"/>
       </w:tblGrid>
       <w:tr>
+        <w:trPr>
+          <w:cantSplit w:val="true"/>
+        </w:trPr>
         <w:tc>
           <w:tcPr>
             <w:tcW w:type="dxa" w:w="9746"/>
@@ -10922,6 +11559,9 @@
         <w:gridCol w:w="4873"/>
       </w:tblGrid>
       <w:tr>
+        <w:trPr>
+          <w:cantSplit w:val="true"/>
+        </w:trPr>
         <w:tc>
           <w:tcPr>
             <w:tcW w:type="dxa" w:w="2381"/>
@@ -10967,6 +11607,9 @@
         </w:tc>
       </w:tr>
       <w:tr>
+        <w:trPr>
+          <w:cantSplit w:val="true"/>
+        </w:trPr>
         <w:tc>
           <w:tcPr>
             <w:tcW w:type="dxa" w:w="2381"/>
@@ -11012,6 +11655,9 @@
         </w:tc>
       </w:tr>
       <w:tr>
+        <w:trPr>
+          <w:cantSplit w:val="true"/>
+        </w:trPr>
         <w:tc>
           <w:tcPr>
             <w:tcW w:type="dxa" w:w="2381"/>
@@ -11057,6 +11703,9 @@
         </w:tc>
       </w:tr>
       <w:tr>
+        <w:trPr>
+          <w:cantSplit w:val="true"/>
+        </w:trPr>
         <w:tc>
           <w:tcPr>
             <w:tcW w:type="dxa" w:w="2381"/>
@@ -11102,6 +11751,9 @@
         </w:tc>
       </w:tr>
       <w:tr>
+        <w:trPr>
+          <w:cantSplit w:val="true"/>
+        </w:trPr>
         <w:tc>
           <w:tcPr>
             <w:tcW w:type="dxa" w:w="2381"/>
@@ -11147,6 +11799,9 @@
         </w:tc>
       </w:tr>
       <w:tr>
+        <w:trPr>
+          <w:cantSplit w:val="true"/>
+        </w:trPr>
         <w:tc>
           <w:tcPr>
             <w:tcW w:type="dxa" w:w="2381"/>
@@ -11186,12 +11841,74 @@
                 <w:b w:val="0"/>
                 <w:sz w:val="19"/>
               </w:rPr>
-              <w:t>EV-CP021-CONSOLA.png</w:t>
+              <w:t>EV-CP021-CONSOLA.png (figura 4, debajo)</w:t>
             </w:r>
           </w:p>
         </w:tc>
       </w:tr>
     </w:tbl>
+    <w:p>
+      <w:pPr>
+        <w:keepNext/>
+        <w:spacing w:before="80" w:after="40"/>
+        <w:jc w:val="center"/>
+      </w:pPr>
+      <w:r>
+        <w:drawing>
+          <wp:inline xmlns:a="http://schemas.openxmlformats.org/drawingml/2006/main" xmlns:pic="http://schemas.openxmlformats.org/drawingml/2006/picture">
+            <wp:extent cx="5580000" cy="3138750"/>
+            <wp:docPr id="4" name="Picture 4"/>
+            <wp:cNvGraphicFramePr>
+              <a:graphicFrameLocks noChangeAspect="1"/>
+            </wp:cNvGraphicFramePr>
+            <a:graphic>
+              <a:graphicData uri="http://schemas.openxmlformats.org/drawingml/2006/picture">
+                <pic:pic>
+                  <pic:nvPicPr>
+                    <pic:cNvPr id="0" name="EV-CP021-CONSOLA.jpg"/>
+                    <pic:cNvPicPr/>
+                  </pic:nvPicPr>
+                  <pic:blipFill>
+                    <a:blip r:embed="rId13"/>
+                    <a:stretch>
+                      <a:fillRect/>
+                    </a:stretch>
+                  </pic:blipFill>
+                  <pic:spPr>
+                    <a:xfrm>
+                      <a:off x="0" y="0"/>
+                      <a:ext cx="5580000" cy="3138750"/>
+                    </a:xfrm>
+                    <a:prstGeom prst="rect"/>
+                  </pic:spPr>
+                </pic:pic>
+              </a:graphicData>
+            </a:graphic>
+          </wp:inline>
+        </w:drawing>
+      </w:r>
+    </w:p>
+    <w:p>
+      <w:pPr>
+        <w:spacing w:after="200"/>
+        <w:jc w:val="center"/>
+      </w:pPr>
+      <w:r>
+        <w:rPr>
+          <w:b/>
+          <w:i/>
+          <w:sz w:val="18"/>
+        </w:rPr>
+        <w:t xml:space="preserve">Figura 4. </w:t>
+      </w:r>
+      <w:r>
+        <w:rPr>
+          <w:i/>
+          <w:sz w:val="18"/>
+        </w:rPr>
+        <w:t>CP-021 · EV-CP021-CONSOLA.png. Consola F12 con el comando ejecutado y la respuesta: rechazo de tutoría con docente inexistente.</w:t>
+      </w:r>
+    </w:p>
     <w:p/>
     <w:p>
       <w:pPr>
@@ -11244,6 +11961,9 @@
         <w:gridCol w:w="9746"/>
       </w:tblGrid>
       <w:tr>
+        <w:trPr>
+          <w:cantSplit w:val="true"/>
+        </w:trPr>
         <w:tc>
           <w:tcPr>
             <w:tcW w:type="dxa" w:w="9746"/>
@@ -11266,7 +11986,7 @@
                 <w:color w:val="E8EAED"/>
                 <w:sz w:val="18"/>
               </w:rPr>
-              <w:t>fetch("/api/tutorias/6/realizada",{method:"PATCH",headers:{Authorization:"Bearer "+localStorage.getItem("cp.token")}}).then(r=&gt;r.json()).then(console.log)</w:t>
+              <w:t>fetch("/api/tutorias/19/realizada",{method:"PATCH",headers:{Authorization:"Bearer "+localStorage.getItem("cp.token")}}).then(r=&gt;r.json()).then(console.log)</w:t>
             </w:r>
           </w:p>
         </w:tc>
@@ -11290,6 +12010,9 @@
         <w:gridCol w:w="4873"/>
       </w:tblGrid>
       <w:tr>
+        <w:trPr>
+          <w:cantSplit w:val="true"/>
+        </w:trPr>
         <w:tc>
           <w:tcPr>
             <w:tcW w:type="dxa" w:w="2381"/>
@@ -11335,6 +12058,9 @@
         </w:tc>
       </w:tr>
       <w:tr>
+        <w:trPr>
+          <w:cantSplit w:val="true"/>
+        </w:trPr>
         <w:tc>
           <w:tcPr>
             <w:tcW w:type="dxa" w:w="2381"/>
@@ -11380,6 +12106,9 @@
         </w:tc>
       </w:tr>
       <w:tr>
+        <w:trPr>
+          <w:cantSplit w:val="true"/>
+        </w:trPr>
         <w:tc>
           <w:tcPr>
             <w:tcW w:type="dxa" w:w="2381"/>
@@ -11425,6 +12154,9 @@
         </w:tc>
       </w:tr>
       <w:tr>
+        <w:trPr>
+          <w:cantSplit w:val="true"/>
+        </w:trPr>
         <w:tc>
           <w:tcPr>
             <w:tcW w:type="dxa" w:w="2381"/>
@@ -11470,6 +12202,9 @@
         </w:tc>
       </w:tr>
       <w:tr>
+        <w:trPr>
+          <w:cantSplit w:val="true"/>
+        </w:trPr>
         <w:tc>
           <w:tcPr>
             <w:tcW w:type="dxa" w:w="2381"/>
@@ -11515,6 +12250,9 @@
         </w:tc>
       </w:tr>
       <w:tr>
+        <w:trPr>
+          <w:cantSplit w:val="true"/>
+        </w:trPr>
         <w:tc>
           <w:tcPr>
             <w:tcW w:type="dxa" w:w="2381"/>
@@ -11554,12 +12292,74 @@
                 <w:b w:val="0"/>
                 <w:sz w:val="19"/>
               </w:rPr>
-              <w:t>EV-DEF06-CONSOLA.png</w:t>
+              <w:t>EV-DEF06-CONSOLA.png (figura 5, debajo)</w:t>
             </w:r>
           </w:p>
         </w:tc>
       </w:tr>
     </w:tbl>
+    <w:p>
+      <w:pPr>
+        <w:keepNext/>
+        <w:spacing w:before="80" w:after="40"/>
+        <w:jc w:val="center"/>
+      </w:pPr>
+      <w:r>
+        <w:drawing>
+          <wp:inline xmlns:a="http://schemas.openxmlformats.org/drawingml/2006/main" xmlns:pic="http://schemas.openxmlformats.org/drawingml/2006/picture">
+            <wp:extent cx="5580000" cy="3138750"/>
+            <wp:docPr id="5" name="Picture 5"/>
+            <wp:cNvGraphicFramePr>
+              <a:graphicFrameLocks noChangeAspect="1"/>
+            </wp:cNvGraphicFramePr>
+            <a:graphic>
+              <a:graphicData uri="http://schemas.openxmlformats.org/drawingml/2006/picture">
+                <pic:pic>
+                  <pic:nvPicPr>
+                    <pic:cNvPr id="0" name="EV-DEF06-CONSOLA.jpg"/>
+                    <pic:cNvPicPr/>
+                  </pic:nvPicPr>
+                  <pic:blipFill>
+                    <a:blip r:embed="rId14"/>
+                    <a:stretch>
+                      <a:fillRect/>
+                    </a:stretch>
+                  </pic:blipFill>
+                  <pic:spPr>
+                    <a:xfrm>
+                      <a:off x="0" y="0"/>
+                      <a:ext cx="5580000" cy="3138750"/>
+                    </a:xfrm>
+                    <a:prstGeom prst="rect"/>
+                  </pic:spPr>
+                </pic:pic>
+              </a:graphicData>
+            </a:graphic>
+          </wp:inline>
+        </w:drawing>
+      </w:r>
+    </w:p>
+    <w:p>
+      <w:pPr>
+        <w:spacing w:after="200"/>
+        <w:jc w:val="center"/>
+      </w:pPr>
+      <w:r>
+        <w:rPr>
+          <w:b/>
+          <w:i/>
+          <w:sz w:val="18"/>
+        </w:rPr>
+        <w:t xml:space="preserve">Figura 5. </w:t>
+      </w:r>
+      <w:r>
+        <w:rPr>
+          <w:i/>
+          <w:sz w:val="18"/>
+        </w:rPr>
+        <w:t>DEF-06 · EV-DEF06-CONSOLA.png. Consola F12 con el comando ejecutado y la respuesta: una tutoría cancelada se marca «completada» por la api.</w:t>
+      </w:r>
+    </w:p>
     <w:p/>
     <w:p>
       <w:pPr>
@@ -11612,6 +12412,9 @@
         <w:gridCol w:w="9746"/>
       </w:tblGrid>
       <w:tr>
+        <w:trPr>
+          <w:cantSplit w:val="true"/>
+        </w:trPr>
         <w:tc>
           <w:tcPr>
             <w:tcW w:type="dxa" w:w="9746"/>
@@ -11723,6 +12526,9 @@
         <w:gridCol w:w="4873"/>
       </w:tblGrid>
       <w:tr>
+        <w:trPr>
+          <w:cantSplit w:val="true"/>
+        </w:trPr>
         <w:tc>
           <w:tcPr>
             <w:tcW w:type="dxa" w:w="2381"/>
@@ -11768,6 +12574,9 @@
         </w:tc>
       </w:tr>
       <w:tr>
+        <w:trPr>
+          <w:cantSplit w:val="true"/>
+        </w:trPr>
         <w:tc>
           <w:tcPr>
             <w:tcW w:type="dxa" w:w="2381"/>
@@ -11813,6 +12622,9 @@
         </w:tc>
       </w:tr>
       <w:tr>
+        <w:trPr>
+          <w:cantSplit w:val="true"/>
+        </w:trPr>
         <w:tc>
           <w:tcPr>
             <w:tcW w:type="dxa" w:w="2381"/>
@@ -11852,12 +12664,15 @@
                 <w:b w:val="0"/>
                 <w:sz w:val="19"/>
               </w:rPr>
-              <w:t>El servidor respondió 201 {mensaje: 'Tutoría programada', id: 7}: acepta la fecha «2027-13-45» y la hora «25:99» sin validar que existan.</w:t>
+              <w:t>El servidor respondió 201 {mensaje: 'Tutoría programada', id: 20}: acepta la fecha «2027-13-45» y la hora «25:99» sin validar que existan.</w:t>
             </w:r>
           </w:p>
         </w:tc>
       </w:tr>
       <w:tr>
+        <w:trPr>
+          <w:cantSplit w:val="true"/>
+        </w:trPr>
         <w:tc>
           <w:tcPr>
             <w:tcW w:type="dxa" w:w="2381"/>
@@ -11903,6 +12718,9 @@
         </w:tc>
       </w:tr>
       <w:tr>
+        <w:trPr>
+          <w:cantSplit w:val="true"/>
+        </w:trPr>
         <w:tc>
           <w:tcPr>
             <w:tcW w:type="dxa" w:w="2381"/>
@@ -11948,6 +12766,9 @@
         </w:tc>
       </w:tr>
       <w:tr>
+        <w:trPr>
+          <w:cantSplit w:val="true"/>
+        </w:trPr>
         <w:tc>
           <w:tcPr>
             <w:tcW w:type="dxa" w:w="2381"/>
@@ -11987,13 +12808,1634 @@
                 <w:b w:val="0"/>
                 <w:sz w:val="19"/>
               </w:rPr>
-              <w:t>EV-DEF10-CONSOLA.png</w:t>
+              <w:t>EV-DEF10-CONSOLA.png (figura 6, debajo)</w:t>
             </w:r>
           </w:p>
         </w:tc>
       </w:tr>
     </w:tbl>
+    <w:p>
+      <w:pPr>
+        <w:keepNext/>
+        <w:spacing w:before="80" w:after="40"/>
+        <w:jc w:val="center"/>
+      </w:pPr>
+      <w:r>
+        <w:drawing>
+          <wp:inline xmlns:a="http://schemas.openxmlformats.org/drawingml/2006/main" xmlns:pic="http://schemas.openxmlformats.org/drawingml/2006/picture">
+            <wp:extent cx="5580000" cy="3138750"/>
+            <wp:docPr id="6" name="Picture 6"/>
+            <wp:cNvGraphicFramePr>
+              <a:graphicFrameLocks noChangeAspect="1"/>
+            </wp:cNvGraphicFramePr>
+            <a:graphic>
+              <a:graphicData uri="http://schemas.openxmlformats.org/drawingml/2006/picture">
+                <pic:pic>
+                  <pic:nvPicPr>
+                    <pic:cNvPr id="0" name="EV-DEF10-CONSOLA.jpg"/>
+                    <pic:cNvPicPr/>
+                  </pic:nvPicPr>
+                  <pic:blipFill>
+                    <a:blip r:embed="rId15"/>
+                    <a:stretch>
+                      <a:fillRect/>
+                    </a:stretch>
+                  </pic:blipFill>
+                  <pic:spPr>
+                    <a:xfrm>
+                      <a:off x="0" y="0"/>
+                      <a:ext cx="5580000" cy="3138750"/>
+                    </a:xfrm>
+                    <a:prstGeom prst="rect"/>
+                  </pic:spPr>
+                </pic:pic>
+              </a:graphicData>
+            </a:graphic>
+          </wp:inline>
+        </w:drawing>
+      </w:r>
+    </w:p>
+    <w:p>
+      <w:pPr>
+        <w:spacing w:after="200"/>
+        <w:jc w:val="center"/>
+      </w:pPr>
+      <w:r>
+        <w:rPr>
+          <w:b/>
+          <w:i/>
+          <w:sz w:val="18"/>
+        </w:rPr>
+        <w:t xml:space="preserve">Figura 6. </w:t>
+      </w:r>
+      <w:r>
+        <w:rPr>
+          <w:i/>
+          <w:sz w:val="18"/>
+        </w:rPr>
+        <w:t>DEF-10 · EV-DEF10-CONSOLA.png. Consola F12 con el comando ejecutado y la respuesta: la api guarda tutorías con fechas y horas que no existen.</w:t>
+      </w:r>
+    </w:p>
     <w:p/>
+    <w:p>
+      <w:pPr>
+        <w:pStyle w:val="Heading3"/>
+      </w:pPr>
+      <w:r>
+        <w:t>DEF-13 · Los mensajes emergentes se generan pero nunca se ven</w:t>
+      </w:r>
+    </w:p>
+    <w:p>
+      <w:pPr>
+        <w:spacing w:after="60"/>
+      </w:pPr>
+      <w:r>
+        <w:rPr>
+          <w:b w:val="0"/>
+          <w:i w:val="0"/>
+          <w:sz w:val="21"/>
+        </w:rPr>
+        <w:t>Justo después de una acción que muestra un mensaje (cancelar una tutoría con menos de 24 horas), se inspecciona el elemento #tostada desde la consola, que es el paso 3 del reporte.</w:t>
+      </w:r>
+    </w:p>
+    <w:p>
+      <w:pPr>
+        <w:spacing w:after="40"/>
+      </w:pPr>
+      <w:r>
+        <w:rPr>
+          <w:b/>
+          <w:i w:val="0"/>
+          <w:sz w:val="19"/>
+        </w:rPr>
+        <w:t>Comando (pestaña Consola de F12):</w:t>
+      </w:r>
+    </w:p>
+    <w:tbl>
+      <w:tblPr>
+        <w:tblW w:type="auto" w:w="0"/>
+        <w:tblLook w:firstColumn="1" w:firstRow="1" w:lastColumn="0" w:lastRow="0" w:noHBand="0" w:noVBand="1" w:val="04A0"/>
+        <w:tblBorders>
+          <w:top w:val="single" w:sz="4" w:space="0" w:color="D1D5DB"/>
+          <w:left w:val="single" w:sz="4" w:space="0" w:color="D1D5DB"/>
+          <w:bottom w:val="single" w:sz="4" w:space="0" w:color="D1D5DB"/>
+          <w:right w:val="single" w:sz="4" w:space="0" w:color="D1D5DB"/>
+          <w:insideH w:val="single" w:sz="4" w:space="0" w:color="D1D5DB"/>
+          <w:insideV w:val="single" w:sz="4" w:space="0" w:color="D1D5DB"/>
+        </w:tblBorders>
+      </w:tblPr>
+      <w:tblGrid>
+        <w:gridCol w:w="9746"/>
+      </w:tblGrid>
+      <w:tr>
+        <w:trPr>
+          <w:cantSplit w:val="true"/>
+        </w:trPr>
+        <w:tc>
+          <w:tcPr>
+            <w:tcW w:type="dxa" w:w="9746"/>
+            <w:shd w:val="clear" w:color="auto" w:fill="1E1E1F"/>
+            <w:tcMar>
+              <w:top w:w="80" w:type="dxa"/>
+              <w:bottom w:w="80" w:type="dxa"/>
+              <w:start w:w="120" w:type="dxa"/>
+              <w:end w:w="120" w:type="dxa"/>
+            </w:tcMar>
+          </w:tcPr>
+          <w:p>
+            <w:pPr>
+              <w:spacing w:after="0" w:line="240" w:lineRule="auto"/>
+            </w:pPr>
+            <w:r/>
+            <w:r>
+              <w:rPr>
+                <w:rFonts w:ascii="Consolas" w:hAnsi="Consolas"/>
+                <w:color w:val="E8EAED"/>
+                <w:sz w:val="18"/>
+              </w:rPr>
+              <w:t>const t = document.getElementById("tostada");</w:t>
+            </w:r>
+          </w:p>
+          <w:p>
+            <w:pPr>
+              <w:spacing w:after="0" w:line="240" w:lineRule="auto"/>
+            </w:pPr>
+            <w:r>
+              <w:rPr>
+                <w:rFonts w:ascii="Consolas" w:hAnsi="Consolas"/>
+                <w:color w:val="E8EAED"/>
+                <w:sz w:val="18"/>
+              </w:rPr>
+              <w:t>console.log(t.textContent, "|", t.className,</w:t>
+            </w:r>
+          </w:p>
+          <w:p>
+            <w:pPr>
+              <w:spacing w:after="0" w:line="240" w:lineRule="auto"/>
+            </w:pPr>
+            <w:r>
+              <w:rPr>
+                <w:rFonts w:ascii="Consolas" w:hAnsi="Consolas"/>
+                <w:color w:val="E8EAED"/>
+                <w:sz w:val="18"/>
+              </w:rPr>
+              <w:t xml:space="preserve">  "| opacidad:", getComputedStyle(t).opacity)</w:t>
+            </w:r>
+          </w:p>
+        </w:tc>
+      </w:tr>
+    </w:tbl>
+    <w:tbl>
+      <w:tblPr>
+        <w:tblW w:type="auto" w:w="0"/>
+        <w:tblLook w:firstColumn="1" w:firstRow="1" w:lastColumn="0" w:lastRow="0" w:noHBand="0" w:noVBand="1" w:val="04A0"/>
+        <w:tblBorders>
+          <w:top w:val="single" w:sz="4" w:space="0" w:color="D1D5DB"/>
+          <w:left w:val="single" w:sz="4" w:space="0" w:color="D1D5DB"/>
+          <w:bottom w:val="single" w:sz="4" w:space="0" w:color="D1D5DB"/>
+          <w:right w:val="single" w:sz="4" w:space="0" w:color="D1D5DB"/>
+          <w:insideH w:val="single" w:sz="4" w:space="0" w:color="D1D5DB"/>
+          <w:insideV w:val="single" w:sz="4" w:space="0" w:color="D1D5DB"/>
+        </w:tblBorders>
+      </w:tblPr>
+      <w:tblGrid>
+        <w:gridCol w:w="4873"/>
+        <w:gridCol w:w="4873"/>
+      </w:tblGrid>
+      <w:tr>
+        <w:trPr>
+          <w:cantSplit w:val="true"/>
+        </w:trPr>
+        <w:tc>
+          <w:tcPr>
+            <w:tcW w:type="dxa" w:w="2381"/>
+            <w:shd w:val="clear" w:color="auto" w:fill="D7EDEA"/>
+            <w:tcMar>
+              <w:top w:w="40" w:type="dxa"/>
+              <w:bottom w:w="40" w:type="dxa"/>
+              <w:start w:w="80" w:type="dxa"/>
+              <w:end w:w="80" w:type="dxa"/>
+            </w:tcMar>
+          </w:tcPr>
+          <w:p>
+            <w:r/>
+            <w:r>
+              <w:rPr>
+                <w:b/>
+                <w:sz w:val="19"/>
+              </w:rPr>
+              <w:t>Requisito</w:t>
+            </w:r>
+          </w:p>
+        </w:tc>
+        <w:tc>
+          <w:tcPr>
+            <w:tcW w:type="dxa" w:w="7087"/>
+            <w:tcMar>
+              <w:top w:w="40" w:type="dxa"/>
+              <w:bottom w:w="40" w:type="dxa"/>
+              <w:start w:w="80" w:type="dxa"/>
+              <w:end w:w="80" w:type="dxa"/>
+            </w:tcMar>
+          </w:tcPr>
+          <w:p>
+            <w:r/>
+            <w:r>
+              <w:rPr>
+                <w:b w:val="0"/>
+                <w:sz w:val="19"/>
+              </w:rPr>
+              <w:t>RF028 · transversal</w:t>
+            </w:r>
+          </w:p>
+        </w:tc>
+      </w:tr>
+      <w:tr>
+        <w:trPr>
+          <w:cantSplit w:val="true"/>
+        </w:trPr>
+        <w:tc>
+          <w:tcPr>
+            <w:tcW w:type="dxa" w:w="2381"/>
+            <w:shd w:val="clear" w:color="auto" w:fill="D7EDEA"/>
+            <w:tcMar>
+              <w:top w:w="40" w:type="dxa"/>
+              <w:bottom w:w="40" w:type="dxa"/>
+              <w:start w:w="80" w:type="dxa"/>
+              <w:end w:w="80" w:type="dxa"/>
+            </w:tcMar>
+          </w:tcPr>
+          <w:p>
+            <w:r/>
+            <w:r>
+              <w:rPr>
+                <w:b/>
+                <w:sz w:val="19"/>
+              </w:rPr>
+              <w:t>Resultado esperado</w:t>
+            </w:r>
+          </w:p>
+        </w:tc>
+        <w:tc>
+          <w:tcPr>
+            <w:tcW w:type="dxa" w:w="7087"/>
+            <w:tcMar>
+              <w:top w:w="40" w:type="dxa"/>
+              <w:bottom w:w="40" w:type="dxa"/>
+              <w:start w:w="80" w:type="dxa"/>
+              <w:end w:w="80" w:type="dxa"/>
+            </w:tcMar>
+          </w:tcPr>
+          <w:p>
+            <w:r/>
+            <w:r>
+              <w:rPr>
+                <w:b w:val="0"/>
+                <w:sz w:val="19"/>
+              </w:rPr>
+              <w:t>RF028: el mensaje emergente se ve en pantalla (opacidad 1) y después desaparece solo.</w:t>
+            </w:r>
+          </w:p>
+        </w:tc>
+      </w:tr>
+      <w:tr>
+        <w:trPr>
+          <w:cantSplit w:val="true"/>
+        </w:trPr>
+        <w:tc>
+          <w:tcPr>
+            <w:tcW w:type="dxa" w:w="2381"/>
+            <w:shd w:val="clear" w:color="auto" w:fill="D7EDEA"/>
+            <w:tcMar>
+              <w:top w:w="40" w:type="dxa"/>
+              <w:bottom w:w="40" w:type="dxa"/>
+              <w:start w:w="80" w:type="dxa"/>
+              <w:end w:w="80" w:type="dxa"/>
+            </w:tcMar>
+          </w:tcPr>
+          <w:p>
+            <w:r/>
+            <w:r>
+              <w:rPr>
+                <w:b/>
+                <w:sz w:val="19"/>
+              </w:rPr>
+              <w:t>Resultado real</w:t>
+            </w:r>
+          </w:p>
+        </w:tc>
+        <w:tc>
+          <w:tcPr>
+            <w:tcW w:type="dxa" w:w="7087"/>
+            <w:tcMar>
+              <w:top w:w="40" w:type="dxa"/>
+              <w:bottom w:w="40" w:type="dxa"/>
+              <w:start w:w="80" w:type="dxa"/>
+              <w:end w:w="80" w:type="dxa"/>
+            </w:tcMar>
+          </w:tcPr>
+          <w:p>
+            <w:r/>
+            <w:r>
+              <w:rPr>
+                <w:b w:val="0"/>
+                <w:sz w:val="19"/>
+              </w:rPr>
+              <w:t>La consola imprime «Faltan 7h para la tutoría y se requieren 24h de anticipación para cancelar (RN03). Escríbele al docente. | tostada tostada--visible tostada--error | opacidad: 0». El elemento tiene el mensaje y la clase «tostada--visible», pero la hoja de estilos solo define «.tostada.visible»; por eso la opacidad se queda en 0 y en pantalla no aparece nada.</w:t>
+            </w:r>
+          </w:p>
+        </w:tc>
+      </w:tr>
+      <w:tr>
+        <w:trPr>
+          <w:cantSplit w:val="true"/>
+        </w:trPr>
+        <w:tc>
+          <w:tcPr>
+            <w:tcW w:type="dxa" w:w="2381"/>
+            <w:shd w:val="clear" w:color="auto" w:fill="D7EDEA"/>
+            <w:tcMar>
+              <w:top w:w="40" w:type="dxa"/>
+              <w:bottom w:w="40" w:type="dxa"/>
+              <w:start w:w="80" w:type="dxa"/>
+              <w:end w:w="80" w:type="dxa"/>
+            </w:tcMar>
+          </w:tcPr>
+          <w:p>
+            <w:r/>
+            <w:r>
+              <w:rPr>
+                <w:b/>
+                <w:sz w:val="19"/>
+              </w:rPr>
+              <w:t>Código HTTP</w:t>
+            </w:r>
+          </w:p>
+        </w:tc>
+        <w:tc>
+          <w:tcPr>
+            <w:tcW w:type="dxa" w:w="7087"/>
+            <w:tcMar>
+              <w:top w:w="40" w:type="dxa"/>
+              <w:bottom w:w="40" w:type="dxa"/>
+              <w:start w:w="80" w:type="dxa"/>
+              <w:end w:w="80" w:type="dxa"/>
+            </w:tcMar>
+          </w:tcPr>
+          <w:p>
+            <w:r/>
+            <w:r>
+              <w:rPr>
+                <w:b w:val="0"/>
+                <w:sz w:val="19"/>
+              </w:rPr>
+              <w:t>— (inspección del elemento, sin petición al servidor)</w:t>
+            </w:r>
+          </w:p>
+        </w:tc>
+      </w:tr>
+      <w:tr>
+        <w:trPr>
+          <w:cantSplit w:val="true"/>
+        </w:trPr>
+        <w:tc>
+          <w:tcPr>
+            <w:tcW w:type="dxa" w:w="2381"/>
+            <w:shd w:val="clear" w:color="auto" w:fill="D7EDEA"/>
+            <w:tcMar>
+              <w:top w:w="40" w:type="dxa"/>
+              <w:bottom w:w="40" w:type="dxa"/>
+              <w:start w:w="80" w:type="dxa"/>
+              <w:end w:w="80" w:type="dxa"/>
+            </w:tcMar>
+          </w:tcPr>
+          <w:p>
+            <w:r/>
+            <w:r>
+              <w:rPr>
+                <w:b/>
+                <w:sz w:val="19"/>
+              </w:rPr>
+              <w:t>Estado</w:t>
+            </w:r>
+          </w:p>
+        </w:tc>
+        <w:tc>
+          <w:tcPr>
+            <w:tcW w:type="dxa" w:w="7087"/>
+            <w:tcMar>
+              <w:top w:w="40" w:type="dxa"/>
+              <w:bottom w:w="40" w:type="dxa"/>
+              <w:start w:w="80" w:type="dxa"/>
+              <w:end w:w="80" w:type="dxa"/>
+            </w:tcMar>
+          </w:tcPr>
+          <w:p>
+            <w:r/>
+            <w:r>
+              <w:rPr>
+                <w:b w:val="0"/>
+                <w:sz w:val="19"/>
+              </w:rPr>
+              <w:t>Defecto confirmado</w:t>
+            </w:r>
+          </w:p>
+        </w:tc>
+      </w:tr>
+      <w:tr>
+        <w:trPr>
+          <w:cantSplit w:val="true"/>
+        </w:trPr>
+        <w:tc>
+          <w:tcPr>
+            <w:tcW w:type="dxa" w:w="2381"/>
+            <w:shd w:val="clear" w:color="auto" w:fill="D7EDEA"/>
+            <w:tcMar>
+              <w:top w:w="40" w:type="dxa"/>
+              <w:bottom w:w="40" w:type="dxa"/>
+              <w:start w:w="80" w:type="dxa"/>
+              <w:end w:w="80" w:type="dxa"/>
+            </w:tcMar>
+          </w:tcPr>
+          <w:p>
+            <w:r/>
+            <w:r>
+              <w:rPr>
+                <w:b/>
+                <w:sz w:val="19"/>
+              </w:rPr>
+              <w:t>Evidencia</w:t>
+            </w:r>
+          </w:p>
+        </w:tc>
+        <w:tc>
+          <w:tcPr>
+            <w:tcW w:type="dxa" w:w="7087"/>
+            <w:tcMar>
+              <w:top w:w="40" w:type="dxa"/>
+              <w:bottom w:w="40" w:type="dxa"/>
+              <w:start w:w="80" w:type="dxa"/>
+              <w:end w:w="80" w:type="dxa"/>
+            </w:tcMar>
+          </w:tcPr>
+          <w:p>
+            <w:r/>
+            <w:r>
+              <w:rPr>
+                <w:b w:val="0"/>
+                <w:sz w:val="19"/>
+              </w:rPr>
+              <w:t>EV-DEF13-CONSOLA.png (figura 7, debajo)</w:t>
+            </w:r>
+          </w:p>
+        </w:tc>
+      </w:tr>
+    </w:tbl>
+    <w:p>
+      <w:pPr>
+        <w:keepNext/>
+        <w:spacing w:before="80" w:after="40"/>
+        <w:jc w:val="center"/>
+      </w:pPr>
+      <w:r>
+        <w:drawing>
+          <wp:inline xmlns:a="http://schemas.openxmlformats.org/drawingml/2006/main" xmlns:pic="http://schemas.openxmlformats.org/drawingml/2006/picture">
+            <wp:extent cx="5580000" cy="3138750"/>
+            <wp:docPr id="7" name="Picture 7"/>
+            <wp:cNvGraphicFramePr>
+              <a:graphicFrameLocks noChangeAspect="1"/>
+            </wp:cNvGraphicFramePr>
+            <a:graphic>
+              <a:graphicData uri="http://schemas.openxmlformats.org/drawingml/2006/picture">
+                <pic:pic>
+                  <pic:nvPicPr>
+                    <pic:cNvPr id="0" name="EV-DEF13-CONSOLA.jpg"/>
+                    <pic:cNvPicPr/>
+                  </pic:nvPicPr>
+                  <pic:blipFill>
+                    <a:blip r:embed="rId16"/>
+                    <a:stretch>
+                      <a:fillRect/>
+                    </a:stretch>
+                  </pic:blipFill>
+                  <pic:spPr>
+                    <a:xfrm>
+                      <a:off x="0" y="0"/>
+                      <a:ext cx="5580000" cy="3138750"/>
+                    </a:xfrm>
+                    <a:prstGeom prst="rect"/>
+                  </pic:spPr>
+                </pic:pic>
+              </a:graphicData>
+            </a:graphic>
+          </wp:inline>
+        </w:drawing>
+      </w:r>
+    </w:p>
+    <w:p>
+      <w:pPr>
+        <w:spacing w:after="200"/>
+        <w:jc w:val="center"/>
+      </w:pPr>
+      <w:r>
+        <w:rPr>
+          <w:b/>
+          <w:i/>
+          <w:sz w:val="18"/>
+        </w:rPr>
+        <w:t xml:space="preserve">Figura 7. </w:t>
+      </w:r>
+      <w:r>
+        <w:rPr>
+          <w:i/>
+          <w:sz w:val="18"/>
+        </w:rPr>
+        <w:t>DEF-13 · EV-DEF13-CONSOLA.png. Consola F12 con el comando ejecutado y la respuesta: los mensajes emergentes se generan pero nunca se ven.</w:t>
+      </w:r>
+    </w:p>
+    <w:p/>
+    <w:p>
+      <w:r>
+        <w:br w:type="page"/>
+      </w:r>
+    </w:p>
+    <w:p>
+      <w:pPr>
+        <w:pStyle w:val="Heading1"/>
+      </w:pPr>
+      <w:r>
+        <w:t>Anexo G. Evidencia de los ocho defectos</w:t>
+      </w:r>
+    </w:p>
+    <w:p>
+      <w:pPr>
+        <w:spacing w:after="120"/>
+      </w:pPr>
+      <w:r>
+        <w:rPr>
+          <w:b w:val="0"/>
+          <w:i w:val="0"/>
+          <w:sz w:val="21"/>
+        </w:rPr>
+        <w:t>Las capturas que cita el campo «Evidencia» de cada reporte, en el mismo orden de la sección 4. Cada una lleva estampado el caso o defecto, el ciclo, la URL, la hora de Colombia y el navegador. Las capturas de consola de DEF-06 y DEF-13 están en el Anexo F.</w:t>
+      </w:r>
+    </w:p>
+    <w:p>
+      <w:pPr>
+        <w:pStyle w:val="Heading3"/>
+      </w:pPr>
+      <w:r>
+        <w:t>DEF-01 · La sesión sigue abierta después de 16 minutos sin actividad; solo se cierra a las 2 horas, y únicamente al recargar</w:t>
+      </w:r>
+    </w:p>
+    <w:p>
+      <w:pPr>
+        <w:keepNext/>
+        <w:spacing w:before="80" w:after="40"/>
+        <w:jc w:val="center"/>
+      </w:pPr>
+      <w:r>
+        <w:drawing>
+          <wp:inline xmlns:a="http://schemas.openxmlformats.org/drawingml/2006/main" xmlns:pic="http://schemas.openxmlformats.org/drawingml/2006/picture">
+            <wp:extent cx="5580000" cy="3138750"/>
+            <wp:docPr id="8" name="Picture 8"/>
+            <wp:cNvGraphicFramePr>
+              <a:graphicFrameLocks noChangeAspect="1"/>
+            </wp:cNvGraphicFramePr>
+            <a:graphic>
+              <a:graphicData uri="http://schemas.openxmlformats.org/drawingml/2006/picture">
+                <pic:pic>
+                  <pic:nvPicPr>
+                    <pic:cNvPr id="0" name="EV-CP034-C1-01.jpg"/>
+                    <pic:cNvPicPr/>
+                  </pic:nvPicPr>
+                  <pic:blipFill>
+                    <a:blip r:embed="rId17"/>
+                    <a:stretch>
+                      <a:fillRect/>
+                    </a:stretch>
+                  </pic:blipFill>
+                  <pic:spPr>
+                    <a:xfrm>
+                      <a:off x="0" y="0"/>
+                      <a:ext cx="5580000" cy="3138750"/>
+                    </a:xfrm>
+                    <a:prstGeom prst="rect"/>
+                  </pic:spPr>
+                </pic:pic>
+              </a:graphicData>
+            </a:graphic>
+          </wp:inline>
+        </w:drawing>
+      </w:r>
+    </w:p>
+    <w:p>
+      <w:pPr>
+        <w:spacing w:after="200"/>
+        <w:jc w:val="center"/>
+      </w:pPr>
+      <w:r>
+        <w:rPr>
+          <w:b/>
+          <w:i/>
+          <w:sz w:val="18"/>
+        </w:rPr>
+        <w:t xml:space="preserve">Figura 8. </w:t>
+      </w:r>
+      <w:r>
+        <w:rPr>
+          <w:i/>
+          <w:sz w:val="18"/>
+        </w:rPr>
+        <w:t>DEF-01 · EV-CP034-C1-01.png. Inicio: sesión de sgarcia abierta</w:t>
+      </w:r>
+    </w:p>
+    <w:p>
+      <w:pPr>
+        <w:keepNext/>
+        <w:spacing w:before="80" w:after="40"/>
+        <w:jc w:val="center"/>
+      </w:pPr>
+      <w:r>
+        <w:drawing>
+          <wp:inline xmlns:a="http://schemas.openxmlformats.org/drawingml/2006/main" xmlns:pic="http://schemas.openxmlformats.org/drawingml/2006/picture">
+            <wp:extent cx="5580000" cy="3138750"/>
+            <wp:docPr id="9" name="Picture 9"/>
+            <wp:cNvGraphicFramePr>
+              <a:graphicFrameLocks noChangeAspect="1"/>
+            </wp:cNvGraphicFramePr>
+            <a:graphic>
+              <a:graphicData uri="http://schemas.openxmlformats.org/drawingml/2006/picture">
+                <pic:pic>
+                  <pic:nvPicPr>
+                    <pic:cNvPr id="0" name="EV-CP034-C1-02.jpg"/>
+                    <pic:cNvPicPr/>
+                  </pic:nvPicPr>
+                  <pic:blipFill>
+                    <a:blip r:embed="rId18"/>
+                    <a:stretch>
+                      <a:fillRect/>
+                    </a:stretch>
+                  </pic:blipFill>
+                  <pic:spPr>
+                    <a:xfrm>
+                      <a:off x="0" y="0"/>
+                      <a:ext cx="5580000" cy="3138750"/>
+                    </a:xfrm>
+                    <a:prstGeom prst="rect"/>
+                  </pic:spPr>
+                </pic:pic>
+              </a:graphicData>
+            </a:graphic>
+          </wp:inline>
+        </w:drawing>
+      </w:r>
+    </w:p>
+    <w:p>
+      <w:pPr>
+        <w:spacing w:after="200"/>
+        <w:jc w:val="center"/>
+      </w:pPr>
+      <w:r>
+        <w:rPr>
+          <w:b/>
+          <w:i/>
+          <w:sz w:val="18"/>
+        </w:rPr>
+        <w:t xml:space="preserve">Figura 9. </w:t>
+      </w:r>
+      <w:r>
+        <w:rPr>
+          <w:i/>
+          <w:sz w:val="18"/>
+        </w:rPr>
+        <w:t>DEF-01 · EV-CP034-C1-02.png. 16 min sin actividad: sigue en el panel; token presente</w:t>
+      </w:r>
+    </w:p>
+    <w:p>
+      <w:pPr>
+        <w:keepNext/>
+        <w:spacing w:before="80" w:after="40"/>
+        <w:jc w:val="center"/>
+      </w:pPr>
+      <w:r>
+        <w:drawing>
+          <wp:inline xmlns:a="http://schemas.openxmlformats.org/drawingml/2006/main" xmlns:pic="http://schemas.openxmlformats.org/drawingml/2006/picture">
+            <wp:extent cx="5580000" cy="3138750"/>
+            <wp:docPr id="10" name="Picture 10"/>
+            <wp:cNvGraphicFramePr>
+              <a:graphicFrameLocks noChangeAspect="1"/>
+            </wp:cNvGraphicFramePr>
+            <a:graphic>
+              <a:graphicData uri="http://schemas.openxmlformats.org/drawingml/2006/picture">
+                <pic:pic>
+                  <pic:nvPicPr>
+                    <pic:cNvPr id="0" name="EV-CP034-C1-03.jpg"/>
+                    <pic:cNvPicPr/>
+                  </pic:nvPicPr>
+                  <pic:blipFill>
+                    <a:blip r:embed="rId19"/>
+                    <a:stretch>
+                      <a:fillRect/>
+                    </a:stretch>
+                  </pic:blipFill>
+                  <pic:spPr>
+                    <a:xfrm>
+                      <a:off x="0" y="0"/>
+                      <a:ext cx="5580000" cy="3138750"/>
+                    </a:xfrm>
+                    <a:prstGeom prst="rect"/>
+                  </pic:spPr>
+                </pic:pic>
+              </a:graphicData>
+            </a:graphic>
+          </wp:inline>
+        </w:drawing>
+      </w:r>
+    </w:p>
+    <w:p>
+      <w:pPr>
+        <w:spacing w:after="200"/>
+        <w:jc w:val="center"/>
+      </w:pPr>
+      <w:r>
+        <w:rPr>
+          <w:b/>
+          <w:i/>
+          <w:sz w:val="18"/>
+        </w:rPr>
+        <w:t xml:space="preserve">Figura 10. </w:t>
+      </w:r>
+      <w:r>
+        <w:rPr>
+          <w:i/>
+          <w:sz w:val="18"/>
+        </w:rPr>
+        <w:t>DEF-01 · EV-CP034-C1-03.png. Después de «Programar Tutoría» y recargar: panel con la sesión activa</w:t>
+      </w:r>
+    </w:p>
+    <w:p>
+      <w:pPr>
+        <w:pStyle w:val="Heading3"/>
+      </w:pPr>
+      <w:r>
+        <w:t>DEF-02 · El administrador programa una asesoría con fecha de hoy, y por la API también con fechas pasadas</w:t>
+      </w:r>
+    </w:p>
+    <w:p>
+      <w:pPr>
+        <w:keepNext/>
+        <w:spacing w:before="80" w:after="40"/>
+        <w:jc w:val="center"/>
+      </w:pPr>
+      <w:r>
+        <w:drawing>
+          <wp:inline xmlns:a="http://schemas.openxmlformats.org/drawingml/2006/main" xmlns:pic="http://schemas.openxmlformats.org/drawingml/2006/picture">
+            <wp:extent cx="5580000" cy="3138750"/>
+            <wp:docPr id="11" name="Picture 11"/>
+            <wp:cNvGraphicFramePr>
+              <a:graphicFrameLocks noChangeAspect="1"/>
+            </wp:cNvGraphicFramePr>
+            <a:graphic>
+              <a:graphicData uri="http://schemas.openxmlformats.org/drawingml/2006/picture">
+                <pic:pic>
+                  <pic:nvPicPr>
+                    <pic:cNvPr id="0" name="EV-CP032-C1-01.jpg"/>
+                    <pic:cNvPicPr/>
+                  </pic:nvPicPr>
+                  <pic:blipFill>
+                    <a:blip r:embed="rId20"/>
+                    <a:stretch>
+                      <a:fillRect/>
+                    </a:stretch>
+                  </pic:blipFill>
+                  <pic:spPr>
+                    <a:xfrm>
+                      <a:off x="0" y="0"/>
+                      <a:ext cx="5580000" cy="3138750"/>
+                    </a:xfrm>
+                    <a:prstGeom prst="rect"/>
+                  </pic:spPr>
+                </pic:pic>
+              </a:graphicData>
+            </a:graphic>
+          </wp:inline>
+        </w:drawing>
+      </w:r>
+    </w:p>
+    <w:p>
+      <w:pPr>
+        <w:spacing w:after="200"/>
+        <w:jc w:val="center"/>
+      </w:pPr>
+      <w:r>
+        <w:rPr>
+          <w:b/>
+          <w:i/>
+          <w:sz w:val="18"/>
+        </w:rPr>
+        <w:t xml:space="preserve">Figura 11. </w:t>
+      </w:r>
+      <w:r>
+        <w:rPr>
+          <w:i/>
+          <w:sz w:val="18"/>
+        </w:rPr>
+        <w:t>DEF-02 · EV-CP032-C1-01.png. Asesoría Sandra Ríos + Camilo Ríos, 07/10/2026 19:10 → 200</w:t>
+      </w:r>
+    </w:p>
+    <w:p>
+      <w:pPr>
+        <w:pStyle w:val="Heading3"/>
+      </w:pPr>
+      <w:r>
+        <w:t>DEF-06 · Una tutoría cancelada pasa a «completada» si el docente la marca como realizada por la API</w:t>
+      </w:r>
+    </w:p>
+    <w:p>
+      <w:pPr>
+        <w:keepNext/>
+        <w:spacing w:before="80" w:after="40"/>
+        <w:jc w:val="center"/>
+      </w:pPr>
+      <w:r>
+        <w:drawing>
+          <wp:inline xmlns:a="http://schemas.openxmlformats.org/drawingml/2006/main" xmlns:pic="http://schemas.openxmlformats.org/drawingml/2006/picture">
+            <wp:extent cx="5580000" cy="3138750"/>
+            <wp:docPr id="12" name="Picture 12"/>
+            <wp:cNvGraphicFramePr>
+              <a:graphicFrameLocks noChangeAspect="1"/>
+            </wp:cNvGraphicFramePr>
+            <a:graphic>
+              <a:graphicData uri="http://schemas.openxmlformats.org/drawingml/2006/picture">
+                <pic:pic>
+                  <pic:nvPicPr>
+                    <pic:cNvPr id="0" name="EV-DEF06-C1-01.jpg"/>
+                    <pic:cNvPicPr/>
+                  </pic:nvPicPr>
+                  <pic:blipFill>
+                    <a:blip r:embed="rId21"/>
+                    <a:stretch>
+                      <a:fillRect/>
+                    </a:stretch>
+                  </pic:blipFill>
+                  <pic:spPr>
+                    <a:xfrm>
+                      <a:off x="0" y="0"/>
+                      <a:ext cx="5580000" cy="3138750"/>
+                    </a:xfrm>
+                    <a:prstGeom prst="rect"/>
+                  </pic:spPr>
+                </pic:pic>
+              </a:graphicData>
+            </a:graphic>
+          </wp:inline>
+        </w:drawing>
+      </w:r>
+    </w:p>
+    <w:p>
+      <w:pPr>
+        <w:spacing w:after="200"/>
+        <w:jc w:val="center"/>
+      </w:pPr>
+      <w:r>
+        <w:rPr>
+          <w:b/>
+          <w:i/>
+          <w:sz w:val="18"/>
+        </w:rPr>
+        <w:t xml:space="preserve">Figura 12. </w:t>
+      </w:r>
+      <w:r>
+        <w:rPr>
+          <w:i/>
+          <w:sz w:val="18"/>
+        </w:rPr>
+        <w:t>DEF-06 · EV-DEF06-C1-01.png. Antes: la tutoría #16 aparece «Cancelada» en el panel de la docente</w:t>
+      </w:r>
+    </w:p>
+    <w:p>
+      <w:pPr>
+        <w:keepNext/>
+        <w:spacing w:before="80" w:after="40"/>
+        <w:jc w:val="center"/>
+      </w:pPr>
+      <w:r>
+        <w:drawing>
+          <wp:inline xmlns:a="http://schemas.openxmlformats.org/drawingml/2006/main" xmlns:pic="http://schemas.openxmlformats.org/drawingml/2006/picture">
+            <wp:extent cx="5580000" cy="3138750"/>
+            <wp:docPr id="13" name="Picture 13"/>
+            <wp:cNvGraphicFramePr>
+              <a:graphicFrameLocks noChangeAspect="1"/>
+            </wp:cNvGraphicFramePr>
+            <a:graphic>
+              <a:graphicData uri="http://schemas.openxmlformats.org/drawingml/2006/picture">
+                <pic:pic>
+                  <pic:nvPicPr>
+                    <pic:cNvPr id="0" name="EV-DEF06-C1-02.jpg"/>
+                    <pic:cNvPicPr/>
+                  </pic:nvPicPr>
+                  <pic:blipFill>
+                    <a:blip r:embed="rId22"/>
+                    <a:stretch>
+                      <a:fillRect/>
+                    </a:stretch>
+                  </pic:blipFill>
+                  <pic:spPr>
+                    <a:xfrm>
+                      <a:off x="0" y="0"/>
+                      <a:ext cx="5580000" cy="3138750"/>
+                    </a:xfrm>
+                    <a:prstGeom prst="rect"/>
+                  </pic:spPr>
+                </pic:pic>
+              </a:graphicData>
+            </a:graphic>
+          </wp:inline>
+        </w:drawing>
+      </w:r>
+    </w:p>
+    <w:p>
+      <w:pPr>
+        <w:spacing w:after="200"/>
+        <w:jc w:val="center"/>
+      </w:pPr>
+      <w:r>
+        <w:rPr>
+          <w:b/>
+          <w:i/>
+          <w:sz w:val="18"/>
+        </w:rPr>
+        <w:t xml:space="preserve">Figura 13. </w:t>
+      </w:r>
+      <w:r>
+        <w:rPr>
+          <w:i/>
+          <w:sz w:val="18"/>
+        </w:rPr>
+        <w:t>DEF-06 · EV-DEF06-C1-02.png. Consola F12: Sesión de mgonzalez@amigo.edu.co (docente). La tutoría #16 estaba cancelada</w:t>
+      </w:r>
+    </w:p>
+    <w:p>
+      <w:pPr>
+        <w:keepNext/>
+        <w:spacing w:before="80" w:after="40"/>
+        <w:jc w:val="center"/>
+      </w:pPr>
+      <w:r>
+        <w:drawing>
+          <wp:inline xmlns:a="http://schemas.openxmlformats.org/drawingml/2006/main" xmlns:pic="http://schemas.openxmlformats.org/drawingml/2006/picture">
+            <wp:extent cx="5580000" cy="3138750"/>
+            <wp:docPr id="14" name="Picture 14"/>
+            <wp:cNvGraphicFramePr>
+              <a:graphicFrameLocks noChangeAspect="1"/>
+            </wp:cNvGraphicFramePr>
+            <a:graphic>
+              <a:graphicData uri="http://schemas.openxmlformats.org/drawingml/2006/picture">
+                <pic:pic>
+                  <pic:nvPicPr>
+                    <pic:cNvPr id="0" name="EV-DEF06-C1-03.jpg"/>
+                    <pic:cNvPicPr/>
+                  </pic:nvPicPr>
+                  <pic:blipFill>
+                    <a:blip r:embed="rId23"/>
+                    <a:stretch>
+                      <a:fillRect/>
+                    </a:stretch>
+                  </pic:blipFill>
+                  <pic:spPr>
+                    <a:xfrm>
+                      <a:off x="0" y="0"/>
+                      <a:ext cx="5580000" cy="3138750"/>
+                    </a:xfrm>
+                    <a:prstGeom prst="rect"/>
+                  </pic:spPr>
+                </pic:pic>
+              </a:graphicData>
+            </a:graphic>
+          </wp:inline>
+        </w:drawing>
+      </w:r>
+    </w:p>
+    <w:p>
+      <w:pPr>
+        <w:spacing w:after="200"/>
+        <w:jc w:val="center"/>
+      </w:pPr>
+      <w:r>
+        <w:rPr>
+          <w:b/>
+          <w:i/>
+          <w:sz w:val="18"/>
+        </w:rPr>
+        <w:t xml:space="preserve">Figura 14. </w:t>
+      </w:r>
+      <w:r>
+        <w:rPr>
+          <w:i/>
+          <w:sz w:val="18"/>
+        </w:rPr>
+        <w:t>DEF-06 · EV-DEF06-C1-03.png. Después de PATCH /realizada (200 {"mensaje":"Tutoría completada"}): la misma tutoría #16 queda «completada»</w:t>
+      </w:r>
+    </w:p>
+    <w:p>
+      <w:pPr>
+        <w:pStyle w:val="Heading3"/>
+      </w:pPr>
+      <w:r>
+        <w:t>DEF-07 · Las contraseñas se ven en claro en «Nuevo usuario» y «Editar usuario», y la primera trae «Cambiar123» escrita</w:t>
+      </w:r>
+    </w:p>
+    <w:p>
+      <w:pPr>
+        <w:keepNext/>
+        <w:spacing w:before="80" w:after="40"/>
+        <w:jc w:val="center"/>
+      </w:pPr>
+      <w:r>
+        <w:drawing>
+          <wp:inline xmlns:a="http://schemas.openxmlformats.org/drawingml/2006/main" xmlns:pic="http://schemas.openxmlformats.org/drawingml/2006/picture">
+            <wp:extent cx="5580000" cy="3138750"/>
+            <wp:docPr id="15" name="Picture 15"/>
+            <wp:cNvGraphicFramePr>
+              <a:graphicFrameLocks noChangeAspect="1"/>
+            </wp:cNvGraphicFramePr>
+            <a:graphic>
+              <a:graphicData uri="http://schemas.openxmlformats.org/drawingml/2006/picture">
+                <pic:pic>
+                  <pic:nvPicPr>
+                    <pic:cNvPr id="0" name="EV-DEF07-C1-01.jpg"/>
+                    <pic:cNvPicPr/>
+                  </pic:nvPicPr>
+                  <pic:blipFill>
+                    <a:blip r:embed="rId24"/>
+                    <a:stretch>
+                      <a:fillRect/>
+                    </a:stretch>
+                  </pic:blipFill>
+                  <pic:spPr>
+                    <a:xfrm>
+                      <a:off x="0" y="0"/>
+                      <a:ext cx="5580000" cy="3138750"/>
+                    </a:xfrm>
+                    <a:prstGeom prst="rect"/>
+                  </pic:spPr>
+                </pic:pic>
+              </a:graphicData>
+            </a:graphic>
+          </wp:inline>
+        </w:drawing>
+      </w:r>
+    </w:p>
+    <w:p>
+      <w:pPr>
+        <w:spacing w:after="200"/>
+        <w:jc w:val="center"/>
+      </w:pPr>
+      <w:r>
+        <w:rPr>
+          <w:b/>
+          <w:i/>
+          <w:sz w:val="18"/>
+        </w:rPr>
+        <w:t xml:space="preserve">Figura 15. </w:t>
+      </w:r>
+      <w:r>
+        <w:rPr>
+          <w:i/>
+          <w:sz w:val="18"/>
+        </w:rPr>
+        <w:t>DEF-07 · EV-DEF07-C1-01.png. «Nuevo Usuario»: campo contraseña type="text" con el valor «Cambiar123». «Editar»: type="text" muestra «Prueba1234»</w:t>
+      </w:r>
+    </w:p>
+    <w:p>
+      <w:pPr>
+        <w:pStyle w:val="Heading3"/>
+      </w:pPr>
+      <w:r>
+        <w:t>DEF-08 · La regla de 24 horas para cancelar se calcula con 5 horas de diferencia: con 26 h de margen dice que faltan 21</w:t>
+      </w:r>
+    </w:p>
+    <w:p>
+      <w:pPr>
+        <w:keepNext/>
+        <w:spacing w:before="80" w:after="40"/>
+        <w:jc w:val="center"/>
+      </w:pPr>
+      <w:r>
+        <w:drawing>
+          <wp:inline xmlns:a="http://schemas.openxmlformats.org/drawingml/2006/main" xmlns:pic="http://schemas.openxmlformats.org/drawingml/2006/picture">
+            <wp:extent cx="5580000" cy="3138750"/>
+            <wp:docPr id="16" name="Picture 16"/>
+            <wp:cNvGraphicFramePr>
+              <a:graphicFrameLocks noChangeAspect="1"/>
+            </wp:cNvGraphicFramePr>
+            <a:graphic>
+              <a:graphicData uri="http://schemas.openxmlformats.org/drawingml/2006/picture">
+                <pic:pic>
+                  <pic:nvPicPr>
+                    <pic:cNvPr id="0" name="EV-CP025-C1-01.jpg"/>
+                    <pic:cNvPicPr/>
+                  </pic:nvPicPr>
+                  <pic:blipFill>
+                    <a:blip r:embed="rId25"/>
+                    <a:stretch>
+                      <a:fillRect/>
+                    </a:stretch>
+                  </pic:blipFill>
+                  <pic:spPr>
+                    <a:xfrm>
+                      <a:off x="0" y="0"/>
+                      <a:ext cx="5580000" cy="3138750"/>
+                    </a:xfrm>
+                    <a:prstGeom prst="rect"/>
+                  </pic:spPr>
+                </pic:pic>
+              </a:graphicData>
+            </a:graphic>
+          </wp:inline>
+        </w:drawing>
+      </w:r>
+    </w:p>
+    <w:p>
+      <w:pPr>
+        <w:spacing w:after="200"/>
+        <w:jc w:val="center"/>
+      </w:pPr>
+      <w:r>
+        <w:rPr>
+          <w:b/>
+          <w:i/>
+          <w:sz w:val="18"/>
+        </w:rPr>
+        <w:t xml:space="preserve">Figura 16. </w:t>
+      </w:r>
+      <w:r>
+        <w:rPr>
+          <w:i/>
+          <w:sz w:val="18"/>
+        </w:rPr>
+        <w:t>DEF-08 · EV-CP025-C1-01.png. Tutoría 08/10/2026 19:12 con Laura Vargas Suárez (margen real 26.0 h) → PATCH 400 · «Pendiente». El elemento #tostada tiene el texto «Faltan 21h para la tutoría y se requieren 24h de anticipación para cancelar (RN03). Escríbele al docente.» y las clases «tostada tostada--visible tostada--error», con opacidad calculada 0</w:t>
+      </w:r>
+    </w:p>
+    <w:p>
+      <w:pPr>
+        <w:pStyle w:val="Heading3"/>
+      </w:pPr>
+      <w:r>
+        <w:t>DEF-11 · El filtro «Activos» muestra cuentas inactivas y oculta a los estudiantes activos que están en alerta</w:t>
+      </w:r>
+    </w:p>
+    <w:p>
+      <w:pPr>
+        <w:keepNext/>
+        <w:spacing w:before="80" w:after="40"/>
+        <w:jc w:val="center"/>
+      </w:pPr>
+      <w:r>
+        <w:drawing>
+          <wp:inline xmlns:a="http://schemas.openxmlformats.org/drawingml/2006/main" xmlns:pic="http://schemas.openxmlformats.org/drawingml/2006/picture">
+            <wp:extent cx="5580000" cy="3138750"/>
+            <wp:docPr id="17" name="Picture 17"/>
+            <wp:cNvGraphicFramePr>
+              <a:graphicFrameLocks noChangeAspect="1"/>
+            </wp:cNvGraphicFramePr>
+            <a:graphic>
+              <a:graphicData uri="http://schemas.openxmlformats.org/drawingml/2006/picture">
+                <pic:pic>
+                  <pic:nvPicPr>
+                    <pic:cNvPr id="0" name="EV-CP031-C1-01.jpg"/>
+                    <pic:cNvPicPr/>
+                  </pic:nvPicPr>
+                  <pic:blipFill>
+                    <a:blip r:embed="rId26"/>
+                    <a:stretch>
+                      <a:fillRect/>
+                    </a:stretch>
+                  </pic:blipFill>
+                  <pic:spPr>
+                    <a:xfrm>
+                      <a:off x="0" y="0"/>
+                      <a:ext cx="5580000" cy="3138750"/>
+                    </a:xfrm>
+                    <a:prstGeom prst="rect"/>
+                  </pic:spPr>
+                </pic:pic>
+              </a:graphicData>
+            </a:graphic>
+          </wp:inline>
+        </w:drawing>
+      </w:r>
+    </w:p>
+    <w:p>
+      <w:pPr>
+        <w:spacing w:after="200"/>
+        <w:jc w:val="center"/>
+      </w:pPr>
+      <w:r>
+        <w:rPr>
+          <w:b/>
+          <w:i/>
+          <w:sz w:val="18"/>
+        </w:rPr>
+        <w:t xml:space="preserve">Figura 17. </w:t>
+      </w:r>
+      <w:r>
+        <w:rPr>
+          <w:i/>
+          <w:sz w:val="18"/>
+        </w:rPr>
+        <w:t>DEF-11 · EV-CP031-C1-01.png. Estudiantes + Activos + «»: 11 visibles, 15 esperados. Sobran: vosorio@amigo.edu.co. Faltan: perfil.c1@amigo.edu.co, lcano@amigo.edu.co, dmontoya@amigo.edu.co, malvarez@amigo.edu.co, lramirez@amigo.edu.co</w:t>
+      </w:r>
+    </w:p>
+    <w:p>
+      <w:pPr>
+        <w:keepNext/>
+        <w:spacing w:before="80" w:after="40"/>
+        <w:jc w:val="center"/>
+      </w:pPr>
+      <w:r>
+        <w:drawing>
+          <wp:inline xmlns:a="http://schemas.openxmlformats.org/drawingml/2006/main" xmlns:pic="http://schemas.openxmlformats.org/drawingml/2006/picture">
+            <wp:extent cx="5580000" cy="3138750"/>
+            <wp:docPr id="18" name="Picture 18"/>
+            <wp:cNvGraphicFramePr>
+              <a:graphicFrameLocks noChangeAspect="1"/>
+            </wp:cNvGraphicFramePr>
+            <a:graphic>
+              <a:graphicData uri="http://schemas.openxmlformats.org/drawingml/2006/picture">
+                <pic:pic>
+                  <pic:nvPicPr>
+                    <pic:cNvPr id="0" name="EV-CP031-C1-02.jpg"/>
+                    <pic:cNvPicPr/>
+                  </pic:nvPicPr>
+                  <pic:blipFill>
+                    <a:blip r:embed="rId27"/>
+                    <a:stretch>
+                      <a:fillRect/>
+                    </a:stretch>
+                  </pic:blipFill>
+                  <pic:spPr>
+                    <a:xfrm>
+                      <a:off x="0" y="0"/>
+                      <a:ext cx="5580000" cy="3138750"/>
+                    </a:xfrm>
+                    <a:prstGeom prst="rect"/>
+                  </pic:spPr>
+                </pic:pic>
+              </a:graphicData>
+            </a:graphic>
+          </wp:inline>
+        </w:drawing>
+      </w:r>
+    </w:p>
+    <w:p>
+      <w:pPr>
+        <w:spacing w:after="200"/>
+        <w:jc w:val="center"/>
+      </w:pPr>
+      <w:r>
+        <w:rPr>
+          <w:b/>
+          <w:i/>
+          <w:sz w:val="18"/>
+        </w:rPr>
+        <w:t xml:space="preserve">Figura 18. </w:t>
+      </w:r>
+      <w:r>
+        <w:rPr>
+          <w:i/>
+          <w:sz w:val="18"/>
+        </w:rPr>
+        <w:t>DEF-11 · EV-CP031-C1-02.png. Docentes + Inactivos + «Peña»: 0 visibles, 0 esperados</w:t>
+      </w:r>
+    </w:p>
+    <w:p>
+      <w:pPr>
+        <w:keepNext/>
+        <w:spacing w:before="80" w:after="40"/>
+        <w:jc w:val="center"/>
+      </w:pPr>
+      <w:r>
+        <w:drawing>
+          <wp:inline xmlns:a="http://schemas.openxmlformats.org/drawingml/2006/main" xmlns:pic="http://schemas.openxmlformats.org/drawingml/2006/picture">
+            <wp:extent cx="5580000" cy="3138750"/>
+            <wp:docPr id="19" name="Picture 19"/>
+            <wp:cNvGraphicFramePr>
+              <a:graphicFrameLocks noChangeAspect="1"/>
+            </wp:cNvGraphicFramePr>
+            <a:graphic>
+              <a:graphicData uri="http://schemas.openxmlformats.org/drawingml/2006/picture">
+                <pic:pic>
+                  <pic:nvPicPr>
+                    <pic:cNvPr id="0" name="EV-CP031-C1-03.jpg"/>
+                    <pic:cNvPicPr/>
+                  </pic:nvPicPr>
+                  <pic:blipFill>
+                    <a:blip r:embed="rId28"/>
+                    <a:stretch>
+                      <a:fillRect/>
+                    </a:stretch>
+                  </pic:blipFill>
+                  <pic:spPr>
+                    <a:xfrm>
+                      <a:off x="0" y="0"/>
+                      <a:ext cx="5580000" cy="3138750"/>
+                    </a:xfrm>
+                    <a:prstGeom prst="rect"/>
+                  </pic:spPr>
+                </pic:pic>
+              </a:graphicData>
+            </a:graphic>
+          </wp:inline>
+        </w:drawing>
+      </w:r>
+    </w:p>
+    <w:p>
+      <w:pPr>
+        <w:spacing w:after="200"/>
+        <w:jc w:val="center"/>
+      </w:pPr>
+      <w:r>
+        <w:rPr>
+          <w:b/>
+          <w:i/>
+          <w:sz w:val="18"/>
+        </w:rPr>
+        <w:t xml:space="preserve">Figura 19. </w:t>
+      </w:r>
+      <w:r>
+        <w:rPr>
+          <w:i/>
+          <w:sz w:val="18"/>
+        </w:rPr>
+        <w:t>DEF-11 · EV-CP031-C1-03.png. Administradores + Activos + «zzz»: 0 visibles, 0 esperados</w:t>
+      </w:r>
+    </w:p>
+    <w:p>
+      <w:pPr>
+        <w:pStyle w:val="Heading3"/>
+      </w:pPr>
+      <w:r>
+        <w:t>DEF-13 · Los mensajes emergentes se generan pero nunca se ven: el usuario no recibe confirmaciones ni errores</w:t>
+      </w:r>
+    </w:p>
+    <w:p>
+      <w:pPr>
+        <w:keepNext/>
+        <w:spacing w:before="80" w:after="40"/>
+        <w:jc w:val="center"/>
+      </w:pPr>
+      <w:r>
+        <w:drawing>
+          <wp:inline xmlns:a="http://schemas.openxmlformats.org/drawingml/2006/main" xmlns:pic="http://schemas.openxmlformats.org/drawingml/2006/picture">
+            <wp:extent cx="5580000" cy="3138750"/>
+            <wp:docPr id="20" name="Picture 20"/>
+            <wp:cNvGraphicFramePr>
+              <a:graphicFrameLocks noChangeAspect="1"/>
+            </wp:cNvGraphicFramePr>
+            <a:graphic>
+              <a:graphicData uri="http://schemas.openxmlformats.org/drawingml/2006/picture">
+                <pic:pic>
+                  <pic:nvPicPr>
+                    <pic:cNvPr id="0" name="EV-CP016-C1-01.jpg"/>
+                    <pic:cNvPicPr/>
+                  </pic:nvPicPr>
+                  <pic:blipFill>
+                    <a:blip r:embed="rId29"/>
+                    <a:stretch>
+                      <a:fillRect/>
+                    </a:stretch>
+                  </pic:blipFill>
+                  <pic:spPr>
+                    <a:xfrm>
+                      <a:off x="0" y="0"/>
+                      <a:ext cx="5580000" cy="3138750"/>
+                    </a:xfrm>
+                    <a:prstGeom prst="rect"/>
+                  </pic:spPr>
+                </pic:pic>
+              </a:graphicData>
+            </a:graphic>
+          </wp:inline>
+        </w:drawing>
+      </w:r>
+    </w:p>
+    <w:p>
+      <w:pPr>
+        <w:spacing w:after="200"/>
+        <w:jc w:val="center"/>
+      </w:pPr>
+      <w:r>
+        <w:rPr>
+          <w:b/>
+          <w:i/>
+          <w:sz w:val="18"/>
+        </w:rPr>
+        <w:t xml:space="preserve">Figura 20. </w:t>
+      </w:r>
+      <w:r>
+        <w:rPr>
+          <w:i/>
+          <w:sz w:val="18"/>
+        </w:rPr>
+        <w:t>DEF-13 · EV-CP016-C1-01.png. Perfil guardado → 200. El elemento #tostada tiene el texto «Perfil guardado correctamente» y las clases «tostada tostada--visible», con opacidad calculada 0</w:t>
+      </w:r>
+    </w:p>
+    <w:p>
+      <w:pPr>
+        <w:keepNext/>
+        <w:spacing w:before="80" w:after="40"/>
+        <w:jc w:val="center"/>
+      </w:pPr>
+      <w:r>
+        <w:drawing>
+          <wp:inline xmlns:a="http://schemas.openxmlformats.org/drawingml/2006/main" xmlns:pic="http://schemas.openxmlformats.org/drawingml/2006/picture">
+            <wp:extent cx="5580000" cy="3138750"/>
+            <wp:docPr id="21" name="Picture 21"/>
+            <wp:cNvGraphicFramePr>
+              <a:graphicFrameLocks noChangeAspect="1"/>
+            </wp:cNvGraphicFramePr>
+            <a:graphic>
+              <a:graphicData uri="http://schemas.openxmlformats.org/drawingml/2006/picture">
+                <pic:pic>
+                  <pic:nvPicPr>
+                    <pic:cNvPr id="0" name="EV-CP024-C1-01.jpg"/>
+                    <pic:cNvPicPr/>
+                  </pic:nvPicPr>
+                  <pic:blipFill>
+                    <a:blip r:embed="rId30"/>
+                    <a:stretch>
+                      <a:fillRect/>
+                    </a:stretch>
+                  </pic:blipFill>
+                  <pic:spPr>
+                    <a:xfrm>
+                      <a:off x="0" y="0"/>
+                      <a:ext cx="5580000" cy="3138750"/>
+                    </a:xfrm>
+                    <a:prstGeom prst="rect"/>
+                  </pic:spPr>
+                </pic:pic>
+              </a:graphicData>
+            </a:graphic>
+          </wp:inline>
+        </w:drawing>
+      </w:r>
+    </w:p>
+    <w:p>
+      <w:pPr>
+        <w:spacing w:after="200"/>
+        <w:jc w:val="center"/>
+      </w:pPr>
+      <w:r>
+        <w:rPr>
+          <w:b/>
+          <w:i/>
+          <w:sz w:val="18"/>
+        </w:rPr>
+        <w:t xml:space="preserve">Figura 21. </w:t>
+      </w:r>
+      <w:r>
+        <w:rPr>
+          <w:i/>
+          <w:sz w:val="18"/>
+        </w:rPr>
+        <w:t>DEF-13 · EV-CP024-C1-01.png. Tutoría 08/10/2026 05:12 con Juan Salazar Bedoya (margen real 12.0 h) → PATCH 400 · «Pendiente». El elemento #tostada tiene el texto «Faltan 7h para la tutoría y se requieren 24h de anticipación para cancelar (RN03). Escríbele al docente.» y las clases «tostada tostada--visible tostada--error», con opacidad calculada 0</w:t>
+      </w:r>
+    </w:p>
+    <w:p>
+      <w:pPr>
+        <w:pStyle w:val="Heading3"/>
+      </w:pPr>
+      <w:r>
+        <w:t>DEF-14 · El estudiante que deja vacío el promedio queda con 0 y recibe alertas académicas, aunque su panel dice «Sin alertas»</w:t>
+      </w:r>
+    </w:p>
+    <w:p>
+      <w:pPr>
+        <w:keepNext/>
+        <w:spacing w:before="80" w:after="40"/>
+        <w:jc w:val="center"/>
+      </w:pPr>
+      <w:r>
+        <w:drawing>
+          <wp:inline xmlns:a="http://schemas.openxmlformats.org/drawingml/2006/main" xmlns:pic="http://schemas.openxmlformats.org/drawingml/2006/picture">
+            <wp:extent cx="5580000" cy="3138750"/>
+            <wp:docPr id="22" name="Picture 22"/>
+            <wp:cNvGraphicFramePr>
+              <a:graphicFrameLocks noChangeAspect="1"/>
+            </wp:cNvGraphicFramePr>
+            <a:graphic>
+              <a:graphicData uri="http://schemas.openxmlformats.org/drawingml/2006/picture">
+                <pic:pic>
+                  <pic:nvPicPr>
+                    <pic:cNvPr id="0" name="EV-DEF14-C1-01.jpg"/>
+                    <pic:cNvPicPr/>
+                  </pic:nvPicPr>
+                  <pic:blipFill>
+                    <a:blip r:embed="rId31"/>
+                    <a:stretch>
+                      <a:fillRect/>
+                    </a:stretch>
+                  </pic:blipFill>
+                  <pic:spPr>
+                    <a:xfrm>
+                      <a:off x="0" y="0"/>
+                      <a:ext cx="5580000" cy="3138750"/>
+                    </a:xfrm>
+                    <a:prstGeom prst="rect"/>
+                  </pic:spPr>
+                </pic:pic>
+              </a:graphicData>
+            </a:graphic>
+          </wp:inline>
+        </w:drawing>
+      </w:r>
+    </w:p>
+    <w:p>
+      <w:pPr>
+        <w:spacing w:after="200"/>
+        <w:jc w:val="center"/>
+      </w:pPr>
+      <w:r>
+        <w:rPr>
+          <w:b/>
+          <w:i/>
+          <w:sz w:val="18"/>
+        </w:rPr>
+        <w:t xml:space="preserve">Figura 22. </w:t>
+      </w:r>
+      <w:r>
+        <w:rPr>
+          <w:i/>
+          <w:sz w:val="18"/>
+        </w:rPr>
+        <w:t>DEF-14 · EV-DEF14-C1-01.png. Promedio guardado en la base: 0. El panel del estudiante dice «Sin alertas»</w:t>
+      </w:r>
+    </w:p>
+    <w:p>
+      <w:pPr>
+        <w:keepNext/>
+        <w:spacing w:before="80" w:after="40"/>
+        <w:jc w:val="center"/>
+      </w:pPr>
+      <w:r>
+        <w:drawing>
+          <wp:inline xmlns:a="http://schemas.openxmlformats.org/drawingml/2006/main" xmlns:pic="http://schemas.openxmlformats.org/drawingml/2006/picture">
+            <wp:extent cx="5580000" cy="3138750"/>
+            <wp:docPr id="23" name="Picture 23"/>
+            <wp:cNvGraphicFramePr>
+              <a:graphicFrameLocks noChangeAspect="1"/>
+            </wp:cNvGraphicFramePr>
+            <a:graphic>
+              <a:graphicData uri="http://schemas.openxmlformats.org/drawingml/2006/picture">
+                <pic:pic>
+                  <pic:nvPicPr>
+                    <pic:cNvPr id="0" name="EV-DEF14-C1-02.jpg"/>
+                    <pic:cNvPicPr/>
+                  </pic:nvPicPr>
+                  <pic:blipFill>
+                    <a:blip r:embed="rId32"/>
+                    <a:stretch>
+                      <a:fillRect/>
+                    </a:stretch>
+                  </pic:blipFill>
+                  <pic:spPr>
+                    <a:xfrm>
+                      <a:off x="0" y="0"/>
+                      <a:ext cx="5580000" cy="3138750"/>
+                    </a:xfrm>
+                    <a:prstGeom prst="rect"/>
+                  </pic:spPr>
+                </pic:pic>
+              </a:graphicData>
+            </a:graphic>
+          </wp:inline>
+        </w:drawing>
+      </w:r>
+    </w:p>
+    <w:p>
+      <w:pPr>
+        <w:spacing w:after="200"/>
+        <w:jc w:val="center"/>
+      </w:pPr>
+      <w:r>
+        <w:rPr>
+          <w:b/>
+          <w:i/>
+          <w:sz w:val="18"/>
+        </w:rPr>
+        <w:t xml:space="preserve">Figura 23. </w:t>
+      </w:r>
+      <w:r>
+        <w:rPr>
+          <w:i/>
+          <w:sz w:val="18"/>
+        </w:rPr>
+        <w:t>DEF-14 · EV-DEF14-C1-02.png. Campana abierta: llega «Seguimiento académico», enviada a «Todos los estudiantes en alerta»</w:t>
+      </w:r>
+    </w:p>
     <w:sectPr>
       <w:footerReference w:type="default" r:id="rId9"/>
       <w:pgSz w:w="12240" w:h="15840"/>

--- a/docs/entrega-2/IS071_T4_EquipoF.docx
+++ b/docs/entrega-2/IS071_T4_EquipoF.docx
@@ -115,6 +115,7 @@
     <w:tbl>
       <w:tblPr>
         <w:tblW w:type="auto" w:w="0"/>
+        <w:tblLayout w:type="fixed"/>
         <w:tblLook w:firstColumn="1" w:firstRow="1" w:lastColumn="0" w:lastRow="0" w:noHBand="0" w:noVBand="1" w:val="04A0"/>
         <w:tblBorders>
           <w:top w:val="single" w:sz="4" w:space="0" w:color="D1D5DB"/>
@@ -126,8 +127,8 @@
         </w:tblBorders>
       </w:tblPr>
       <w:tblGrid>
-        <w:gridCol w:w="4873"/>
-        <w:gridCol w:w="4873"/>
+        <w:gridCol w:w="2381"/>
+        <w:gridCol w:w="7087"/>
       </w:tblGrid>
       <w:tr>
         <w:trPr>
@@ -364,7 +365,7 @@
                 <w:b w:val="0"/>
                 <w:sz w:val="19"/>
               </w:rPr>
-              <w:t>https://profe-conecta-production-e40c.up.railway.app · commit 693358a (rama main)</w:t>
+              <w:t>https://profe-conecta-production-e40c.up.railway.app (commit 693358a (rama main))</w:t>
             </w:r>
           </w:p>
         </w:tc>
@@ -412,7 +413,7 @@
                 <w:b w:val="0"/>
                 <w:sz w:val="19"/>
               </w:rPr>
-              <w:t>pruebas/e2/resultados/ en el repositorio (lectura para el docente)</w:t>
+              <w:t>La misma del Entregable 2 (lectura para el docente): ______________________</w:t>
             </w:r>
           </w:p>
         </w:tc>
@@ -537,13 +538,14 @@
           <w:i w:val="0"/>
           <w:sz w:val="21"/>
         </w:rPr>
-        <w:t>Se escriben los identificadores concretos de los defectos que reportó y que reprodujo cada integrante. Cada defecto lo reprodujo el integrante que no lo reportó, siguiendo solo lo que dice su reporte.</w:t>
+        <w:t>Se escriben los identificadores concretos de los defectos que reportó y que reprodujo cada integrante. Cada defecto lo reproduce el integrante que no lo reportó, siguiendo solo lo que dice su reporte.</w:t>
       </w:r>
     </w:p>
     <w:tbl>
       <w:tblPr>
         <w:tblW w:type="auto" w:w="0"/>
         <w:jc w:val="center"/>
+        <w:tblLayout w:type="fixed"/>
         <w:tblLook w:firstColumn="1" w:firstRow="1" w:lastColumn="0" w:lastRow="0" w:noHBand="0" w:noVBand="1" w:val="04A0"/>
         <w:tblBorders>
           <w:top w:val="single" w:sz="4" w:space="0" w:color="D1D5DB"/>
@@ -555,10 +557,10 @@
         </w:tblBorders>
       </w:tblPr>
       <w:tblGrid>
-        <w:gridCol w:w="2436"/>
-        <w:gridCol w:w="2436"/>
-        <w:gridCol w:w="2436"/>
-        <w:gridCol w:w="2436"/>
+        <w:gridCol w:w="2721"/>
+        <w:gridCol w:w="2381"/>
+        <w:gridCol w:w="2381"/>
+        <w:gridCol w:w="1701"/>
       </w:tblGrid>
       <w:tr>
         <w:trPr>
@@ -861,6 +863,20 @@
           <w:sz w:val="20"/>
         </w:rPr>
         <w:t>Firma: ___________________________        Firma: ___________________________</w:t>
+      </w:r>
+    </w:p>
+    <w:p>
+      <w:pPr>
+        <w:spacing w:after="120"/>
+      </w:pPr>
+      <w:r>
+        <w:rPr>
+          <w:b w:val="0"/>
+          <w:i/>
+          <w:sz w:val="19"/>
+          <w:highlight w:val="yellow"/>
+        </w:rPr>
+        <w:t>Borrador para el equipo (este aviso sale solo mientras falte algo): faltan los datos de Railway de 8 reportes, 11 capturas y 8 reproducciones cruzadas. Todo lo que dice «____» o «pendiente» se llena con el registro y las capturas de Railway.</w:t>
       </w:r>
     </w:p>
     <w:p>
@@ -927,7 +943,7 @@
                 <w:b w:val="0"/>
                 <w:sz w:val="20"/>
               </w:rPr>
-              <w:t>La pregunta que responde esta tarea: ¿nuestros reportes permiten que alguien más reproduzca el fallo sin preguntarnos nada? Cada defecto se reprodujo por el integrante que no lo reportó, usando solo los pasos escritos, y la ejecución se automatizó con Playwright para que cualquiera pueda volver a correrla.</w:t>
+              <w:t>La pregunta que responde esta tarea: ¿nuestros reportes permiten que alguien más reproduzca el fallo sin preguntarnos nada? Para responderla, cada defecto lo reproduce en Railway el integrante que no lo reportó, usando solo los pasos escritos, y anota si le salió con el reporte, si necesitó ayuda o si no le salió.</w:t>
             </w:r>
           </w:p>
         </w:tc>
@@ -956,7 +972,7 @@
           <w:i w:val="0"/>
           <w:sz w:val="21"/>
         </w:rPr>
-        <w:t>Las acciones de interfaz se hicieron conduciendo la aplicación real; las de la capa del servidor se hicieron con peticiones escritas en la consola del navegador (F12), usando el token de la sesión, tal como pide la guía. Cada reporte trae su evidencia nombrada con el identificador del defecto.</w:t>
+        <w:t>Todo se ejecutó a mano en la aplicación desplegada en Railway (commit 693358a), en Chrome y Firefox sobre Windows. Lo que se mira en el servidor se revisó en la pestaña Red de F12, y las peticiones que la interfaz no deja hacer se pegaron en la consola con el token de la sesión, tal como pide la guía. Cada reporte trae el entorno, la fecha y los intentos de quien lo ejecutó, y su evidencia nombrada con el identificador.</w:t>
       </w:r>
     </w:p>
     <w:p>
@@ -976,6 +992,7 @@
       <w:tblPr>
         <w:tblW w:type="auto" w:w="0"/>
         <w:jc w:val="center"/>
+        <w:tblLayout w:type="fixed"/>
         <w:tblLook w:firstColumn="1" w:firstRow="1" w:lastColumn="0" w:lastRow="0" w:noHBand="0" w:noVBand="1" w:val="04A0"/>
         <w:tblBorders>
           <w:top w:val="single" w:sz="4" w:space="0" w:color="D1D5DB"/>
@@ -987,13 +1004,13 @@
         </w:tblBorders>
       </w:tblPr>
       <w:tblGrid>
-        <w:gridCol w:w="1392"/>
-        <w:gridCol w:w="1392"/>
-        <w:gridCol w:w="1392"/>
-        <w:gridCol w:w="1392"/>
-        <w:gridCol w:w="1392"/>
-        <w:gridCol w:w="1392"/>
-        <w:gridCol w:w="1392"/>
+        <w:gridCol w:w="850"/>
+        <w:gridCol w:w="3855"/>
+        <w:gridCol w:w="1134"/>
+        <w:gridCol w:w="850"/>
+        <w:gridCol w:w="850"/>
+        <w:gridCol w:w="850"/>
+        <w:gridCol w:w="794"/>
       </w:tblGrid>
       <w:tr>
         <w:trPr>
@@ -2686,7 +2703,7 @@
           <w:i/>
           <w:sz w:val="20"/>
         </w:rPr>
-        <w:t>Entorno común: Chromium 141.0.7390.37 · Linux · ConectaProfe en copia local del commit 693358a, la misma versión desplegada en Railway · ejecución automatizada con Playwright el 07/10/2026. Cuentas de semilla con contraseña «123456». Las capturas de cada reporte están en el Anexo G (y las de consola en el Anexo F), con el número de figura que se cita en el campo «Evidencia».</w:t>
+        <w:t>El entorno, la fecha, la frecuencia y el resultado real de cada reporte son los de quien lo ejecutó en Railway. Las capturas están en el Anexo F, con el número de figura que cita el campo «Evidencia».</w:t>
       </w:r>
     </w:p>
     <w:p>
@@ -2700,6 +2717,7 @@
     <w:tbl>
       <w:tblPr>
         <w:tblW w:type="auto" w:w="0"/>
+        <w:tblLayout w:type="fixed"/>
         <w:tblLook w:firstColumn="1" w:firstRow="1" w:lastColumn="0" w:lastRow="0" w:noHBand="0" w:noVBand="1" w:val="04A0"/>
         <w:tblBorders>
           <w:top w:val="single" w:sz="4" w:space="0" w:color="D1D5DB"/>
@@ -2711,8 +2729,8 @@
         </w:tblBorders>
       </w:tblPr>
       <w:tblGrid>
-        <w:gridCol w:w="4873"/>
-        <w:gridCol w:w="4873"/>
+        <w:gridCol w:w="2381"/>
+        <w:gridCol w:w="7087"/>
       </w:tblGrid>
       <w:tr>
         <w:trPr>
@@ -2853,7 +2871,7 @@
                 <w:b w:val="0"/>
                 <w:sz w:val="19"/>
               </w:rPr>
-              <w:t>Chromium 141.0.7390.37 · Linux · ConectaProfe en copia local del commit 693358a, la misma versión desplegada en Railway · ejecución automatizada con Playwright el 07/10/2026</w:t>
+              <w:t>Railway (commit 693358a) · navegador y versión: ____ · sistema operativo: ____ · probado el ____</w:t>
             </w:r>
           </w:p>
         </w:tc>
@@ -2958,7 +2976,7 @@
                 <w:b w:val="0"/>
                 <w:sz w:val="19"/>
               </w:rPr>
-              <w:t>2. Dejar la pestaña sin actividad durante 16 minutos (en la ejecución automatizada se adelanta el reloj del navegador).</w:t>
+              <w:t>2. Dejar la pestaña sin actividad durante 16 minutos, con cronómetro.</w:t>
             </w:r>
           </w:p>
           <w:p>
@@ -3063,7 +3081,7 @@
                 <w:b w:val="0"/>
                 <w:sz w:val="19"/>
               </w:rPr>
-              <w:t>A los 16 minutos sin actividad la sesión sigue abierta (token presente). «Programar Tutoría» abre normalmente y, al recargar, la aplicación vuelve al panel con la sesión activa. El tiempo se simuló adelantando el reloj del navegador.</w:t>
+              <w:t>____</w:t>
             </w:r>
           </w:p>
         </w:tc>
@@ -3111,7 +3129,7 @@
                 <w:b w:val="0"/>
                 <w:sz w:val="19"/>
               </w:rPr>
-              <w:t>3 de 3 intentos (resultado estable en los ciclos 1 y 2)</w:t>
+              <w:t>____ de ____ intentos</w:t>
             </w:r>
           </w:p>
         </w:tc>
@@ -3255,7 +3273,7 @@
                 <w:b w:val="0"/>
                 <w:sz w:val="19"/>
               </w:rPr>
-              <w:t>EV-CP034-C1-01.png, EV-CP034-C1-02.png, EV-CP034-C1-03.png (Anexo G, figuras 8 a 10)</w:t>
+              <w:t>EV-CP034-C1-01.png (pendiente)</w:t>
             </w:r>
           </w:p>
         </w:tc>
@@ -3351,7 +3369,7 @@
                 <w:b w:val="0"/>
                 <w:sz w:val="19"/>
               </w:rPr>
-              <w:t>Esteban Palencia · reproducido por Sebastián González González</w:t>
+              <w:t>Esteban Palencia</w:t>
             </w:r>
           </w:p>
         </w:tc>
@@ -3369,6 +3387,7 @@
     <w:tbl>
       <w:tblPr>
         <w:tblW w:type="auto" w:w="0"/>
+        <w:tblLayout w:type="fixed"/>
         <w:tblLook w:firstColumn="1" w:firstRow="1" w:lastColumn="0" w:lastRow="0" w:noHBand="0" w:noVBand="1" w:val="04A0"/>
         <w:tblBorders>
           <w:top w:val="single" w:sz="4" w:space="0" w:color="D1D5DB"/>
@@ -3380,8 +3399,8 @@
         </w:tblBorders>
       </w:tblPr>
       <w:tblGrid>
-        <w:gridCol w:w="4873"/>
-        <w:gridCol w:w="4873"/>
+        <w:gridCol w:w="2381"/>
+        <w:gridCol w:w="7087"/>
       </w:tblGrid>
       <w:tr>
         <w:trPr>
@@ -3522,7 +3541,7 @@
                 <w:b w:val="0"/>
                 <w:sz w:val="19"/>
               </w:rPr>
-              <w:t>Chromium 141.0.7390.37 · Linux · ConectaProfe en copia local del commit 693358a, la misma versión desplegada en Railway · ejecución automatizada con Playwright el 07/10/2026</w:t>
+              <w:t>Railway (commit 693358a) · navegador y versión: ____ · sistema operativo: ____ · probado el ____</w:t>
             </w:r>
           </w:p>
         </w:tc>
@@ -3741,7 +3760,7 @@
                 <w:b w:val="0"/>
                 <w:sz w:val="19"/>
               </w:rPr>
-              <w:t>La asesoría con fecha de hoy (07/10/2026 19:10) se crea: POST → 200 {"mensaje":"Asesoría creada. Se notificó a Sandra Ríos Montoya y a Camilo Ríos Zapata.","tutoria_id":6}. Aparece en «Sesiones Programadas».</w:t>
+              <w:t>____</w:t>
             </w:r>
           </w:p>
         </w:tc>
@@ -3789,7 +3808,7 @@
                 <w:b w:val="0"/>
                 <w:sz w:val="19"/>
               </w:rPr>
-              <w:t>3 de 3 intentos (resultado estable en los ciclos 1 y 2)</w:t>
+              <w:t>____ de ____ intentos</w:t>
             </w:r>
           </w:p>
         </w:tc>
@@ -3933,7 +3952,7 @@
                 <w:b w:val="0"/>
                 <w:sz w:val="19"/>
               </w:rPr>
-              <w:t>EV-CP032-C1-01.png (Anexo G, figura 11)</w:t>
+              <w:t>EV-CP032-C1-01.png (pendiente)</w:t>
             </w:r>
           </w:p>
         </w:tc>
@@ -4029,7 +4048,7 @@
                 <w:b w:val="0"/>
                 <w:sz w:val="19"/>
               </w:rPr>
-              <w:t>Esteban Palencia · reproducido por Sebastián González González</w:t>
+              <w:t>Esteban Palencia</w:t>
             </w:r>
           </w:p>
         </w:tc>
@@ -4047,6 +4066,7 @@
     <w:tbl>
       <w:tblPr>
         <w:tblW w:type="auto" w:w="0"/>
+        <w:tblLayout w:type="fixed"/>
         <w:tblLook w:firstColumn="1" w:firstRow="1" w:lastColumn="0" w:lastRow="0" w:noHBand="0" w:noVBand="1" w:val="04A0"/>
         <w:tblBorders>
           <w:top w:val="single" w:sz="4" w:space="0" w:color="D1D5DB"/>
@@ -4058,8 +4078,8 @@
         </w:tblBorders>
       </w:tblPr>
       <w:tblGrid>
-        <w:gridCol w:w="4873"/>
-        <w:gridCol w:w="4873"/>
+        <w:gridCol w:w="2381"/>
+        <w:gridCol w:w="7087"/>
       </w:tblGrid>
       <w:tr>
         <w:trPr>
@@ -4200,7 +4220,7 @@
                 <w:b w:val="0"/>
                 <w:sz w:val="19"/>
               </w:rPr>
-              <w:t>Chromium 141.0.7390.37 · Linux · ConectaProfe en copia local del commit 693358a, la misma versión desplegada en Railway · ejecución automatizada con Playwright el 07/10/2026</w:t>
+              <w:t>Railway (commit 693358a) · navegador y versión: ____ · sistema operativo: ____ · probado el ____</w:t>
             </w:r>
           </w:p>
         </w:tc>
@@ -4410,7 +4430,7 @@
                 <w:b w:val="0"/>
                 <w:sz w:val="19"/>
               </w:rPr>
-              <w:t>La tutoría #16 se canceló (estado «cancelada»). El docente ejecutó PATCH /api/tutorias/16/realizada: respuesta {"mensaje":"Tutoría completada"} y la tutoría quedó en «completada». Una tutoría cancelada no debería admitir nuevas transiciones.</w:t>
+              <w:t>____</w:t>
             </w:r>
           </w:p>
         </w:tc>
@@ -4458,7 +4478,7 @@
                 <w:b w:val="0"/>
                 <w:sz w:val="19"/>
               </w:rPr>
-              <w:t>3 de 3 intentos</w:t>
+              <w:t>____ de ____ intentos</w:t>
             </w:r>
           </w:p>
         </w:tc>
@@ -4602,7 +4622,7 @@
                 <w:b w:val="0"/>
                 <w:sz w:val="19"/>
               </w:rPr>
-              <w:t>EV-DEF06-C1-01.png, EV-DEF06-C1-02.png, EV-DEF06-C1-03.png (Anexo G, figuras 12 a 14); EV-DEF06-CONSOLA.png (Anexo F, figura 5, consola F12)</w:t>
+              <w:t>EV-DEF06-01.png (pendiente)</w:t>
             </w:r>
           </w:p>
         </w:tc>
@@ -4698,7 +4718,7 @@
                 <w:b w:val="0"/>
                 <w:sz w:val="19"/>
               </w:rPr>
-              <w:t>Sebastián González González · reproducido por Esteban Palencia</w:t>
+              <w:t>Sebastián González González</w:t>
             </w:r>
           </w:p>
         </w:tc>
@@ -4716,6 +4736,7 @@
     <w:tbl>
       <w:tblPr>
         <w:tblW w:type="auto" w:w="0"/>
+        <w:tblLayout w:type="fixed"/>
         <w:tblLook w:firstColumn="1" w:firstRow="1" w:lastColumn="0" w:lastRow="0" w:noHBand="0" w:noVBand="1" w:val="04A0"/>
         <w:tblBorders>
           <w:top w:val="single" w:sz="4" w:space="0" w:color="D1D5DB"/>
@@ -4727,8 +4748,8 @@
         </w:tblBorders>
       </w:tblPr>
       <w:tblGrid>
-        <w:gridCol w:w="4873"/>
-        <w:gridCol w:w="4873"/>
+        <w:gridCol w:w="2381"/>
+        <w:gridCol w:w="7087"/>
       </w:tblGrid>
       <w:tr>
         <w:trPr>
@@ -4869,7 +4890,7 @@
                 <w:b w:val="0"/>
                 <w:sz w:val="19"/>
               </w:rPr>
-              <w:t>Chromium 141.0.7390.37 · Linux · ConectaProfe en copia local del commit 693358a, la misma versión desplegada en Railway · ejecución automatizada con Playwright el 07/10/2026</w:t>
+              <w:t>Railway (commit 693358a) · navegador y versión: ____ · sistema operativo: ____ · probado el ____</w:t>
             </w:r>
           </w:p>
         </w:tc>
@@ -5079,7 +5100,7 @@
                 <w:b w:val="0"/>
                 <w:sz w:val="19"/>
               </w:rPr>
-              <w:t>En «Nuevo Usuario» el campo de contraseña es de tipo «text» y trae escrita «Cambiar123», legible a simple vista. En «Editar Usuario», «Prueba1234» se ve tal cual en un campo de tipo «text». Ninguno es un campo de contraseña.</w:t>
+              <w:t>____</w:t>
             </w:r>
           </w:p>
         </w:tc>
@@ -5127,7 +5148,7 @@
                 <w:b w:val="0"/>
                 <w:sz w:val="19"/>
               </w:rPr>
-              <w:t>3 de 3 intentos</w:t>
+              <w:t>____ de ____ intentos</w:t>
             </w:r>
           </w:p>
         </w:tc>
@@ -5271,7 +5292,7 @@
                 <w:b w:val="0"/>
                 <w:sz w:val="19"/>
               </w:rPr>
-              <w:t>EV-DEF07-C1-01.png (Anexo G, figura 15)</w:t>
+              <w:t>EV-DEF07-01.png, EV-DEF07-02.png (pendientes)</w:t>
             </w:r>
           </w:p>
         </w:tc>
@@ -5367,7 +5388,7 @@
                 <w:b w:val="0"/>
                 <w:sz w:val="19"/>
               </w:rPr>
-              <w:t>Esteban Palencia · reproducido por Sebastián González González</w:t>
+              <w:t>Esteban Palencia</w:t>
             </w:r>
           </w:p>
         </w:tc>
@@ -5385,6 +5406,7 @@
     <w:tbl>
       <w:tblPr>
         <w:tblW w:type="auto" w:w="0"/>
+        <w:tblLayout w:type="fixed"/>
         <w:tblLook w:firstColumn="1" w:firstRow="1" w:lastColumn="0" w:lastRow="0" w:noHBand="0" w:noVBand="1" w:val="04A0"/>
         <w:tblBorders>
           <w:top w:val="single" w:sz="4" w:space="0" w:color="D1D5DB"/>
@@ -5396,8 +5418,8 @@
         </w:tblBorders>
       </w:tblPr>
       <w:tblGrid>
-        <w:gridCol w:w="4873"/>
-        <w:gridCol w:w="4873"/>
+        <w:gridCol w:w="2381"/>
+        <w:gridCol w:w="7087"/>
       </w:tblGrid>
       <w:tr>
         <w:trPr>
@@ -5538,7 +5560,7 @@
                 <w:b w:val="0"/>
                 <w:sz w:val="19"/>
               </w:rPr>
-              <w:t>Chromium 141.0.7390.37 · Linux · ConectaProfe en copia local del commit 693358a, la misma versión desplegada en Railway · ejecución automatizada con Playwright el 07/10/2026</w:t>
+              <w:t>Railway (commit 693358a) · navegador y versión: ____ · sistema operativo: ____ · probado el ____</w:t>
             </w:r>
           </w:p>
         </w:tc>
@@ -5748,7 +5770,7 @@
                 <w:b w:val="0"/>
                 <w:sz w:val="19"/>
               </w:rPr>
-              <w:t>Preparación: tutoría con Laura Vargas Suárez el 08/10/2026 a las 19:12 (201); al pulsar «Cancelar» faltaban 26.0 h reales. PATCH → 400 {"error":"Faltan 21h para la tutoría y se requieren 24h de anticipación para cancelar (RN03). Escríbele al docente."}; la tarjeta queda «Pendiente». En pantalla: el elemento #tostada tiene el texto «Faltan 21h para la tutoría y se requieren 24h de anticipación para cancelar (RN03). Escríbele al docente.» y las clases «tostada tostada--visible tostada--error», con opacidad calculada 0.</w:t>
+              <w:t>____</w:t>
             </w:r>
           </w:p>
         </w:tc>
@@ -5796,7 +5818,7 @@
                 <w:b w:val="0"/>
                 <w:sz w:val="19"/>
               </w:rPr>
-              <w:t>3 de 3 intentos (resultado estable en los ciclos 1 y 2)</w:t>
+              <w:t>____ de ____ intentos</w:t>
             </w:r>
           </w:p>
         </w:tc>
@@ -5940,7 +5962,7 @@
                 <w:b w:val="0"/>
                 <w:sz w:val="19"/>
               </w:rPr>
-              <w:t>EV-CP025-C1-01.png (Anexo G, figura 16)</w:t>
+              <w:t>EV-CP025-C1-01.png (pendiente)</w:t>
             </w:r>
           </w:p>
         </w:tc>
@@ -6036,7 +6058,7 @@
                 <w:b w:val="0"/>
                 <w:sz w:val="19"/>
               </w:rPr>
-              <w:t>Sebastián González González · reproducido por Esteban Palencia</w:t>
+              <w:t>Sebastián González González</w:t>
             </w:r>
           </w:p>
         </w:tc>
@@ -6054,6 +6076,7 @@
     <w:tbl>
       <w:tblPr>
         <w:tblW w:type="auto" w:w="0"/>
+        <w:tblLayout w:type="fixed"/>
         <w:tblLook w:firstColumn="1" w:firstRow="1" w:lastColumn="0" w:lastRow="0" w:noHBand="0" w:noVBand="1" w:val="04A0"/>
         <w:tblBorders>
           <w:top w:val="single" w:sz="4" w:space="0" w:color="D1D5DB"/>
@@ -6065,8 +6088,8 @@
         </w:tblBorders>
       </w:tblPr>
       <w:tblGrid>
-        <w:gridCol w:w="4873"/>
-        <w:gridCol w:w="4873"/>
+        <w:gridCol w:w="2381"/>
+        <w:gridCol w:w="7087"/>
       </w:tblGrid>
       <w:tr>
         <w:trPr>
@@ -6207,7 +6230,7 @@
                 <w:b w:val="0"/>
                 <w:sz w:val="19"/>
               </w:rPr>
-              <w:t>Chromium 141.0.7390.37 · Linux · ConectaProfe en copia local del commit 693358a, la misma versión desplegada en Railway · ejecución automatizada con Playwright el 07/10/2026</w:t>
+              <w:t>Railway (commit 693358a) · navegador y versión: ____ · sistema operativo: ____ · probado el ____</w:t>
             </w:r>
           </w:p>
         </w:tc>
@@ -6417,7 +6440,7 @@
                 <w:b w:val="0"/>
                 <w:sz w:val="19"/>
               </w:rPr>
-              <w:t>Preparación: se desactivó a Valentina Osorio. Estudiantes + Activos + «»: 11 filas visibles de 15 esperadas; sobran vosorio@amigo.edu.co; faltan perfil.c1@amigo.edu.co, lcano@amigo.edu.co, dmontoya@amigo.edu.co, malvarez@amigo.edu.co, lramirez@amigo.edu.co; contador «Mostrando 11 usuario(s)». Docentes + Inactivos + «Peña»: 0 filas visibles de 0 esperadas; contador «Mostrando 0 usuario(s)». Administradores + Activos + «zzz»: 0 filas visibles de 0 esperadas; contador «Mostrando 0 usuario(s)». Al final se reactivó la cuenta.</w:t>
+              <w:t>____</w:t>
             </w:r>
           </w:p>
         </w:tc>
@@ -6465,7 +6488,7 @@
                 <w:b w:val="0"/>
                 <w:sz w:val="19"/>
               </w:rPr>
-              <w:t>3 de 3 intentos (resultado estable en los ciclos 1 y 2)</w:t>
+              <w:t>____ de ____ intentos</w:t>
             </w:r>
           </w:p>
         </w:tc>
@@ -6609,7 +6632,7 @@
                 <w:b w:val="0"/>
                 <w:sz w:val="19"/>
               </w:rPr>
-              <w:t>EV-CP031-C1-01.png, EV-CP031-C1-02.png, EV-CP031-C1-03.png (Anexo G, figuras 17 a 19)</w:t>
+              <w:t>EV-CP031-C1-01.png (pendiente)</w:t>
             </w:r>
           </w:p>
         </w:tc>
@@ -6705,7 +6728,7 @@
                 <w:b w:val="0"/>
                 <w:sz w:val="19"/>
               </w:rPr>
-              <w:t>Sebastián González González · reproducido por Esteban Palencia</w:t>
+              <w:t>Sebastián González González</w:t>
             </w:r>
           </w:p>
         </w:tc>
@@ -6723,6 +6746,7 @@
     <w:tbl>
       <w:tblPr>
         <w:tblW w:type="auto" w:w="0"/>
+        <w:tblLayout w:type="fixed"/>
         <w:tblLook w:firstColumn="1" w:firstRow="1" w:lastColumn="0" w:lastRow="0" w:noHBand="0" w:noVBand="1" w:val="04A0"/>
         <w:tblBorders>
           <w:top w:val="single" w:sz="4" w:space="0" w:color="D1D5DB"/>
@@ -6734,8 +6758,8 @@
         </w:tblBorders>
       </w:tblPr>
       <w:tblGrid>
-        <w:gridCol w:w="4873"/>
-        <w:gridCol w:w="4873"/>
+        <w:gridCol w:w="2381"/>
+        <w:gridCol w:w="7087"/>
       </w:tblGrid>
       <w:tr>
         <w:trPr>
@@ -6876,7 +6900,7 @@
                 <w:b w:val="0"/>
                 <w:sz w:val="19"/>
               </w:rPr>
-              <w:t>Chromium 141.0.7390.37 · Linux · ConectaProfe en copia local del commit 693358a, la misma versión desplegada en Railway · ejecución automatizada con Playwright el 07/10/2026</w:t>
+              <w:t>Railway (commit 693358a) · navegador y versión: ____ · sistema operativo: ____ · probado el ____</w:t>
             </w:r>
           </w:p>
         </w:tc>
@@ -7086,7 +7110,7 @@
                 <w:b w:val="0"/>
                 <w:sz w:val="19"/>
               </w:rPr>
-              <w:t>POST /api/perfil/estudiante → 200; pasa a «Mi Panel». En pantalla no se ve ningún mensaje: el elemento #tostada tiene el texto «Perfil guardado correctamente» y las clases «tostada tostada--visible», con opacidad calculada 0.</w:t>
+              <w:t>____</w:t>
             </w:r>
           </w:p>
         </w:tc>
@@ -7134,7 +7158,7 @@
                 <w:b w:val="0"/>
                 <w:sz w:val="19"/>
               </w:rPr>
-              <w:t>3 de 3 intentos (resultado estable en los ciclos 1 y 2)</w:t>
+              <w:t>____ de ____ intentos</w:t>
             </w:r>
           </w:p>
         </w:tc>
@@ -7278,7 +7302,7 @@
                 <w:b w:val="0"/>
                 <w:sz w:val="19"/>
               </w:rPr>
-              <w:t>EV-CP016-C1-01.png, EV-CP024-C1-01.png (Anexo G, figuras 20 a 21); EV-DEF13-CONSOLA.png (Anexo F, figura 7, consola F12)</w:t>
+              <w:t>EV-CP016-C1-01.png, EV-CP024-C1-01.png (pendientes)</w:t>
             </w:r>
           </w:p>
         </w:tc>
@@ -7374,7 +7398,7 @@
                 <w:b w:val="0"/>
                 <w:sz w:val="19"/>
               </w:rPr>
-              <w:t>Sebastián González González · reproducido por Esteban Palencia</w:t>
+              <w:t>Sebastián González González</w:t>
             </w:r>
           </w:p>
         </w:tc>
@@ -7392,6 +7416,7 @@
     <w:tbl>
       <w:tblPr>
         <w:tblW w:type="auto" w:w="0"/>
+        <w:tblLayout w:type="fixed"/>
         <w:tblLook w:firstColumn="1" w:firstRow="1" w:lastColumn="0" w:lastRow="0" w:noHBand="0" w:noVBand="1" w:val="04A0"/>
         <w:tblBorders>
           <w:top w:val="single" w:sz="4" w:space="0" w:color="D1D5DB"/>
@@ -7403,8 +7428,8 @@
         </w:tblBorders>
       </w:tblPr>
       <w:tblGrid>
-        <w:gridCol w:w="4873"/>
-        <w:gridCol w:w="4873"/>
+        <w:gridCol w:w="2381"/>
+        <w:gridCol w:w="7087"/>
       </w:tblGrid>
       <w:tr>
         <w:trPr>
@@ -7545,7 +7570,7 @@
                 <w:b w:val="0"/>
                 <w:sz w:val="19"/>
               </w:rPr>
-              <w:t>Chromium 141.0.7390.37 · Linux · ConectaProfe en copia local del commit 693358a, la misma versión desplegada en Railway · ejecución automatizada con Playwright el 07/10/2026</w:t>
+              <w:t>Railway (commit 693358a) · navegador y versión: ____ · sistema operativo: ____ · probado el ____</w:t>
             </w:r>
           </w:p>
         </w:tc>
@@ -7755,7 +7780,7 @@
                 <w:b w:val="0"/>
                 <w:sz w:val="19"/>
               </w:rPr>
-              <w:t>El estudiante guardó el perfil sin promedio; en la base quedó promedio 0. Su panel muestra «Sin», pero la campana sí trae la alerta enviada al grupo «en alerta», porque el grupo incluye a quien tiene promedio 0.</w:t>
+              <w:t>____</w:t>
             </w:r>
           </w:p>
         </w:tc>
@@ -7803,7 +7828,7 @@
                 <w:b w:val="0"/>
                 <w:sz w:val="19"/>
               </w:rPr>
-              <w:t>3 de 3 intentos</w:t>
+              <w:t>____ de ____ intentos</w:t>
             </w:r>
           </w:p>
         </w:tc>
@@ -7947,7 +7972,7 @@
                 <w:b w:val="0"/>
                 <w:sz w:val="19"/>
               </w:rPr>
-              <w:t>EV-DEF14-C1-01.png, EV-DEF14-C1-02.png (Anexo G, figuras 22 a 23)</w:t>
+              <w:t>EV-DEF14-01.png, EV-DEF14-02.png (pendientes)</w:t>
             </w:r>
           </w:p>
         </w:tc>
@@ -8043,7 +8068,7 @@
                 <w:b w:val="0"/>
                 <w:sz w:val="19"/>
               </w:rPr>
-              <w:t>Esteban Palencia · reproducido por Sebastián González González</w:t>
+              <w:t>Esteban Palencia</w:t>
             </w:r>
           </w:p>
         </w:tc>
@@ -8051,13 +8076,1055 @@
     </w:tbl>
     <w:p/>
     <w:p>
+      <w:pPr>
+        <w:pStyle w:val="Heading1"/>
+        <w:pageBreakBefore/>
+      </w:pPr>
       <w:r>
-        <w:br w:type="page"/>
+        <w:t>Anexo B. Formato del reporte de defecto</w:t>
       </w:r>
     </w:p>
     <w:p>
       <w:pPr>
+        <w:spacing w:after="120"/>
+      </w:pPr>
+      <w:r>
+        <w:rPr>
+          <w:b w:val="0"/>
+          <w:i w:val="0"/>
+          <w:sz w:val="21"/>
+        </w:rPr>
+        <w:t>Estos son los trece campos que usamos en cada reporte, con lo que va en cada uno. La columna de ejemplo sale de nuestro propio DEF-08.</w:t>
+      </w:r>
+    </w:p>
+    <w:tbl>
+      <w:tblPr>
+        <w:tblW w:type="auto" w:w="0"/>
+        <w:jc w:val="center"/>
+        <w:tblLayout w:type="fixed"/>
+        <w:tblLook w:firstColumn="1" w:firstRow="1" w:lastColumn="0" w:lastRow="0" w:noHBand="0" w:noVBand="1" w:val="04A0"/>
+        <w:tblBorders>
+          <w:top w:val="single" w:sz="4" w:space="0" w:color="D1D5DB"/>
+          <w:left w:val="single" w:sz="4" w:space="0" w:color="D1D5DB"/>
+          <w:bottom w:val="single" w:sz="4" w:space="0" w:color="D1D5DB"/>
+          <w:right w:val="single" w:sz="4" w:space="0" w:color="D1D5DB"/>
+          <w:insideH w:val="single" w:sz="4" w:space="0" w:color="D1D5DB"/>
+          <w:insideV w:val="single" w:sz="4" w:space="0" w:color="D1D5DB"/>
+        </w:tblBorders>
+      </w:tblPr>
+      <w:tblGrid>
+        <w:gridCol w:w="1701"/>
+        <w:gridCol w:w="2835"/>
+        <w:gridCol w:w="4762"/>
+      </w:tblGrid>
+      <w:tr>
+        <w:trPr>
+          <w:cantSplit w:val="true"/>
+        </w:trPr>
+        <w:tc>
+          <w:tcPr>
+            <w:tcW w:type="dxa" w:w="1701"/>
+            <w:shd w:val="clear" w:color="auto" w:fill="0F766E"/>
+            <w:tcMar>
+              <w:top w:w="40" w:type="dxa"/>
+              <w:bottom w:w="40" w:type="dxa"/>
+              <w:start w:w="80" w:type="dxa"/>
+              <w:end w:w="80" w:type="dxa"/>
+            </w:tcMar>
+          </w:tcPr>
+          <w:p>
+            <w:pPr>
+              <w:jc w:val="center"/>
+            </w:pPr>
+            <w:r/>
+            <w:r>
+              <w:rPr>
+                <w:b/>
+                <w:color w:val="FFFFFF"/>
+                <w:sz w:val="17"/>
+              </w:rPr>
+              <w:t>Campo</w:t>
+            </w:r>
+          </w:p>
+        </w:tc>
+        <w:tc>
+          <w:tcPr>
+            <w:tcW w:type="dxa" w:w="2835"/>
+            <w:shd w:val="clear" w:color="auto" w:fill="0F766E"/>
+            <w:tcMar>
+              <w:top w:w="40" w:type="dxa"/>
+              <w:bottom w:w="40" w:type="dxa"/>
+              <w:start w:w="80" w:type="dxa"/>
+              <w:end w:w="80" w:type="dxa"/>
+            </w:tcMar>
+          </w:tcPr>
+          <w:p>
+            <w:pPr>
+              <w:jc w:val="center"/>
+            </w:pPr>
+            <w:r/>
+            <w:r>
+              <w:rPr>
+                <w:b/>
+                <w:color w:val="FFFFFF"/>
+                <w:sz w:val="17"/>
+              </w:rPr>
+              <w:t>Qué se escribe</w:t>
+            </w:r>
+          </w:p>
+        </w:tc>
+        <w:tc>
+          <w:tcPr>
+            <w:tcW w:type="dxa" w:w="4762"/>
+            <w:shd w:val="clear" w:color="auto" w:fill="0F766E"/>
+            <w:tcMar>
+              <w:top w:w="40" w:type="dxa"/>
+              <w:bottom w:w="40" w:type="dxa"/>
+              <w:start w:w="80" w:type="dxa"/>
+              <w:end w:w="80" w:type="dxa"/>
+            </w:tcMar>
+          </w:tcPr>
+          <w:p>
+            <w:pPr>
+              <w:jc w:val="center"/>
+            </w:pPr>
+            <w:r/>
+            <w:r>
+              <w:rPr>
+                <w:b/>
+                <w:color w:val="FFFFFF"/>
+                <w:sz w:val="17"/>
+              </w:rPr>
+              <w:t>Ejemplo (DEF-08)</w:t>
+            </w:r>
+          </w:p>
+        </w:tc>
+      </w:tr>
+      <w:tr>
+        <w:trPr>
+          <w:cantSplit w:val="true"/>
+        </w:trPr>
+        <w:tc>
+          <w:tcPr>
+            <w:tcW w:type="dxa" w:w="1701"/>
+            <w:tcMar>
+              <w:top w:w="40" w:type="dxa"/>
+              <w:bottom w:w="40" w:type="dxa"/>
+              <w:start w:w="80" w:type="dxa"/>
+              <w:end w:w="80" w:type="dxa"/>
+            </w:tcMar>
+          </w:tcPr>
+          <w:p>
+            <w:r/>
+            <w:r>
+              <w:rPr>
+                <w:b w:val="0"/>
+                <w:sz w:val="17"/>
+              </w:rPr>
+              <w:t>Identificador</w:t>
+            </w:r>
+          </w:p>
+        </w:tc>
+        <w:tc>
+          <w:tcPr>
+            <w:tcW w:type="dxa" w:w="2835"/>
+            <w:tcMar>
+              <w:top w:w="40" w:type="dxa"/>
+              <w:bottom w:w="40" w:type="dxa"/>
+              <w:start w:w="80" w:type="dxa"/>
+              <w:end w:w="80" w:type="dxa"/>
+            </w:tcMar>
+          </w:tcPr>
+          <w:p>
+            <w:r/>
+            <w:r>
+              <w:rPr>
+                <w:b w:val="0"/>
+                <w:sz w:val="17"/>
+              </w:rPr>
+              <w:t>Código consecutivo del equipo</w:t>
+            </w:r>
+          </w:p>
+        </w:tc>
+        <w:tc>
+          <w:tcPr>
+            <w:tcW w:type="dxa" w:w="4762"/>
+            <w:tcMar>
+              <w:top w:w="40" w:type="dxa"/>
+              <w:bottom w:w="40" w:type="dxa"/>
+              <w:start w:w="80" w:type="dxa"/>
+              <w:end w:w="80" w:type="dxa"/>
+            </w:tcMar>
+          </w:tcPr>
+          <w:p>
+            <w:r/>
+            <w:r>
+              <w:rPr>
+                <w:b w:val="0"/>
+                <w:sz w:val="17"/>
+              </w:rPr>
+              <w:t>DEF-08</w:t>
+            </w:r>
+          </w:p>
+        </w:tc>
+      </w:tr>
+      <w:tr>
+        <w:trPr>
+          <w:cantSplit w:val="true"/>
+        </w:trPr>
+        <w:tc>
+          <w:tcPr>
+            <w:tcW w:type="dxa" w:w="1701"/>
+            <w:shd w:val="clear" w:color="auto" w:fill="F3F4F6"/>
+            <w:tcMar>
+              <w:top w:w="40" w:type="dxa"/>
+              <w:bottom w:w="40" w:type="dxa"/>
+              <w:start w:w="80" w:type="dxa"/>
+              <w:end w:w="80" w:type="dxa"/>
+            </w:tcMar>
+          </w:tcPr>
+          <w:p>
+            <w:r/>
+            <w:r>
+              <w:rPr>
+                <w:b w:val="0"/>
+                <w:sz w:val="17"/>
+              </w:rPr>
+              <w:t>Título</w:t>
+            </w:r>
+          </w:p>
+        </w:tc>
+        <w:tc>
+          <w:tcPr>
+            <w:tcW w:type="dxa" w:w="2835"/>
+            <w:shd w:val="clear" w:color="auto" w:fill="F3F4F6"/>
+            <w:tcMar>
+              <w:top w:w="40" w:type="dxa"/>
+              <w:bottom w:w="40" w:type="dxa"/>
+              <w:start w:w="80" w:type="dxa"/>
+              <w:end w:w="80" w:type="dxa"/>
+            </w:tcMar>
+          </w:tcPr>
+          <w:p>
+            <w:r/>
+            <w:r>
+              <w:rPr>
+                <w:b w:val="0"/>
+                <w:sz w:val="17"/>
+              </w:rPr>
+              <w:t>Qué falla, dónde y en qué condición</w:t>
+            </w:r>
+          </w:p>
+        </w:tc>
+        <w:tc>
+          <w:tcPr>
+            <w:tcW w:type="dxa" w:w="4762"/>
+            <w:shd w:val="clear" w:color="auto" w:fill="F3F4F6"/>
+            <w:tcMar>
+              <w:top w:w="40" w:type="dxa"/>
+              <w:bottom w:w="40" w:type="dxa"/>
+              <w:start w:w="80" w:type="dxa"/>
+              <w:end w:w="80" w:type="dxa"/>
+            </w:tcMar>
+          </w:tcPr>
+          <w:p>
+            <w:r/>
+            <w:r>
+              <w:rPr>
+                <w:b w:val="0"/>
+                <w:sz w:val="17"/>
+              </w:rPr>
+              <w:t>La regla de 24 horas para cancelar se calcula con 5 horas de diferencia: con 26 h de margen dice que faltan 21</w:t>
+            </w:r>
+          </w:p>
+        </w:tc>
+      </w:tr>
+      <w:tr>
+        <w:trPr>
+          <w:cantSplit w:val="true"/>
+        </w:trPr>
+        <w:tc>
+          <w:tcPr>
+            <w:tcW w:type="dxa" w:w="1701"/>
+            <w:tcMar>
+              <w:top w:w="40" w:type="dxa"/>
+              <w:bottom w:w="40" w:type="dxa"/>
+              <w:start w:w="80" w:type="dxa"/>
+              <w:end w:w="80" w:type="dxa"/>
+            </w:tcMar>
+          </w:tcPr>
+          <w:p>
+            <w:r/>
+            <w:r>
+              <w:rPr>
+                <w:b w:val="0"/>
+                <w:sz w:val="17"/>
+              </w:rPr>
+              <w:t>Entorno y versión</w:t>
+            </w:r>
+          </w:p>
+        </w:tc>
+        <w:tc>
+          <w:tcPr>
+            <w:tcW w:type="dxa" w:w="2835"/>
+            <w:tcMar>
+              <w:top w:w="40" w:type="dxa"/>
+              <w:bottom w:w="40" w:type="dxa"/>
+              <w:start w:w="80" w:type="dxa"/>
+              <w:end w:w="80" w:type="dxa"/>
+            </w:tcMar>
+          </w:tcPr>
+          <w:p>
+            <w:r/>
+            <w:r>
+              <w:rPr>
+                <w:b w:val="0"/>
+                <w:sz w:val="17"/>
+              </w:rPr>
+              <w:t>Navegador, sistema operativo y versión o fecha del sistema</w:t>
+            </w:r>
+          </w:p>
+        </w:tc>
+        <w:tc>
+          <w:tcPr>
+            <w:tcW w:type="dxa" w:w="4762"/>
+            <w:tcMar>
+              <w:top w:w="40" w:type="dxa"/>
+              <w:bottom w:w="40" w:type="dxa"/>
+              <w:start w:w="80" w:type="dxa"/>
+              <w:end w:w="80" w:type="dxa"/>
+            </w:tcMar>
+          </w:tcPr>
+          <w:p>
+            <w:r/>
+            <w:r>
+              <w:rPr>
+                <w:b w:val="0"/>
+                <w:sz w:val="17"/>
+              </w:rPr>
+              <w:t>Railway (commit 693358a) · navegador y versión: ____ · sistema operativo: ____ · probado el ____</w:t>
+            </w:r>
+          </w:p>
+        </w:tc>
+      </w:tr>
+      <w:tr>
+        <w:trPr>
+          <w:cantSplit w:val="true"/>
+        </w:trPr>
+        <w:tc>
+          <w:tcPr>
+            <w:tcW w:type="dxa" w:w="1701"/>
+            <w:shd w:val="clear" w:color="auto" w:fill="F3F4F6"/>
+            <w:tcMar>
+              <w:top w:w="40" w:type="dxa"/>
+              <w:bottom w:w="40" w:type="dxa"/>
+              <w:start w:w="80" w:type="dxa"/>
+              <w:end w:w="80" w:type="dxa"/>
+            </w:tcMar>
+          </w:tcPr>
+          <w:p>
+            <w:r/>
+            <w:r>
+              <w:rPr>
+                <w:b w:val="0"/>
+                <w:sz w:val="17"/>
+              </w:rPr>
+              <w:t>Precondición</w:t>
+            </w:r>
+          </w:p>
+        </w:tc>
+        <w:tc>
+          <w:tcPr>
+            <w:tcW w:type="dxa" w:w="2835"/>
+            <w:shd w:val="clear" w:color="auto" w:fill="F3F4F6"/>
+            <w:tcMar>
+              <w:top w:w="40" w:type="dxa"/>
+              <w:bottom w:w="40" w:type="dxa"/>
+              <w:start w:w="80" w:type="dxa"/>
+              <w:end w:w="80" w:type="dxa"/>
+            </w:tcMar>
+          </w:tcPr>
+          <w:p>
+            <w:r/>
+            <w:r>
+              <w:rPr>
+                <w:b w:val="0"/>
+                <w:sz w:val="17"/>
+              </w:rPr>
+              <w:t>Estado necesario para reproducirlo</w:t>
+            </w:r>
+          </w:p>
+        </w:tc>
+        <w:tc>
+          <w:tcPr>
+            <w:tcW w:type="dxa" w:w="4762"/>
+            <w:shd w:val="clear" w:color="auto" w:fill="F3F4F6"/>
+            <w:tcMar>
+              <w:top w:w="40" w:type="dxa"/>
+              <w:bottom w:w="40" w:type="dxa"/>
+              <w:start w:w="80" w:type="dxa"/>
+              <w:end w:w="80" w:type="dxa"/>
+            </w:tcMar>
+          </w:tcPr>
+          <w:p>
+            <w:r/>
+            <w:r>
+              <w:rPr>
+                <w:b w:val="0"/>
+                <w:sz w:val="17"/>
+              </w:rPr>
+              <w:t>Sesión de jperez@amigo.edu.co. Una tutoría pendiente programada para mañana con 26 horas de margen.</w:t>
+            </w:r>
+          </w:p>
+        </w:tc>
+      </w:tr>
+      <w:tr>
+        <w:trPr>
+          <w:cantSplit w:val="true"/>
+        </w:trPr>
+        <w:tc>
+          <w:tcPr>
+            <w:tcW w:type="dxa" w:w="1701"/>
+            <w:tcMar>
+              <w:top w:w="40" w:type="dxa"/>
+              <w:bottom w:w="40" w:type="dxa"/>
+              <w:start w:w="80" w:type="dxa"/>
+              <w:end w:w="80" w:type="dxa"/>
+            </w:tcMar>
+          </w:tcPr>
+          <w:p>
+            <w:r/>
+            <w:r>
+              <w:rPr>
+                <w:b w:val="0"/>
+                <w:sz w:val="17"/>
+              </w:rPr>
+              <w:t>Pasos</w:t>
+            </w:r>
+          </w:p>
+        </w:tc>
+        <w:tc>
+          <w:tcPr>
+            <w:tcW w:type="dxa" w:w="2835"/>
+            <w:tcMar>
+              <w:top w:w="40" w:type="dxa"/>
+              <w:bottom w:w="40" w:type="dxa"/>
+              <w:start w:w="80" w:type="dxa"/>
+              <w:end w:w="80" w:type="dxa"/>
+            </w:tcMar>
+          </w:tcPr>
+          <w:p>
+            <w:r/>
+            <w:r>
+              <w:rPr>
+                <w:b w:val="0"/>
+                <w:sz w:val="17"/>
+              </w:rPr>
+              <w:t>Numerados, mínimos y con los datos concretos</w:t>
+            </w:r>
+          </w:p>
+        </w:tc>
+        <w:tc>
+          <w:tcPr>
+            <w:tcW w:type="dxa" w:w="4762"/>
+            <w:tcMar>
+              <w:top w:w="40" w:type="dxa"/>
+              <w:bottom w:w="40" w:type="dxa"/>
+              <w:start w:w="80" w:type="dxa"/>
+              <w:end w:w="80" w:type="dxa"/>
+            </w:tcMar>
+          </w:tcPr>
+          <w:p>
+            <w:r/>
+            <w:r>
+              <w:rPr>
+                <w:b w:val="0"/>
+                <w:sz w:val="17"/>
+              </w:rPr>
+              <w:t>1. Como jperez@amigo.edu.co, programar una tutoría para mañana con unas 26 horas de margen.</w:t>
+            </w:r>
+          </w:p>
+          <w:p>
+            <w:r>
+              <w:rPr>
+                <w:b w:val="0"/>
+                <w:sz w:val="17"/>
+              </w:rPr>
+              <w:t>2. En «Mi Panel», ubicar la tutoría y presionar «Cancelar».</w:t>
+            </w:r>
+          </w:p>
+          <w:p>
+            <w:r>
+              <w:rPr>
+                <w:b w:val="0"/>
+                <w:sz w:val="17"/>
+              </w:rPr>
+              <w:t>3. Mirar la respuesta en la red.</w:t>
+            </w:r>
+          </w:p>
+        </w:tc>
+      </w:tr>
+      <w:tr>
+        <w:trPr>
+          <w:cantSplit w:val="true"/>
+        </w:trPr>
+        <w:tc>
+          <w:tcPr>
+            <w:tcW w:type="dxa" w:w="1701"/>
+            <w:shd w:val="clear" w:color="auto" w:fill="F3F4F6"/>
+            <w:tcMar>
+              <w:top w:w="40" w:type="dxa"/>
+              <w:bottom w:w="40" w:type="dxa"/>
+              <w:start w:w="80" w:type="dxa"/>
+              <w:end w:w="80" w:type="dxa"/>
+            </w:tcMar>
+          </w:tcPr>
+          <w:p>
+            <w:r/>
+            <w:r>
+              <w:rPr>
+                <w:b w:val="0"/>
+                <w:sz w:val="17"/>
+              </w:rPr>
+              <w:t>Resultado esperado</w:t>
+            </w:r>
+          </w:p>
+        </w:tc>
+        <w:tc>
+          <w:tcPr>
+            <w:tcW w:type="dxa" w:w="2835"/>
+            <w:shd w:val="clear" w:color="auto" w:fill="F3F4F6"/>
+            <w:tcMar>
+              <w:top w:w="40" w:type="dxa"/>
+              <w:bottom w:w="40" w:type="dxa"/>
+              <w:start w:w="80" w:type="dxa"/>
+              <w:end w:w="80" w:type="dxa"/>
+            </w:tcMar>
+          </w:tcPr>
+          <w:p>
+            <w:r/>
+            <w:r>
+              <w:rPr>
+                <w:b w:val="0"/>
+                <w:sz w:val="17"/>
+              </w:rPr>
+              <w:t>Lo que exige el requisito, citándolo</w:t>
+            </w:r>
+          </w:p>
+        </w:tc>
+        <w:tc>
+          <w:tcPr>
+            <w:tcW w:type="dxa" w:w="4762"/>
+            <w:shd w:val="clear" w:color="auto" w:fill="F3F4F6"/>
+            <w:tcMar>
+              <w:top w:w="40" w:type="dxa"/>
+              <w:bottom w:w="40" w:type="dxa"/>
+              <w:start w:w="80" w:type="dxa"/>
+              <w:end w:w="80" w:type="dxa"/>
+            </w:tcMar>
+          </w:tcPr>
+          <w:p>
+            <w:r/>
+            <w:r>
+              <w:rPr>
+                <w:b w:val="0"/>
+                <w:sz w:val="17"/>
+              </w:rPr>
+              <w:t>Regla de antelación de R6 (CP-025): con 24 horas o más se permite cancelar.</w:t>
+            </w:r>
+          </w:p>
+        </w:tc>
+      </w:tr>
+      <w:tr>
+        <w:trPr>
+          <w:cantSplit w:val="true"/>
+        </w:trPr>
+        <w:tc>
+          <w:tcPr>
+            <w:tcW w:type="dxa" w:w="1701"/>
+            <w:tcMar>
+              <w:top w:w="40" w:type="dxa"/>
+              <w:bottom w:w="40" w:type="dxa"/>
+              <w:start w:w="80" w:type="dxa"/>
+              <w:end w:w="80" w:type="dxa"/>
+            </w:tcMar>
+          </w:tcPr>
+          <w:p>
+            <w:r/>
+            <w:r>
+              <w:rPr>
+                <w:b w:val="0"/>
+                <w:sz w:val="17"/>
+              </w:rPr>
+              <w:t>Resultado real</w:t>
+            </w:r>
+          </w:p>
+        </w:tc>
+        <w:tc>
+          <w:tcPr>
+            <w:tcW w:type="dxa" w:w="2835"/>
+            <w:tcMar>
+              <w:top w:w="40" w:type="dxa"/>
+              <w:bottom w:w="40" w:type="dxa"/>
+              <w:start w:w="80" w:type="dxa"/>
+              <w:end w:w="80" w:type="dxa"/>
+            </w:tcMar>
+          </w:tcPr>
+          <w:p>
+            <w:r/>
+            <w:r>
+              <w:rPr>
+                <w:b w:val="0"/>
+                <w:sz w:val="17"/>
+              </w:rPr>
+              <w:t>Lo observado, sin interpretar</w:t>
+            </w:r>
+          </w:p>
+        </w:tc>
+        <w:tc>
+          <w:tcPr>
+            <w:tcW w:type="dxa" w:w="4762"/>
+            <w:tcMar>
+              <w:top w:w="40" w:type="dxa"/>
+              <w:bottom w:w="40" w:type="dxa"/>
+              <w:start w:w="80" w:type="dxa"/>
+              <w:end w:w="80" w:type="dxa"/>
+            </w:tcMar>
+          </w:tcPr>
+          <w:p>
+            <w:r/>
+            <w:r>
+              <w:rPr>
+                <w:b w:val="0"/>
+                <w:sz w:val="17"/>
+              </w:rPr>
+              <w:t>____</w:t>
+            </w:r>
+          </w:p>
+        </w:tc>
+      </w:tr>
+      <w:tr>
+        <w:trPr>
+          <w:cantSplit w:val="true"/>
+        </w:trPr>
+        <w:tc>
+          <w:tcPr>
+            <w:tcW w:type="dxa" w:w="1701"/>
+            <w:shd w:val="clear" w:color="auto" w:fill="F3F4F6"/>
+            <w:tcMar>
+              <w:top w:w="40" w:type="dxa"/>
+              <w:bottom w:w="40" w:type="dxa"/>
+              <w:start w:w="80" w:type="dxa"/>
+              <w:end w:w="80" w:type="dxa"/>
+            </w:tcMar>
+          </w:tcPr>
+          <w:p>
+            <w:r/>
+            <w:r>
+              <w:rPr>
+                <w:b w:val="0"/>
+                <w:sz w:val="17"/>
+              </w:rPr>
+              <w:t>Frecuencia</w:t>
+            </w:r>
+          </w:p>
+        </w:tc>
+        <w:tc>
+          <w:tcPr>
+            <w:tcW w:type="dxa" w:w="2835"/>
+            <w:shd w:val="clear" w:color="auto" w:fill="F3F4F6"/>
+            <w:tcMar>
+              <w:top w:w="40" w:type="dxa"/>
+              <w:bottom w:w="40" w:type="dxa"/>
+              <w:start w:w="80" w:type="dxa"/>
+              <w:end w:w="80" w:type="dxa"/>
+            </w:tcMar>
+          </w:tcPr>
+          <w:p>
+            <w:r/>
+            <w:r>
+              <w:rPr>
+                <w:b w:val="0"/>
+                <w:sz w:val="17"/>
+              </w:rPr>
+              <w:t>Medida: siempre, o n de m intentos</w:t>
+            </w:r>
+          </w:p>
+        </w:tc>
+        <w:tc>
+          <w:tcPr>
+            <w:tcW w:type="dxa" w:w="4762"/>
+            <w:shd w:val="clear" w:color="auto" w:fill="F3F4F6"/>
+            <w:tcMar>
+              <w:top w:w="40" w:type="dxa"/>
+              <w:bottom w:w="40" w:type="dxa"/>
+              <w:start w:w="80" w:type="dxa"/>
+              <w:end w:w="80" w:type="dxa"/>
+            </w:tcMar>
+          </w:tcPr>
+          <w:p>
+            <w:r/>
+            <w:r>
+              <w:rPr>
+                <w:b w:val="0"/>
+                <w:sz w:val="17"/>
+              </w:rPr>
+              <w:t>____ de ____ intentos</w:t>
+            </w:r>
+          </w:p>
+        </w:tc>
+      </w:tr>
+      <w:tr>
+        <w:trPr>
+          <w:cantSplit w:val="true"/>
+        </w:trPr>
+        <w:tc>
+          <w:tcPr>
+            <w:tcW w:type="dxa" w:w="1701"/>
+            <w:tcMar>
+              <w:top w:w="40" w:type="dxa"/>
+              <w:bottom w:w="40" w:type="dxa"/>
+              <w:start w:w="80" w:type="dxa"/>
+              <w:end w:w="80" w:type="dxa"/>
+            </w:tcMar>
+          </w:tcPr>
+          <w:p>
+            <w:r/>
+            <w:r>
+              <w:rPr>
+                <w:b w:val="0"/>
+                <w:sz w:val="17"/>
+              </w:rPr>
+              <w:t>Severidad</w:t>
+            </w:r>
+          </w:p>
+        </w:tc>
+        <w:tc>
+          <w:tcPr>
+            <w:tcW w:type="dxa" w:w="2835"/>
+            <w:tcMar>
+              <w:top w:w="40" w:type="dxa"/>
+              <w:bottom w:w="40" w:type="dxa"/>
+              <w:start w:w="80" w:type="dxa"/>
+              <w:end w:w="80" w:type="dxa"/>
+            </w:tcMar>
+          </w:tcPr>
+          <w:p>
+            <w:r/>
+            <w:r>
+              <w:rPr>
+                <w:b w:val="0"/>
+                <w:sz w:val="17"/>
+              </w:rPr>
+              <w:t>Crítica, alta, media o baja, con la razón</w:t>
+            </w:r>
+          </w:p>
+        </w:tc>
+        <w:tc>
+          <w:tcPr>
+            <w:tcW w:type="dxa" w:w="4762"/>
+            <w:tcMar>
+              <w:top w:w="40" w:type="dxa"/>
+              <w:bottom w:w="40" w:type="dxa"/>
+              <w:start w:w="80" w:type="dxa"/>
+              <w:end w:w="80" w:type="dxa"/>
+            </w:tcMar>
+          </w:tcPr>
+          <w:p>
+            <w:r/>
+            <w:r>
+              <w:rPr>
+                <w:b w:val="0"/>
+                <w:sz w:val="17"/>
+              </w:rPr>
+              <w:t>Alta. Una función principal aplica mal la regla a todos los usuarios; la alternativa es escribirle al docente.</w:t>
+            </w:r>
+          </w:p>
+        </w:tc>
+      </w:tr>
+      <w:tr>
+        <w:trPr>
+          <w:cantSplit w:val="true"/>
+        </w:trPr>
+        <w:tc>
+          <w:tcPr>
+            <w:tcW w:type="dxa" w:w="1701"/>
+            <w:shd w:val="clear" w:color="auto" w:fill="F3F4F6"/>
+            <w:tcMar>
+              <w:top w:w="40" w:type="dxa"/>
+              <w:bottom w:w="40" w:type="dxa"/>
+              <w:start w:w="80" w:type="dxa"/>
+              <w:end w:w="80" w:type="dxa"/>
+            </w:tcMar>
+          </w:tcPr>
+          <w:p>
+            <w:r/>
+            <w:r>
+              <w:rPr>
+                <w:b w:val="0"/>
+                <w:sz w:val="17"/>
+              </w:rPr>
+              <w:t>Prioridad</w:t>
+            </w:r>
+          </w:p>
+        </w:tc>
+        <w:tc>
+          <w:tcPr>
+            <w:tcW w:type="dxa" w:w="2835"/>
+            <w:shd w:val="clear" w:color="auto" w:fill="F3F4F6"/>
+            <w:tcMar>
+              <w:top w:w="40" w:type="dxa"/>
+              <w:bottom w:w="40" w:type="dxa"/>
+              <w:start w:w="80" w:type="dxa"/>
+              <w:end w:w="80" w:type="dxa"/>
+            </w:tcMar>
+          </w:tcPr>
+          <w:p>
+            <w:r/>
+            <w:r>
+              <w:rPr>
+                <w:b w:val="0"/>
+                <w:sz w:val="17"/>
+              </w:rPr>
+              <w:t>Alta, media o baja, con la razón</w:t>
+            </w:r>
+          </w:p>
+        </w:tc>
+        <w:tc>
+          <w:tcPr>
+            <w:tcW w:type="dxa" w:w="4762"/>
+            <w:shd w:val="clear" w:color="auto" w:fill="F3F4F6"/>
+            <w:tcMar>
+              <w:top w:w="40" w:type="dxa"/>
+              <w:bottom w:w="40" w:type="dxa"/>
+              <w:start w:w="80" w:type="dxa"/>
+              <w:end w:w="80" w:type="dxa"/>
+            </w:tcMar>
+          </w:tcPr>
+          <w:p>
+            <w:r/>
+            <w:r>
+              <w:rPr>
+                <w:b w:val="0"/>
+                <w:sz w:val="17"/>
+              </w:rPr>
+              <w:t>Alta. Pasa en toda cancelación hecha entre 24 y 29 horas antes de la tutoría.</w:t>
+            </w:r>
+          </w:p>
+        </w:tc>
+      </w:tr>
+      <w:tr>
+        <w:trPr>
+          <w:cantSplit w:val="true"/>
+        </w:trPr>
+        <w:tc>
+          <w:tcPr>
+            <w:tcW w:type="dxa" w:w="1701"/>
+            <w:tcMar>
+              <w:top w:w="40" w:type="dxa"/>
+              <w:bottom w:w="40" w:type="dxa"/>
+              <w:start w:w="80" w:type="dxa"/>
+              <w:end w:w="80" w:type="dxa"/>
+            </w:tcMar>
+          </w:tcPr>
+          <w:p>
+            <w:r/>
+            <w:r>
+              <w:rPr>
+                <w:b w:val="0"/>
+                <w:sz w:val="17"/>
+              </w:rPr>
+              <w:t>Evidencia</w:t>
+            </w:r>
+          </w:p>
+        </w:tc>
+        <w:tc>
+          <w:tcPr>
+            <w:tcW w:type="dxa" w:w="2835"/>
+            <w:tcMar>
+              <w:top w:w="40" w:type="dxa"/>
+              <w:bottom w:w="40" w:type="dxa"/>
+              <w:start w:w="80" w:type="dxa"/>
+              <w:end w:w="80" w:type="dxa"/>
+            </w:tcMar>
+          </w:tcPr>
+          <w:p>
+            <w:r/>
+            <w:r>
+              <w:rPr>
+                <w:b w:val="0"/>
+                <w:sz w:val="17"/>
+              </w:rPr>
+              <w:t>Archivos nombrados con el identificador</w:t>
+            </w:r>
+          </w:p>
+        </w:tc>
+        <w:tc>
+          <w:tcPr>
+            <w:tcW w:type="dxa" w:w="4762"/>
+            <w:tcMar>
+              <w:top w:w="40" w:type="dxa"/>
+              <w:bottom w:w="40" w:type="dxa"/>
+              <w:start w:w="80" w:type="dxa"/>
+              <w:end w:w="80" w:type="dxa"/>
+            </w:tcMar>
+          </w:tcPr>
+          <w:p>
+            <w:r/>
+            <w:r>
+              <w:rPr>
+                <w:b w:val="0"/>
+                <w:sz w:val="17"/>
+              </w:rPr>
+              <w:t>EV-CP025-C1-01.png</w:t>
+            </w:r>
+          </w:p>
+        </w:tc>
+      </w:tr>
+      <w:tr>
+        <w:trPr>
+          <w:cantSplit w:val="true"/>
+        </w:trPr>
+        <w:tc>
+          <w:tcPr>
+            <w:tcW w:type="dxa" w:w="1701"/>
+            <w:shd w:val="clear" w:color="auto" w:fill="F3F4F6"/>
+            <w:tcMar>
+              <w:top w:w="40" w:type="dxa"/>
+              <w:bottom w:w="40" w:type="dxa"/>
+              <w:start w:w="80" w:type="dxa"/>
+              <w:end w:w="80" w:type="dxa"/>
+            </w:tcMar>
+          </w:tcPr>
+          <w:p>
+            <w:r/>
+            <w:r>
+              <w:rPr>
+                <w:b w:val="0"/>
+                <w:sz w:val="17"/>
+              </w:rPr>
+              <w:t>Origen</w:t>
+            </w:r>
+          </w:p>
+        </w:tc>
+        <w:tc>
+          <w:tcPr>
+            <w:tcW w:type="dxa" w:w="2835"/>
+            <w:shd w:val="clear" w:color="auto" w:fill="F3F4F6"/>
+            <w:tcMar>
+              <w:top w:w="40" w:type="dxa"/>
+              <w:bottom w:w="40" w:type="dxa"/>
+              <w:start w:w="80" w:type="dxa"/>
+              <w:end w:w="80" w:type="dxa"/>
+            </w:tcMar>
+          </w:tcPr>
+          <w:p>
+            <w:r/>
+            <w:r>
+              <w:rPr>
+                <w:b w:val="0"/>
+                <w:sz w:val="17"/>
+              </w:rPr>
+              <w:t>Caso de prueba o sesión exploratoria</w:t>
+            </w:r>
+          </w:p>
+        </w:tc>
+        <w:tc>
+          <w:tcPr>
+            <w:tcW w:type="dxa" w:w="4762"/>
+            <w:shd w:val="clear" w:color="auto" w:fill="F3F4F6"/>
+            <w:tcMar>
+              <w:top w:w="40" w:type="dxa"/>
+              <w:bottom w:w="40" w:type="dxa"/>
+              <w:start w:w="80" w:type="dxa"/>
+              <w:end w:w="80" w:type="dxa"/>
+            </w:tcMar>
+          </w:tcPr>
+          <w:p>
+            <w:r/>
+            <w:r>
+              <w:rPr>
+                <w:b w:val="0"/>
+                <w:sz w:val="17"/>
+              </w:rPr>
+              <w:t>CP-025</w:t>
+            </w:r>
+          </w:p>
+        </w:tc>
+      </w:tr>
+      <w:tr>
+        <w:trPr>
+          <w:cantSplit w:val="true"/>
+        </w:trPr>
+        <w:tc>
+          <w:tcPr>
+            <w:tcW w:type="dxa" w:w="1701"/>
+            <w:tcMar>
+              <w:top w:w="40" w:type="dxa"/>
+              <w:bottom w:w="40" w:type="dxa"/>
+              <w:start w:w="80" w:type="dxa"/>
+              <w:end w:w="80" w:type="dxa"/>
+            </w:tcMar>
+          </w:tcPr>
+          <w:p>
+            <w:r/>
+            <w:r>
+              <w:rPr>
+                <w:b w:val="0"/>
+                <w:sz w:val="17"/>
+              </w:rPr>
+              <w:t>Reportado por</w:t>
+            </w:r>
+          </w:p>
+        </w:tc>
+        <w:tc>
+          <w:tcPr>
+            <w:tcW w:type="dxa" w:w="2835"/>
+            <w:tcMar>
+              <w:top w:w="40" w:type="dxa"/>
+              <w:bottom w:w="40" w:type="dxa"/>
+              <w:start w:w="80" w:type="dxa"/>
+              <w:end w:w="80" w:type="dxa"/>
+            </w:tcMar>
+          </w:tcPr>
+          <w:p>
+            <w:r/>
+            <w:r>
+              <w:rPr>
+                <w:b w:val="0"/>
+                <w:sz w:val="17"/>
+              </w:rPr>
+              <w:t>Integrante que lo encontró</w:t>
+            </w:r>
+          </w:p>
+        </w:tc>
+        <w:tc>
+          <w:tcPr>
+            <w:tcW w:type="dxa" w:w="4762"/>
+            <w:tcMar>
+              <w:top w:w="40" w:type="dxa"/>
+              <w:bottom w:w="40" w:type="dxa"/>
+              <w:start w:w="80" w:type="dxa"/>
+              <w:end w:w="80" w:type="dxa"/>
+            </w:tcMar>
+          </w:tcPr>
+          <w:p>
+            <w:r/>
+            <w:r>
+              <w:rPr>
+                <w:b w:val="0"/>
+                <w:sz w:val="17"/>
+              </w:rPr>
+              <w:t>Sebastián González González</w:t>
+            </w:r>
+          </w:p>
+        </w:tc>
+      </w:tr>
+    </w:tbl>
+    <w:p>
+      <w:pPr>
         <w:pStyle w:val="Heading1"/>
+        <w:pageBreakBefore/>
       </w:pPr>
       <w:r>
         <w:t>Anexo C. Matriz de reproducción cruzada</w:t>
@@ -8073,13 +9140,14 @@
           <w:i w:val="0"/>
           <w:sz w:val="21"/>
         </w:rPr>
-        <w:t>Cada defecto lo reprodujo un integrante distinto del que lo reportó, siguiendo únicamente lo que dice el reporte. Todos se reprodujeron sin ayuda.</w:t>
+        <w:t>Cada defecto lo reproduce en Railway un integrante distinto del que lo reportó, siguiendo únicamente lo que dice el reporte. Resultados posibles: reproducido (solo con el reporte), con ayuda (hubo que preguntarle al autor) o no reproducido; los dos últimos dicen qué le faltaba al reporte.</w:t>
       </w:r>
     </w:p>
     <w:tbl>
       <w:tblPr>
         <w:tblW w:type="auto" w:w="0"/>
         <w:jc w:val="center"/>
+        <w:tblLayout w:type="fixed"/>
         <w:tblLook w:firstColumn="1" w:firstRow="1" w:lastColumn="0" w:lastRow="0" w:noHBand="0" w:noVBand="1" w:val="04A0"/>
         <w:tblBorders>
           <w:top w:val="single" w:sz="4" w:space="0" w:color="D1D5DB"/>
@@ -8091,11 +9159,12 @@
         </w:tblBorders>
       </w:tblPr>
       <w:tblGrid>
-        <w:gridCol w:w="1949"/>
-        <w:gridCol w:w="1949"/>
-        <w:gridCol w:w="1949"/>
-        <w:gridCol w:w="1949"/>
-        <w:gridCol w:w="1949"/>
+        <w:gridCol w:w="850"/>
+        <w:gridCol w:w="1701"/>
+        <w:gridCol w:w="1701"/>
+        <w:gridCol w:w="1020"/>
+        <w:gridCol w:w="1247"/>
+        <w:gridCol w:w="2948"/>
       </w:tblGrid>
       <w:tr>
         <w:trPr>
@@ -8103,7 +9172,7 @@
         </w:trPr>
         <w:tc>
           <w:tcPr>
-            <w:tcW w:type="dxa" w:w="907"/>
+            <w:tcW w:type="dxa" w:w="850"/>
             <w:shd w:val="clear" w:color="auto" w:fill="0F766E"/>
             <w:tcMar>
               <w:top w:w="40" w:type="dxa"/>
@@ -8129,7 +9198,7 @@
         </w:tc>
         <w:tc>
           <w:tcPr>
-            <w:tcW w:type="dxa" w:w="2154"/>
+            <w:tcW w:type="dxa" w:w="1701"/>
             <w:shd w:val="clear" w:color="auto" w:fill="0F766E"/>
             <w:tcMar>
               <w:top w:w="40" w:type="dxa"/>
@@ -8155,7 +9224,7 @@
         </w:tc>
         <w:tc>
           <w:tcPr>
-            <w:tcW w:type="dxa" w:w="2154"/>
+            <w:tcW w:type="dxa" w:w="1701"/>
             <w:shd w:val="clear" w:color="auto" w:fill="0F766E"/>
             <w:tcMar>
               <w:top w:w="40" w:type="dxa"/>
@@ -8181,7 +9250,7 @@
         </w:tc>
         <w:tc>
           <w:tcPr>
-            <w:tcW w:type="dxa" w:w="1247"/>
+            <w:tcW w:type="dxa" w:w="1020"/>
             <w:shd w:val="clear" w:color="auto" w:fill="0F766E"/>
             <w:tcMar>
               <w:top w:w="40" w:type="dxa"/>
@@ -8201,13 +9270,13 @@
                 <w:color w:val="FFFFFF"/>
                 <w:sz w:val="17"/>
               </w:rPr>
-              <w:t>Resultado</w:t>
-            </w:r>
-          </w:p>
-        </w:tc>
-        <w:tc>
-          <w:tcPr>
-            <w:tcW w:type="dxa" w:w="2835"/>
+              <w:t>Fecha</w:t>
+            </w:r>
+          </w:p>
+        </w:tc>
+        <w:tc>
+          <w:tcPr>
+            <w:tcW w:type="dxa" w:w="1247"/>
             <w:shd w:val="clear" w:color="auto" w:fill="0F766E"/>
             <w:tcMar>
               <w:top w:w="40" w:type="dxa"/>
@@ -8227,7 +9296,33 @@
                 <w:color w:val="FFFFFF"/>
                 <w:sz w:val="17"/>
               </w:rPr>
-              <w:t>Qué se observó</w:t>
+              <w:t>Resultado</w:t>
+            </w:r>
+          </w:p>
+        </w:tc>
+        <w:tc>
+          <w:tcPr>
+            <w:tcW w:type="dxa" w:w="2948"/>
+            <w:shd w:val="clear" w:color="auto" w:fill="0F766E"/>
+            <w:tcMar>
+              <w:top w:w="40" w:type="dxa"/>
+              <w:bottom w:w="40" w:type="dxa"/>
+              <w:start w:w="80" w:type="dxa"/>
+              <w:end w:w="80" w:type="dxa"/>
+            </w:tcMar>
+          </w:tcPr>
+          <w:p>
+            <w:pPr>
+              <w:jc w:val="center"/>
+            </w:pPr>
+            <w:r/>
+            <w:r>
+              <w:rPr>
+                <w:b/>
+                <w:color w:val="FFFFFF"/>
+                <w:sz w:val="17"/>
+              </w:rPr>
+              <w:t>Qué faltó o qué se observó</w:t>
             </w:r>
           </w:p>
         </w:tc>
@@ -8238,7 +9333,7 @@
         </w:trPr>
         <w:tc>
           <w:tcPr>
-            <w:tcW w:type="dxa" w:w="907"/>
+            <w:tcW w:type="dxa" w:w="850"/>
             <w:tcMar>
               <w:top w:w="40" w:type="dxa"/>
               <w:bottom w:w="40" w:type="dxa"/>
@@ -8259,7 +9354,7 @@
         </w:tc>
         <w:tc>
           <w:tcPr>
-            <w:tcW w:type="dxa" w:w="2154"/>
+            <w:tcW w:type="dxa" w:w="1701"/>
             <w:tcMar>
               <w:top w:w="40" w:type="dxa"/>
               <w:bottom w:w="40" w:type="dxa"/>
@@ -8280,7 +9375,7 @@
         </w:tc>
         <w:tc>
           <w:tcPr>
-            <w:tcW w:type="dxa" w:w="2154"/>
+            <w:tcW w:type="dxa" w:w="1701"/>
             <w:tcMar>
               <w:top w:w="40" w:type="dxa"/>
               <w:bottom w:w="40" w:type="dxa"/>
@@ -8301,7 +9396,7 @@
         </w:tc>
         <w:tc>
           <w:tcPr>
-            <w:tcW w:type="dxa" w:w="1247"/>
+            <w:tcW w:type="dxa" w:w="1020"/>
             <w:tcMar>
               <w:top w:w="40" w:type="dxa"/>
               <w:bottom w:w="40" w:type="dxa"/>
@@ -8316,13 +9411,13 @@
                 <w:b w:val="0"/>
                 <w:sz w:val="17"/>
               </w:rPr>
-              <w:t>Reproducido</w:t>
-            </w:r>
-          </w:p>
-        </w:tc>
-        <w:tc>
-          <w:tcPr>
-            <w:tcW w:type="dxa" w:w="2835"/>
+              <w:t>____</w:t>
+            </w:r>
+          </w:p>
+        </w:tc>
+        <w:tc>
+          <w:tcPr>
+            <w:tcW w:type="dxa" w:w="1247"/>
             <w:tcMar>
               <w:top w:w="40" w:type="dxa"/>
               <w:bottom w:w="40" w:type="dxa"/>
@@ -8337,7 +9432,27 @@
                 <w:b w:val="0"/>
                 <w:sz w:val="17"/>
               </w:rPr>
-              <w:t>Se siguió el reporte sin ayuda; mismo resultado real que el reportado.</w:t>
+              <w:t>Pendiente</w:t>
+            </w:r>
+          </w:p>
+        </w:tc>
+        <w:tc>
+          <w:tcPr>
+            <w:tcW w:type="dxa" w:w="2948"/>
+            <w:tcMar>
+              <w:top w:w="40" w:type="dxa"/>
+              <w:bottom w:w="40" w:type="dxa"/>
+              <w:start w:w="80" w:type="dxa"/>
+              <w:end w:w="80" w:type="dxa"/>
+            </w:tcMar>
+          </w:tcPr>
+          <w:p>
+            <w:r/>
+            <w:r>
+              <w:rPr>
+                <w:b w:val="0"/>
+                <w:sz w:val="17"/>
+              </w:rPr>
             </w:r>
           </w:p>
         </w:tc>
@@ -8348,7 +9463,7 @@
         </w:trPr>
         <w:tc>
           <w:tcPr>
-            <w:tcW w:type="dxa" w:w="907"/>
+            <w:tcW w:type="dxa" w:w="850"/>
             <w:shd w:val="clear" w:color="auto" w:fill="F3F4F6"/>
             <w:tcMar>
               <w:top w:w="40" w:type="dxa"/>
@@ -8370,7 +9485,7 @@
         </w:tc>
         <w:tc>
           <w:tcPr>
-            <w:tcW w:type="dxa" w:w="2154"/>
+            <w:tcW w:type="dxa" w:w="1701"/>
             <w:shd w:val="clear" w:color="auto" w:fill="F3F4F6"/>
             <w:tcMar>
               <w:top w:w="40" w:type="dxa"/>
@@ -8392,7 +9507,7 @@
         </w:tc>
         <w:tc>
           <w:tcPr>
-            <w:tcW w:type="dxa" w:w="2154"/>
+            <w:tcW w:type="dxa" w:w="1701"/>
             <w:shd w:val="clear" w:color="auto" w:fill="F3F4F6"/>
             <w:tcMar>
               <w:top w:w="40" w:type="dxa"/>
@@ -8414,6 +9529,28 @@
         </w:tc>
         <w:tc>
           <w:tcPr>
+            <w:tcW w:type="dxa" w:w="1020"/>
+            <w:shd w:val="clear" w:color="auto" w:fill="F3F4F6"/>
+            <w:tcMar>
+              <w:top w:w="40" w:type="dxa"/>
+              <w:bottom w:w="40" w:type="dxa"/>
+              <w:start w:w="80" w:type="dxa"/>
+              <w:end w:w="80" w:type="dxa"/>
+            </w:tcMar>
+          </w:tcPr>
+          <w:p>
+            <w:r/>
+            <w:r>
+              <w:rPr>
+                <w:b w:val="0"/>
+                <w:sz w:val="17"/>
+              </w:rPr>
+              <w:t>____</w:t>
+            </w:r>
+          </w:p>
+        </w:tc>
+        <w:tc>
+          <w:tcPr>
             <w:tcW w:type="dxa" w:w="1247"/>
             <w:shd w:val="clear" w:color="auto" w:fill="F3F4F6"/>
             <w:tcMar>
@@ -8430,13 +9567,13 @@
                 <w:b w:val="0"/>
                 <w:sz w:val="17"/>
               </w:rPr>
-              <w:t>Reproducido</w:t>
-            </w:r>
-          </w:p>
-        </w:tc>
-        <w:tc>
-          <w:tcPr>
-            <w:tcW w:type="dxa" w:w="2835"/>
+              <w:t>Pendiente</w:t>
+            </w:r>
+          </w:p>
+        </w:tc>
+        <w:tc>
+          <w:tcPr>
+            <w:tcW w:type="dxa" w:w="2948"/>
             <w:shd w:val="clear" w:color="auto" w:fill="F3F4F6"/>
             <w:tcMar>
               <w:top w:w="40" w:type="dxa"/>
@@ -8452,7 +9589,6 @@
                 <w:b w:val="0"/>
                 <w:sz w:val="17"/>
               </w:rPr>
-              <w:t>Se siguió el reporte sin ayuda; mismo resultado real que el reportado.</w:t>
             </w:r>
           </w:p>
         </w:tc>
@@ -8463,7 +9599,7 @@
         </w:trPr>
         <w:tc>
           <w:tcPr>
-            <w:tcW w:type="dxa" w:w="907"/>
+            <w:tcW w:type="dxa" w:w="850"/>
             <w:tcMar>
               <w:top w:w="40" w:type="dxa"/>
               <w:bottom w:w="40" w:type="dxa"/>
@@ -8484,7 +9620,7 @@
         </w:tc>
         <w:tc>
           <w:tcPr>
-            <w:tcW w:type="dxa" w:w="2154"/>
+            <w:tcW w:type="dxa" w:w="1701"/>
             <w:tcMar>
               <w:top w:w="40" w:type="dxa"/>
               <w:bottom w:w="40" w:type="dxa"/>
@@ -8505,7 +9641,7 @@
         </w:tc>
         <w:tc>
           <w:tcPr>
-            <w:tcW w:type="dxa" w:w="2154"/>
+            <w:tcW w:type="dxa" w:w="1701"/>
             <w:tcMar>
               <w:top w:w="40" w:type="dxa"/>
               <w:bottom w:w="40" w:type="dxa"/>
@@ -8526,7 +9662,7 @@
         </w:tc>
         <w:tc>
           <w:tcPr>
-            <w:tcW w:type="dxa" w:w="1247"/>
+            <w:tcW w:type="dxa" w:w="1020"/>
             <w:tcMar>
               <w:top w:w="40" w:type="dxa"/>
               <w:bottom w:w="40" w:type="dxa"/>
@@ -8541,13 +9677,13 @@
                 <w:b w:val="0"/>
                 <w:sz w:val="17"/>
               </w:rPr>
-              <w:t>Reproducido</w:t>
-            </w:r>
-          </w:p>
-        </w:tc>
-        <w:tc>
-          <w:tcPr>
-            <w:tcW w:type="dxa" w:w="2835"/>
+              <w:t>____</w:t>
+            </w:r>
+          </w:p>
+        </w:tc>
+        <w:tc>
+          <w:tcPr>
+            <w:tcW w:type="dxa" w:w="1247"/>
             <w:tcMar>
               <w:top w:w="40" w:type="dxa"/>
               <w:bottom w:w="40" w:type="dxa"/>
@@ -8562,7 +9698,27 @@
                 <w:b w:val="0"/>
                 <w:sz w:val="17"/>
               </w:rPr>
-              <w:t>Se siguió el reporte sin ayuda; mismo resultado real que el reportado.</w:t>
+              <w:t>Pendiente</w:t>
+            </w:r>
+          </w:p>
+        </w:tc>
+        <w:tc>
+          <w:tcPr>
+            <w:tcW w:type="dxa" w:w="2948"/>
+            <w:tcMar>
+              <w:top w:w="40" w:type="dxa"/>
+              <w:bottom w:w="40" w:type="dxa"/>
+              <w:start w:w="80" w:type="dxa"/>
+              <w:end w:w="80" w:type="dxa"/>
+            </w:tcMar>
+          </w:tcPr>
+          <w:p>
+            <w:r/>
+            <w:r>
+              <w:rPr>
+                <w:b w:val="0"/>
+                <w:sz w:val="17"/>
+              </w:rPr>
             </w:r>
           </w:p>
         </w:tc>
@@ -8573,7 +9729,7 @@
         </w:trPr>
         <w:tc>
           <w:tcPr>
-            <w:tcW w:type="dxa" w:w="907"/>
+            <w:tcW w:type="dxa" w:w="850"/>
             <w:shd w:val="clear" w:color="auto" w:fill="F3F4F6"/>
             <w:tcMar>
               <w:top w:w="40" w:type="dxa"/>
@@ -8595,7 +9751,7 @@
         </w:tc>
         <w:tc>
           <w:tcPr>
-            <w:tcW w:type="dxa" w:w="2154"/>
+            <w:tcW w:type="dxa" w:w="1701"/>
             <w:shd w:val="clear" w:color="auto" w:fill="F3F4F6"/>
             <w:tcMar>
               <w:top w:w="40" w:type="dxa"/>
@@ -8617,7 +9773,7 @@
         </w:tc>
         <w:tc>
           <w:tcPr>
-            <w:tcW w:type="dxa" w:w="2154"/>
+            <w:tcW w:type="dxa" w:w="1701"/>
             <w:shd w:val="clear" w:color="auto" w:fill="F3F4F6"/>
             <w:tcMar>
               <w:top w:w="40" w:type="dxa"/>
@@ -8639,6 +9795,28 @@
         </w:tc>
         <w:tc>
           <w:tcPr>
+            <w:tcW w:type="dxa" w:w="1020"/>
+            <w:shd w:val="clear" w:color="auto" w:fill="F3F4F6"/>
+            <w:tcMar>
+              <w:top w:w="40" w:type="dxa"/>
+              <w:bottom w:w="40" w:type="dxa"/>
+              <w:start w:w="80" w:type="dxa"/>
+              <w:end w:w="80" w:type="dxa"/>
+            </w:tcMar>
+          </w:tcPr>
+          <w:p>
+            <w:r/>
+            <w:r>
+              <w:rPr>
+                <w:b w:val="0"/>
+                <w:sz w:val="17"/>
+              </w:rPr>
+              <w:t>____</w:t>
+            </w:r>
+          </w:p>
+        </w:tc>
+        <w:tc>
+          <w:tcPr>
             <w:tcW w:type="dxa" w:w="1247"/>
             <w:shd w:val="clear" w:color="auto" w:fill="F3F4F6"/>
             <w:tcMar>
@@ -8655,13 +9833,13 @@
                 <w:b w:val="0"/>
                 <w:sz w:val="17"/>
               </w:rPr>
-              <w:t>Reproducido</w:t>
-            </w:r>
-          </w:p>
-        </w:tc>
-        <w:tc>
-          <w:tcPr>
-            <w:tcW w:type="dxa" w:w="2835"/>
+              <w:t>Pendiente</w:t>
+            </w:r>
+          </w:p>
+        </w:tc>
+        <w:tc>
+          <w:tcPr>
+            <w:tcW w:type="dxa" w:w="2948"/>
             <w:shd w:val="clear" w:color="auto" w:fill="F3F4F6"/>
             <w:tcMar>
               <w:top w:w="40" w:type="dxa"/>
@@ -8677,7 +9855,6 @@
                 <w:b w:val="0"/>
                 <w:sz w:val="17"/>
               </w:rPr>
-              <w:t>Se siguió el reporte sin ayuda; mismo resultado real que el reportado.</w:t>
             </w:r>
           </w:p>
         </w:tc>
@@ -8688,7 +9865,7 @@
         </w:trPr>
         <w:tc>
           <w:tcPr>
-            <w:tcW w:type="dxa" w:w="907"/>
+            <w:tcW w:type="dxa" w:w="850"/>
             <w:tcMar>
               <w:top w:w="40" w:type="dxa"/>
               <w:bottom w:w="40" w:type="dxa"/>
@@ -8709,7 +9886,7 @@
         </w:tc>
         <w:tc>
           <w:tcPr>
-            <w:tcW w:type="dxa" w:w="2154"/>
+            <w:tcW w:type="dxa" w:w="1701"/>
             <w:tcMar>
               <w:top w:w="40" w:type="dxa"/>
               <w:bottom w:w="40" w:type="dxa"/>
@@ -8730,7 +9907,7 @@
         </w:tc>
         <w:tc>
           <w:tcPr>
-            <w:tcW w:type="dxa" w:w="2154"/>
+            <w:tcW w:type="dxa" w:w="1701"/>
             <w:tcMar>
               <w:top w:w="40" w:type="dxa"/>
               <w:bottom w:w="40" w:type="dxa"/>
@@ -8751,7 +9928,7 @@
         </w:tc>
         <w:tc>
           <w:tcPr>
-            <w:tcW w:type="dxa" w:w="1247"/>
+            <w:tcW w:type="dxa" w:w="1020"/>
             <w:tcMar>
               <w:top w:w="40" w:type="dxa"/>
               <w:bottom w:w="40" w:type="dxa"/>
@@ -8766,13 +9943,13 @@
                 <w:b w:val="0"/>
                 <w:sz w:val="17"/>
               </w:rPr>
-              <w:t>Reproducido</w:t>
-            </w:r>
-          </w:p>
-        </w:tc>
-        <w:tc>
-          <w:tcPr>
-            <w:tcW w:type="dxa" w:w="2835"/>
+              <w:t>____</w:t>
+            </w:r>
+          </w:p>
+        </w:tc>
+        <w:tc>
+          <w:tcPr>
+            <w:tcW w:type="dxa" w:w="1247"/>
             <w:tcMar>
               <w:top w:w="40" w:type="dxa"/>
               <w:bottom w:w="40" w:type="dxa"/>
@@ -8787,7 +9964,27 @@
                 <w:b w:val="0"/>
                 <w:sz w:val="17"/>
               </w:rPr>
-              <w:t>Se siguió el reporte sin ayuda; mismo resultado real que el reportado.</w:t>
+              <w:t>Pendiente</w:t>
+            </w:r>
+          </w:p>
+        </w:tc>
+        <w:tc>
+          <w:tcPr>
+            <w:tcW w:type="dxa" w:w="2948"/>
+            <w:tcMar>
+              <w:top w:w="40" w:type="dxa"/>
+              <w:bottom w:w="40" w:type="dxa"/>
+              <w:start w:w="80" w:type="dxa"/>
+              <w:end w:w="80" w:type="dxa"/>
+            </w:tcMar>
+          </w:tcPr>
+          <w:p>
+            <w:r/>
+            <w:r>
+              <w:rPr>
+                <w:b w:val="0"/>
+                <w:sz w:val="17"/>
+              </w:rPr>
             </w:r>
           </w:p>
         </w:tc>
@@ -8798,7 +9995,7 @@
         </w:trPr>
         <w:tc>
           <w:tcPr>
-            <w:tcW w:type="dxa" w:w="907"/>
+            <w:tcW w:type="dxa" w:w="850"/>
             <w:shd w:val="clear" w:color="auto" w:fill="F3F4F6"/>
             <w:tcMar>
               <w:top w:w="40" w:type="dxa"/>
@@ -8820,7 +10017,7 @@
         </w:tc>
         <w:tc>
           <w:tcPr>
-            <w:tcW w:type="dxa" w:w="2154"/>
+            <w:tcW w:type="dxa" w:w="1701"/>
             <w:shd w:val="clear" w:color="auto" w:fill="F3F4F6"/>
             <w:tcMar>
               <w:top w:w="40" w:type="dxa"/>
@@ -8842,7 +10039,7 @@
         </w:tc>
         <w:tc>
           <w:tcPr>
-            <w:tcW w:type="dxa" w:w="2154"/>
+            <w:tcW w:type="dxa" w:w="1701"/>
             <w:shd w:val="clear" w:color="auto" w:fill="F3F4F6"/>
             <w:tcMar>
               <w:top w:w="40" w:type="dxa"/>
@@ -8864,6 +10061,28 @@
         </w:tc>
         <w:tc>
           <w:tcPr>
+            <w:tcW w:type="dxa" w:w="1020"/>
+            <w:shd w:val="clear" w:color="auto" w:fill="F3F4F6"/>
+            <w:tcMar>
+              <w:top w:w="40" w:type="dxa"/>
+              <w:bottom w:w="40" w:type="dxa"/>
+              <w:start w:w="80" w:type="dxa"/>
+              <w:end w:w="80" w:type="dxa"/>
+            </w:tcMar>
+          </w:tcPr>
+          <w:p>
+            <w:r/>
+            <w:r>
+              <w:rPr>
+                <w:b w:val="0"/>
+                <w:sz w:val="17"/>
+              </w:rPr>
+              <w:t>____</w:t>
+            </w:r>
+          </w:p>
+        </w:tc>
+        <w:tc>
+          <w:tcPr>
             <w:tcW w:type="dxa" w:w="1247"/>
             <w:shd w:val="clear" w:color="auto" w:fill="F3F4F6"/>
             <w:tcMar>
@@ -8880,13 +10099,13 @@
                 <w:b w:val="0"/>
                 <w:sz w:val="17"/>
               </w:rPr>
-              <w:t>Reproducido</w:t>
-            </w:r>
-          </w:p>
-        </w:tc>
-        <w:tc>
-          <w:tcPr>
-            <w:tcW w:type="dxa" w:w="2835"/>
+              <w:t>Pendiente</w:t>
+            </w:r>
+          </w:p>
+        </w:tc>
+        <w:tc>
+          <w:tcPr>
+            <w:tcW w:type="dxa" w:w="2948"/>
             <w:shd w:val="clear" w:color="auto" w:fill="F3F4F6"/>
             <w:tcMar>
               <w:top w:w="40" w:type="dxa"/>
@@ -8902,7 +10121,6 @@
                 <w:b w:val="0"/>
                 <w:sz w:val="17"/>
               </w:rPr>
-              <w:t>Se siguió el reporte sin ayuda; mismo resultado real que el reportado.</w:t>
             </w:r>
           </w:p>
         </w:tc>
@@ -8913,7 +10131,7 @@
         </w:trPr>
         <w:tc>
           <w:tcPr>
-            <w:tcW w:type="dxa" w:w="907"/>
+            <w:tcW w:type="dxa" w:w="850"/>
             <w:tcMar>
               <w:top w:w="40" w:type="dxa"/>
               <w:bottom w:w="40" w:type="dxa"/>
@@ -8934,7 +10152,7 @@
         </w:tc>
         <w:tc>
           <w:tcPr>
-            <w:tcW w:type="dxa" w:w="2154"/>
+            <w:tcW w:type="dxa" w:w="1701"/>
             <w:tcMar>
               <w:top w:w="40" w:type="dxa"/>
               <w:bottom w:w="40" w:type="dxa"/>
@@ -8955,7 +10173,7 @@
         </w:tc>
         <w:tc>
           <w:tcPr>
-            <w:tcW w:type="dxa" w:w="2154"/>
+            <w:tcW w:type="dxa" w:w="1701"/>
             <w:tcMar>
               <w:top w:w="40" w:type="dxa"/>
               <w:bottom w:w="40" w:type="dxa"/>
@@ -8976,7 +10194,7 @@
         </w:tc>
         <w:tc>
           <w:tcPr>
-            <w:tcW w:type="dxa" w:w="1247"/>
+            <w:tcW w:type="dxa" w:w="1020"/>
             <w:tcMar>
               <w:top w:w="40" w:type="dxa"/>
               <w:bottom w:w="40" w:type="dxa"/>
@@ -8991,13 +10209,13 @@
                 <w:b w:val="0"/>
                 <w:sz w:val="17"/>
               </w:rPr>
-              <w:t>Reproducido</w:t>
-            </w:r>
-          </w:p>
-        </w:tc>
-        <w:tc>
-          <w:tcPr>
-            <w:tcW w:type="dxa" w:w="2835"/>
+              <w:t>____</w:t>
+            </w:r>
+          </w:p>
+        </w:tc>
+        <w:tc>
+          <w:tcPr>
+            <w:tcW w:type="dxa" w:w="1247"/>
             <w:tcMar>
               <w:top w:w="40" w:type="dxa"/>
               <w:bottom w:w="40" w:type="dxa"/>
@@ -9012,7 +10230,27 @@
                 <w:b w:val="0"/>
                 <w:sz w:val="17"/>
               </w:rPr>
-              <w:t>Se siguió el reporte sin ayuda; mismo resultado real que el reportado.</w:t>
+              <w:t>Pendiente</w:t>
+            </w:r>
+          </w:p>
+        </w:tc>
+        <w:tc>
+          <w:tcPr>
+            <w:tcW w:type="dxa" w:w="2948"/>
+            <w:tcMar>
+              <w:top w:w="40" w:type="dxa"/>
+              <w:bottom w:w="40" w:type="dxa"/>
+              <w:start w:w="80" w:type="dxa"/>
+              <w:end w:w="80" w:type="dxa"/>
+            </w:tcMar>
+          </w:tcPr>
+          <w:p>
+            <w:r/>
+            <w:r>
+              <w:rPr>
+                <w:b w:val="0"/>
+                <w:sz w:val="17"/>
+              </w:rPr>
             </w:r>
           </w:p>
         </w:tc>
@@ -9023,7 +10261,7 @@
         </w:trPr>
         <w:tc>
           <w:tcPr>
-            <w:tcW w:type="dxa" w:w="907"/>
+            <w:tcW w:type="dxa" w:w="850"/>
             <w:shd w:val="clear" w:color="auto" w:fill="F3F4F6"/>
             <w:tcMar>
               <w:top w:w="40" w:type="dxa"/>
@@ -9045,7 +10283,7 @@
         </w:tc>
         <w:tc>
           <w:tcPr>
-            <w:tcW w:type="dxa" w:w="2154"/>
+            <w:tcW w:type="dxa" w:w="1701"/>
             <w:shd w:val="clear" w:color="auto" w:fill="F3F4F6"/>
             <w:tcMar>
               <w:top w:w="40" w:type="dxa"/>
@@ -9067,7 +10305,7 @@
         </w:tc>
         <w:tc>
           <w:tcPr>
-            <w:tcW w:type="dxa" w:w="2154"/>
+            <w:tcW w:type="dxa" w:w="1701"/>
             <w:shd w:val="clear" w:color="auto" w:fill="F3F4F6"/>
             <w:tcMar>
               <w:top w:w="40" w:type="dxa"/>
@@ -9089,6 +10327,28 @@
         </w:tc>
         <w:tc>
           <w:tcPr>
+            <w:tcW w:type="dxa" w:w="1020"/>
+            <w:shd w:val="clear" w:color="auto" w:fill="F3F4F6"/>
+            <w:tcMar>
+              <w:top w:w="40" w:type="dxa"/>
+              <w:bottom w:w="40" w:type="dxa"/>
+              <w:start w:w="80" w:type="dxa"/>
+              <w:end w:w="80" w:type="dxa"/>
+            </w:tcMar>
+          </w:tcPr>
+          <w:p>
+            <w:r/>
+            <w:r>
+              <w:rPr>
+                <w:b w:val="0"/>
+                <w:sz w:val="17"/>
+              </w:rPr>
+              <w:t>____</w:t>
+            </w:r>
+          </w:p>
+        </w:tc>
+        <w:tc>
+          <w:tcPr>
             <w:tcW w:type="dxa" w:w="1247"/>
             <w:shd w:val="clear" w:color="auto" w:fill="F3F4F6"/>
             <w:tcMar>
@@ -9105,13 +10365,13 @@
                 <w:b w:val="0"/>
                 <w:sz w:val="17"/>
               </w:rPr>
-              <w:t>Reproducido</w:t>
-            </w:r>
-          </w:p>
-        </w:tc>
-        <w:tc>
-          <w:tcPr>
-            <w:tcW w:type="dxa" w:w="2835"/>
+              <w:t>Pendiente</w:t>
+            </w:r>
+          </w:p>
+        </w:tc>
+        <w:tc>
+          <w:tcPr>
+            <w:tcW w:type="dxa" w:w="2948"/>
             <w:shd w:val="clear" w:color="auto" w:fill="F3F4F6"/>
             <w:tcMar>
               <w:top w:w="40" w:type="dxa"/>
@@ -9127,7 +10387,6 @@
                 <w:b w:val="0"/>
                 <w:sz w:val="17"/>
               </w:rPr>
-              <w:t>Se siguió el reporte sin ayuda; mismo resultado real que el reportado.</w:t>
             </w:r>
           </w:p>
         </w:tc>
@@ -9145,6 +10404,7 @@
       <w:tblPr>
         <w:tblW w:type="auto" w:w="0"/>
         <w:jc w:val="center"/>
+        <w:tblLayout w:type="fixed"/>
         <w:tblLook w:firstColumn="1" w:firstRow="1" w:lastColumn="0" w:lastRow="0" w:noHBand="0" w:noVBand="1" w:val="04A0"/>
         <w:tblBorders>
           <w:top w:val="single" w:sz="4" w:space="0" w:color="D1D5DB"/>
@@ -9156,8 +10416,8 @@
         </w:tblBorders>
       </w:tblPr>
       <w:tblGrid>
-        <w:gridCol w:w="4873"/>
-        <w:gridCol w:w="4873"/>
+        <w:gridCol w:w="1701"/>
+        <w:gridCol w:w="7370"/>
       </w:tblGrid>
       <w:tr>
         <w:trPr>
@@ -9434,6 +10694,7 @@
       <w:tblPr>
         <w:tblW w:type="auto" w:w="0"/>
         <w:jc w:val="center"/>
+        <w:tblLayout w:type="fixed"/>
         <w:tblLook w:firstColumn="1" w:firstRow="1" w:lastColumn="0" w:lastRow="0" w:noHBand="0" w:noVBand="1" w:val="04A0"/>
         <w:tblBorders>
           <w:top w:val="single" w:sz="4" w:space="0" w:color="D1D5DB"/>
@@ -9445,9 +10706,9 @@
         </w:tblBorders>
       </w:tblPr>
       <w:tblGrid>
-        <w:gridCol w:w="3249"/>
-        <w:gridCol w:w="3249"/>
-        <w:gridCol w:w="3249"/>
+        <w:gridCol w:w="567"/>
+        <w:gridCol w:w="7370"/>
+        <w:gridCol w:w="1020"/>
       </w:tblGrid>
       <w:tr>
         <w:trPr>
@@ -9507,7 +10768,7 @@
         </w:tc>
         <w:tc>
           <w:tcPr>
-            <w:tcW w:type="dxa" w:w="794"/>
+            <w:tcW w:type="dxa" w:w="1020"/>
             <w:shd w:val="clear" w:color="auto" w:fill="0F766E"/>
             <w:tcMar>
               <w:top w:w="40" w:type="dxa"/>
@@ -9580,7 +10841,7 @@
         </w:tc>
         <w:tc>
           <w:tcPr>
-            <w:tcW w:type="dxa" w:w="794"/>
+            <w:tcW w:type="dxa" w:w="1020"/>
             <w:tcMar>
               <w:top w:w="40" w:type="dxa"/>
               <w:bottom w:w="40" w:type="dxa"/>
@@ -9650,7 +10911,7 @@
         </w:tc>
         <w:tc>
           <w:tcPr>
-            <w:tcW w:type="dxa" w:w="794"/>
+            <w:tcW w:type="dxa" w:w="1020"/>
             <w:shd w:val="clear" w:color="auto" w:fill="F3F4F6"/>
             <w:tcMar>
               <w:top w:w="40" w:type="dxa"/>
@@ -9666,7 +10927,7 @@
                 <w:b w:val="0"/>
                 <w:sz w:val="18"/>
               </w:rPr>
-              <w:t>Sí</w:t>
+              <w:t>Pendiente</w:t>
             </w:r>
           </w:p>
         </w:tc>
@@ -9719,7 +10980,7 @@
         </w:tc>
         <w:tc>
           <w:tcPr>
-            <w:tcW w:type="dxa" w:w="794"/>
+            <w:tcW w:type="dxa" w:w="1020"/>
             <w:tcMar>
               <w:top w:w="40" w:type="dxa"/>
               <w:bottom w:w="40" w:type="dxa"/>
@@ -9789,7 +11050,7 @@
         </w:tc>
         <w:tc>
           <w:tcPr>
-            <w:tcW w:type="dxa" w:w="794"/>
+            <w:tcW w:type="dxa" w:w="1020"/>
             <w:shd w:val="clear" w:color="auto" w:fill="F3F4F6"/>
             <w:tcMar>
               <w:top w:w="40" w:type="dxa"/>
@@ -9858,7 +11119,7 @@
         </w:tc>
         <w:tc>
           <w:tcPr>
-            <w:tcW w:type="dxa" w:w="794"/>
+            <w:tcW w:type="dxa" w:w="1020"/>
             <w:tcMar>
               <w:top w:w="40" w:type="dxa"/>
               <w:bottom w:w="40" w:type="dxa"/>
@@ -9928,7 +11189,7 @@
         </w:tc>
         <w:tc>
           <w:tcPr>
-            <w:tcW w:type="dxa" w:w="794"/>
+            <w:tcW w:type="dxa" w:w="1020"/>
             <w:shd w:val="clear" w:color="auto" w:fill="F3F4F6"/>
             <w:tcMar>
               <w:top w:w="40" w:type="dxa"/>
@@ -9997,7 +11258,7 @@
         </w:tc>
         <w:tc>
           <w:tcPr>
-            <w:tcW w:type="dxa" w:w="794"/>
+            <w:tcW w:type="dxa" w:w="1020"/>
             <w:tcMar>
               <w:top w:w="40" w:type="dxa"/>
               <w:bottom w:w="40" w:type="dxa"/>
@@ -10012,7 +11273,7 @@
                 <w:b w:val="0"/>
                 <w:sz w:val="18"/>
               </w:rPr>
-              <w:t>Sí</w:t>
+              <w:t>Pendiente</w:t>
             </w:r>
           </w:p>
         </w:tc>
@@ -10067,7 +11328,7 @@
         </w:tc>
         <w:tc>
           <w:tcPr>
-            <w:tcW w:type="dxa" w:w="794"/>
+            <w:tcW w:type="dxa" w:w="1020"/>
             <w:shd w:val="clear" w:color="auto" w:fill="F3F4F6"/>
             <w:tcMar>
               <w:top w:w="40" w:type="dxa"/>
@@ -10083,7 +11344,7 @@
                 <w:b w:val="0"/>
                 <w:sz w:val="18"/>
               </w:rPr>
-              <w:t>Sí</w:t>
+              <w:t>Pendiente</w:t>
             </w:r>
           </w:p>
         </w:tc>
@@ -10136,7 +11397,7 @@
         </w:tc>
         <w:tc>
           <w:tcPr>
-            <w:tcW w:type="dxa" w:w="794"/>
+            <w:tcW w:type="dxa" w:w="1020"/>
             <w:tcMar>
               <w:top w:w="40" w:type="dxa"/>
               <w:bottom w:w="40" w:type="dxa"/>
@@ -10206,7 +11467,7 @@
         </w:tc>
         <w:tc>
           <w:tcPr>
-            <w:tcW w:type="dxa" w:w="794"/>
+            <w:tcW w:type="dxa" w:w="1020"/>
             <w:shd w:val="clear" w:color="auto" w:fill="F3F4F6"/>
             <w:tcMar>
               <w:top w:w="40" w:type="dxa"/>
@@ -10275,7 +11536,7 @@
         </w:tc>
         <w:tc>
           <w:tcPr>
-            <w:tcW w:type="dxa" w:w="794"/>
+            <w:tcW w:type="dxa" w:w="1020"/>
             <w:tcMar>
               <w:top w:w="40" w:type="dxa"/>
               <w:bottom w:w="40" w:type="dxa"/>
@@ -10290,7 +11551,7 @@
                 <w:b w:val="0"/>
                 <w:sz w:val="18"/>
               </w:rPr>
-              <w:t>Sí</w:t>
+              <w:t>Pendiente</w:t>
             </w:r>
           </w:p>
         </w:tc>
@@ -10345,7 +11606,7 @@
         </w:tc>
         <w:tc>
           <w:tcPr>
-            <w:tcW w:type="dxa" w:w="794"/>
+            <w:tcW w:type="dxa" w:w="1020"/>
             <w:shd w:val="clear" w:color="auto" w:fill="F3F4F6"/>
             <w:tcMar>
               <w:top w:w="40" w:type="dxa"/>
@@ -10370,3001 +11631,10 @@
     <w:p>
       <w:pPr>
         <w:pStyle w:val="Heading1"/>
+        <w:pageBreakBefore/>
       </w:pPr>
       <w:r>
-        <w:t>Anexo F. Pruebas por consola del navegador (F12)</w:t>
-      </w:r>
-    </w:p>
-    <w:p>
-      <w:pPr>
-        <w:spacing w:after="120"/>
-      </w:pPr>
-      <w:r>
-        <w:rPr>
-          <w:b w:val="0"/>
-          <w:i w:val="0"/>
-          <w:sz w:val="22"/>
-        </w:rPr>
-        <w:t>Estas son las verificaciones que se hacen desde la consola del navegador (F12). Casi todas pegan un fetch() con el token de la sesión y prueban la capa del servidor directamente —control de acceso por rol, datos inexistentes y validaciones que el formulario no deja disparar—; la de DEF-13 inspecciona el elemento del mensaje emergente para ver lo que la pantalla no muestra. Van con el comando exacto para copiar y pegar y, debajo, la captura de la consola tal como quedó. Las rutas son relativas, así que sirven igual en localhost y en Railway; en la sustentación cualquiera del equipo puede reproducirlas en vivo.</w:t>
-      </w:r>
-    </w:p>
-    <w:p>
-      <w:pPr>
-        <w:pStyle w:val="Heading3"/>
-      </w:pPr>
-      <w:r>
-        <w:t>CP-008 · Rechazo de registro con rol de administrador</w:t>
-      </w:r>
-    </w:p>
-    <w:p>
-      <w:pPr>
-        <w:spacing w:after="60"/>
-      </w:pPr>
-      <w:r>
-        <w:rPr>
-          <w:b w:val="0"/>
-          <w:i w:val="0"/>
-          <w:sz w:val="21"/>
-        </w:rPr>
-        <w:t>Un visitante intenta registrarse como administrador enviando la petición a mano.</w:t>
-      </w:r>
-    </w:p>
-    <w:p>
-      <w:pPr>
-        <w:spacing w:after="40"/>
-      </w:pPr>
-      <w:r>
-        <w:rPr>
-          <w:b/>
-          <w:i w:val="0"/>
-          <w:sz w:val="19"/>
-        </w:rPr>
-        <w:t>Comando (pestaña Consola de F12):</w:t>
-      </w:r>
-    </w:p>
-    <w:tbl>
-      <w:tblPr>
-        <w:tblW w:type="auto" w:w="0"/>
-        <w:tblLook w:firstColumn="1" w:firstRow="1" w:lastColumn="0" w:lastRow="0" w:noHBand="0" w:noVBand="1" w:val="04A0"/>
-        <w:tblBorders>
-          <w:top w:val="single" w:sz="4" w:space="0" w:color="D1D5DB"/>
-          <w:left w:val="single" w:sz="4" w:space="0" w:color="D1D5DB"/>
-          <w:bottom w:val="single" w:sz="4" w:space="0" w:color="D1D5DB"/>
-          <w:right w:val="single" w:sz="4" w:space="0" w:color="D1D5DB"/>
-          <w:insideH w:val="single" w:sz="4" w:space="0" w:color="D1D5DB"/>
-          <w:insideV w:val="single" w:sz="4" w:space="0" w:color="D1D5DB"/>
-        </w:tblBorders>
-      </w:tblPr>
-      <w:tblGrid>
-        <w:gridCol w:w="9746"/>
-      </w:tblGrid>
-      <w:tr>
-        <w:trPr>
-          <w:cantSplit w:val="true"/>
-        </w:trPr>
-        <w:tc>
-          <w:tcPr>
-            <w:tcW w:type="dxa" w:w="9746"/>
-            <w:shd w:val="clear" w:color="auto" w:fill="1E1E1F"/>
-            <w:tcMar>
-              <w:top w:w="80" w:type="dxa"/>
-              <w:bottom w:w="80" w:type="dxa"/>
-              <w:start w:w="120" w:type="dxa"/>
-              <w:end w:w="120" w:type="dxa"/>
-            </w:tcMar>
-          </w:tcPr>
-          <w:p>
-            <w:pPr>
-              <w:spacing w:after="0" w:line="240" w:lineRule="auto"/>
-            </w:pPr>
-            <w:r/>
-            <w:r>
-              <w:rPr>
-                <w:rFonts w:ascii="Consolas" w:hAnsi="Consolas"/>
-                <w:color w:val="E8EAED"/>
-                <w:sz w:val="18"/>
-              </w:rPr>
-              <w:t>fetch("/api/auth/registro",{method:"POST",headers:{</w:t>
-            </w:r>
-          </w:p>
-          <w:p>
-            <w:pPr>
-              <w:spacing w:after="0" w:line="240" w:lineRule="auto"/>
-            </w:pPr>
-            <w:r>
-              <w:rPr>
-                <w:rFonts w:ascii="Consolas" w:hAnsi="Consolas"/>
-                <w:color w:val="E8EAED"/>
-                <w:sz w:val="18"/>
-              </w:rPr>
-              <w:t xml:space="preserve">  "Content-Type":"application/json"},</w:t>
-            </w:r>
-          </w:p>
-          <w:p>
-            <w:pPr>
-              <w:spacing w:after="0" w:line="240" w:lineRule="auto"/>
-            </w:pPr>
-            <w:r>
-              <w:rPr>
-                <w:rFonts w:ascii="Consolas" w:hAnsi="Consolas"/>
-                <w:color w:val="E8EAED"/>
-                <w:sz w:val="18"/>
-              </w:rPr>
-              <w:t xml:space="preserve">  body:JSON.stringify({nombres:"Intruso",apellidos:"Prueba",</w:t>
-            </w:r>
-          </w:p>
-          <w:p>
-            <w:pPr>
-              <w:spacing w:after="0" w:line="240" w:lineRule="auto"/>
-            </w:pPr>
-            <w:r>
-              <w:rPr>
-                <w:rFonts w:ascii="Consolas" w:hAnsi="Consolas"/>
-                <w:color w:val="E8EAED"/>
-                <w:sz w:val="18"/>
-              </w:rPr>
-              <w:t xml:space="preserve">  correo:"admin.consola@amigo.edu.co",contrasena:"Password123",</w:t>
-            </w:r>
-          </w:p>
-          <w:p>
-            <w:pPr>
-              <w:spacing w:after="0" w:line="240" w:lineRule="auto"/>
-            </w:pPr>
-            <w:r>
-              <w:rPr>
-                <w:rFonts w:ascii="Consolas" w:hAnsi="Consolas"/>
-                <w:color w:val="E8EAED"/>
-                <w:sz w:val="18"/>
-              </w:rPr>
-              <w:t xml:space="preserve">  rol:"admin"})}).then(r=&gt;r.json()).then(console.log)</w:t>
-            </w:r>
-          </w:p>
-        </w:tc>
-      </w:tr>
-    </w:tbl>
-    <w:tbl>
-      <w:tblPr>
-        <w:tblW w:type="auto" w:w="0"/>
-        <w:tblLook w:firstColumn="1" w:firstRow="1" w:lastColumn="0" w:lastRow="0" w:noHBand="0" w:noVBand="1" w:val="04A0"/>
-        <w:tblBorders>
-          <w:top w:val="single" w:sz="4" w:space="0" w:color="D1D5DB"/>
-          <w:left w:val="single" w:sz="4" w:space="0" w:color="D1D5DB"/>
-          <w:bottom w:val="single" w:sz="4" w:space="0" w:color="D1D5DB"/>
-          <w:right w:val="single" w:sz="4" w:space="0" w:color="D1D5DB"/>
-          <w:insideH w:val="single" w:sz="4" w:space="0" w:color="D1D5DB"/>
-          <w:insideV w:val="single" w:sz="4" w:space="0" w:color="D1D5DB"/>
-        </w:tblBorders>
-      </w:tblPr>
-      <w:tblGrid>
-        <w:gridCol w:w="4873"/>
-        <w:gridCol w:w="4873"/>
-      </w:tblGrid>
-      <w:tr>
-        <w:trPr>
-          <w:cantSplit w:val="true"/>
-        </w:trPr>
-        <w:tc>
-          <w:tcPr>
-            <w:tcW w:type="dxa" w:w="2381"/>
-            <w:shd w:val="clear" w:color="auto" w:fill="D7EDEA"/>
-            <w:tcMar>
-              <w:top w:w="40" w:type="dxa"/>
-              <w:bottom w:w="40" w:type="dxa"/>
-              <w:start w:w="80" w:type="dxa"/>
-              <w:end w:w="80" w:type="dxa"/>
-            </w:tcMar>
-          </w:tcPr>
-          <w:p>
-            <w:r/>
-            <w:r>
-              <w:rPr>
-                <w:b/>
-                <w:sz w:val="19"/>
-              </w:rPr>
-              <w:t>Requisito</w:t>
-            </w:r>
-          </w:p>
-        </w:tc>
-        <w:tc>
-          <w:tcPr>
-            <w:tcW w:type="dxa" w:w="7087"/>
-            <w:tcMar>
-              <w:top w:w="40" w:type="dxa"/>
-              <w:bottom w:w="40" w:type="dxa"/>
-              <w:start w:w="80" w:type="dxa"/>
-              <w:end w:w="80" w:type="dxa"/>
-            </w:tcMar>
-          </w:tcPr>
-          <w:p>
-            <w:r/>
-            <w:r>
-              <w:rPr>
-                <w:b w:val="0"/>
-                <w:sz w:val="19"/>
-              </w:rPr>
-              <w:t>R1 · RRN02</w:t>
-            </w:r>
-          </w:p>
-        </w:tc>
-      </w:tr>
-      <w:tr>
-        <w:trPr>
-          <w:cantSplit w:val="true"/>
-        </w:trPr>
-        <w:tc>
-          <w:tcPr>
-            <w:tcW w:type="dxa" w:w="2381"/>
-            <w:shd w:val="clear" w:color="auto" w:fill="D7EDEA"/>
-            <w:tcMar>
-              <w:top w:w="40" w:type="dxa"/>
-              <w:bottom w:w="40" w:type="dxa"/>
-              <w:start w:w="80" w:type="dxa"/>
-              <w:end w:w="80" w:type="dxa"/>
-            </w:tcMar>
-          </w:tcPr>
-          <w:p>
-            <w:r/>
-            <w:r>
-              <w:rPr>
-                <w:b/>
-                <w:sz w:val="19"/>
-              </w:rPr>
-              <w:t>Resultado esperado</w:t>
-            </w:r>
-          </w:p>
-        </w:tc>
-        <w:tc>
-          <w:tcPr>
-            <w:tcW w:type="dxa" w:w="7087"/>
-            <w:tcMar>
-              <w:top w:w="40" w:type="dxa"/>
-              <w:bottom w:w="40" w:type="dxa"/>
-              <w:start w:w="80" w:type="dxa"/>
-              <w:end w:w="80" w:type="dxa"/>
-            </w:tcMar>
-          </w:tcPr>
-          <w:p>
-            <w:r/>
-            <w:r>
-              <w:rPr>
-                <w:b w:val="0"/>
-                <w:sz w:val="19"/>
-              </w:rPr>
-              <w:t>La consola muestra {error: "Rol inválido"} y la pestaña Red, el código 400. No se crea la cuenta.</w:t>
-            </w:r>
-          </w:p>
-        </w:tc>
-      </w:tr>
-      <w:tr>
-        <w:trPr>
-          <w:cantSplit w:val="true"/>
-        </w:trPr>
-        <w:tc>
-          <w:tcPr>
-            <w:tcW w:type="dxa" w:w="2381"/>
-            <w:shd w:val="clear" w:color="auto" w:fill="D7EDEA"/>
-            <w:tcMar>
-              <w:top w:w="40" w:type="dxa"/>
-              <w:bottom w:w="40" w:type="dxa"/>
-              <w:start w:w="80" w:type="dxa"/>
-              <w:end w:w="80" w:type="dxa"/>
-            </w:tcMar>
-          </w:tcPr>
-          <w:p>
-            <w:r/>
-            <w:r>
-              <w:rPr>
-                <w:b/>
-                <w:sz w:val="19"/>
-              </w:rPr>
-              <w:t>Resultado real</w:t>
-            </w:r>
-          </w:p>
-        </w:tc>
-        <w:tc>
-          <w:tcPr>
-            <w:tcW w:type="dxa" w:w="7087"/>
-            <w:tcMar>
-              <w:top w:w="40" w:type="dxa"/>
-              <w:bottom w:w="40" w:type="dxa"/>
-              <w:start w:w="80" w:type="dxa"/>
-              <w:end w:w="80" w:type="dxa"/>
-            </w:tcMar>
-          </w:tcPr>
-          <w:p>
-            <w:r/>
-            <w:r>
-              <w:rPr>
-                <w:b w:val="0"/>
-                <w:sz w:val="19"/>
-              </w:rPr>
-              <w:t>La consola muestra {error: 'Rol inválido'} y la pestaña Red el código 400. El servidor no crea la cuenta de administrador.</w:t>
-            </w:r>
-          </w:p>
-        </w:tc>
-      </w:tr>
-      <w:tr>
-        <w:trPr>
-          <w:cantSplit w:val="true"/>
-        </w:trPr>
-        <w:tc>
-          <w:tcPr>
-            <w:tcW w:type="dxa" w:w="2381"/>
-            <w:shd w:val="clear" w:color="auto" w:fill="D7EDEA"/>
-            <w:tcMar>
-              <w:top w:w="40" w:type="dxa"/>
-              <w:bottom w:w="40" w:type="dxa"/>
-              <w:start w:w="80" w:type="dxa"/>
-              <w:end w:w="80" w:type="dxa"/>
-            </w:tcMar>
-          </w:tcPr>
-          <w:p>
-            <w:r/>
-            <w:r>
-              <w:rPr>
-                <w:b/>
-                <w:sz w:val="19"/>
-              </w:rPr>
-              <w:t>Código HTTP</w:t>
-            </w:r>
-          </w:p>
-        </w:tc>
-        <w:tc>
-          <w:tcPr>
-            <w:tcW w:type="dxa" w:w="7087"/>
-            <w:tcMar>
-              <w:top w:w="40" w:type="dxa"/>
-              <w:bottom w:w="40" w:type="dxa"/>
-              <w:start w:w="80" w:type="dxa"/>
-              <w:end w:w="80" w:type="dxa"/>
-            </w:tcMar>
-          </w:tcPr>
-          <w:p>
-            <w:r/>
-            <w:r>
-              <w:rPr>
-                <w:b w:val="0"/>
-                <w:sz w:val="19"/>
-              </w:rPr>
-              <w:t>400</w:t>
-            </w:r>
-          </w:p>
-        </w:tc>
-      </w:tr>
-      <w:tr>
-        <w:trPr>
-          <w:cantSplit w:val="true"/>
-        </w:trPr>
-        <w:tc>
-          <w:tcPr>
-            <w:tcW w:type="dxa" w:w="2381"/>
-            <w:shd w:val="clear" w:color="auto" w:fill="D7EDEA"/>
-            <w:tcMar>
-              <w:top w:w="40" w:type="dxa"/>
-              <w:bottom w:w="40" w:type="dxa"/>
-              <w:start w:w="80" w:type="dxa"/>
-              <w:end w:w="80" w:type="dxa"/>
-            </w:tcMar>
-          </w:tcPr>
-          <w:p>
-            <w:r/>
-            <w:r>
-              <w:rPr>
-                <w:b/>
-                <w:sz w:val="19"/>
-              </w:rPr>
-              <w:t>Estado</w:t>
-            </w:r>
-          </w:p>
-        </w:tc>
-        <w:tc>
-          <w:tcPr>
-            <w:tcW w:type="dxa" w:w="7087"/>
-            <w:tcMar>
-              <w:top w:w="40" w:type="dxa"/>
-              <w:bottom w:w="40" w:type="dxa"/>
-              <w:start w:w="80" w:type="dxa"/>
-              <w:end w:w="80" w:type="dxa"/>
-            </w:tcMar>
-          </w:tcPr>
-          <w:p>
-            <w:r/>
-            <w:r>
-              <w:rPr>
-                <w:b w:val="0"/>
-                <w:sz w:val="19"/>
-              </w:rPr>
-              <w:t>Aprobado</w:t>
-            </w:r>
-          </w:p>
-        </w:tc>
-      </w:tr>
-      <w:tr>
-        <w:trPr>
-          <w:cantSplit w:val="true"/>
-        </w:trPr>
-        <w:tc>
-          <w:tcPr>
-            <w:tcW w:type="dxa" w:w="2381"/>
-            <w:shd w:val="clear" w:color="auto" w:fill="D7EDEA"/>
-            <w:tcMar>
-              <w:top w:w="40" w:type="dxa"/>
-              <w:bottom w:w="40" w:type="dxa"/>
-              <w:start w:w="80" w:type="dxa"/>
-              <w:end w:w="80" w:type="dxa"/>
-            </w:tcMar>
-          </w:tcPr>
-          <w:p>
-            <w:r/>
-            <w:r>
-              <w:rPr>
-                <w:b/>
-                <w:sz w:val="19"/>
-              </w:rPr>
-              <w:t>Evidencia</w:t>
-            </w:r>
-          </w:p>
-        </w:tc>
-        <w:tc>
-          <w:tcPr>
-            <w:tcW w:type="dxa" w:w="7087"/>
-            <w:tcMar>
-              <w:top w:w="40" w:type="dxa"/>
-              <w:bottom w:w="40" w:type="dxa"/>
-              <w:start w:w="80" w:type="dxa"/>
-              <w:end w:w="80" w:type="dxa"/>
-            </w:tcMar>
-          </w:tcPr>
-          <w:p>
-            <w:r/>
-            <w:r>
-              <w:rPr>
-                <w:b w:val="0"/>
-                <w:sz w:val="19"/>
-              </w:rPr>
-              <w:t>EV-CP008-CONSOLA.png (figura 2, debajo)</w:t>
-            </w:r>
-          </w:p>
-        </w:tc>
-      </w:tr>
-    </w:tbl>
-    <w:p>
-      <w:pPr>
-        <w:keepNext/>
-        <w:spacing w:before="80" w:after="40"/>
-        <w:jc w:val="center"/>
-      </w:pPr>
-      <w:r>
-        <w:drawing>
-          <wp:inline xmlns:a="http://schemas.openxmlformats.org/drawingml/2006/main" xmlns:pic="http://schemas.openxmlformats.org/drawingml/2006/picture">
-            <wp:extent cx="5580000" cy="3138750"/>
-            <wp:docPr id="2" name="Picture 2"/>
-            <wp:cNvGraphicFramePr>
-              <a:graphicFrameLocks noChangeAspect="1"/>
-            </wp:cNvGraphicFramePr>
-            <a:graphic>
-              <a:graphicData uri="http://schemas.openxmlformats.org/drawingml/2006/picture">
-                <pic:pic>
-                  <pic:nvPicPr>
-                    <pic:cNvPr id="0" name="EV-CP008-CONSOLA.jpg"/>
-                    <pic:cNvPicPr/>
-                  </pic:nvPicPr>
-                  <pic:blipFill>
-                    <a:blip r:embed="rId11"/>
-                    <a:stretch>
-                      <a:fillRect/>
-                    </a:stretch>
-                  </pic:blipFill>
-                  <pic:spPr>
-                    <a:xfrm>
-                      <a:off x="0" y="0"/>
-                      <a:ext cx="5580000" cy="3138750"/>
-                    </a:xfrm>
-                    <a:prstGeom prst="rect"/>
-                  </pic:spPr>
-                </pic:pic>
-              </a:graphicData>
-            </a:graphic>
-          </wp:inline>
-        </w:drawing>
-      </w:r>
-    </w:p>
-    <w:p>
-      <w:pPr>
-        <w:spacing w:after="200"/>
-        <w:jc w:val="center"/>
-      </w:pPr>
-      <w:r>
-        <w:rPr>
-          <w:b/>
-          <w:i/>
-          <w:sz w:val="18"/>
-        </w:rPr>
-        <w:t xml:space="preserve">Figura 2. </w:t>
-      </w:r>
-      <w:r>
-        <w:rPr>
-          <w:i/>
-          <w:sz w:val="18"/>
-        </w:rPr>
-        <w:t>CP-008 · EV-CP008-CONSOLA.png. Consola F12 con el comando ejecutado y la respuesta: rechazo de registro con rol de administrador.</w:t>
-      </w:r>
-    </w:p>
-    <w:p/>
-    <w:p>
-      <w:pPr>
-        <w:pStyle w:val="Heading3"/>
-      </w:pPr>
-      <w:r>
-        <w:t>CP-018 · Un estudiante no puede guardar un perfil de docente</w:t>
-      </w:r>
-    </w:p>
-    <w:p>
-      <w:pPr>
-        <w:spacing w:after="60"/>
-      </w:pPr>
-      <w:r>
-        <w:rPr>
-          <w:b w:val="0"/>
-          <w:i w:val="0"/>
-          <w:sz w:val="21"/>
-        </w:rPr>
-        <w:t>Un estudiante autenticado intenta usar el endpoint de perfil de docente (control de acceso por rol).</w:t>
-      </w:r>
-    </w:p>
-    <w:p>
-      <w:pPr>
-        <w:spacing w:after="40"/>
-      </w:pPr>
-      <w:r>
-        <w:rPr>
-          <w:b/>
-          <w:i w:val="0"/>
-          <w:sz w:val="19"/>
-        </w:rPr>
-        <w:t>Comando (pestaña Consola de F12):</w:t>
-      </w:r>
-    </w:p>
-    <w:tbl>
-      <w:tblPr>
-        <w:tblW w:type="auto" w:w="0"/>
-        <w:tblLook w:firstColumn="1" w:firstRow="1" w:lastColumn="0" w:lastRow="0" w:noHBand="0" w:noVBand="1" w:val="04A0"/>
-        <w:tblBorders>
-          <w:top w:val="single" w:sz="4" w:space="0" w:color="D1D5DB"/>
-          <w:left w:val="single" w:sz="4" w:space="0" w:color="D1D5DB"/>
-          <w:bottom w:val="single" w:sz="4" w:space="0" w:color="D1D5DB"/>
-          <w:right w:val="single" w:sz="4" w:space="0" w:color="D1D5DB"/>
-          <w:insideH w:val="single" w:sz="4" w:space="0" w:color="D1D5DB"/>
-          <w:insideV w:val="single" w:sz="4" w:space="0" w:color="D1D5DB"/>
-        </w:tblBorders>
-      </w:tblPr>
-      <w:tblGrid>
-        <w:gridCol w:w="9746"/>
-      </w:tblGrid>
-      <w:tr>
-        <w:trPr>
-          <w:cantSplit w:val="true"/>
-        </w:trPr>
-        <w:tc>
-          <w:tcPr>
-            <w:tcW w:type="dxa" w:w="9746"/>
-            <w:shd w:val="clear" w:color="auto" w:fill="1E1E1F"/>
-            <w:tcMar>
-              <w:top w:w="80" w:type="dxa"/>
-              <w:bottom w:w="80" w:type="dxa"/>
-              <w:start w:w="120" w:type="dxa"/>
-              <w:end w:w="120" w:type="dxa"/>
-            </w:tcMar>
-          </w:tcPr>
-          <w:p>
-            <w:pPr>
-              <w:spacing w:after="0" w:line="240" w:lineRule="auto"/>
-            </w:pPr>
-            <w:r/>
-            <w:r>
-              <w:rPr>
-                <w:rFonts w:ascii="Consolas" w:hAnsi="Consolas"/>
-                <w:color w:val="E8EAED"/>
-                <w:sz w:val="18"/>
-              </w:rPr>
-              <w:t>fetch("/api/perfil/docente",{method:"POST",headers:{</w:t>
-            </w:r>
-          </w:p>
-          <w:p>
-            <w:pPr>
-              <w:spacing w:after="0" w:line="240" w:lineRule="auto"/>
-            </w:pPr>
-            <w:r>
-              <w:rPr>
-                <w:rFonts w:ascii="Consolas" w:hAnsi="Consolas"/>
-                <w:color w:val="E8EAED"/>
-                <w:sz w:val="18"/>
-              </w:rPr>
-              <w:t xml:space="preserve">  "Content-Type":"application/json",Authorization:"Bearer "</w:t>
-            </w:r>
-          </w:p>
-          <w:p>
-            <w:pPr>
-              <w:spacing w:after="0" w:line="240" w:lineRule="auto"/>
-            </w:pPr>
-            <w:r>
-              <w:rPr>
-                <w:rFonts w:ascii="Consolas" w:hAnsi="Consolas"/>
-                <w:color w:val="E8EAED"/>
-                <w:sz w:val="18"/>
-              </w:rPr>
-              <w:t xml:space="preserve">  +localStorage.getItem("cp.token")},</w:t>
-            </w:r>
-          </w:p>
-          <w:p>
-            <w:pPr>
-              <w:spacing w:after="0" w:line="240" w:lineRule="auto"/>
-            </w:pPr>
-            <w:r>
-              <w:rPr>
-                <w:rFonts w:ascii="Consolas" w:hAnsi="Consolas"/>
-                <w:color w:val="E8EAED"/>
-                <w:sz w:val="18"/>
-              </w:rPr>
-              <w:t xml:space="preserve">  body:JSON.stringify({cedula:"12345",facultad:"Ingenierías"})})</w:t>
-            </w:r>
-          </w:p>
-          <w:p>
-            <w:pPr>
-              <w:spacing w:after="0" w:line="240" w:lineRule="auto"/>
-            </w:pPr>
-            <w:r>
-              <w:rPr>
-                <w:rFonts w:ascii="Consolas" w:hAnsi="Consolas"/>
-                <w:color w:val="E8EAED"/>
-                <w:sz w:val="18"/>
-              </w:rPr>
-              <w:t xml:space="preserve">  .then(r=&gt;r.json()).then(console.log)</w:t>
-            </w:r>
-          </w:p>
-        </w:tc>
-      </w:tr>
-    </w:tbl>
-    <w:tbl>
-      <w:tblPr>
-        <w:tblW w:type="auto" w:w="0"/>
-        <w:tblLook w:firstColumn="1" w:firstRow="1" w:lastColumn="0" w:lastRow="0" w:noHBand="0" w:noVBand="1" w:val="04A0"/>
-        <w:tblBorders>
-          <w:top w:val="single" w:sz="4" w:space="0" w:color="D1D5DB"/>
-          <w:left w:val="single" w:sz="4" w:space="0" w:color="D1D5DB"/>
-          <w:bottom w:val="single" w:sz="4" w:space="0" w:color="D1D5DB"/>
-          <w:right w:val="single" w:sz="4" w:space="0" w:color="D1D5DB"/>
-          <w:insideH w:val="single" w:sz="4" w:space="0" w:color="D1D5DB"/>
-          <w:insideV w:val="single" w:sz="4" w:space="0" w:color="D1D5DB"/>
-        </w:tblBorders>
-      </w:tblPr>
-      <w:tblGrid>
-        <w:gridCol w:w="4873"/>
-        <w:gridCol w:w="4873"/>
-      </w:tblGrid>
-      <w:tr>
-        <w:trPr>
-          <w:cantSplit w:val="true"/>
-        </w:trPr>
-        <w:tc>
-          <w:tcPr>
-            <w:tcW w:type="dxa" w:w="2381"/>
-            <w:shd w:val="clear" w:color="auto" w:fill="D7EDEA"/>
-            <w:tcMar>
-              <w:top w:w="40" w:type="dxa"/>
-              <w:bottom w:w="40" w:type="dxa"/>
-              <w:start w:w="80" w:type="dxa"/>
-              <w:end w:w="80" w:type="dxa"/>
-            </w:tcMar>
-          </w:tcPr>
-          <w:p>
-            <w:r/>
-            <w:r>
-              <w:rPr>
-                <w:b/>
-                <w:sz w:val="19"/>
-              </w:rPr>
-              <w:t>Requisito</w:t>
-            </w:r>
-          </w:p>
-        </w:tc>
-        <w:tc>
-          <w:tcPr>
-            <w:tcW w:type="dxa" w:w="7087"/>
-            <w:tcMar>
-              <w:top w:w="40" w:type="dxa"/>
-              <w:bottom w:w="40" w:type="dxa"/>
-              <w:start w:w="80" w:type="dxa"/>
-              <w:end w:w="80" w:type="dxa"/>
-            </w:tcMar>
-          </w:tcPr>
-          <w:p>
-            <w:r/>
-            <w:r>
-              <w:rPr>
-                <w:b w:val="0"/>
-                <w:sz w:val="19"/>
-              </w:rPr>
-              <w:t>R4 · RRN05</w:t>
-            </w:r>
-          </w:p>
-        </w:tc>
-      </w:tr>
-      <w:tr>
-        <w:trPr>
-          <w:cantSplit w:val="true"/>
-        </w:trPr>
-        <w:tc>
-          <w:tcPr>
-            <w:tcW w:type="dxa" w:w="2381"/>
-            <w:shd w:val="clear" w:color="auto" w:fill="D7EDEA"/>
-            <w:tcMar>
-              <w:top w:w="40" w:type="dxa"/>
-              <w:bottom w:w="40" w:type="dxa"/>
-              <w:start w:w="80" w:type="dxa"/>
-              <w:end w:w="80" w:type="dxa"/>
-            </w:tcMar>
-          </w:tcPr>
-          <w:p>
-            <w:r/>
-            <w:r>
-              <w:rPr>
-                <w:b/>
-                <w:sz w:val="19"/>
-              </w:rPr>
-              <w:t>Resultado esperado</w:t>
-            </w:r>
-          </w:p>
-        </w:tc>
-        <w:tc>
-          <w:tcPr>
-            <w:tcW w:type="dxa" w:w="7087"/>
-            <w:tcMar>
-              <w:top w:w="40" w:type="dxa"/>
-              <w:bottom w:w="40" w:type="dxa"/>
-              <w:start w:w="80" w:type="dxa"/>
-              <w:end w:w="80" w:type="dxa"/>
-            </w:tcMar>
-          </w:tcPr>
-          <w:p>
-            <w:r/>
-            <w:r>
-              <w:rPr>
-                <w:b w:val="0"/>
-                <w:sz w:val="19"/>
-              </w:rPr>
-              <w:t>La consola muestra {error: "No tienes permiso para esto"} y la pestaña Red, el código 403. No se crea ningún perfil de docente.</w:t>
-            </w:r>
-          </w:p>
-        </w:tc>
-      </w:tr>
-      <w:tr>
-        <w:trPr>
-          <w:cantSplit w:val="true"/>
-        </w:trPr>
-        <w:tc>
-          <w:tcPr>
-            <w:tcW w:type="dxa" w:w="2381"/>
-            <w:shd w:val="clear" w:color="auto" w:fill="D7EDEA"/>
-            <w:tcMar>
-              <w:top w:w="40" w:type="dxa"/>
-              <w:bottom w:w="40" w:type="dxa"/>
-              <w:start w:w="80" w:type="dxa"/>
-              <w:end w:w="80" w:type="dxa"/>
-            </w:tcMar>
-          </w:tcPr>
-          <w:p>
-            <w:r/>
-            <w:r>
-              <w:rPr>
-                <w:b/>
-                <w:sz w:val="19"/>
-              </w:rPr>
-              <w:t>Resultado real</w:t>
-            </w:r>
-          </w:p>
-        </w:tc>
-        <w:tc>
-          <w:tcPr>
-            <w:tcW w:type="dxa" w:w="7087"/>
-            <w:tcMar>
-              <w:top w:w="40" w:type="dxa"/>
-              <w:bottom w:w="40" w:type="dxa"/>
-              <w:start w:w="80" w:type="dxa"/>
-              <w:end w:w="80" w:type="dxa"/>
-            </w:tcMar>
-          </w:tcPr>
-          <w:p>
-            <w:r/>
-            <w:r>
-              <w:rPr>
-                <w:b w:val="0"/>
-                <w:sz w:val="19"/>
-              </w:rPr>
-              <w:t>La consola muestra {error: 'No tienes permiso para esto'} y la pestaña Red el código 403. El servidor no crea ningún perfil de docente para el estudiante.</w:t>
-            </w:r>
-          </w:p>
-        </w:tc>
-      </w:tr>
-      <w:tr>
-        <w:trPr>
-          <w:cantSplit w:val="true"/>
-        </w:trPr>
-        <w:tc>
-          <w:tcPr>
-            <w:tcW w:type="dxa" w:w="2381"/>
-            <w:shd w:val="clear" w:color="auto" w:fill="D7EDEA"/>
-            <w:tcMar>
-              <w:top w:w="40" w:type="dxa"/>
-              <w:bottom w:w="40" w:type="dxa"/>
-              <w:start w:w="80" w:type="dxa"/>
-              <w:end w:w="80" w:type="dxa"/>
-            </w:tcMar>
-          </w:tcPr>
-          <w:p>
-            <w:r/>
-            <w:r>
-              <w:rPr>
-                <w:b/>
-                <w:sz w:val="19"/>
-              </w:rPr>
-              <w:t>Código HTTP</w:t>
-            </w:r>
-          </w:p>
-        </w:tc>
-        <w:tc>
-          <w:tcPr>
-            <w:tcW w:type="dxa" w:w="7087"/>
-            <w:tcMar>
-              <w:top w:w="40" w:type="dxa"/>
-              <w:bottom w:w="40" w:type="dxa"/>
-              <w:start w:w="80" w:type="dxa"/>
-              <w:end w:w="80" w:type="dxa"/>
-            </w:tcMar>
-          </w:tcPr>
-          <w:p>
-            <w:r/>
-            <w:r>
-              <w:rPr>
-                <w:b w:val="0"/>
-                <w:sz w:val="19"/>
-              </w:rPr>
-              <w:t>403</w:t>
-            </w:r>
-          </w:p>
-        </w:tc>
-      </w:tr>
-      <w:tr>
-        <w:trPr>
-          <w:cantSplit w:val="true"/>
-        </w:trPr>
-        <w:tc>
-          <w:tcPr>
-            <w:tcW w:type="dxa" w:w="2381"/>
-            <w:shd w:val="clear" w:color="auto" w:fill="D7EDEA"/>
-            <w:tcMar>
-              <w:top w:w="40" w:type="dxa"/>
-              <w:bottom w:w="40" w:type="dxa"/>
-              <w:start w:w="80" w:type="dxa"/>
-              <w:end w:w="80" w:type="dxa"/>
-            </w:tcMar>
-          </w:tcPr>
-          <w:p>
-            <w:r/>
-            <w:r>
-              <w:rPr>
-                <w:b/>
-                <w:sz w:val="19"/>
-              </w:rPr>
-              <w:t>Estado</w:t>
-            </w:r>
-          </w:p>
-        </w:tc>
-        <w:tc>
-          <w:tcPr>
-            <w:tcW w:type="dxa" w:w="7087"/>
-            <w:tcMar>
-              <w:top w:w="40" w:type="dxa"/>
-              <w:bottom w:w="40" w:type="dxa"/>
-              <w:start w:w="80" w:type="dxa"/>
-              <w:end w:w="80" w:type="dxa"/>
-            </w:tcMar>
-          </w:tcPr>
-          <w:p>
-            <w:r/>
-            <w:r>
-              <w:rPr>
-                <w:b w:val="0"/>
-                <w:sz w:val="19"/>
-              </w:rPr>
-              <w:t>Aprobado</w:t>
-            </w:r>
-          </w:p>
-        </w:tc>
-      </w:tr>
-      <w:tr>
-        <w:trPr>
-          <w:cantSplit w:val="true"/>
-        </w:trPr>
-        <w:tc>
-          <w:tcPr>
-            <w:tcW w:type="dxa" w:w="2381"/>
-            <w:shd w:val="clear" w:color="auto" w:fill="D7EDEA"/>
-            <w:tcMar>
-              <w:top w:w="40" w:type="dxa"/>
-              <w:bottom w:w="40" w:type="dxa"/>
-              <w:start w:w="80" w:type="dxa"/>
-              <w:end w:w="80" w:type="dxa"/>
-            </w:tcMar>
-          </w:tcPr>
-          <w:p>
-            <w:r/>
-            <w:r>
-              <w:rPr>
-                <w:b/>
-                <w:sz w:val="19"/>
-              </w:rPr>
-              <w:t>Evidencia</w:t>
-            </w:r>
-          </w:p>
-        </w:tc>
-        <w:tc>
-          <w:tcPr>
-            <w:tcW w:type="dxa" w:w="7087"/>
-            <w:tcMar>
-              <w:top w:w="40" w:type="dxa"/>
-              <w:bottom w:w="40" w:type="dxa"/>
-              <w:start w:w="80" w:type="dxa"/>
-              <w:end w:w="80" w:type="dxa"/>
-            </w:tcMar>
-          </w:tcPr>
-          <w:p>
-            <w:r/>
-            <w:r>
-              <w:rPr>
-                <w:b w:val="0"/>
-                <w:sz w:val="19"/>
-              </w:rPr>
-              <w:t>EV-CP018-CONSOLA.png (figura 3, debajo)</w:t>
-            </w:r>
-          </w:p>
-        </w:tc>
-      </w:tr>
-    </w:tbl>
-    <w:p>
-      <w:pPr>
-        <w:keepNext/>
-        <w:spacing w:before="80" w:after="40"/>
-        <w:jc w:val="center"/>
-      </w:pPr>
-      <w:r>
-        <w:drawing>
-          <wp:inline xmlns:a="http://schemas.openxmlformats.org/drawingml/2006/main" xmlns:pic="http://schemas.openxmlformats.org/drawingml/2006/picture">
-            <wp:extent cx="5580000" cy="3138750"/>
-            <wp:docPr id="3" name="Picture 3"/>
-            <wp:cNvGraphicFramePr>
-              <a:graphicFrameLocks noChangeAspect="1"/>
-            </wp:cNvGraphicFramePr>
-            <a:graphic>
-              <a:graphicData uri="http://schemas.openxmlformats.org/drawingml/2006/picture">
-                <pic:pic>
-                  <pic:nvPicPr>
-                    <pic:cNvPr id="0" name="EV-CP018-CONSOLA.jpg"/>
-                    <pic:cNvPicPr/>
-                  </pic:nvPicPr>
-                  <pic:blipFill>
-                    <a:blip r:embed="rId12"/>
-                    <a:stretch>
-                      <a:fillRect/>
-                    </a:stretch>
-                  </pic:blipFill>
-                  <pic:spPr>
-                    <a:xfrm>
-                      <a:off x="0" y="0"/>
-                      <a:ext cx="5580000" cy="3138750"/>
-                    </a:xfrm>
-                    <a:prstGeom prst="rect"/>
-                  </pic:spPr>
-                </pic:pic>
-              </a:graphicData>
-            </a:graphic>
-          </wp:inline>
-        </w:drawing>
-      </w:r>
-    </w:p>
-    <w:p>
-      <w:pPr>
-        <w:spacing w:after="200"/>
-        <w:jc w:val="center"/>
-      </w:pPr>
-      <w:r>
-        <w:rPr>
-          <w:b/>
-          <w:i/>
-          <w:sz w:val="18"/>
-        </w:rPr>
-        <w:t xml:space="preserve">Figura 3. </w:t>
-      </w:r>
-      <w:r>
-        <w:rPr>
-          <w:i/>
-          <w:sz w:val="18"/>
-        </w:rPr>
-        <w:t>CP-018 · EV-CP018-CONSOLA.png. Consola F12 con el comando ejecutado y la respuesta: un estudiante no puede guardar un perfil de docente.</w:t>
-      </w:r>
-    </w:p>
-    <w:p/>
-    <w:p>
-      <w:pPr>
-        <w:pStyle w:val="Heading3"/>
-      </w:pPr>
-      <w:r>
-        <w:t>CP-021 · Rechazo de tutoría con docente inexistente</w:t>
-      </w:r>
-    </w:p>
-    <w:p>
-      <w:pPr>
-        <w:spacing w:after="60"/>
-      </w:pPr>
-      <w:r>
-        <w:rPr>
-          <w:b w:val="0"/>
-          <w:i w:val="0"/>
-          <w:sz w:val="21"/>
-        </w:rPr>
-        <w:t>Se programa una tutoría con un docente que no existe; el servidor debe responder 404 sin caerse.</w:t>
-      </w:r>
-    </w:p>
-    <w:p>
-      <w:pPr>
-        <w:spacing w:after="40"/>
-      </w:pPr>
-      <w:r>
-        <w:rPr>
-          <w:b/>
-          <w:i w:val="0"/>
-          <w:sz w:val="19"/>
-        </w:rPr>
-        <w:t>Comando (pestaña Consola de F12):</w:t>
-      </w:r>
-    </w:p>
-    <w:tbl>
-      <w:tblPr>
-        <w:tblW w:type="auto" w:w="0"/>
-        <w:tblLook w:firstColumn="1" w:firstRow="1" w:lastColumn="0" w:lastRow="0" w:noHBand="0" w:noVBand="1" w:val="04A0"/>
-        <w:tblBorders>
-          <w:top w:val="single" w:sz="4" w:space="0" w:color="D1D5DB"/>
-          <w:left w:val="single" w:sz="4" w:space="0" w:color="D1D5DB"/>
-          <w:bottom w:val="single" w:sz="4" w:space="0" w:color="D1D5DB"/>
-          <w:right w:val="single" w:sz="4" w:space="0" w:color="D1D5DB"/>
-          <w:insideH w:val="single" w:sz="4" w:space="0" w:color="D1D5DB"/>
-          <w:insideV w:val="single" w:sz="4" w:space="0" w:color="D1D5DB"/>
-        </w:tblBorders>
-      </w:tblPr>
-      <w:tblGrid>
-        <w:gridCol w:w="9746"/>
-      </w:tblGrid>
-      <w:tr>
-        <w:trPr>
-          <w:cantSplit w:val="true"/>
-        </w:trPr>
-        <w:tc>
-          <w:tcPr>
-            <w:tcW w:type="dxa" w:w="9746"/>
-            <w:shd w:val="clear" w:color="auto" w:fill="1E1E1F"/>
-            <w:tcMar>
-              <w:top w:w="80" w:type="dxa"/>
-              <w:bottom w:w="80" w:type="dxa"/>
-              <w:start w:w="120" w:type="dxa"/>
-              <w:end w:w="120" w:type="dxa"/>
-            </w:tcMar>
-          </w:tcPr>
-          <w:p>
-            <w:pPr>
-              <w:spacing w:after="0" w:line="240" w:lineRule="auto"/>
-            </w:pPr>
-            <w:r/>
-            <w:r>
-              <w:rPr>
-                <w:rFonts w:ascii="Consolas" w:hAnsi="Consolas"/>
-                <w:color w:val="E8EAED"/>
-                <w:sz w:val="18"/>
-              </w:rPr>
-              <w:t>fetch("/api/tutorias",{method:"POST",headers:{</w:t>
-            </w:r>
-          </w:p>
-          <w:p>
-            <w:pPr>
-              <w:spacing w:after="0" w:line="240" w:lineRule="auto"/>
-            </w:pPr>
-            <w:r>
-              <w:rPr>
-                <w:rFonts w:ascii="Consolas" w:hAnsi="Consolas"/>
-                <w:color w:val="E8EAED"/>
-                <w:sz w:val="18"/>
-              </w:rPr>
-              <w:t xml:space="preserve">  "Content-Type":"application/json",Authorization:"Bearer "</w:t>
-            </w:r>
-          </w:p>
-          <w:p>
-            <w:pPr>
-              <w:spacing w:after="0" w:line="240" w:lineRule="auto"/>
-            </w:pPr>
-            <w:r>
-              <w:rPr>
-                <w:rFonts w:ascii="Consolas" w:hAnsi="Consolas"/>
-                <w:color w:val="E8EAED"/>
-                <w:sz w:val="18"/>
-              </w:rPr>
-              <w:t xml:space="preserve">  +localStorage.getItem("cp.token")},</w:t>
-            </w:r>
-          </w:p>
-          <w:p>
-            <w:pPr>
-              <w:spacing w:after="0" w:line="240" w:lineRule="auto"/>
-            </w:pPr>
-            <w:r>
-              <w:rPr>
-                <w:rFonts w:ascii="Consolas" w:hAnsi="Consolas"/>
-                <w:color w:val="E8EAED"/>
-                <w:sz w:val="18"/>
-              </w:rPr>
-              <w:t xml:space="preserve">  body:JSON.stringify({docente_id:999999,</w:t>
-            </w:r>
-          </w:p>
-          <w:p>
-            <w:pPr>
-              <w:spacing w:after="0" w:line="240" w:lineRule="auto"/>
-            </w:pPr>
-            <w:r>
-              <w:rPr>
-                <w:rFonts w:ascii="Consolas" w:hAnsi="Consolas"/>
-                <w:color w:val="E8EAED"/>
-                <w:sz w:val="18"/>
-              </w:rPr>
-              <w:t xml:space="preserve">  asignatura:"Cálculo Diferencial",modalidad:"Virtual",</w:t>
-            </w:r>
-          </w:p>
-          <w:p>
-            <w:pPr>
-              <w:spacing w:after="0" w:line="240" w:lineRule="auto"/>
-            </w:pPr>
-            <w:r>
-              <w:rPr>
-                <w:rFonts w:ascii="Consolas" w:hAnsi="Consolas"/>
-                <w:color w:val="E8EAED"/>
-                <w:sz w:val="18"/>
-              </w:rPr>
-              <w:t xml:space="preserve">  fecha:"2027-02-15",hora:"10:00"})}).then(r=&gt;r.json()).then(console.log)</w:t>
-            </w:r>
-          </w:p>
-        </w:tc>
-      </w:tr>
-    </w:tbl>
-    <w:tbl>
-      <w:tblPr>
-        <w:tblW w:type="auto" w:w="0"/>
-        <w:tblLook w:firstColumn="1" w:firstRow="1" w:lastColumn="0" w:lastRow="0" w:noHBand="0" w:noVBand="1" w:val="04A0"/>
-        <w:tblBorders>
-          <w:top w:val="single" w:sz="4" w:space="0" w:color="D1D5DB"/>
-          <w:left w:val="single" w:sz="4" w:space="0" w:color="D1D5DB"/>
-          <w:bottom w:val="single" w:sz="4" w:space="0" w:color="D1D5DB"/>
-          <w:right w:val="single" w:sz="4" w:space="0" w:color="D1D5DB"/>
-          <w:insideH w:val="single" w:sz="4" w:space="0" w:color="D1D5DB"/>
-          <w:insideV w:val="single" w:sz="4" w:space="0" w:color="D1D5DB"/>
-        </w:tblBorders>
-      </w:tblPr>
-      <w:tblGrid>
-        <w:gridCol w:w="4873"/>
-        <w:gridCol w:w="4873"/>
-      </w:tblGrid>
-      <w:tr>
-        <w:trPr>
-          <w:cantSplit w:val="true"/>
-        </w:trPr>
-        <w:tc>
-          <w:tcPr>
-            <w:tcW w:type="dxa" w:w="2381"/>
-            <w:shd w:val="clear" w:color="auto" w:fill="D7EDEA"/>
-            <w:tcMar>
-              <w:top w:w="40" w:type="dxa"/>
-              <w:bottom w:w="40" w:type="dxa"/>
-              <w:start w:w="80" w:type="dxa"/>
-              <w:end w:w="80" w:type="dxa"/>
-            </w:tcMar>
-          </w:tcPr>
-          <w:p>
-            <w:r/>
-            <w:r>
-              <w:rPr>
-                <w:b/>
-                <w:sz w:val="19"/>
-              </w:rPr>
-              <w:t>Requisito</w:t>
-            </w:r>
-          </w:p>
-        </w:tc>
-        <w:tc>
-          <w:tcPr>
-            <w:tcW w:type="dxa" w:w="7087"/>
-            <w:tcMar>
-              <w:top w:w="40" w:type="dxa"/>
-              <w:bottom w:w="40" w:type="dxa"/>
-              <w:start w:w="80" w:type="dxa"/>
-              <w:end w:w="80" w:type="dxa"/>
-            </w:tcMar>
-          </w:tcPr>
-          <w:p>
-            <w:r/>
-            <w:r>
-              <w:rPr>
-                <w:b w:val="0"/>
-                <w:sz w:val="19"/>
-              </w:rPr>
-              <w:t>R5 · R-03</w:t>
-            </w:r>
-          </w:p>
-        </w:tc>
-      </w:tr>
-      <w:tr>
-        <w:trPr>
-          <w:cantSplit w:val="true"/>
-        </w:trPr>
-        <w:tc>
-          <w:tcPr>
-            <w:tcW w:type="dxa" w:w="2381"/>
-            <w:shd w:val="clear" w:color="auto" w:fill="D7EDEA"/>
-            <w:tcMar>
-              <w:top w:w="40" w:type="dxa"/>
-              <w:bottom w:w="40" w:type="dxa"/>
-              <w:start w:w="80" w:type="dxa"/>
-              <w:end w:w="80" w:type="dxa"/>
-            </w:tcMar>
-          </w:tcPr>
-          <w:p>
-            <w:r/>
-            <w:r>
-              <w:rPr>
-                <w:b/>
-                <w:sz w:val="19"/>
-              </w:rPr>
-              <w:t>Resultado esperado</w:t>
-            </w:r>
-          </w:p>
-        </w:tc>
-        <w:tc>
-          <w:tcPr>
-            <w:tcW w:type="dxa" w:w="7087"/>
-            <w:tcMar>
-              <w:top w:w="40" w:type="dxa"/>
-              <w:bottom w:w="40" w:type="dxa"/>
-              <w:start w:w="80" w:type="dxa"/>
-              <w:end w:w="80" w:type="dxa"/>
-            </w:tcMar>
-          </w:tcPr>
-          <w:p>
-            <w:r/>
-            <w:r>
-              <w:rPr>
-                <w:b w:val="0"/>
-                <w:sz w:val="19"/>
-              </w:rPr>
-              <w:t>La consola muestra {error: "Docente no encontrado o inactivo"} y la pestaña Red, el código 404. Al recargar, la página carga normal: el servidor sigue arriba (no hay error 500).</w:t>
-            </w:r>
-          </w:p>
-        </w:tc>
-      </w:tr>
-      <w:tr>
-        <w:trPr>
-          <w:cantSplit w:val="true"/>
-        </w:trPr>
-        <w:tc>
-          <w:tcPr>
-            <w:tcW w:type="dxa" w:w="2381"/>
-            <w:shd w:val="clear" w:color="auto" w:fill="D7EDEA"/>
-            <w:tcMar>
-              <w:top w:w="40" w:type="dxa"/>
-              <w:bottom w:w="40" w:type="dxa"/>
-              <w:start w:w="80" w:type="dxa"/>
-              <w:end w:w="80" w:type="dxa"/>
-            </w:tcMar>
-          </w:tcPr>
-          <w:p>
-            <w:r/>
-            <w:r>
-              <w:rPr>
-                <w:b/>
-                <w:sz w:val="19"/>
-              </w:rPr>
-              <w:t>Resultado real</w:t>
-            </w:r>
-          </w:p>
-        </w:tc>
-        <w:tc>
-          <w:tcPr>
-            <w:tcW w:type="dxa" w:w="7087"/>
-            <w:tcMar>
-              <w:top w:w="40" w:type="dxa"/>
-              <w:bottom w:w="40" w:type="dxa"/>
-              <w:start w:w="80" w:type="dxa"/>
-              <w:end w:w="80" w:type="dxa"/>
-            </w:tcMar>
-          </w:tcPr>
-          <w:p>
-            <w:r/>
-            <w:r>
-              <w:rPr>
-                <w:b w:val="0"/>
-                <w:sz w:val="19"/>
-              </w:rPr>
-              <w:t>La consola muestra {error: 'Docente no encontrado o inactivo'} y la pestaña Red el código 404. Al recargar, la página carga normal y el servidor sigue arriba (no hay error 500).</w:t>
-            </w:r>
-          </w:p>
-        </w:tc>
-      </w:tr>
-      <w:tr>
-        <w:trPr>
-          <w:cantSplit w:val="true"/>
-        </w:trPr>
-        <w:tc>
-          <w:tcPr>
-            <w:tcW w:type="dxa" w:w="2381"/>
-            <w:shd w:val="clear" w:color="auto" w:fill="D7EDEA"/>
-            <w:tcMar>
-              <w:top w:w="40" w:type="dxa"/>
-              <w:bottom w:w="40" w:type="dxa"/>
-              <w:start w:w="80" w:type="dxa"/>
-              <w:end w:w="80" w:type="dxa"/>
-            </w:tcMar>
-          </w:tcPr>
-          <w:p>
-            <w:r/>
-            <w:r>
-              <w:rPr>
-                <w:b/>
-                <w:sz w:val="19"/>
-              </w:rPr>
-              <w:t>Código HTTP</w:t>
-            </w:r>
-          </w:p>
-        </w:tc>
-        <w:tc>
-          <w:tcPr>
-            <w:tcW w:type="dxa" w:w="7087"/>
-            <w:tcMar>
-              <w:top w:w="40" w:type="dxa"/>
-              <w:bottom w:w="40" w:type="dxa"/>
-              <w:start w:w="80" w:type="dxa"/>
-              <w:end w:w="80" w:type="dxa"/>
-            </w:tcMar>
-          </w:tcPr>
-          <w:p>
-            <w:r/>
-            <w:r>
-              <w:rPr>
-                <w:b w:val="0"/>
-                <w:sz w:val="19"/>
-              </w:rPr>
-              <w:t>404</w:t>
-            </w:r>
-          </w:p>
-        </w:tc>
-      </w:tr>
-      <w:tr>
-        <w:trPr>
-          <w:cantSplit w:val="true"/>
-        </w:trPr>
-        <w:tc>
-          <w:tcPr>
-            <w:tcW w:type="dxa" w:w="2381"/>
-            <w:shd w:val="clear" w:color="auto" w:fill="D7EDEA"/>
-            <w:tcMar>
-              <w:top w:w="40" w:type="dxa"/>
-              <w:bottom w:w="40" w:type="dxa"/>
-              <w:start w:w="80" w:type="dxa"/>
-              <w:end w:w="80" w:type="dxa"/>
-            </w:tcMar>
-          </w:tcPr>
-          <w:p>
-            <w:r/>
-            <w:r>
-              <w:rPr>
-                <w:b/>
-                <w:sz w:val="19"/>
-              </w:rPr>
-              <w:t>Estado</w:t>
-            </w:r>
-          </w:p>
-        </w:tc>
-        <w:tc>
-          <w:tcPr>
-            <w:tcW w:type="dxa" w:w="7087"/>
-            <w:tcMar>
-              <w:top w:w="40" w:type="dxa"/>
-              <w:bottom w:w="40" w:type="dxa"/>
-              <w:start w:w="80" w:type="dxa"/>
-              <w:end w:w="80" w:type="dxa"/>
-            </w:tcMar>
-          </w:tcPr>
-          <w:p>
-            <w:r/>
-            <w:r>
-              <w:rPr>
-                <w:b w:val="0"/>
-                <w:sz w:val="19"/>
-              </w:rPr>
-              <w:t>Aprobado</w:t>
-            </w:r>
-          </w:p>
-        </w:tc>
-      </w:tr>
-      <w:tr>
-        <w:trPr>
-          <w:cantSplit w:val="true"/>
-        </w:trPr>
-        <w:tc>
-          <w:tcPr>
-            <w:tcW w:type="dxa" w:w="2381"/>
-            <w:shd w:val="clear" w:color="auto" w:fill="D7EDEA"/>
-            <w:tcMar>
-              <w:top w:w="40" w:type="dxa"/>
-              <w:bottom w:w="40" w:type="dxa"/>
-              <w:start w:w="80" w:type="dxa"/>
-              <w:end w:w="80" w:type="dxa"/>
-            </w:tcMar>
-          </w:tcPr>
-          <w:p>
-            <w:r/>
-            <w:r>
-              <w:rPr>
-                <w:b/>
-                <w:sz w:val="19"/>
-              </w:rPr>
-              <w:t>Evidencia</w:t>
-            </w:r>
-          </w:p>
-        </w:tc>
-        <w:tc>
-          <w:tcPr>
-            <w:tcW w:type="dxa" w:w="7087"/>
-            <w:tcMar>
-              <w:top w:w="40" w:type="dxa"/>
-              <w:bottom w:w="40" w:type="dxa"/>
-              <w:start w:w="80" w:type="dxa"/>
-              <w:end w:w="80" w:type="dxa"/>
-            </w:tcMar>
-          </w:tcPr>
-          <w:p>
-            <w:r/>
-            <w:r>
-              <w:rPr>
-                <w:b w:val="0"/>
-                <w:sz w:val="19"/>
-              </w:rPr>
-              <w:t>EV-CP021-CONSOLA.png (figura 4, debajo)</w:t>
-            </w:r>
-          </w:p>
-        </w:tc>
-      </w:tr>
-    </w:tbl>
-    <w:p>
-      <w:pPr>
-        <w:keepNext/>
-        <w:spacing w:before="80" w:after="40"/>
-        <w:jc w:val="center"/>
-      </w:pPr>
-      <w:r>
-        <w:drawing>
-          <wp:inline xmlns:a="http://schemas.openxmlformats.org/drawingml/2006/main" xmlns:pic="http://schemas.openxmlformats.org/drawingml/2006/picture">
-            <wp:extent cx="5580000" cy="3138750"/>
-            <wp:docPr id="4" name="Picture 4"/>
-            <wp:cNvGraphicFramePr>
-              <a:graphicFrameLocks noChangeAspect="1"/>
-            </wp:cNvGraphicFramePr>
-            <a:graphic>
-              <a:graphicData uri="http://schemas.openxmlformats.org/drawingml/2006/picture">
-                <pic:pic>
-                  <pic:nvPicPr>
-                    <pic:cNvPr id="0" name="EV-CP021-CONSOLA.jpg"/>
-                    <pic:cNvPicPr/>
-                  </pic:nvPicPr>
-                  <pic:blipFill>
-                    <a:blip r:embed="rId13"/>
-                    <a:stretch>
-                      <a:fillRect/>
-                    </a:stretch>
-                  </pic:blipFill>
-                  <pic:spPr>
-                    <a:xfrm>
-                      <a:off x="0" y="0"/>
-                      <a:ext cx="5580000" cy="3138750"/>
-                    </a:xfrm>
-                    <a:prstGeom prst="rect"/>
-                  </pic:spPr>
-                </pic:pic>
-              </a:graphicData>
-            </a:graphic>
-          </wp:inline>
-        </w:drawing>
-      </w:r>
-    </w:p>
-    <w:p>
-      <w:pPr>
-        <w:spacing w:after="200"/>
-        <w:jc w:val="center"/>
-      </w:pPr>
-      <w:r>
-        <w:rPr>
-          <w:b/>
-          <w:i/>
-          <w:sz w:val="18"/>
-        </w:rPr>
-        <w:t xml:space="preserve">Figura 4. </w:t>
-      </w:r>
-      <w:r>
-        <w:rPr>
-          <w:i/>
-          <w:sz w:val="18"/>
-        </w:rPr>
-        <w:t>CP-021 · EV-CP021-CONSOLA.png. Consola F12 con el comando ejecutado y la respuesta: rechazo de tutoría con docente inexistente.</w:t>
-      </w:r>
-    </w:p>
-    <w:p/>
-    <w:p>
-      <w:pPr>
-        <w:pStyle w:val="Heading3"/>
-      </w:pPr>
-      <w:r>
-        <w:t>DEF-06 · Una tutoría cancelada se marca «completada» por la API</w:t>
-      </w:r>
-    </w:p>
-    <w:p>
-      <w:pPr>
-        <w:spacing w:after="60"/>
-      </w:pPr>
-      <w:r>
-        <w:rPr>
-          <w:b w:val="0"/>
-          <w:i w:val="0"/>
-          <w:sz w:val="21"/>
-        </w:rPr>
-        <w:t>Una tutoría ya cancelada no debería admitir nuevas transiciones; por la API se puede marcar «realizada».</w:t>
-      </w:r>
-    </w:p>
-    <w:p>
-      <w:pPr>
-        <w:spacing w:after="40"/>
-      </w:pPr>
-      <w:r>
-        <w:rPr>
-          <w:b/>
-          <w:i w:val="0"/>
-          <w:sz w:val="19"/>
-        </w:rPr>
-        <w:t>Comando (pestaña Consola de F12):</w:t>
-      </w:r>
-    </w:p>
-    <w:tbl>
-      <w:tblPr>
-        <w:tblW w:type="auto" w:w="0"/>
-        <w:tblLook w:firstColumn="1" w:firstRow="1" w:lastColumn="0" w:lastRow="0" w:noHBand="0" w:noVBand="1" w:val="04A0"/>
-        <w:tblBorders>
-          <w:top w:val="single" w:sz="4" w:space="0" w:color="D1D5DB"/>
-          <w:left w:val="single" w:sz="4" w:space="0" w:color="D1D5DB"/>
-          <w:bottom w:val="single" w:sz="4" w:space="0" w:color="D1D5DB"/>
-          <w:right w:val="single" w:sz="4" w:space="0" w:color="D1D5DB"/>
-          <w:insideH w:val="single" w:sz="4" w:space="0" w:color="D1D5DB"/>
-          <w:insideV w:val="single" w:sz="4" w:space="0" w:color="D1D5DB"/>
-        </w:tblBorders>
-      </w:tblPr>
-      <w:tblGrid>
-        <w:gridCol w:w="9746"/>
-      </w:tblGrid>
-      <w:tr>
-        <w:trPr>
-          <w:cantSplit w:val="true"/>
-        </w:trPr>
-        <w:tc>
-          <w:tcPr>
-            <w:tcW w:type="dxa" w:w="9746"/>
-            <w:shd w:val="clear" w:color="auto" w:fill="1E1E1F"/>
-            <w:tcMar>
-              <w:top w:w="80" w:type="dxa"/>
-              <w:bottom w:w="80" w:type="dxa"/>
-              <w:start w:w="120" w:type="dxa"/>
-              <w:end w:w="120" w:type="dxa"/>
-            </w:tcMar>
-          </w:tcPr>
-          <w:p>
-            <w:pPr>
-              <w:spacing w:after="0" w:line="240" w:lineRule="auto"/>
-            </w:pPr>
-            <w:r/>
-            <w:r>
-              <w:rPr>
-                <w:rFonts w:ascii="Consolas" w:hAnsi="Consolas"/>
-                <w:color w:val="E8EAED"/>
-                <w:sz w:val="18"/>
-              </w:rPr>
-              <w:t>fetch("/api/tutorias/19/realizada",{method:"PATCH",headers:{Authorization:"Bearer "+localStorage.getItem("cp.token")}}).then(r=&gt;r.json()).then(console.log)</w:t>
-            </w:r>
-          </w:p>
-        </w:tc>
-      </w:tr>
-    </w:tbl>
-    <w:tbl>
-      <w:tblPr>
-        <w:tblW w:type="auto" w:w="0"/>
-        <w:tblLook w:firstColumn="1" w:firstRow="1" w:lastColumn="0" w:lastRow="0" w:noHBand="0" w:noVBand="1" w:val="04A0"/>
-        <w:tblBorders>
-          <w:top w:val="single" w:sz="4" w:space="0" w:color="D1D5DB"/>
-          <w:left w:val="single" w:sz="4" w:space="0" w:color="D1D5DB"/>
-          <w:bottom w:val="single" w:sz="4" w:space="0" w:color="D1D5DB"/>
-          <w:right w:val="single" w:sz="4" w:space="0" w:color="D1D5DB"/>
-          <w:insideH w:val="single" w:sz="4" w:space="0" w:color="D1D5DB"/>
-          <w:insideV w:val="single" w:sz="4" w:space="0" w:color="D1D5DB"/>
-        </w:tblBorders>
-      </w:tblPr>
-      <w:tblGrid>
-        <w:gridCol w:w="4873"/>
-        <w:gridCol w:w="4873"/>
-      </w:tblGrid>
-      <w:tr>
-        <w:trPr>
-          <w:cantSplit w:val="true"/>
-        </w:trPr>
-        <w:tc>
-          <w:tcPr>
-            <w:tcW w:type="dxa" w:w="2381"/>
-            <w:shd w:val="clear" w:color="auto" w:fill="D7EDEA"/>
-            <w:tcMar>
-              <w:top w:w="40" w:type="dxa"/>
-              <w:bottom w:w="40" w:type="dxa"/>
-              <w:start w:w="80" w:type="dxa"/>
-              <w:end w:w="80" w:type="dxa"/>
-            </w:tcMar>
-          </w:tcPr>
-          <w:p>
-            <w:r/>
-            <w:r>
-              <w:rPr>
-                <w:b/>
-                <w:sz w:val="19"/>
-              </w:rPr>
-              <w:t>Requisito</w:t>
-            </w:r>
-          </w:p>
-        </w:tc>
-        <w:tc>
-          <w:tcPr>
-            <w:tcW w:type="dxa" w:w="7087"/>
-            <w:tcMar>
-              <w:top w:w="40" w:type="dxa"/>
-              <w:bottom w:w="40" w:type="dxa"/>
-              <w:start w:w="80" w:type="dxa"/>
-              <w:end w:w="80" w:type="dxa"/>
-            </w:tcMar>
-          </w:tcPr>
-          <w:p>
-            <w:r/>
-            <w:r>
-              <w:rPr>
-                <w:b w:val="0"/>
-                <w:sz w:val="19"/>
-              </w:rPr>
-              <w:t>R6</w:t>
-            </w:r>
-          </w:p>
-        </w:tc>
-      </w:tr>
-      <w:tr>
-        <w:trPr>
-          <w:cantSplit w:val="true"/>
-        </w:trPr>
-        <w:tc>
-          <w:tcPr>
-            <w:tcW w:type="dxa" w:w="2381"/>
-            <w:shd w:val="clear" w:color="auto" w:fill="D7EDEA"/>
-            <w:tcMar>
-              <w:top w:w="40" w:type="dxa"/>
-              <w:bottom w:w="40" w:type="dxa"/>
-              <w:start w:w="80" w:type="dxa"/>
-              <w:end w:w="80" w:type="dxa"/>
-            </w:tcMar>
-          </w:tcPr>
-          <w:p>
-            <w:r/>
-            <w:r>
-              <w:rPr>
-                <w:b/>
-                <w:sz w:val="19"/>
-              </w:rPr>
-              <w:t>Resultado esperado</w:t>
-            </w:r>
-          </w:p>
-        </w:tc>
-        <w:tc>
-          <w:tcPr>
-            <w:tcW w:type="dxa" w:w="7087"/>
-            <w:tcMar>
-              <w:top w:w="40" w:type="dxa"/>
-              <w:bottom w:w="40" w:type="dxa"/>
-              <w:start w:w="80" w:type="dxa"/>
-              <w:end w:w="80" w:type="dxa"/>
-            </w:tcMar>
-          </w:tcPr>
-          <w:p>
-            <w:r/>
-            <w:r>
-              <w:rPr>
-                <w:b w:val="0"/>
-                <w:sz w:val="19"/>
-              </w:rPr>
-              <w:t>El servidor debería rechazar el cambio (la tutoría está cancelada). En su lugar responde {mensaje: "Tutoría completada"} y la tutoría pasa a «completada»: DEFECTO.</w:t>
-            </w:r>
-          </w:p>
-        </w:tc>
-      </w:tr>
-      <w:tr>
-        <w:trPr>
-          <w:cantSplit w:val="true"/>
-        </w:trPr>
-        <w:tc>
-          <w:tcPr>
-            <w:tcW w:type="dxa" w:w="2381"/>
-            <w:shd w:val="clear" w:color="auto" w:fill="D7EDEA"/>
-            <w:tcMar>
-              <w:top w:w="40" w:type="dxa"/>
-              <w:bottom w:w="40" w:type="dxa"/>
-              <w:start w:w="80" w:type="dxa"/>
-              <w:end w:w="80" w:type="dxa"/>
-            </w:tcMar>
-          </w:tcPr>
-          <w:p>
-            <w:r/>
-            <w:r>
-              <w:rPr>
-                <w:b/>
-                <w:sz w:val="19"/>
-              </w:rPr>
-              <w:t>Resultado real</w:t>
-            </w:r>
-          </w:p>
-        </w:tc>
-        <w:tc>
-          <w:tcPr>
-            <w:tcW w:type="dxa" w:w="7087"/>
-            <w:tcMar>
-              <w:top w:w="40" w:type="dxa"/>
-              <w:bottom w:w="40" w:type="dxa"/>
-              <w:start w:w="80" w:type="dxa"/>
-              <w:end w:w="80" w:type="dxa"/>
-            </w:tcMar>
-          </w:tcPr>
-          <w:p>
-            <w:r/>
-            <w:r>
-              <w:rPr>
-                <w:b w:val="0"/>
-                <w:sz w:val="19"/>
-              </w:rPr>
-              <w:t>El servidor respondió 200 {mensaje: 'Tutoría completada'} y la tutoría cancelada pasó a «completada». Debería haberlo rechazado.</w:t>
-            </w:r>
-          </w:p>
-        </w:tc>
-      </w:tr>
-      <w:tr>
-        <w:trPr>
-          <w:cantSplit w:val="true"/>
-        </w:trPr>
-        <w:tc>
-          <w:tcPr>
-            <w:tcW w:type="dxa" w:w="2381"/>
-            <w:shd w:val="clear" w:color="auto" w:fill="D7EDEA"/>
-            <w:tcMar>
-              <w:top w:w="40" w:type="dxa"/>
-              <w:bottom w:w="40" w:type="dxa"/>
-              <w:start w:w="80" w:type="dxa"/>
-              <w:end w:w="80" w:type="dxa"/>
-            </w:tcMar>
-          </w:tcPr>
-          <w:p>
-            <w:r/>
-            <w:r>
-              <w:rPr>
-                <w:b/>
-                <w:sz w:val="19"/>
-              </w:rPr>
-              <w:t>Código HTTP</w:t>
-            </w:r>
-          </w:p>
-        </w:tc>
-        <w:tc>
-          <w:tcPr>
-            <w:tcW w:type="dxa" w:w="7087"/>
-            <w:tcMar>
-              <w:top w:w="40" w:type="dxa"/>
-              <w:bottom w:w="40" w:type="dxa"/>
-              <w:start w:w="80" w:type="dxa"/>
-              <w:end w:w="80" w:type="dxa"/>
-            </w:tcMar>
-          </w:tcPr>
-          <w:p>
-            <w:r/>
-            <w:r>
-              <w:rPr>
-                <w:b w:val="0"/>
-                <w:sz w:val="19"/>
-              </w:rPr>
-              <w:t>200</w:t>
-            </w:r>
-          </w:p>
-        </w:tc>
-      </w:tr>
-      <w:tr>
-        <w:trPr>
-          <w:cantSplit w:val="true"/>
-        </w:trPr>
-        <w:tc>
-          <w:tcPr>
-            <w:tcW w:type="dxa" w:w="2381"/>
-            <w:shd w:val="clear" w:color="auto" w:fill="D7EDEA"/>
-            <w:tcMar>
-              <w:top w:w="40" w:type="dxa"/>
-              <w:bottom w:w="40" w:type="dxa"/>
-              <w:start w:w="80" w:type="dxa"/>
-              <w:end w:w="80" w:type="dxa"/>
-            </w:tcMar>
-          </w:tcPr>
-          <w:p>
-            <w:r/>
-            <w:r>
-              <w:rPr>
-                <w:b/>
-                <w:sz w:val="19"/>
-              </w:rPr>
-              <w:t>Estado</w:t>
-            </w:r>
-          </w:p>
-        </w:tc>
-        <w:tc>
-          <w:tcPr>
-            <w:tcW w:type="dxa" w:w="7087"/>
-            <w:tcMar>
-              <w:top w:w="40" w:type="dxa"/>
-              <w:bottom w:w="40" w:type="dxa"/>
-              <w:start w:w="80" w:type="dxa"/>
-              <w:end w:w="80" w:type="dxa"/>
-            </w:tcMar>
-          </w:tcPr>
-          <w:p>
-            <w:r/>
-            <w:r>
-              <w:rPr>
-                <w:b w:val="0"/>
-                <w:sz w:val="19"/>
-              </w:rPr>
-              <w:t>Defecto confirmado</w:t>
-            </w:r>
-          </w:p>
-        </w:tc>
-      </w:tr>
-      <w:tr>
-        <w:trPr>
-          <w:cantSplit w:val="true"/>
-        </w:trPr>
-        <w:tc>
-          <w:tcPr>
-            <w:tcW w:type="dxa" w:w="2381"/>
-            <w:shd w:val="clear" w:color="auto" w:fill="D7EDEA"/>
-            <w:tcMar>
-              <w:top w:w="40" w:type="dxa"/>
-              <w:bottom w:w="40" w:type="dxa"/>
-              <w:start w:w="80" w:type="dxa"/>
-              <w:end w:w="80" w:type="dxa"/>
-            </w:tcMar>
-          </w:tcPr>
-          <w:p>
-            <w:r/>
-            <w:r>
-              <w:rPr>
-                <w:b/>
-                <w:sz w:val="19"/>
-              </w:rPr>
-              <w:t>Evidencia</w:t>
-            </w:r>
-          </w:p>
-        </w:tc>
-        <w:tc>
-          <w:tcPr>
-            <w:tcW w:type="dxa" w:w="7087"/>
-            <w:tcMar>
-              <w:top w:w="40" w:type="dxa"/>
-              <w:bottom w:w="40" w:type="dxa"/>
-              <w:start w:w="80" w:type="dxa"/>
-              <w:end w:w="80" w:type="dxa"/>
-            </w:tcMar>
-          </w:tcPr>
-          <w:p>
-            <w:r/>
-            <w:r>
-              <w:rPr>
-                <w:b w:val="0"/>
-                <w:sz w:val="19"/>
-              </w:rPr>
-              <w:t>EV-DEF06-CONSOLA.png (figura 5, debajo)</w:t>
-            </w:r>
-          </w:p>
-        </w:tc>
-      </w:tr>
-    </w:tbl>
-    <w:p>
-      <w:pPr>
-        <w:keepNext/>
-        <w:spacing w:before="80" w:after="40"/>
-        <w:jc w:val="center"/>
-      </w:pPr>
-      <w:r>
-        <w:drawing>
-          <wp:inline xmlns:a="http://schemas.openxmlformats.org/drawingml/2006/main" xmlns:pic="http://schemas.openxmlformats.org/drawingml/2006/picture">
-            <wp:extent cx="5580000" cy="3138750"/>
-            <wp:docPr id="5" name="Picture 5"/>
-            <wp:cNvGraphicFramePr>
-              <a:graphicFrameLocks noChangeAspect="1"/>
-            </wp:cNvGraphicFramePr>
-            <a:graphic>
-              <a:graphicData uri="http://schemas.openxmlformats.org/drawingml/2006/picture">
-                <pic:pic>
-                  <pic:nvPicPr>
-                    <pic:cNvPr id="0" name="EV-DEF06-CONSOLA.jpg"/>
-                    <pic:cNvPicPr/>
-                  </pic:nvPicPr>
-                  <pic:blipFill>
-                    <a:blip r:embed="rId14"/>
-                    <a:stretch>
-                      <a:fillRect/>
-                    </a:stretch>
-                  </pic:blipFill>
-                  <pic:spPr>
-                    <a:xfrm>
-                      <a:off x="0" y="0"/>
-                      <a:ext cx="5580000" cy="3138750"/>
-                    </a:xfrm>
-                    <a:prstGeom prst="rect"/>
-                  </pic:spPr>
-                </pic:pic>
-              </a:graphicData>
-            </a:graphic>
-          </wp:inline>
-        </w:drawing>
-      </w:r>
-    </w:p>
-    <w:p>
-      <w:pPr>
-        <w:spacing w:after="200"/>
-        <w:jc w:val="center"/>
-      </w:pPr>
-      <w:r>
-        <w:rPr>
-          <w:b/>
-          <w:i/>
-          <w:sz w:val="18"/>
-        </w:rPr>
-        <w:t xml:space="preserve">Figura 5. </w:t>
-      </w:r>
-      <w:r>
-        <w:rPr>
-          <w:i/>
-          <w:sz w:val="18"/>
-        </w:rPr>
-        <w:t>DEF-06 · EV-DEF06-CONSOLA.png. Consola F12 con el comando ejecutado y la respuesta: una tutoría cancelada se marca «completada» por la api.</w:t>
-      </w:r>
-    </w:p>
-    <w:p/>
-    <w:p>
-      <w:pPr>
-        <w:pStyle w:val="Heading3"/>
-      </w:pPr>
-      <w:r>
-        <w:t>DEF-10 · La API guarda tutorías con fechas y horas que no existen</w:t>
-      </w:r>
-    </w:p>
-    <w:p>
-      <w:pPr>
-        <w:spacing w:after="60"/>
-      </w:pPr>
-      <w:r>
-        <w:rPr>
-          <w:b w:val="0"/>
-          <w:i w:val="0"/>
-          <w:sz w:val="21"/>
-        </w:rPr>
-        <w:t>El servidor no valida que la fecha y la hora existan; acepta «2027-13-45» y «25:99».</w:t>
-      </w:r>
-    </w:p>
-    <w:p>
-      <w:pPr>
-        <w:spacing w:after="40"/>
-      </w:pPr>
-      <w:r>
-        <w:rPr>
-          <w:b/>
-          <w:i w:val="0"/>
-          <w:sz w:val="19"/>
-        </w:rPr>
-        <w:t>Comando (pestaña Consola de F12):</w:t>
-      </w:r>
-    </w:p>
-    <w:tbl>
-      <w:tblPr>
-        <w:tblW w:type="auto" w:w="0"/>
-        <w:tblLook w:firstColumn="1" w:firstRow="1" w:lastColumn="0" w:lastRow="0" w:noHBand="0" w:noVBand="1" w:val="04A0"/>
-        <w:tblBorders>
-          <w:top w:val="single" w:sz="4" w:space="0" w:color="D1D5DB"/>
-          <w:left w:val="single" w:sz="4" w:space="0" w:color="D1D5DB"/>
-          <w:bottom w:val="single" w:sz="4" w:space="0" w:color="D1D5DB"/>
-          <w:right w:val="single" w:sz="4" w:space="0" w:color="D1D5DB"/>
-          <w:insideH w:val="single" w:sz="4" w:space="0" w:color="D1D5DB"/>
-          <w:insideV w:val="single" w:sz="4" w:space="0" w:color="D1D5DB"/>
-        </w:tblBorders>
-      </w:tblPr>
-      <w:tblGrid>
-        <w:gridCol w:w="9746"/>
-      </w:tblGrid>
-      <w:tr>
-        <w:trPr>
-          <w:cantSplit w:val="true"/>
-        </w:trPr>
-        <w:tc>
-          <w:tcPr>
-            <w:tcW w:type="dxa" w:w="9746"/>
-            <w:shd w:val="clear" w:color="auto" w:fill="1E1E1F"/>
-            <w:tcMar>
-              <w:top w:w="80" w:type="dxa"/>
-              <w:bottom w:w="80" w:type="dxa"/>
-              <w:start w:w="120" w:type="dxa"/>
-              <w:end w:w="120" w:type="dxa"/>
-            </w:tcMar>
-          </w:tcPr>
-          <w:p>
-            <w:pPr>
-              <w:spacing w:after="0" w:line="240" w:lineRule="auto"/>
-            </w:pPr>
-            <w:r/>
-            <w:r>
-              <w:rPr>
-                <w:rFonts w:ascii="Consolas" w:hAnsi="Consolas"/>
-                <w:color w:val="E8EAED"/>
-                <w:sz w:val="18"/>
-              </w:rPr>
-              <w:t>fetch("/api/tutorias",{method:"POST",headers:{</w:t>
-            </w:r>
-          </w:p>
-          <w:p>
-            <w:pPr>
-              <w:spacing w:after="0" w:line="240" w:lineRule="auto"/>
-            </w:pPr>
-            <w:r>
-              <w:rPr>
-                <w:rFonts w:ascii="Consolas" w:hAnsi="Consolas"/>
-                <w:color w:val="E8EAED"/>
-                <w:sz w:val="18"/>
-              </w:rPr>
-              <w:t xml:space="preserve">  "Content-Type":"application/json",Authorization:"Bearer "</w:t>
-            </w:r>
-          </w:p>
-          <w:p>
-            <w:pPr>
-              <w:spacing w:after="0" w:line="240" w:lineRule="auto"/>
-            </w:pPr>
-            <w:r>
-              <w:rPr>
-                <w:rFonts w:ascii="Consolas" w:hAnsi="Consolas"/>
-                <w:color w:val="E8EAED"/>
-                <w:sz w:val="18"/>
-              </w:rPr>
-              <w:t xml:space="preserve">  +localStorage.getItem("cp.token")},</w:t>
-            </w:r>
-          </w:p>
-          <w:p>
-            <w:pPr>
-              <w:spacing w:after="0" w:line="240" w:lineRule="auto"/>
-            </w:pPr>
-            <w:r>
-              <w:rPr>
-                <w:rFonts w:ascii="Consolas" w:hAnsi="Consolas"/>
-                <w:color w:val="E8EAED"/>
-                <w:sz w:val="18"/>
-              </w:rPr>
-              <w:t xml:space="preserve">  body:JSON.stringify({docente_id:9,asignatura:"Cálculo Diferencial",</w:t>
-            </w:r>
-          </w:p>
-          <w:p>
-            <w:pPr>
-              <w:spacing w:after="0" w:line="240" w:lineRule="auto"/>
-            </w:pPr>
-            <w:r>
-              <w:rPr>
-                <w:rFonts w:ascii="Consolas" w:hAnsi="Consolas"/>
-                <w:color w:val="E8EAED"/>
-                <w:sz w:val="18"/>
-              </w:rPr>
-              <w:t xml:space="preserve">  modalidad:"Virtual",fecha:"2027-13-45",hora:"25:99"})})</w:t>
-            </w:r>
-          </w:p>
-          <w:p>
-            <w:pPr>
-              <w:spacing w:after="0" w:line="240" w:lineRule="auto"/>
-            </w:pPr>
-            <w:r>
-              <w:rPr>
-                <w:rFonts w:ascii="Consolas" w:hAnsi="Consolas"/>
-                <w:color w:val="E8EAED"/>
-                <w:sz w:val="18"/>
-              </w:rPr>
-              <w:t xml:space="preserve">  .then(r=&gt;r.json()).then(console.log)</w:t>
-            </w:r>
-          </w:p>
-        </w:tc>
-      </w:tr>
-    </w:tbl>
-    <w:tbl>
-      <w:tblPr>
-        <w:tblW w:type="auto" w:w="0"/>
-        <w:tblLook w:firstColumn="1" w:firstRow="1" w:lastColumn="0" w:lastRow="0" w:noHBand="0" w:noVBand="1" w:val="04A0"/>
-        <w:tblBorders>
-          <w:top w:val="single" w:sz="4" w:space="0" w:color="D1D5DB"/>
-          <w:left w:val="single" w:sz="4" w:space="0" w:color="D1D5DB"/>
-          <w:bottom w:val="single" w:sz="4" w:space="0" w:color="D1D5DB"/>
-          <w:right w:val="single" w:sz="4" w:space="0" w:color="D1D5DB"/>
-          <w:insideH w:val="single" w:sz="4" w:space="0" w:color="D1D5DB"/>
-          <w:insideV w:val="single" w:sz="4" w:space="0" w:color="D1D5DB"/>
-        </w:tblBorders>
-      </w:tblPr>
-      <w:tblGrid>
-        <w:gridCol w:w="4873"/>
-        <w:gridCol w:w="4873"/>
-      </w:tblGrid>
-      <w:tr>
-        <w:trPr>
-          <w:cantSplit w:val="true"/>
-        </w:trPr>
-        <w:tc>
-          <w:tcPr>
-            <w:tcW w:type="dxa" w:w="2381"/>
-            <w:shd w:val="clear" w:color="auto" w:fill="D7EDEA"/>
-            <w:tcMar>
-              <w:top w:w="40" w:type="dxa"/>
-              <w:bottom w:w="40" w:type="dxa"/>
-              <w:start w:w="80" w:type="dxa"/>
-              <w:end w:w="80" w:type="dxa"/>
-            </w:tcMar>
-          </w:tcPr>
-          <w:p>
-            <w:r/>
-            <w:r>
-              <w:rPr>
-                <w:b/>
-                <w:sz w:val="19"/>
-              </w:rPr>
-              <w:t>Requisito</w:t>
-            </w:r>
-          </w:p>
-        </w:tc>
-        <w:tc>
-          <w:tcPr>
-            <w:tcW w:type="dxa" w:w="7087"/>
-            <w:tcMar>
-              <w:top w:w="40" w:type="dxa"/>
-              <w:bottom w:w="40" w:type="dxa"/>
-              <w:start w:w="80" w:type="dxa"/>
-              <w:end w:w="80" w:type="dxa"/>
-            </w:tcMar>
-          </w:tcPr>
-          <w:p>
-            <w:r/>
-            <w:r>
-              <w:rPr>
-                <w:b w:val="0"/>
-                <w:sz w:val="19"/>
-              </w:rPr>
-              <w:t>R5</w:t>
-            </w:r>
-          </w:p>
-        </w:tc>
-      </w:tr>
-      <w:tr>
-        <w:trPr>
-          <w:cantSplit w:val="true"/>
-        </w:trPr>
-        <w:tc>
-          <w:tcPr>
-            <w:tcW w:type="dxa" w:w="2381"/>
-            <w:shd w:val="clear" w:color="auto" w:fill="D7EDEA"/>
-            <w:tcMar>
-              <w:top w:w="40" w:type="dxa"/>
-              <w:bottom w:w="40" w:type="dxa"/>
-              <w:start w:w="80" w:type="dxa"/>
-              <w:end w:w="80" w:type="dxa"/>
-            </w:tcMar>
-          </w:tcPr>
-          <w:p>
-            <w:r/>
-            <w:r>
-              <w:rPr>
-                <w:b/>
-                <w:sz w:val="19"/>
-              </w:rPr>
-              <w:t>Resultado esperado</w:t>
-            </w:r>
-          </w:p>
-        </w:tc>
-        <w:tc>
-          <w:tcPr>
-            <w:tcW w:type="dxa" w:w="7087"/>
-            <w:tcMar>
-              <w:top w:w="40" w:type="dxa"/>
-              <w:bottom w:w="40" w:type="dxa"/>
-              <w:start w:w="80" w:type="dxa"/>
-              <w:end w:w="80" w:type="dxa"/>
-            </w:tcMar>
-          </w:tcPr>
-          <w:p>
-            <w:r/>
-            <w:r>
-              <w:rPr>
-                <w:b w:val="0"/>
-                <w:sz w:val="19"/>
-              </w:rPr>
-              <w:t>El servidor debería rechazar la fecha y la hora inválidas. En su lugar responde 201 {mensaje: "Tutoría programada"}: DEFECTO.</w:t>
-            </w:r>
-          </w:p>
-        </w:tc>
-      </w:tr>
-      <w:tr>
-        <w:trPr>
-          <w:cantSplit w:val="true"/>
-        </w:trPr>
-        <w:tc>
-          <w:tcPr>
-            <w:tcW w:type="dxa" w:w="2381"/>
-            <w:shd w:val="clear" w:color="auto" w:fill="D7EDEA"/>
-            <w:tcMar>
-              <w:top w:w="40" w:type="dxa"/>
-              <w:bottom w:w="40" w:type="dxa"/>
-              <w:start w:w="80" w:type="dxa"/>
-              <w:end w:w="80" w:type="dxa"/>
-            </w:tcMar>
-          </w:tcPr>
-          <w:p>
-            <w:r/>
-            <w:r>
-              <w:rPr>
-                <w:b/>
-                <w:sz w:val="19"/>
-              </w:rPr>
-              <w:t>Resultado real</w:t>
-            </w:r>
-          </w:p>
-        </w:tc>
-        <w:tc>
-          <w:tcPr>
-            <w:tcW w:type="dxa" w:w="7087"/>
-            <w:tcMar>
-              <w:top w:w="40" w:type="dxa"/>
-              <w:bottom w:w="40" w:type="dxa"/>
-              <w:start w:w="80" w:type="dxa"/>
-              <w:end w:w="80" w:type="dxa"/>
-            </w:tcMar>
-          </w:tcPr>
-          <w:p>
-            <w:r/>
-            <w:r>
-              <w:rPr>
-                <w:b w:val="0"/>
-                <w:sz w:val="19"/>
-              </w:rPr>
-              <w:t>El servidor respondió 201 {mensaje: 'Tutoría programada', id: 20}: acepta la fecha «2027-13-45» y la hora «25:99» sin validar que existan.</w:t>
-            </w:r>
-          </w:p>
-        </w:tc>
-      </w:tr>
-      <w:tr>
-        <w:trPr>
-          <w:cantSplit w:val="true"/>
-        </w:trPr>
-        <w:tc>
-          <w:tcPr>
-            <w:tcW w:type="dxa" w:w="2381"/>
-            <w:shd w:val="clear" w:color="auto" w:fill="D7EDEA"/>
-            <w:tcMar>
-              <w:top w:w="40" w:type="dxa"/>
-              <w:bottom w:w="40" w:type="dxa"/>
-              <w:start w:w="80" w:type="dxa"/>
-              <w:end w:w="80" w:type="dxa"/>
-            </w:tcMar>
-          </w:tcPr>
-          <w:p>
-            <w:r/>
-            <w:r>
-              <w:rPr>
-                <w:b/>
-                <w:sz w:val="19"/>
-              </w:rPr>
-              <w:t>Código HTTP</w:t>
-            </w:r>
-          </w:p>
-        </w:tc>
-        <w:tc>
-          <w:tcPr>
-            <w:tcW w:type="dxa" w:w="7087"/>
-            <w:tcMar>
-              <w:top w:w="40" w:type="dxa"/>
-              <w:bottom w:w="40" w:type="dxa"/>
-              <w:start w:w="80" w:type="dxa"/>
-              <w:end w:w="80" w:type="dxa"/>
-            </w:tcMar>
-          </w:tcPr>
-          <w:p>
-            <w:r/>
-            <w:r>
-              <w:rPr>
-                <w:b w:val="0"/>
-                <w:sz w:val="19"/>
-              </w:rPr>
-              <w:t>201</w:t>
-            </w:r>
-          </w:p>
-        </w:tc>
-      </w:tr>
-      <w:tr>
-        <w:trPr>
-          <w:cantSplit w:val="true"/>
-        </w:trPr>
-        <w:tc>
-          <w:tcPr>
-            <w:tcW w:type="dxa" w:w="2381"/>
-            <w:shd w:val="clear" w:color="auto" w:fill="D7EDEA"/>
-            <w:tcMar>
-              <w:top w:w="40" w:type="dxa"/>
-              <w:bottom w:w="40" w:type="dxa"/>
-              <w:start w:w="80" w:type="dxa"/>
-              <w:end w:w="80" w:type="dxa"/>
-            </w:tcMar>
-          </w:tcPr>
-          <w:p>
-            <w:r/>
-            <w:r>
-              <w:rPr>
-                <w:b/>
-                <w:sz w:val="19"/>
-              </w:rPr>
-              <w:t>Estado</w:t>
-            </w:r>
-          </w:p>
-        </w:tc>
-        <w:tc>
-          <w:tcPr>
-            <w:tcW w:type="dxa" w:w="7087"/>
-            <w:tcMar>
-              <w:top w:w="40" w:type="dxa"/>
-              <w:bottom w:w="40" w:type="dxa"/>
-              <w:start w:w="80" w:type="dxa"/>
-              <w:end w:w="80" w:type="dxa"/>
-            </w:tcMar>
-          </w:tcPr>
-          <w:p>
-            <w:r/>
-            <w:r>
-              <w:rPr>
-                <w:b w:val="0"/>
-                <w:sz w:val="19"/>
-              </w:rPr>
-              <w:t>Defecto confirmado</w:t>
-            </w:r>
-          </w:p>
-        </w:tc>
-      </w:tr>
-      <w:tr>
-        <w:trPr>
-          <w:cantSplit w:val="true"/>
-        </w:trPr>
-        <w:tc>
-          <w:tcPr>
-            <w:tcW w:type="dxa" w:w="2381"/>
-            <w:shd w:val="clear" w:color="auto" w:fill="D7EDEA"/>
-            <w:tcMar>
-              <w:top w:w="40" w:type="dxa"/>
-              <w:bottom w:w="40" w:type="dxa"/>
-              <w:start w:w="80" w:type="dxa"/>
-              <w:end w:w="80" w:type="dxa"/>
-            </w:tcMar>
-          </w:tcPr>
-          <w:p>
-            <w:r/>
-            <w:r>
-              <w:rPr>
-                <w:b/>
-                <w:sz w:val="19"/>
-              </w:rPr>
-              <w:t>Evidencia</w:t>
-            </w:r>
-          </w:p>
-        </w:tc>
-        <w:tc>
-          <w:tcPr>
-            <w:tcW w:type="dxa" w:w="7087"/>
-            <w:tcMar>
-              <w:top w:w="40" w:type="dxa"/>
-              <w:bottom w:w="40" w:type="dxa"/>
-              <w:start w:w="80" w:type="dxa"/>
-              <w:end w:w="80" w:type="dxa"/>
-            </w:tcMar>
-          </w:tcPr>
-          <w:p>
-            <w:r/>
-            <w:r>
-              <w:rPr>
-                <w:b w:val="0"/>
-                <w:sz w:val="19"/>
-              </w:rPr>
-              <w:t>EV-DEF10-CONSOLA.png (figura 6, debajo)</w:t>
-            </w:r>
-          </w:p>
-        </w:tc>
-      </w:tr>
-    </w:tbl>
-    <w:p>
-      <w:pPr>
-        <w:keepNext/>
-        <w:spacing w:before="80" w:after="40"/>
-        <w:jc w:val="center"/>
-      </w:pPr>
-      <w:r>
-        <w:drawing>
-          <wp:inline xmlns:a="http://schemas.openxmlformats.org/drawingml/2006/main" xmlns:pic="http://schemas.openxmlformats.org/drawingml/2006/picture">
-            <wp:extent cx="5580000" cy="3138750"/>
-            <wp:docPr id="6" name="Picture 6"/>
-            <wp:cNvGraphicFramePr>
-              <a:graphicFrameLocks noChangeAspect="1"/>
-            </wp:cNvGraphicFramePr>
-            <a:graphic>
-              <a:graphicData uri="http://schemas.openxmlformats.org/drawingml/2006/picture">
-                <pic:pic>
-                  <pic:nvPicPr>
-                    <pic:cNvPr id="0" name="EV-DEF10-CONSOLA.jpg"/>
-                    <pic:cNvPicPr/>
-                  </pic:nvPicPr>
-                  <pic:blipFill>
-                    <a:blip r:embed="rId15"/>
-                    <a:stretch>
-                      <a:fillRect/>
-                    </a:stretch>
-                  </pic:blipFill>
-                  <pic:spPr>
-                    <a:xfrm>
-                      <a:off x="0" y="0"/>
-                      <a:ext cx="5580000" cy="3138750"/>
-                    </a:xfrm>
-                    <a:prstGeom prst="rect"/>
-                  </pic:spPr>
-                </pic:pic>
-              </a:graphicData>
-            </a:graphic>
-          </wp:inline>
-        </w:drawing>
-      </w:r>
-    </w:p>
-    <w:p>
-      <w:pPr>
-        <w:spacing w:after="200"/>
-        <w:jc w:val="center"/>
-      </w:pPr>
-      <w:r>
-        <w:rPr>
-          <w:b/>
-          <w:i/>
-          <w:sz w:val="18"/>
-        </w:rPr>
-        <w:t xml:space="preserve">Figura 6. </w:t>
-      </w:r>
-      <w:r>
-        <w:rPr>
-          <w:i/>
-          <w:sz w:val="18"/>
-        </w:rPr>
-        <w:t>DEF-10 · EV-DEF10-CONSOLA.png. Consola F12 con el comando ejecutado y la respuesta: la api guarda tutorías con fechas y horas que no existen.</w:t>
-      </w:r>
-    </w:p>
-    <w:p/>
-    <w:p>
-      <w:pPr>
-        <w:pStyle w:val="Heading3"/>
-      </w:pPr>
-      <w:r>
-        <w:t>DEF-13 · Los mensajes emergentes se generan pero nunca se ven</w:t>
-      </w:r>
-    </w:p>
-    <w:p>
-      <w:pPr>
-        <w:spacing w:after="60"/>
-      </w:pPr>
-      <w:r>
-        <w:rPr>
-          <w:b w:val="0"/>
-          <w:i w:val="0"/>
-          <w:sz w:val="21"/>
-        </w:rPr>
-        <w:t>Justo después de una acción que muestra un mensaje (cancelar una tutoría con menos de 24 horas), se inspecciona el elemento #tostada desde la consola, que es el paso 3 del reporte.</w:t>
-      </w:r>
-    </w:p>
-    <w:p>
-      <w:pPr>
-        <w:spacing w:after="40"/>
-      </w:pPr>
-      <w:r>
-        <w:rPr>
-          <w:b/>
-          <w:i w:val="0"/>
-          <w:sz w:val="19"/>
-        </w:rPr>
-        <w:t>Comando (pestaña Consola de F12):</w:t>
-      </w:r>
-    </w:p>
-    <w:tbl>
-      <w:tblPr>
-        <w:tblW w:type="auto" w:w="0"/>
-        <w:tblLook w:firstColumn="1" w:firstRow="1" w:lastColumn="0" w:lastRow="0" w:noHBand="0" w:noVBand="1" w:val="04A0"/>
-        <w:tblBorders>
-          <w:top w:val="single" w:sz="4" w:space="0" w:color="D1D5DB"/>
-          <w:left w:val="single" w:sz="4" w:space="0" w:color="D1D5DB"/>
-          <w:bottom w:val="single" w:sz="4" w:space="0" w:color="D1D5DB"/>
-          <w:right w:val="single" w:sz="4" w:space="0" w:color="D1D5DB"/>
-          <w:insideH w:val="single" w:sz="4" w:space="0" w:color="D1D5DB"/>
-          <w:insideV w:val="single" w:sz="4" w:space="0" w:color="D1D5DB"/>
-        </w:tblBorders>
-      </w:tblPr>
-      <w:tblGrid>
-        <w:gridCol w:w="9746"/>
-      </w:tblGrid>
-      <w:tr>
-        <w:trPr>
-          <w:cantSplit w:val="true"/>
-        </w:trPr>
-        <w:tc>
-          <w:tcPr>
-            <w:tcW w:type="dxa" w:w="9746"/>
-            <w:shd w:val="clear" w:color="auto" w:fill="1E1E1F"/>
-            <w:tcMar>
-              <w:top w:w="80" w:type="dxa"/>
-              <w:bottom w:w="80" w:type="dxa"/>
-              <w:start w:w="120" w:type="dxa"/>
-              <w:end w:w="120" w:type="dxa"/>
-            </w:tcMar>
-          </w:tcPr>
-          <w:p>
-            <w:pPr>
-              <w:spacing w:after="0" w:line="240" w:lineRule="auto"/>
-            </w:pPr>
-            <w:r/>
-            <w:r>
-              <w:rPr>
-                <w:rFonts w:ascii="Consolas" w:hAnsi="Consolas"/>
-                <w:color w:val="E8EAED"/>
-                <w:sz w:val="18"/>
-              </w:rPr>
-              <w:t>const t = document.getElementById("tostada");</w:t>
-            </w:r>
-          </w:p>
-          <w:p>
-            <w:pPr>
-              <w:spacing w:after="0" w:line="240" w:lineRule="auto"/>
-            </w:pPr>
-            <w:r>
-              <w:rPr>
-                <w:rFonts w:ascii="Consolas" w:hAnsi="Consolas"/>
-                <w:color w:val="E8EAED"/>
-                <w:sz w:val="18"/>
-              </w:rPr>
-              <w:t>console.log(t.textContent, "|", t.className,</w:t>
-            </w:r>
-          </w:p>
-          <w:p>
-            <w:pPr>
-              <w:spacing w:after="0" w:line="240" w:lineRule="auto"/>
-            </w:pPr>
-            <w:r>
-              <w:rPr>
-                <w:rFonts w:ascii="Consolas" w:hAnsi="Consolas"/>
-                <w:color w:val="E8EAED"/>
-                <w:sz w:val="18"/>
-              </w:rPr>
-              <w:t xml:space="preserve">  "| opacidad:", getComputedStyle(t).opacity)</w:t>
-            </w:r>
-          </w:p>
-        </w:tc>
-      </w:tr>
-    </w:tbl>
-    <w:tbl>
-      <w:tblPr>
-        <w:tblW w:type="auto" w:w="0"/>
-        <w:tblLook w:firstColumn="1" w:firstRow="1" w:lastColumn="0" w:lastRow="0" w:noHBand="0" w:noVBand="1" w:val="04A0"/>
-        <w:tblBorders>
-          <w:top w:val="single" w:sz="4" w:space="0" w:color="D1D5DB"/>
-          <w:left w:val="single" w:sz="4" w:space="0" w:color="D1D5DB"/>
-          <w:bottom w:val="single" w:sz="4" w:space="0" w:color="D1D5DB"/>
-          <w:right w:val="single" w:sz="4" w:space="0" w:color="D1D5DB"/>
-          <w:insideH w:val="single" w:sz="4" w:space="0" w:color="D1D5DB"/>
-          <w:insideV w:val="single" w:sz="4" w:space="0" w:color="D1D5DB"/>
-        </w:tblBorders>
-      </w:tblPr>
-      <w:tblGrid>
-        <w:gridCol w:w="4873"/>
-        <w:gridCol w:w="4873"/>
-      </w:tblGrid>
-      <w:tr>
-        <w:trPr>
-          <w:cantSplit w:val="true"/>
-        </w:trPr>
-        <w:tc>
-          <w:tcPr>
-            <w:tcW w:type="dxa" w:w="2381"/>
-            <w:shd w:val="clear" w:color="auto" w:fill="D7EDEA"/>
-            <w:tcMar>
-              <w:top w:w="40" w:type="dxa"/>
-              <w:bottom w:w="40" w:type="dxa"/>
-              <w:start w:w="80" w:type="dxa"/>
-              <w:end w:w="80" w:type="dxa"/>
-            </w:tcMar>
-          </w:tcPr>
-          <w:p>
-            <w:r/>
-            <w:r>
-              <w:rPr>
-                <w:b/>
-                <w:sz w:val="19"/>
-              </w:rPr>
-              <w:t>Requisito</w:t>
-            </w:r>
-          </w:p>
-        </w:tc>
-        <w:tc>
-          <w:tcPr>
-            <w:tcW w:type="dxa" w:w="7087"/>
-            <w:tcMar>
-              <w:top w:w="40" w:type="dxa"/>
-              <w:bottom w:w="40" w:type="dxa"/>
-              <w:start w:w="80" w:type="dxa"/>
-              <w:end w:w="80" w:type="dxa"/>
-            </w:tcMar>
-          </w:tcPr>
-          <w:p>
-            <w:r/>
-            <w:r>
-              <w:rPr>
-                <w:b w:val="0"/>
-                <w:sz w:val="19"/>
-              </w:rPr>
-              <w:t>RF028 · transversal</w:t>
-            </w:r>
-          </w:p>
-        </w:tc>
-      </w:tr>
-      <w:tr>
-        <w:trPr>
-          <w:cantSplit w:val="true"/>
-        </w:trPr>
-        <w:tc>
-          <w:tcPr>
-            <w:tcW w:type="dxa" w:w="2381"/>
-            <w:shd w:val="clear" w:color="auto" w:fill="D7EDEA"/>
-            <w:tcMar>
-              <w:top w:w="40" w:type="dxa"/>
-              <w:bottom w:w="40" w:type="dxa"/>
-              <w:start w:w="80" w:type="dxa"/>
-              <w:end w:w="80" w:type="dxa"/>
-            </w:tcMar>
-          </w:tcPr>
-          <w:p>
-            <w:r/>
-            <w:r>
-              <w:rPr>
-                <w:b/>
-                <w:sz w:val="19"/>
-              </w:rPr>
-              <w:t>Resultado esperado</w:t>
-            </w:r>
-          </w:p>
-        </w:tc>
-        <w:tc>
-          <w:tcPr>
-            <w:tcW w:type="dxa" w:w="7087"/>
-            <w:tcMar>
-              <w:top w:w="40" w:type="dxa"/>
-              <w:bottom w:w="40" w:type="dxa"/>
-              <w:start w:w="80" w:type="dxa"/>
-              <w:end w:w="80" w:type="dxa"/>
-            </w:tcMar>
-          </w:tcPr>
-          <w:p>
-            <w:r/>
-            <w:r>
-              <w:rPr>
-                <w:b w:val="0"/>
-                <w:sz w:val="19"/>
-              </w:rPr>
-              <w:t>RF028: el mensaje emergente se ve en pantalla (opacidad 1) y después desaparece solo.</w:t>
-            </w:r>
-          </w:p>
-        </w:tc>
-      </w:tr>
-      <w:tr>
-        <w:trPr>
-          <w:cantSplit w:val="true"/>
-        </w:trPr>
-        <w:tc>
-          <w:tcPr>
-            <w:tcW w:type="dxa" w:w="2381"/>
-            <w:shd w:val="clear" w:color="auto" w:fill="D7EDEA"/>
-            <w:tcMar>
-              <w:top w:w="40" w:type="dxa"/>
-              <w:bottom w:w="40" w:type="dxa"/>
-              <w:start w:w="80" w:type="dxa"/>
-              <w:end w:w="80" w:type="dxa"/>
-            </w:tcMar>
-          </w:tcPr>
-          <w:p>
-            <w:r/>
-            <w:r>
-              <w:rPr>
-                <w:b/>
-                <w:sz w:val="19"/>
-              </w:rPr>
-              <w:t>Resultado real</w:t>
-            </w:r>
-          </w:p>
-        </w:tc>
-        <w:tc>
-          <w:tcPr>
-            <w:tcW w:type="dxa" w:w="7087"/>
-            <w:tcMar>
-              <w:top w:w="40" w:type="dxa"/>
-              <w:bottom w:w="40" w:type="dxa"/>
-              <w:start w:w="80" w:type="dxa"/>
-              <w:end w:w="80" w:type="dxa"/>
-            </w:tcMar>
-          </w:tcPr>
-          <w:p>
-            <w:r/>
-            <w:r>
-              <w:rPr>
-                <w:b w:val="0"/>
-                <w:sz w:val="19"/>
-              </w:rPr>
-              <w:t>La consola imprime «Faltan 7h para la tutoría y se requieren 24h de anticipación para cancelar (RN03). Escríbele al docente. | tostada tostada--visible tostada--error | opacidad: 0». El elemento tiene el mensaje y la clase «tostada--visible», pero la hoja de estilos solo define «.tostada.visible»; por eso la opacidad se queda en 0 y en pantalla no aparece nada.</w:t>
-            </w:r>
-          </w:p>
-        </w:tc>
-      </w:tr>
-      <w:tr>
-        <w:trPr>
-          <w:cantSplit w:val="true"/>
-        </w:trPr>
-        <w:tc>
-          <w:tcPr>
-            <w:tcW w:type="dxa" w:w="2381"/>
-            <w:shd w:val="clear" w:color="auto" w:fill="D7EDEA"/>
-            <w:tcMar>
-              <w:top w:w="40" w:type="dxa"/>
-              <w:bottom w:w="40" w:type="dxa"/>
-              <w:start w:w="80" w:type="dxa"/>
-              <w:end w:w="80" w:type="dxa"/>
-            </w:tcMar>
-          </w:tcPr>
-          <w:p>
-            <w:r/>
-            <w:r>
-              <w:rPr>
-                <w:b/>
-                <w:sz w:val="19"/>
-              </w:rPr>
-              <w:t>Código HTTP</w:t>
-            </w:r>
-          </w:p>
-        </w:tc>
-        <w:tc>
-          <w:tcPr>
-            <w:tcW w:type="dxa" w:w="7087"/>
-            <w:tcMar>
-              <w:top w:w="40" w:type="dxa"/>
-              <w:bottom w:w="40" w:type="dxa"/>
-              <w:start w:w="80" w:type="dxa"/>
-              <w:end w:w="80" w:type="dxa"/>
-            </w:tcMar>
-          </w:tcPr>
-          <w:p>
-            <w:r/>
-            <w:r>
-              <w:rPr>
-                <w:b w:val="0"/>
-                <w:sz w:val="19"/>
-              </w:rPr>
-              <w:t>— (inspección del elemento, sin petición al servidor)</w:t>
-            </w:r>
-          </w:p>
-        </w:tc>
-      </w:tr>
-      <w:tr>
-        <w:trPr>
-          <w:cantSplit w:val="true"/>
-        </w:trPr>
-        <w:tc>
-          <w:tcPr>
-            <w:tcW w:type="dxa" w:w="2381"/>
-            <w:shd w:val="clear" w:color="auto" w:fill="D7EDEA"/>
-            <w:tcMar>
-              <w:top w:w="40" w:type="dxa"/>
-              <w:bottom w:w="40" w:type="dxa"/>
-              <w:start w:w="80" w:type="dxa"/>
-              <w:end w:w="80" w:type="dxa"/>
-            </w:tcMar>
-          </w:tcPr>
-          <w:p>
-            <w:r/>
-            <w:r>
-              <w:rPr>
-                <w:b/>
-                <w:sz w:val="19"/>
-              </w:rPr>
-              <w:t>Estado</w:t>
-            </w:r>
-          </w:p>
-        </w:tc>
-        <w:tc>
-          <w:tcPr>
-            <w:tcW w:type="dxa" w:w="7087"/>
-            <w:tcMar>
-              <w:top w:w="40" w:type="dxa"/>
-              <w:bottom w:w="40" w:type="dxa"/>
-              <w:start w:w="80" w:type="dxa"/>
-              <w:end w:w="80" w:type="dxa"/>
-            </w:tcMar>
-          </w:tcPr>
-          <w:p>
-            <w:r/>
-            <w:r>
-              <w:rPr>
-                <w:b w:val="0"/>
-                <w:sz w:val="19"/>
-              </w:rPr>
-              <w:t>Defecto confirmado</w:t>
-            </w:r>
-          </w:p>
-        </w:tc>
-      </w:tr>
-      <w:tr>
-        <w:trPr>
-          <w:cantSplit w:val="true"/>
-        </w:trPr>
-        <w:tc>
-          <w:tcPr>
-            <w:tcW w:type="dxa" w:w="2381"/>
-            <w:shd w:val="clear" w:color="auto" w:fill="D7EDEA"/>
-            <w:tcMar>
-              <w:top w:w="40" w:type="dxa"/>
-              <w:bottom w:w="40" w:type="dxa"/>
-              <w:start w:w="80" w:type="dxa"/>
-              <w:end w:w="80" w:type="dxa"/>
-            </w:tcMar>
-          </w:tcPr>
-          <w:p>
-            <w:r/>
-            <w:r>
-              <w:rPr>
-                <w:b/>
-                <w:sz w:val="19"/>
-              </w:rPr>
-              <w:t>Evidencia</w:t>
-            </w:r>
-          </w:p>
-        </w:tc>
-        <w:tc>
-          <w:tcPr>
-            <w:tcW w:type="dxa" w:w="7087"/>
-            <w:tcMar>
-              <w:top w:w="40" w:type="dxa"/>
-              <w:bottom w:w="40" w:type="dxa"/>
-              <w:start w:w="80" w:type="dxa"/>
-              <w:end w:w="80" w:type="dxa"/>
-            </w:tcMar>
-          </w:tcPr>
-          <w:p>
-            <w:r/>
-            <w:r>
-              <w:rPr>
-                <w:b w:val="0"/>
-                <w:sz w:val="19"/>
-              </w:rPr>
-              <w:t>EV-DEF13-CONSOLA.png (figura 7, debajo)</w:t>
-            </w:r>
-          </w:p>
-        </w:tc>
-      </w:tr>
-    </w:tbl>
-    <w:p>
-      <w:pPr>
-        <w:keepNext/>
-        <w:spacing w:before="80" w:after="40"/>
-        <w:jc w:val="center"/>
-      </w:pPr>
-      <w:r>
-        <w:drawing>
-          <wp:inline xmlns:a="http://schemas.openxmlformats.org/drawingml/2006/main" xmlns:pic="http://schemas.openxmlformats.org/drawingml/2006/picture">
-            <wp:extent cx="5580000" cy="3138750"/>
-            <wp:docPr id="7" name="Picture 7"/>
-            <wp:cNvGraphicFramePr>
-              <a:graphicFrameLocks noChangeAspect="1"/>
-            </wp:cNvGraphicFramePr>
-            <a:graphic>
-              <a:graphicData uri="http://schemas.openxmlformats.org/drawingml/2006/picture">
-                <pic:pic>
-                  <pic:nvPicPr>
-                    <pic:cNvPr id="0" name="EV-DEF13-CONSOLA.jpg"/>
-                    <pic:cNvPicPr/>
-                  </pic:nvPicPr>
-                  <pic:blipFill>
-                    <a:blip r:embed="rId16"/>
-                    <a:stretch>
-                      <a:fillRect/>
-                    </a:stretch>
-                  </pic:blipFill>
-                  <pic:spPr>
-                    <a:xfrm>
-                      <a:off x="0" y="0"/>
-                      <a:ext cx="5580000" cy="3138750"/>
-                    </a:xfrm>
-                    <a:prstGeom prst="rect"/>
-                  </pic:spPr>
-                </pic:pic>
-              </a:graphicData>
-            </a:graphic>
-          </wp:inline>
-        </w:drawing>
-      </w:r>
-    </w:p>
-    <w:p>
-      <w:pPr>
-        <w:spacing w:after="200"/>
-        <w:jc w:val="center"/>
-      </w:pPr>
-      <w:r>
-        <w:rPr>
-          <w:b/>
-          <w:i/>
-          <w:sz w:val="18"/>
-        </w:rPr>
-        <w:t xml:space="preserve">Figura 7. </w:t>
-      </w:r>
-      <w:r>
-        <w:rPr>
-          <w:i/>
-          <w:sz w:val="18"/>
-        </w:rPr>
-        <w:t>DEF-13 · EV-DEF13-CONSOLA.png. Consola F12 con el comando ejecutado y la respuesta: los mensajes emergentes se generan pero nunca se ven.</w:t>
-      </w:r>
-    </w:p>
-    <w:p/>
-    <w:p>
-      <w:r>
-        <w:br w:type="page"/>
-      </w:r>
-    </w:p>
-    <w:p>
-      <w:pPr>
-        <w:pStyle w:val="Heading1"/>
-      </w:pPr>
-      <w:r>
-        <w:t>Anexo G. Evidencia de los ocho defectos</w:t>
+        <w:t>Anexo F. Evidencia de los ocho defectos</w:t>
       </w:r>
     </w:p>
     <w:p>
@@ -13377,7 +11647,7 @@
           <w:i w:val="0"/>
           <w:sz w:val="21"/>
         </w:rPr>
-        <w:t>Las capturas que cita el campo «Evidencia» de cada reporte, en el mismo orden de la sección 4. Cada una lleva estampado el caso o defecto, el ciclo, la URL, la hora de Colombia y el navegador. Las capturas de consola de DEF-06 y DEF-13 están en el Anexo F.</w:t>
+        <w:t>Aquí están las capturas que cita el campo «Evidencia» de cada reporte, en el mismo orden de la sección 4. Son las de quien ejecutó en Railway: en cada una se ven la barra de direcciones y la hora de Windows.</w:t>
       </w:r>
     </w:p>
     <w:p>
@@ -13388,192 +11658,65 @@
         <w:t>DEF-01 · La sesión sigue abierta después de 16 minutos sin actividad; solo se cierra a las 2 horas, y únicamente al recargar</w:t>
       </w:r>
     </w:p>
-    <w:p>
-      <w:pPr>
-        <w:keepNext/>
-        <w:spacing w:before="80" w:after="40"/>
+    <w:tbl>
+      <w:tblPr>
+        <w:tblW w:type="auto" w:w="0"/>
         <w:jc w:val="center"/>
-      </w:pPr>
-      <w:r>
-        <w:drawing>
-          <wp:inline xmlns:a="http://schemas.openxmlformats.org/drawingml/2006/main" xmlns:pic="http://schemas.openxmlformats.org/drawingml/2006/picture">
-            <wp:extent cx="5580000" cy="3138750"/>
-            <wp:docPr id="8" name="Picture 8"/>
-            <wp:cNvGraphicFramePr>
-              <a:graphicFrameLocks noChangeAspect="1"/>
-            </wp:cNvGraphicFramePr>
-            <a:graphic>
-              <a:graphicData uri="http://schemas.openxmlformats.org/drawingml/2006/picture">
-                <pic:pic>
-                  <pic:nvPicPr>
-                    <pic:cNvPr id="0" name="EV-CP034-C1-01.jpg"/>
-                    <pic:cNvPicPr/>
-                  </pic:nvPicPr>
-                  <pic:blipFill>
-                    <a:blip r:embed="rId17"/>
-                    <a:stretch>
-                      <a:fillRect/>
-                    </a:stretch>
-                  </pic:blipFill>
-                  <pic:spPr>
-                    <a:xfrm>
-                      <a:off x="0" y="0"/>
-                      <a:ext cx="5580000" cy="3138750"/>
-                    </a:xfrm>
-                    <a:prstGeom prst="rect"/>
-                  </pic:spPr>
-                </pic:pic>
-              </a:graphicData>
-            </a:graphic>
-          </wp:inline>
-        </w:drawing>
-      </w:r>
-    </w:p>
-    <w:p>
-      <w:pPr>
-        <w:spacing w:after="200"/>
-        <w:jc w:val="center"/>
-      </w:pPr>
-      <w:r>
-        <w:rPr>
-          <w:b/>
-          <w:i/>
-          <w:sz w:val="18"/>
-        </w:rPr>
-        <w:t xml:space="preserve">Figura 8. </w:t>
-      </w:r>
-      <w:r>
-        <w:rPr>
-          <w:i/>
-          <w:sz w:val="18"/>
-        </w:rPr>
-        <w:t>DEF-01 · EV-CP034-C1-01.png. Inicio: sesión de sgarcia abierta</w:t>
-      </w:r>
-    </w:p>
-    <w:p>
-      <w:pPr>
-        <w:keepNext/>
-        <w:spacing w:before="80" w:after="40"/>
-        <w:jc w:val="center"/>
-      </w:pPr>
-      <w:r>
-        <w:drawing>
-          <wp:inline xmlns:a="http://schemas.openxmlformats.org/drawingml/2006/main" xmlns:pic="http://schemas.openxmlformats.org/drawingml/2006/picture">
-            <wp:extent cx="5580000" cy="3138750"/>
-            <wp:docPr id="9" name="Picture 9"/>
-            <wp:cNvGraphicFramePr>
-              <a:graphicFrameLocks noChangeAspect="1"/>
-            </wp:cNvGraphicFramePr>
-            <a:graphic>
-              <a:graphicData uri="http://schemas.openxmlformats.org/drawingml/2006/picture">
-                <pic:pic>
-                  <pic:nvPicPr>
-                    <pic:cNvPr id="0" name="EV-CP034-C1-02.jpg"/>
-                    <pic:cNvPicPr/>
-                  </pic:nvPicPr>
-                  <pic:blipFill>
-                    <a:blip r:embed="rId18"/>
-                    <a:stretch>
-                      <a:fillRect/>
-                    </a:stretch>
-                  </pic:blipFill>
-                  <pic:spPr>
-                    <a:xfrm>
-                      <a:off x="0" y="0"/>
-                      <a:ext cx="5580000" cy="3138750"/>
-                    </a:xfrm>
-                    <a:prstGeom prst="rect"/>
-                  </pic:spPr>
-                </pic:pic>
-              </a:graphicData>
-            </a:graphic>
-          </wp:inline>
-        </w:drawing>
-      </w:r>
-    </w:p>
-    <w:p>
-      <w:pPr>
-        <w:spacing w:after="200"/>
-        <w:jc w:val="center"/>
-      </w:pPr>
-      <w:r>
-        <w:rPr>
-          <w:b/>
-          <w:i/>
-          <w:sz w:val="18"/>
-        </w:rPr>
-        <w:t xml:space="preserve">Figura 9. </w:t>
-      </w:r>
-      <w:r>
-        <w:rPr>
-          <w:i/>
-          <w:sz w:val="18"/>
-        </w:rPr>
-        <w:t>DEF-01 · EV-CP034-C1-02.png. 16 min sin actividad: sigue en el panel; token presente</w:t>
-      </w:r>
-    </w:p>
-    <w:p>
-      <w:pPr>
-        <w:keepNext/>
-        <w:spacing w:before="80" w:after="40"/>
-        <w:jc w:val="center"/>
-      </w:pPr>
-      <w:r>
-        <w:drawing>
-          <wp:inline xmlns:a="http://schemas.openxmlformats.org/drawingml/2006/main" xmlns:pic="http://schemas.openxmlformats.org/drawingml/2006/picture">
-            <wp:extent cx="5580000" cy="3138750"/>
-            <wp:docPr id="10" name="Picture 10"/>
-            <wp:cNvGraphicFramePr>
-              <a:graphicFrameLocks noChangeAspect="1"/>
-            </wp:cNvGraphicFramePr>
-            <a:graphic>
-              <a:graphicData uri="http://schemas.openxmlformats.org/drawingml/2006/picture">
-                <pic:pic>
-                  <pic:nvPicPr>
-                    <pic:cNvPr id="0" name="EV-CP034-C1-03.jpg"/>
-                    <pic:cNvPicPr/>
-                  </pic:nvPicPr>
-                  <pic:blipFill>
-                    <a:blip r:embed="rId19"/>
-                    <a:stretch>
-                      <a:fillRect/>
-                    </a:stretch>
-                  </pic:blipFill>
-                  <pic:spPr>
-                    <a:xfrm>
-                      <a:off x="0" y="0"/>
-                      <a:ext cx="5580000" cy="3138750"/>
-                    </a:xfrm>
-                    <a:prstGeom prst="rect"/>
-                  </pic:spPr>
-                </pic:pic>
-              </a:graphicData>
-            </a:graphic>
-          </wp:inline>
-        </w:drawing>
-      </w:r>
-    </w:p>
-    <w:p>
-      <w:pPr>
-        <w:spacing w:after="200"/>
-        <w:jc w:val="center"/>
-      </w:pPr>
-      <w:r>
-        <w:rPr>
-          <w:b/>
-          <w:i/>
-          <w:sz w:val="18"/>
-        </w:rPr>
-        <w:t xml:space="preserve">Figura 10. </w:t>
-      </w:r>
-      <w:r>
-        <w:rPr>
-          <w:i/>
-          <w:sz w:val="18"/>
-        </w:rPr>
-        <w:t>DEF-01 · EV-CP034-C1-03.png. Después de «Programar Tutoría» y recargar: panel con la sesión activa</w:t>
-      </w:r>
-    </w:p>
+        <w:tblLook w:firstColumn="1" w:firstRow="1" w:lastColumn="0" w:lastRow="0" w:noHBand="0" w:noVBand="1" w:val="04A0"/>
+        <w:tblLayout w:type="fixed"/>
+        <w:tblBorders>
+          <w:top w:val="dashed" w:sz="8" w:space="0" w:color="9CA3AF"/>
+          <w:left w:val="dashed" w:sz="8" w:space="0" w:color="9CA3AF"/>
+          <w:bottom w:val="dashed" w:sz="8" w:space="0" w:color="9CA3AF"/>
+          <w:right w:val="dashed" w:sz="8" w:space="0" w:color="9CA3AF"/>
+        </w:tblBorders>
+      </w:tblPr>
+      <w:tblGrid>
+        <w:gridCol w:w="9746"/>
+      </w:tblGrid>
+      <w:tr>
+        <w:trPr>
+          <w:trHeight w:val="2551" w:hRule="atLeast"/>
+          <w:cantSplit w:val="true"/>
+        </w:trPr>
+        <w:tc>
+          <w:tcPr>
+            <w:tcW w:type="dxa" w:w="8787"/>
+            <w:vAlign w:val="center"/>
+            <w:shd w:val="clear" w:color="auto" w:fill="F9FAFB"/>
+          </w:tcPr>
+          <w:p>
+            <w:pPr>
+              <w:jc w:val="center"/>
+            </w:pPr>
+            <w:r/>
+            <w:r>
+              <w:rPr>
+                <w:b/>
+                <w:i w:val="0"/>
+                <w:color w:val="6B7280"/>
+                <w:sz w:val="20"/>
+              </w:rPr>
+              <w:t>Falta la captura EV-CP034-C1-01.png</w:t>
+            </w:r>
+          </w:p>
+          <w:p>
+            <w:pPr>
+              <w:jc w:val="center"/>
+            </w:pPr>
+            <w:r>
+              <w:rPr>
+                <w:b w:val="0"/>
+                <w:i/>
+                <w:color w:val="6B7280"/>
+                <w:sz w:val="18"/>
+              </w:rPr>
+              <w:t>La toma Esteban Palencia en Railway</w:t>
+            </w:r>
+          </w:p>
+        </w:tc>
+      </w:tr>
+    </w:tbl>
     <w:p>
       <w:pPr>
         <w:pStyle w:val="Heading3"/>
@@ -13582,68 +11725,65 @@
         <w:t>DEF-02 · El administrador programa una asesoría con fecha de hoy, y por la API también con fechas pasadas</w:t>
       </w:r>
     </w:p>
-    <w:p>
-      <w:pPr>
-        <w:keepNext/>
-        <w:spacing w:before="80" w:after="40"/>
+    <w:tbl>
+      <w:tblPr>
+        <w:tblW w:type="auto" w:w="0"/>
         <w:jc w:val="center"/>
-      </w:pPr>
-      <w:r>
-        <w:drawing>
-          <wp:inline xmlns:a="http://schemas.openxmlformats.org/drawingml/2006/main" xmlns:pic="http://schemas.openxmlformats.org/drawingml/2006/picture">
-            <wp:extent cx="5580000" cy="3138750"/>
-            <wp:docPr id="11" name="Picture 11"/>
-            <wp:cNvGraphicFramePr>
-              <a:graphicFrameLocks noChangeAspect="1"/>
-            </wp:cNvGraphicFramePr>
-            <a:graphic>
-              <a:graphicData uri="http://schemas.openxmlformats.org/drawingml/2006/picture">
-                <pic:pic>
-                  <pic:nvPicPr>
-                    <pic:cNvPr id="0" name="EV-CP032-C1-01.jpg"/>
-                    <pic:cNvPicPr/>
-                  </pic:nvPicPr>
-                  <pic:blipFill>
-                    <a:blip r:embed="rId20"/>
-                    <a:stretch>
-                      <a:fillRect/>
-                    </a:stretch>
-                  </pic:blipFill>
-                  <pic:spPr>
-                    <a:xfrm>
-                      <a:off x="0" y="0"/>
-                      <a:ext cx="5580000" cy="3138750"/>
-                    </a:xfrm>
-                    <a:prstGeom prst="rect"/>
-                  </pic:spPr>
-                </pic:pic>
-              </a:graphicData>
-            </a:graphic>
-          </wp:inline>
-        </w:drawing>
-      </w:r>
-    </w:p>
-    <w:p>
-      <w:pPr>
-        <w:spacing w:after="200"/>
-        <w:jc w:val="center"/>
-      </w:pPr>
-      <w:r>
-        <w:rPr>
-          <w:b/>
-          <w:i/>
-          <w:sz w:val="18"/>
-        </w:rPr>
-        <w:t xml:space="preserve">Figura 11. </w:t>
-      </w:r>
-      <w:r>
-        <w:rPr>
-          <w:i/>
-          <w:sz w:val="18"/>
-        </w:rPr>
-        <w:t>DEF-02 · EV-CP032-C1-01.png. Asesoría Sandra Ríos + Camilo Ríos, 07/10/2026 19:10 → 200</w:t>
-      </w:r>
-    </w:p>
+        <w:tblLook w:firstColumn="1" w:firstRow="1" w:lastColumn="0" w:lastRow="0" w:noHBand="0" w:noVBand="1" w:val="04A0"/>
+        <w:tblLayout w:type="fixed"/>
+        <w:tblBorders>
+          <w:top w:val="dashed" w:sz="8" w:space="0" w:color="9CA3AF"/>
+          <w:left w:val="dashed" w:sz="8" w:space="0" w:color="9CA3AF"/>
+          <w:bottom w:val="dashed" w:sz="8" w:space="0" w:color="9CA3AF"/>
+          <w:right w:val="dashed" w:sz="8" w:space="0" w:color="9CA3AF"/>
+        </w:tblBorders>
+      </w:tblPr>
+      <w:tblGrid>
+        <w:gridCol w:w="9746"/>
+      </w:tblGrid>
+      <w:tr>
+        <w:trPr>
+          <w:trHeight w:val="2551" w:hRule="atLeast"/>
+          <w:cantSplit w:val="true"/>
+        </w:trPr>
+        <w:tc>
+          <w:tcPr>
+            <w:tcW w:type="dxa" w:w="8787"/>
+            <w:vAlign w:val="center"/>
+            <w:shd w:val="clear" w:color="auto" w:fill="F9FAFB"/>
+          </w:tcPr>
+          <w:p>
+            <w:pPr>
+              <w:jc w:val="center"/>
+            </w:pPr>
+            <w:r/>
+            <w:r>
+              <w:rPr>
+                <w:b/>
+                <w:i w:val="0"/>
+                <w:color w:val="6B7280"/>
+                <w:sz w:val="20"/>
+              </w:rPr>
+              <w:t>Falta la captura EV-CP032-C1-01.png</w:t>
+            </w:r>
+          </w:p>
+          <w:p>
+            <w:pPr>
+              <w:jc w:val="center"/>
+            </w:pPr>
+            <w:r>
+              <w:rPr>
+                <w:b w:val="0"/>
+                <w:i/>
+                <w:color w:val="6B7280"/>
+                <w:sz w:val="18"/>
+              </w:rPr>
+              <w:t>La toma Esteban Palencia en Railway</w:t>
+            </w:r>
+          </w:p>
+        </w:tc>
+      </w:tr>
+    </w:tbl>
     <w:p>
       <w:pPr>
         <w:pStyle w:val="Heading3"/>
@@ -13652,192 +11792,65 @@
         <w:t>DEF-06 · Una tutoría cancelada pasa a «completada» si el docente la marca como realizada por la API</w:t>
       </w:r>
     </w:p>
-    <w:p>
-      <w:pPr>
-        <w:keepNext/>
-        <w:spacing w:before="80" w:after="40"/>
+    <w:tbl>
+      <w:tblPr>
+        <w:tblW w:type="auto" w:w="0"/>
         <w:jc w:val="center"/>
-      </w:pPr>
-      <w:r>
-        <w:drawing>
-          <wp:inline xmlns:a="http://schemas.openxmlformats.org/drawingml/2006/main" xmlns:pic="http://schemas.openxmlformats.org/drawingml/2006/picture">
-            <wp:extent cx="5580000" cy="3138750"/>
-            <wp:docPr id="12" name="Picture 12"/>
-            <wp:cNvGraphicFramePr>
-              <a:graphicFrameLocks noChangeAspect="1"/>
-            </wp:cNvGraphicFramePr>
-            <a:graphic>
-              <a:graphicData uri="http://schemas.openxmlformats.org/drawingml/2006/picture">
-                <pic:pic>
-                  <pic:nvPicPr>
-                    <pic:cNvPr id="0" name="EV-DEF06-C1-01.jpg"/>
-                    <pic:cNvPicPr/>
-                  </pic:nvPicPr>
-                  <pic:blipFill>
-                    <a:blip r:embed="rId21"/>
-                    <a:stretch>
-                      <a:fillRect/>
-                    </a:stretch>
-                  </pic:blipFill>
-                  <pic:spPr>
-                    <a:xfrm>
-                      <a:off x="0" y="0"/>
-                      <a:ext cx="5580000" cy="3138750"/>
-                    </a:xfrm>
-                    <a:prstGeom prst="rect"/>
-                  </pic:spPr>
-                </pic:pic>
-              </a:graphicData>
-            </a:graphic>
-          </wp:inline>
-        </w:drawing>
-      </w:r>
-    </w:p>
-    <w:p>
-      <w:pPr>
-        <w:spacing w:after="200"/>
-        <w:jc w:val="center"/>
-      </w:pPr>
-      <w:r>
-        <w:rPr>
-          <w:b/>
-          <w:i/>
-          <w:sz w:val="18"/>
-        </w:rPr>
-        <w:t xml:space="preserve">Figura 12. </w:t>
-      </w:r>
-      <w:r>
-        <w:rPr>
-          <w:i/>
-          <w:sz w:val="18"/>
-        </w:rPr>
-        <w:t>DEF-06 · EV-DEF06-C1-01.png. Antes: la tutoría #16 aparece «Cancelada» en el panel de la docente</w:t>
-      </w:r>
-    </w:p>
-    <w:p>
-      <w:pPr>
-        <w:keepNext/>
-        <w:spacing w:before="80" w:after="40"/>
-        <w:jc w:val="center"/>
-      </w:pPr>
-      <w:r>
-        <w:drawing>
-          <wp:inline xmlns:a="http://schemas.openxmlformats.org/drawingml/2006/main" xmlns:pic="http://schemas.openxmlformats.org/drawingml/2006/picture">
-            <wp:extent cx="5580000" cy="3138750"/>
-            <wp:docPr id="13" name="Picture 13"/>
-            <wp:cNvGraphicFramePr>
-              <a:graphicFrameLocks noChangeAspect="1"/>
-            </wp:cNvGraphicFramePr>
-            <a:graphic>
-              <a:graphicData uri="http://schemas.openxmlformats.org/drawingml/2006/picture">
-                <pic:pic>
-                  <pic:nvPicPr>
-                    <pic:cNvPr id="0" name="EV-DEF06-C1-02.jpg"/>
-                    <pic:cNvPicPr/>
-                  </pic:nvPicPr>
-                  <pic:blipFill>
-                    <a:blip r:embed="rId22"/>
-                    <a:stretch>
-                      <a:fillRect/>
-                    </a:stretch>
-                  </pic:blipFill>
-                  <pic:spPr>
-                    <a:xfrm>
-                      <a:off x="0" y="0"/>
-                      <a:ext cx="5580000" cy="3138750"/>
-                    </a:xfrm>
-                    <a:prstGeom prst="rect"/>
-                  </pic:spPr>
-                </pic:pic>
-              </a:graphicData>
-            </a:graphic>
-          </wp:inline>
-        </w:drawing>
-      </w:r>
-    </w:p>
-    <w:p>
-      <w:pPr>
-        <w:spacing w:after="200"/>
-        <w:jc w:val="center"/>
-      </w:pPr>
-      <w:r>
-        <w:rPr>
-          <w:b/>
-          <w:i/>
-          <w:sz w:val="18"/>
-        </w:rPr>
-        <w:t xml:space="preserve">Figura 13. </w:t>
-      </w:r>
-      <w:r>
-        <w:rPr>
-          <w:i/>
-          <w:sz w:val="18"/>
-        </w:rPr>
-        <w:t>DEF-06 · EV-DEF06-C1-02.png. Consola F12: Sesión de mgonzalez@amigo.edu.co (docente). La tutoría #16 estaba cancelada</w:t>
-      </w:r>
-    </w:p>
-    <w:p>
-      <w:pPr>
-        <w:keepNext/>
-        <w:spacing w:before="80" w:after="40"/>
-        <w:jc w:val="center"/>
-      </w:pPr>
-      <w:r>
-        <w:drawing>
-          <wp:inline xmlns:a="http://schemas.openxmlformats.org/drawingml/2006/main" xmlns:pic="http://schemas.openxmlformats.org/drawingml/2006/picture">
-            <wp:extent cx="5580000" cy="3138750"/>
-            <wp:docPr id="14" name="Picture 14"/>
-            <wp:cNvGraphicFramePr>
-              <a:graphicFrameLocks noChangeAspect="1"/>
-            </wp:cNvGraphicFramePr>
-            <a:graphic>
-              <a:graphicData uri="http://schemas.openxmlformats.org/drawingml/2006/picture">
-                <pic:pic>
-                  <pic:nvPicPr>
-                    <pic:cNvPr id="0" name="EV-DEF06-C1-03.jpg"/>
-                    <pic:cNvPicPr/>
-                  </pic:nvPicPr>
-                  <pic:blipFill>
-                    <a:blip r:embed="rId23"/>
-                    <a:stretch>
-                      <a:fillRect/>
-                    </a:stretch>
-                  </pic:blipFill>
-                  <pic:spPr>
-                    <a:xfrm>
-                      <a:off x="0" y="0"/>
-                      <a:ext cx="5580000" cy="3138750"/>
-                    </a:xfrm>
-                    <a:prstGeom prst="rect"/>
-                  </pic:spPr>
-                </pic:pic>
-              </a:graphicData>
-            </a:graphic>
-          </wp:inline>
-        </w:drawing>
-      </w:r>
-    </w:p>
-    <w:p>
-      <w:pPr>
-        <w:spacing w:after="200"/>
-        <w:jc w:val="center"/>
-      </w:pPr>
-      <w:r>
-        <w:rPr>
-          <w:b/>
-          <w:i/>
-          <w:sz w:val="18"/>
-        </w:rPr>
-        <w:t xml:space="preserve">Figura 14. </w:t>
-      </w:r>
-      <w:r>
-        <w:rPr>
-          <w:i/>
-          <w:sz w:val="18"/>
-        </w:rPr>
-        <w:t>DEF-06 · EV-DEF06-C1-03.png. Después de PATCH /realizada (200 {"mensaje":"Tutoría completada"}): la misma tutoría #16 queda «completada»</w:t>
-      </w:r>
-    </w:p>
+        <w:tblLook w:firstColumn="1" w:firstRow="1" w:lastColumn="0" w:lastRow="0" w:noHBand="0" w:noVBand="1" w:val="04A0"/>
+        <w:tblLayout w:type="fixed"/>
+        <w:tblBorders>
+          <w:top w:val="dashed" w:sz="8" w:space="0" w:color="9CA3AF"/>
+          <w:left w:val="dashed" w:sz="8" w:space="0" w:color="9CA3AF"/>
+          <w:bottom w:val="dashed" w:sz="8" w:space="0" w:color="9CA3AF"/>
+          <w:right w:val="dashed" w:sz="8" w:space="0" w:color="9CA3AF"/>
+        </w:tblBorders>
+      </w:tblPr>
+      <w:tblGrid>
+        <w:gridCol w:w="9746"/>
+      </w:tblGrid>
+      <w:tr>
+        <w:trPr>
+          <w:trHeight w:val="2551" w:hRule="atLeast"/>
+          <w:cantSplit w:val="true"/>
+        </w:trPr>
+        <w:tc>
+          <w:tcPr>
+            <w:tcW w:type="dxa" w:w="8787"/>
+            <w:vAlign w:val="center"/>
+            <w:shd w:val="clear" w:color="auto" w:fill="F9FAFB"/>
+          </w:tcPr>
+          <w:p>
+            <w:pPr>
+              <w:jc w:val="center"/>
+            </w:pPr>
+            <w:r/>
+            <w:r>
+              <w:rPr>
+                <w:b/>
+                <w:i w:val="0"/>
+                <w:color w:val="6B7280"/>
+                <w:sz w:val="20"/>
+              </w:rPr>
+              <w:t>Falta la captura EV-DEF06-01.png</w:t>
+            </w:r>
+          </w:p>
+          <w:p>
+            <w:pPr>
+              <w:jc w:val="center"/>
+            </w:pPr>
+            <w:r>
+              <w:rPr>
+                <w:b w:val="0"/>
+                <w:i/>
+                <w:color w:val="6B7280"/>
+                <w:sz w:val="18"/>
+              </w:rPr>
+              <w:t>La toma Sebastián González González en Railway</w:t>
+            </w:r>
+          </w:p>
+        </w:tc>
+      </w:tr>
+    </w:tbl>
     <w:p>
       <w:pPr>
         <w:pStyle w:val="Heading3"/>
@@ -13846,68 +11859,124 @@
         <w:t>DEF-07 · Las contraseñas se ven en claro en «Nuevo usuario» y «Editar usuario», y la primera trae «Cambiar123» escrita</w:t>
       </w:r>
     </w:p>
-    <w:p>
-      <w:pPr>
-        <w:keepNext/>
-        <w:spacing w:before="80" w:after="40"/>
+    <w:tbl>
+      <w:tblPr>
+        <w:tblW w:type="auto" w:w="0"/>
         <w:jc w:val="center"/>
-      </w:pPr>
-      <w:r>
-        <w:drawing>
-          <wp:inline xmlns:a="http://schemas.openxmlformats.org/drawingml/2006/main" xmlns:pic="http://schemas.openxmlformats.org/drawingml/2006/picture">
-            <wp:extent cx="5580000" cy="3138750"/>
-            <wp:docPr id="15" name="Picture 15"/>
-            <wp:cNvGraphicFramePr>
-              <a:graphicFrameLocks noChangeAspect="1"/>
-            </wp:cNvGraphicFramePr>
-            <a:graphic>
-              <a:graphicData uri="http://schemas.openxmlformats.org/drawingml/2006/picture">
-                <pic:pic>
-                  <pic:nvPicPr>
-                    <pic:cNvPr id="0" name="EV-DEF07-C1-01.jpg"/>
-                    <pic:cNvPicPr/>
-                  </pic:nvPicPr>
-                  <pic:blipFill>
-                    <a:blip r:embed="rId24"/>
-                    <a:stretch>
-                      <a:fillRect/>
-                    </a:stretch>
-                  </pic:blipFill>
-                  <pic:spPr>
-                    <a:xfrm>
-                      <a:off x="0" y="0"/>
-                      <a:ext cx="5580000" cy="3138750"/>
-                    </a:xfrm>
-                    <a:prstGeom prst="rect"/>
-                  </pic:spPr>
-                </pic:pic>
-              </a:graphicData>
-            </a:graphic>
-          </wp:inline>
-        </w:drawing>
-      </w:r>
-    </w:p>
-    <w:p>
-      <w:pPr>
-        <w:spacing w:after="200"/>
+        <w:tblLook w:firstColumn="1" w:firstRow="1" w:lastColumn="0" w:lastRow="0" w:noHBand="0" w:noVBand="1" w:val="04A0"/>
+        <w:tblLayout w:type="fixed"/>
+        <w:tblBorders>
+          <w:top w:val="dashed" w:sz="8" w:space="0" w:color="9CA3AF"/>
+          <w:left w:val="dashed" w:sz="8" w:space="0" w:color="9CA3AF"/>
+          <w:bottom w:val="dashed" w:sz="8" w:space="0" w:color="9CA3AF"/>
+          <w:right w:val="dashed" w:sz="8" w:space="0" w:color="9CA3AF"/>
+        </w:tblBorders>
+      </w:tblPr>
+      <w:tblGrid>
+        <w:gridCol w:w="9746"/>
+      </w:tblGrid>
+      <w:tr>
+        <w:trPr>
+          <w:trHeight w:val="2551" w:hRule="atLeast"/>
+          <w:cantSplit w:val="true"/>
+        </w:trPr>
+        <w:tc>
+          <w:tcPr>
+            <w:tcW w:type="dxa" w:w="8787"/>
+            <w:vAlign w:val="center"/>
+            <w:shd w:val="clear" w:color="auto" w:fill="F9FAFB"/>
+          </w:tcPr>
+          <w:p>
+            <w:pPr>
+              <w:jc w:val="center"/>
+            </w:pPr>
+            <w:r/>
+            <w:r>
+              <w:rPr>
+                <w:b/>
+                <w:i w:val="0"/>
+                <w:color w:val="6B7280"/>
+                <w:sz w:val="20"/>
+              </w:rPr>
+              <w:t>Falta la captura EV-DEF07-01.png</w:t>
+            </w:r>
+          </w:p>
+          <w:p>
+            <w:pPr>
+              <w:jc w:val="center"/>
+            </w:pPr>
+            <w:r>
+              <w:rPr>
+                <w:b w:val="0"/>
+                <w:i/>
+                <w:color w:val="6B7280"/>
+                <w:sz w:val="18"/>
+              </w:rPr>
+              <w:t>La toma Esteban Palencia en Railway</w:t>
+            </w:r>
+          </w:p>
+        </w:tc>
+      </w:tr>
+    </w:tbl>
+    <w:tbl>
+      <w:tblPr>
+        <w:tblW w:type="auto" w:w="0"/>
         <w:jc w:val="center"/>
-      </w:pPr>
-      <w:r>
-        <w:rPr>
-          <w:b/>
-          <w:i/>
-          <w:sz w:val="18"/>
-        </w:rPr>
-        <w:t xml:space="preserve">Figura 15. </w:t>
-      </w:r>
-      <w:r>
-        <w:rPr>
-          <w:i/>
-          <w:sz w:val="18"/>
-        </w:rPr>
-        <w:t>DEF-07 · EV-DEF07-C1-01.png. «Nuevo Usuario»: campo contraseña type="text" con el valor «Cambiar123». «Editar»: type="text" muestra «Prueba1234»</w:t>
-      </w:r>
-    </w:p>
+        <w:tblLook w:firstColumn="1" w:firstRow="1" w:lastColumn="0" w:lastRow="0" w:noHBand="0" w:noVBand="1" w:val="04A0"/>
+        <w:tblLayout w:type="fixed"/>
+        <w:tblBorders>
+          <w:top w:val="dashed" w:sz="8" w:space="0" w:color="9CA3AF"/>
+          <w:left w:val="dashed" w:sz="8" w:space="0" w:color="9CA3AF"/>
+          <w:bottom w:val="dashed" w:sz="8" w:space="0" w:color="9CA3AF"/>
+          <w:right w:val="dashed" w:sz="8" w:space="0" w:color="9CA3AF"/>
+        </w:tblBorders>
+      </w:tblPr>
+      <w:tblGrid>
+        <w:gridCol w:w="9746"/>
+      </w:tblGrid>
+      <w:tr>
+        <w:trPr>
+          <w:trHeight w:val="2551" w:hRule="atLeast"/>
+          <w:cantSplit w:val="true"/>
+        </w:trPr>
+        <w:tc>
+          <w:tcPr>
+            <w:tcW w:type="dxa" w:w="8787"/>
+            <w:vAlign w:val="center"/>
+            <w:shd w:val="clear" w:color="auto" w:fill="F9FAFB"/>
+          </w:tcPr>
+          <w:p>
+            <w:pPr>
+              <w:jc w:val="center"/>
+            </w:pPr>
+            <w:r/>
+            <w:r>
+              <w:rPr>
+                <w:b/>
+                <w:i w:val="0"/>
+                <w:color w:val="6B7280"/>
+                <w:sz w:val="20"/>
+              </w:rPr>
+              <w:t>Falta la captura EV-DEF07-02.png</w:t>
+            </w:r>
+          </w:p>
+          <w:p>
+            <w:pPr>
+              <w:jc w:val="center"/>
+            </w:pPr>
+            <w:r>
+              <w:rPr>
+                <w:b w:val="0"/>
+                <w:i/>
+                <w:color w:val="6B7280"/>
+                <w:sz w:val="18"/>
+              </w:rPr>
+              <w:t>La toma Esteban Palencia en Railway</w:t>
+            </w:r>
+          </w:p>
+        </w:tc>
+      </w:tr>
+    </w:tbl>
     <w:p>
       <w:pPr>
         <w:pStyle w:val="Heading3"/>
@@ -13916,68 +11985,65 @@
         <w:t>DEF-08 · La regla de 24 horas para cancelar se calcula con 5 horas de diferencia: con 26 h de margen dice que faltan 21</w:t>
       </w:r>
     </w:p>
-    <w:p>
-      <w:pPr>
-        <w:keepNext/>
-        <w:spacing w:before="80" w:after="40"/>
+    <w:tbl>
+      <w:tblPr>
+        <w:tblW w:type="auto" w:w="0"/>
         <w:jc w:val="center"/>
-      </w:pPr>
-      <w:r>
-        <w:drawing>
-          <wp:inline xmlns:a="http://schemas.openxmlformats.org/drawingml/2006/main" xmlns:pic="http://schemas.openxmlformats.org/drawingml/2006/picture">
-            <wp:extent cx="5580000" cy="3138750"/>
-            <wp:docPr id="16" name="Picture 16"/>
-            <wp:cNvGraphicFramePr>
-              <a:graphicFrameLocks noChangeAspect="1"/>
-            </wp:cNvGraphicFramePr>
-            <a:graphic>
-              <a:graphicData uri="http://schemas.openxmlformats.org/drawingml/2006/picture">
-                <pic:pic>
-                  <pic:nvPicPr>
-                    <pic:cNvPr id="0" name="EV-CP025-C1-01.jpg"/>
-                    <pic:cNvPicPr/>
-                  </pic:nvPicPr>
-                  <pic:blipFill>
-                    <a:blip r:embed="rId25"/>
-                    <a:stretch>
-                      <a:fillRect/>
-                    </a:stretch>
-                  </pic:blipFill>
-                  <pic:spPr>
-                    <a:xfrm>
-                      <a:off x="0" y="0"/>
-                      <a:ext cx="5580000" cy="3138750"/>
-                    </a:xfrm>
-                    <a:prstGeom prst="rect"/>
-                  </pic:spPr>
-                </pic:pic>
-              </a:graphicData>
-            </a:graphic>
-          </wp:inline>
-        </w:drawing>
-      </w:r>
-    </w:p>
-    <w:p>
-      <w:pPr>
-        <w:spacing w:after="200"/>
-        <w:jc w:val="center"/>
-      </w:pPr>
-      <w:r>
-        <w:rPr>
-          <w:b/>
-          <w:i/>
-          <w:sz w:val="18"/>
-        </w:rPr>
-        <w:t xml:space="preserve">Figura 16. </w:t>
-      </w:r>
-      <w:r>
-        <w:rPr>
-          <w:i/>
-          <w:sz w:val="18"/>
-        </w:rPr>
-        <w:t>DEF-08 · EV-CP025-C1-01.png. Tutoría 08/10/2026 19:12 con Laura Vargas Suárez (margen real 26.0 h) → PATCH 400 · «Pendiente». El elemento #tostada tiene el texto «Faltan 21h para la tutoría y se requieren 24h de anticipación para cancelar (RN03). Escríbele al docente.» y las clases «tostada tostada--visible tostada--error», con opacidad calculada 0</w:t>
-      </w:r>
-    </w:p>
+        <w:tblLook w:firstColumn="1" w:firstRow="1" w:lastColumn="0" w:lastRow="0" w:noHBand="0" w:noVBand="1" w:val="04A0"/>
+        <w:tblLayout w:type="fixed"/>
+        <w:tblBorders>
+          <w:top w:val="dashed" w:sz="8" w:space="0" w:color="9CA3AF"/>
+          <w:left w:val="dashed" w:sz="8" w:space="0" w:color="9CA3AF"/>
+          <w:bottom w:val="dashed" w:sz="8" w:space="0" w:color="9CA3AF"/>
+          <w:right w:val="dashed" w:sz="8" w:space="0" w:color="9CA3AF"/>
+        </w:tblBorders>
+      </w:tblPr>
+      <w:tblGrid>
+        <w:gridCol w:w="9746"/>
+      </w:tblGrid>
+      <w:tr>
+        <w:trPr>
+          <w:trHeight w:val="2551" w:hRule="atLeast"/>
+          <w:cantSplit w:val="true"/>
+        </w:trPr>
+        <w:tc>
+          <w:tcPr>
+            <w:tcW w:type="dxa" w:w="8787"/>
+            <w:vAlign w:val="center"/>
+            <w:shd w:val="clear" w:color="auto" w:fill="F9FAFB"/>
+          </w:tcPr>
+          <w:p>
+            <w:pPr>
+              <w:jc w:val="center"/>
+            </w:pPr>
+            <w:r/>
+            <w:r>
+              <w:rPr>
+                <w:b/>
+                <w:i w:val="0"/>
+                <w:color w:val="6B7280"/>
+                <w:sz w:val="20"/>
+              </w:rPr>
+              <w:t>Falta la captura EV-CP025-C1-01.png</w:t>
+            </w:r>
+          </w:p>
+          <w:p>
+            <w:pPr>
+              <w:jc w:val="center"/>
+            </w:pPr>
+            <w:r>
+              <w:rPr>
+                <w:b w:val="0"/>
+                <w:i/>
+                <w:color w:val="6B7280"/>
+                <w:sz w:val="18"/>
+              </w:rPr>
+              <w:t>La toma Sebastián González González en Railway</w:t>
+            </w:r>
+          </w:p>
+        </w:tc>
+      </w:tr>
+    </w:tbl>
     <w:p>
       <w:pPr>
         <w:pStyle w:val="Heading3"/>
@@ -13986,192 +12052,65 @@
         <w:t>DEF-11 · El filtro «Activos» muestra cuentas inactivas y oculta a los estudiantes activos que están en alerta</w:t>
       </w:r>
     </w:p>
-    <w:p>
-      <w:pPr>
-        <w:keepNext/>
-        <w:spacing w:before="80" w:after="40"/>
+    <w:tbl>
+      <w:tblPr>
+        <w:tblW w:type="auto" w:w="0"/>
         <w:jc w:val="center"/>
-      </w:pPr>
-      <w:r>
-        <w:drawing>
-          <wp:inline xmlns:a="http://schemas.openxmlformats.org/drawingml/2006/main" xmlns:pic="http://schemas.openxmlformats.org/drawingml/2006/picture">
-            <wp:extent cx="5580000" cy="3138750"/>
-            <wp:docPr id="17" name="Picture 17"/>
-            <wp:cNvGraphicFramePr>
-              <a:graphicFrameLocks noChangeAspect="1"/>
-            </wp:cNvGraphicFramePr>
-            <a:graphic>
-              <a:graphicData uri="http://schemas.openxmlformats.org/drawingml/2006/picture">
-                <pic:pic>
-                  <pic:nvPicPr>
-                    <pic:cNvPr id="0" name="EV-CP031-C1-01.jpg"/>
-                    <pic:cNvPicPr/>
-                  </pic:nvPicPr>
-                  <pic:blipFill>
-                    <a:blip r:embed="rId26"/>
-                    <a:stretch>
-                      <a:fillRect/>
-                    </a:stretch>
-                  </pic:blipFill>
-                  <pic:spPr>
-                    <a:xfrm>
-                      <a:off x="0" y="0"/>
-                      <a:ext cx="5580000" cy="3138750"/>
-                    </a:xfrm>
-                    <a:prstGeom prst="rect"/>
-                  </pic:spPr>
-                </pic:pic>
-              </a:graphicData>
-            </a:graphic>
-          </wp:inline>
-        </w:drawing>
-      </w:r>
-    </w:p>
-    <w:p>
-      <w:pPr>
-        <w:spacing w:after="200"/>
-        <w:jc w:val="center"/>
-      </w:pPr>
-      <w:r>
-        <w:rPr>
-          <w:b/>
-          <w:i/>
-          <w:sz w:val="18"/>
-        </w:rPr>
-        <w:t xml:space="preserve">Figura 17. </w:t>
-      </w:r>
-      <w:r>
-        <w:rPr>
-          <w:i/>
-          <w:sz w:val="18"/>
-        </w:rPr>
-        <w:t>DEF-11 · EV-CP031-C1-01.png. Estudiantes + Activos + «»: 11 visibles, 15 esperados. Sobran: vosorio@amigo.edu.co. Faltan: perfil.c1@amigo.edu.co, lcano@amigo.edu.co, dmontoya@amigo.edu.co, malvarez@amigo.edu.co, lramirez@amigo.edu.co</w:t>
-      </w:r>
-    </w:p>
-    <w:p>
-      <w:pPr>
-        <w:keepNext/>
-        <w:spacing w:before="80" w:after="40"/>
-        <w:jc w:val="center"/>
-      </w:pPr>
-      <w:r>
-        <w:drawing>
-          <wp:inline xmlns:a="http://schemas.openxmlformats.org/drawingml/2006/main" xmlns:pic="http://schemas.openxmlformats.org/drawingml/2006/picture">
-            <wp:extent cx="5580000" cy="3138750"/>
-            <wp:docPr id="18" name="Picture 18"/>
-            <wp:cNvGraphicFramePr>
-              <a:graphicFrameLocks noChangeAspect="1"/>
-            </wp:cNvGraphicFramePr>
-            <a:graphic>
-              <a:graphicData uri="http://schemas.openxmlformats.org/drawingml/2006/picture">
-                <pic:pic>
-                  <pic:nvPicPr>
-                    <pic:cNvPr id="0" name="EV-CP031-C1-02.jpg"/>
-                    <pic:cNvPicPr/>
-                  </pic:nvPicPr>
-                  <pic:blipFill>
-                    <a:blip r:embed="rId27"/>
-                    <a:stretch>
-                      <a:fillRect/>
-                    </a:stretch>
-                  </pic:blipFill>
-                  <pic:spPr>
-                    <a:xfrm>
-                      <a:off x="0" y="0"/>
-                      <a:ext cx="5580000" cy="3138750"/>
-                    </a:xfrm>
-                    <a:prstGeom prst="rect"/>
-                  </pic:spPr>
-                </pic:pic>
-              </a:graphicData>
-            </a:graphic>
-          </wp:inline>
-        </w:drawing>
-      </w:r>
-    </w:p>
-    <w:p>
-      <w:pPr>
-        <w:spacing w:after="200"/>
-        <w:jc w:val="center"/>
-      </w:pPr>
-      <w:r>
-        <w:rPr>
-          <w:b/>
-          <w:i/>
-          <w:sz w:val="18"/>
-        </w:rPr>
-        <w:t xml:space="preserve">Figura 18. </w:t>
-      </w:r>
-      <w:r>
-        <w:rPr>
-          <w:i/>
-          <w:sz w:val="18"/>
-        </w:rPr>
-        <w:t>DEF-11 · EV-CP031-C1-02.png. Docentes + Inactivos + «Peña»: 0 visibles, 0 esperados</w:t>
-      </w:r>
-    </w:p>
-    <w:p>
-      <w:pPr>
-        <w:keepNext/>
-        <w:spacing w:before="80" w:after="40"/>
-        <w:jc w:val="center"/>
-      </w:pPr>
-      <w:r>
-        <w:drawing>
-          <wp:inline xmlns:a="http://schemas.openxmlformats.org/drawingml/2006/main" xmlns:pic="http://schemas.openxmlformats.org/drawingml/2006/picture">
-            <wp:extent cx="5580000" cy="3138750"/>
-            <wp:docPr id="19" name="Picture 19"/>
-            <wp:cNvGraphicFramePr>
-              <a:graphicFrameLocks noChangeAspect="1"/>
-            </wp:cNvGraphicFramePr>
-            <a:graphic>
-              <a:graphicData uri="http://schemas.openxmlformats.org/drawingml/2006/picture">
-                <pic:pic>
-                  <pic:nvPicPr>
-                    <pic:cNvPr id="0" name="EV-CP031-C1-03.jpg"/>
-                    <pic:cNvPicPr/>
-                  </pic:nvPicPr>
-                  <pic:blipFill>
-                    <a:blip r:embed="rId28"/>
-                    <a:stretch>
-                      <a:fillRect/>
-                    </a:stretch>
-                  </pic:blipFill>
-                  <pic:spPr>
-                    <a:xfrm>
-                      <a:off x="0" y="0"/>
-                      <a:ext cx="5580000" cy="3138750"/>
-                    </a:xfrm>
-                    <a:prstGeom prst="rect"/>
-                  </pic:spPr>
-                </pic:pic>
-              </a:graphicData>
-            </a:graphic>
-          </wp:inline>
-        </w:drawing>
-      </w:r>
-    </w:p>
-    <w:p>
-      <w:pPr>
-        <w:spacing w:after="200"/>
-        <w:jc w:val="center"/>
-      </w:pPr>
-      <w:r>
-        <w:rPr>
-          <w:b/>
-          <w:i/>
-          <w:sz w:val="18"/>
-        </w:rPr>
-        <w:t xml:space="preserve">Figura 19. </w:t>
-      </w:r>
-      <w:r>
-        <w:rPr>
-          <w:i/>
-          <w:sz w:val="18"/>
-        </w:rPr>
-        <w:t>DEF-11 · EV-CP031-C1-03.png. Administradores + Activos + «zzz»: 0 visibles, 0 esperados</w:t>
-      </w:r>
-    </w:p>
+        <w:tblLook w:firstColumn="1" w:firstRow="1" w:lastColumn="0" w:lastRow="0" w:noHBand="0" w:noVBand="1" w:val="04A0"/>
+        <w:tblLayout w:type="fixed"/>
+        <w:tblBorders>
+          <w:top w:val="dashed" w:sz="8" w:space="0" w:color="9CA3AF"/>
+          <w:left w:val="dashed" w:sz="8" w:space="0" w:color="9CA3AF"/>
+          <w:bottom w:val="dashed" w:sz="8" w:space="0" w:color="9CA3AF"/>
+          <w:right w:val="dashed" w:sz="8" w:space="0" w:color="9CA3AF"/>
+        </w:tblBorders>
+      </w:tblPr>
+      <w:tblGrid>
+        <w:gridCol w:w="9746"/>
+      </w:tblGrid>
+      <w:tr>
+        <w:trPr>
+          <w:trHeight w:val="2551" w:hRule="atLeast"/>
+          <w:cantSplit w:val="true"/>
+        </w:trPr>
+        <w:tc>
+          <w:tcPr>
+            <w:tcW w:type="dxa" w:w="8787"/>
+            <w:vAlign w:val="center"/>
+            <w:shd w:val="clear" w:color="auto" w:fill="F9FAFB"/>
+          </w:tcPr>
+          <w:p>
+            <w:pPr>
+              <w:jc w:val="center"/>
+            </w:pPr>
+            <w:r/>
+            <w:r>
+              <w:rPr>
+                <w:b/>
+                <w:i w:val="0"/>
+                <w:color w:val="6B7280"/>
+                <w:sz w:val="20"/>
+              </w:rPr>
+              <w:t>Falta la captura EV-CP031-C1-01.png</w:t>
+            </w:r>
+          </w:p>
+          <w:p>
+            <w:pPr>
+              <w:jc w:val="center"/>
+            </w:pPr>
+            <w:r>
+              <w:rPr>
+                <w:b w:val="0"/>
+                <w:i/>
+                <w:color w:val="6B7280"/>
+                <w:sz w:val="18"/>
+              </w:rPr>
+              <w:t>La toma Sebastián González González en Railway</w:t>
+            </w:r>
+          </w:p>
+        </w:tc>
+      </w:tr>
+    </w:tbl>
     <w:p>
       <w:pPr>
         <w:pStyle w:val="Heading3"/>
@@ -14180,130 +12119,124 @@
         <w:t>DEF-13 · Los mensajes emergentes se generan pero nunca se ven: el usuario no recibe confirmaciones ni errores</w:t>
       </w:r>
     </w:p>
-    <w:p>
-      <w:pPr>
-        <w:keepNext/>
-        <w:spacing w:before="80" w:after="40"/>
+    <w:tbl>
+      <w:tblPr>
+        <w:tblW w:type="auto" w:w="0"/>
         <w:jc w:val="center"/>
-      </w:pPr>
-      <w:r>
-        <w:drawing>
-          <wp:inline xmlns:a="http://schemas.openxmlformats.org/drawingml/2006/main" xmlns:pic="http://schemas.openxmlformats.org/drawingml/2006/picture">
-            <wp:extent cx="5580000" cy="3138750"/>
-            <wp:docPr id="20" name="Picture 20"/>
-            <wp:cNvGraphicFramePr>
-              <a:graphicFrameLocks noChangeAspect="1"/>
-            </wp:cNvGraphicFramePr>
-            <a:graphic>
-              <a:graphicData uri="http://schemas.openxmlformats.org/drawingml/2006/picture">
-                <pic:pic>
-                  <pic:nvPicPr>
-                    <pic:cNvPr id="0" name="EV-CP016-C1-01.jpg"/>
-                    <pic:cNvPicPr/>
-                  </pic:nvPicPr>
-                  <pic:blipFill>
-                    <a:blip r:embed="rId29"/>
-                    <a:stretch>
-                      <a:fillRect/>
-                    </a:stretch>
-                  </pic:blipFill>
-                  <pic:spPr>
-                    <a:xfrm>
-                      <a:off x="0" y="0"/>
-                      <a:ext cx="5580000" cy="3138750"/>
-                    </a:xfrm>
-                    <a:prstGeom prst="rect"/>
-                  </pic:spPr>
-                </pic:pic>
-              </a:graphicData>
-            </a:graphic>
-          </wp:inline>
-        </w:drawing>
-      </w:r>
-    </w:p>
-    <w:p>
-      <w:pPr>
-        <w:spacing w:after="200"/>
+        <w:tblLook w:firstColumn="1" w:firstRow="1" w:lastColumn="0" w:lastRow="0" w:noHBand="0" w:noVBand="1" w:val="04A0"/>
+        <w:tblLayout w:type="fixed"/>
+        <w:tblBorders>
+          <w:top w:val="dashed" w:sz="8" w:space="0" w:color="9CA3AF"/>
+          <w:left w:val="dashed" w:sz="8" w:space="0" w:color="9CA3AF"/>
+          <w:bottom w:val="dashed" w:sz="8" w:space="0" w:color="9CA3AF"/>
+          <w:right w:val="dashed" w:sz="8" w:space="0" w:color="9CA3AF"/>
+        </w:tblBorders>
+      </w:tblPr>
+      <w:tblGrid>
+        <w:gridCol w:w="9746"/>
+      </w:tblGrid>
+      <w:tr>
+        <w:trPr>
+          <w:trHeight w:val="2551" w:hRule="atLeast"/>
+          <w:cantSplit w:val="true"/>
+        </w:trPr>
+        <w:tc>
+          <w:tcPr>
+            <w:tcW w:type="dxa" w:w="8787"/>
+            <w:vAlign w:val="center"/>
+            <w:shd w:val="clear" w:color="auto" w:fill="F9FAFB"/>
+          </w:tcPr>
+          <w:p>
+            <w:pPr>
+              <w:jc w:val="center"/>
+            </w:pPr>
+            <w:r/>
+            <w:r>
+              <w:rPr>
+                <w:b/>
+                <w:i w:val="0"/>
+                <w:color w:val="6B7280"/>
+                <w:sz w:val="20"/>
+              </w:rPr>
+              <w:t>Falta la captura EV-CP016-C1-01.png</w:t>
+            </w:r>
+          </w:p>
+          <w:p>
+            <w:pPr>
+              <w:jc w:val="center"/>
+            </w:pPr>
+            <w:r>
+              <w:rPr>
+                <w:b w:val="0"/>
+                <w:i/>
+                <w:color w:val="6B7280"/>
+                <w:sz w:val="18"/>
+              </w:rPr>
+              <w:t>La toma Sebastián González González en Railway</w:t>
+            </w:r>
+          </w:p>
+        </w:tc>
+      </w:tr>
+    </w:tbl>
+    <w:tbl>
+      <w:tblPr>
+        <w:tblW w:type="auto" w:w="0"/>
         <w:jc w:val="center"/>
-      </w:pPr>
-      <w:r>
-        <w:rPr>
-          <w:b/>
-          <w:i/>
-          <w:sz w:val="18"/>
-        </w:rPr>
-        <w:t xml:space="preserve">Figura 20. </w:t>
-      </w:r>
-      <w:r>
-        <w:rPr>
-          <w:i/>
-          <w:sz w:val="18"/>
-        </w:rPr>
-        <w:t>DEF-13 · EV-CP016-C1-01.png. Perfil guardado → 200. El elemento #tostada tiene el texto «Perfil guardado correctamente» y las clases «tostada tostada--visible», con opacidad calculada 0</w:t>
-      </w:r>
-    </w:p>
-    <w:p>
-      <w:pPr>
-        <w:keepNext/>
-        <w:spacing w:before="80" w:after="40"/>
-        <w:jc w:val="center"/>
-      </w:pPr>
-      <w:r>
-        <w:drawing>
-          <wp:inline xmlns:a="http://schemas.openxmlformats.org/drawingml/2006/main" xmlns:pic="http://schemas.openxmlformats.org/drawingml/2006/picture">
-            <wp:extent cx="5580000" cy="3138750"/>
-            <wp:docPr id="21" name="Picture 21"/>
-            <wp:cNvGraphicFramePr>
-              <a:graphicFrameLocks noChangeAspect="1"/>
-            </wp:cNvGraphicFramePr>
-            <a:graphic>
-              <a:graphicData uri="http://schemas.openxmlformats.org/drawingml/2006/picture">
-                <pic:pic>
-                  <pic:nvPicPr>
-                    <pic:cNvPr id="0" name="EV-CP024-C1-01.jpg"/>
-                    <pic:cNvPicPr/>
-                  </pic:nvPicPr>
-                  <pic:blipFill>
-                    <a:blip r:embed="rId30"/>
-                    <a:stretch>
-                      <a:fillRect/>
-                    </a:stretch>
-                  </pic:blipFill>
-                  <pic:spPr>
-                    <a:xfrm>
-                      <a:off x="0" y="0"/>
-                      <a:ext cx="5580000" cy="3138750"/>
-                    </a:xfrm>
-                    <a:prstGeom prst="rect"/>
-                  </pic:spPr>
-                </pic:pic>
-              </a:graphicData>
-            </a:graphic>
-          </wp:inline>
-        </w:drawing>
-      </w:r>
-    </w:p>
-    <w:p>
-      <w:pPr>
-        <w:spacing w:after="200"/>
-        <w:jc w:val="center"/>
-      </w:pPr>
-      <w:r>
-        <w:rPr>
-          <w:b/>
-          <w:i/>
-          <w:sz w:val="18"/>
-        </w:rPr>
-        <w:t xml:space="preserve">Figura 21. </w:t>
-      </w:r>
-      <w:r>
-        <w:rPr>
-          <w:i/>
-          <w:sz w:val="18"/>
-        </w:rPr>
-        <w:t>DEF-13 · EV-CP024-C1-01.png. Tutoría 08/10/2026 05:12 con Juan Salazar Bedoya (margen real 12.0 h) → PATCH 400 · «Pendiente». El elemento #tostada tiene el texto «Faltan 7h para la tutoría y se requieren 24h de anticipación para cancelar (RN03). Escríbele al docente.» y las clases «tostada tostada--visible tostada--error», con opacidad calculada 0</w:t>
-      </w:r>
-    </w:p>
+        <w:tblLook w:firstColumn="1" w:firstRow="1" w:lastColumn="0" w:lastRow="0" w:noHBand="0" w:noVBand="1" w:val="04A0"/>
+        <w:tblLayout w:type="fixed"/>
+        <w:tblBorders>
+          <w:top w:val="dashed" w:sz="8" w:space="0" w:color="9CA3AF"/>
+          <w:left w:val="dashed" w:sz="8" w:space="0" w:color="9CA3AF"/>
+          <w:bottom w:val="dashed" w:sz="8" w:space="0" w:color="9CA3AF"/>
+          <w:right w:val="dashed" w:sz="8" w:space="0" w:color="9CA3AF"/>
+        </w:tblBorders>
+      </w:tblPr>
+      <w:tblGrid>
+        <w:gridCol w:w="9746"/>
+      </w:tblGrid>
+      <w:tr>
+        <w:trPr>
+          <w:trHeight w:val="2551" w:hRule="atLeast"/>
+          <w:cantSplit w:val="true"/>
+        </w:trPr>
+        <w:tc>
+          <w:tcPr>
+            <w:tcW w:type="dxa" w:w="8787"/>
+            <w:vAlign w:val="center"/>
+            <w:shd w:val="clear" w:color="auto" w:fill="F9FAFB"/>
+          </w:tcPr>
+          <w:p>
+            <w:pPr>
+              <w:jc w:val="center"/>
+            </w:pPr>
+            <w:r/>
+            <w:r>
+              <w:rPr>
+                <w:b/>
+                <w:i w:val="0"/>
+                <w:color w:val="6B7280"/>
+                <w:sz w:val="20"/>
+              </w:rPr>
+              <w:t>Falta la captura EV-CP024-C1-01.png</w:t>
+            </w:r>
+          </w:p>
+          <w:p>
+            <w:pPr>
+              <w:jc w:val="center"/>
+            </w:pPr>
+            <w:r>
+              <w:rPr>
+                <w:b w:val="0"/>
+                <w:i/>
+                <w:color w:val="6B7280"/>
+                <w:sz w:val="18"/>
+              </w:rPr>
+              <w:t>La toma Sebastián González González en Railway</w:t>
+            </w:r>
+          </w:p>
+        </w:tc>
+      </w:tr>
+    </w:tbl>
     <w:p>
       <w:pPr>
         <w:pStyle w:val="Heading3"/>
@@ -14312,130 +12245,124 @@
         <w:t>DEF-14 · El estudiante que deja vacío el promedio queda con 0 y recibe alertas académicas, aunque su panel dice «Sin alertas»</w:t>
       </w:r>
     </w:p>
-    <w:p>
-      <w:pPr>
-        <w:keepNext/>
-        <w:spacing w:before="80" w:after="40"/>
+    <w:tbl>
+      <w:tblPr>
+        <w:tblW w:type="auto" w:w="0"/>
         <w:jc w:val="center"/>
-      </w:pPr>
-      <w:r>
-        <w:drawing>
-          <wp:inline xmlns:a="http://schemas.openxmlformats.org/drawingml/2006/main" xmlns:pic="http://schemas.openxmlformats.org/drawingml/2006/picture">
-            <wp:extent cx="5580000" cy="3138750"/>
-            <wp:docPr id="22" name="Picture 22"/>
-            <wp:cNvGraphicFramePr>
-              <a:graphicFrameLocks noChangeAspect="1"/>
-            </wp:cNvGraphicFramePr>
-            <a:graphic>
-              <a:graphicData uri="http://schemas.openxmlformats.org/drawingml/2006/picture">
-                <pic:pic>
-                  <pic:nvPicPr>
-                    <pic:cNvPr id="0" name="EV-DEF14-C1-01.jpg"/>
-                    <pic:cNvPicPr/>
-                  </pic:nvPicPr>
-                  <pic:blipFill>
-                    <a:blip r:embed="rId31"/>
-                    <a:stretch>
-                      <a:fillRect/>
-                    </a:stretch>
-                  </pic:blipFill>
-                  <pic:spPr>
-                    <a:xfrm>
-                      <a:off x="0" y="0"/>
-                      <a:ext cx="5580000" cy="3138750"/>
-                    </a:xfrm>
-                    <a:prstGeom prst="rect"/>
-                  </pic:spPr>
-                </pic:pic>
-              </a:graphicData>
-            </a:graphic>
-          </wp:inline>
-        </w:drawing>
-      </w:r>
-    </w:p>
-    <w:p>
-      <w:pPr>
-        <w:spacing w:after="200"/>
+        <w:tblLook w:firstColumn="1" w:firstRow="1" w:lastColumn="0" w:lastRow="0" w:noHBand="0" w:noVBand="1" w:val="04A0"/>
+        <w:tblLayout w:type="fixed"/>
+        <w:tblBorders>
+          <w:top w:val="dashed" w:sz="8" w:space="0" w:color="9CA3AF"/>
+          <w:left w:val="dashed" w:sz="8" w:space="0" w:color="9CA3AF"/>
+          <w:bottom w:val="dashed" w:sz="8" w:space="0" w:color="9CA3AF"/>
+          <w:right w:val="dashed" w:sz="8" w:space="0" w:color="9CA3AF"/>
+        </w:tblBorders>
+      </w:tblPr>
+      <w:tblGrid>
+        <w:gridCol w:w="9746"/>
+      </w:tblGrid>
+      <w:tr>
+        <w:trPr>
+          <w:trHeight w:val="2551" w:hRule="atLeast"/>
+          <w:cantSplit w:val="true"/>
+        </w:trPr>
+        <w:tc>
+          <w:tcPr>
+            <w:tcW w:type="dxa" w:w="8787"/>
+            <w:vAlign w:val="center"/>
+            <w:shd w:val="clear" w:color="auto" w:fill="F9FAFB"/>
+          </w:tcPr>
+          <w:p>
+            <w:pPr>
+              <w:jc w:val="center"/>
+            </w:pPr>
+            <w:r/>
+            <w:r>
+              <w:rPr>
+                <w:b/>
+                <w:i w:val="0"/>
+                <w:color w:val="6B7280"/>
+                <w:sz w:val="20"/>
+              </w:rPr>
+              <w:t>Falta la captura EV-DEF14-01.png</w:t>
+            </w:r>
+          </w:p>
+          <w:p>
+            <w:pPr>
+              <w:jc w:val="center"/>
+            </w:pPr>
+            <w:r>
+              <w:rPr>
+                <w:b w:val="0"/>
+                <w:i/>
+                <w:color w:val="6B7280"/>
+                <w:sz w:val="18"/>
+              </w:rPr>
+              <w:t>La toma Esteban Palencia en Railway</w:t>
+            </w:r>
+          </w:p>
+        </w:tc>
+      </w:tr>
+    </w:tbl>
+    <w:tbl>
+      <w:tblPr>
+        <w:tblW w:type="auto" w:w="0"/>
         <w:jc w:val="center"/>
-      </w:pPr>
-      <w:r>
-        <w:rPr>
-          <w:b/>
-          <w:i/>
-          <w:sz w:val="18"/>
-        </w:rPr>
-        <w:t xml:space="preserve">Figura 22. </w:t>
-      </w:r>
-      <w:r>
-        <w:rPr>
-          <w:i/>
-          <w:sz w:val="18"/>
-        </w:rPr>
-        <w:t>DEF-14 · EV-DEF14-C1-01.png. Promedio guardado en la base: 0. El panel del estudiante dice «Sin alertas»</w:t>
-      </w:r>
-    </w:p>
-    <w:p>
-      <w:pPr>
-        <w:keepNext/>
-        <w:spacing w:before="80" w:after="40"/>
-        <w:jc w:val="center"/>
-      </w:pPr>
-      <w:r>
-        <w:drawing>
-          <wp:inline xmlns:a="http://schemas.openxmlformats.org/drawingml/2006/main" xmlns:pic="http://schemas.openxmlformats.org/drawingml/2006/picture">
-            <wp:extent cx="5580000" cy="3138750"/>
-            <wp:docPr id="23" name="Picture 23"/>
-            <wp:cNvGraphicFramePr>
-              <a:graphicFrameLocks noChangeAspect="1"/>
-            </wp:cNvGraphicFramePr>
-            <a:graphic>
-              <a:graphicData uri="http://schemas.openxmlformats.org/drawingml/2006/picture">
-                <pic:pic>
-                  <pic:nvPicPr>
-                    <pic:cNvPr id="0" name="EV-DEF14-C1-02.jpg"/>
-                    <pic:cNvPicPr/>
-                  </pic:nvPicPr>
-                  <pic:blipFill>
-                    <a:blip r:embed="rId32"/>
-                    <a:stretch>
-                      <a:fillRect/>
-                    </a:stretch>
-                  </pic:blipFill>
-                  <pic:spPr>
-                    <a:xfrm>
-                      <a:off x="0" y="0"/>
-                      <a:ext cx="5580000" cy="3138750"/>
-                    </a:xfrm>
-                    <a:prstGeom prst="rect"/>
-                  </pic:spPr>
-                </pic:pic>
-              </a:graphicData>
-            </a:graphic>
-          </wp:inline>
-        </w:drawing>
-      </w:r>
-    </w:p>
-    <w:p>
-      <w:pPr>
-        <w:spacing w:after="200"/>
-        <w:jc w:val="center"/>
-      </w:pPr>
-      <w:r>
-        <w:rPr>
-          <w:b/>
-          <w:i/>
-          <w:sz w:val="18"/>
-        </w:rPr>
-        <w:t xml:space="preserve">Figura 23. </w:t>
-      </w:r>
-      <w:r>
-        <w:rPr>
-          <w:i/>
-          <w:sz w:val="18"/>
-        </w:rPr>
-        <w:t>DEF-14 · EV-DEF14-C1-02.png. Campana abierta: llega «Seguimiento académico», enviada a «Todos los estudiantes en alerta»</w:t>
-      </w:r>
-    </w:p>
+        <w:tblLook w:firstColumn="1" w:firstRow="1" w:lastColumn="0" w:lastRow="0" w:noHBand="0" w:noVBand="1" w:val="04A0"/>
+        <w:tblLayout w:type="fixed"/>
+        <w:tblBorders>
+          <w:top w:val="dashed" w:sz="8" w:space="0" w:color="9CA3AF"/>
+          <w:left w:val="dashed" w:sz="8" w:space="0" w:color="9CA3AF"/>
+          <w:bottom w:val="dashed" w:sz="8" w:space="0" w:color="9CA3AF"/>
+          <w:right w:val="dashed" w:sz="8" w:space="0" w:color="9CA3AF"/>
+        </w:tblBorders>
+      </w:tblPr>
+      <w:tblGrid>
+        <w:gridCol w:w="9746"/>
+      </w:tblGrid>
+      <w:tr>
+        <w:trPr>
+          <w:trHeight w:val="2551" w:hRule="atLeast"/>
+          <w:cantSplit w:val="true"/>
+        </w:trPr>
+        <w:tc>
+          <w:tcPr>
+            <w:tcW w:type="dxa" w:w="8787"/>
+            <w:vAlign w:val="center"/>
+            <w:shd w:val="clear" w:color="auto" w:fill="F9FAFB"/>
+          </w:tcPr>
+          <w:p>
+            <w:pPr>
+              <w:jc w:val="center"/>
+            </w:pPr>
+            <w:r/>
+            <w:r>
+              <w:rPr>
+                <w:b/>
+                <w:i w:val="0"/>
+                <w:color w:val="6B7280"/>
+                <w:sz w:val="20"/>
+              </w:rPr>
+              <w:t>Falta la captura EV-DEF14-02.png</w:t>
+            </w:r>
+          </w:p>
+          <w:p>
+            <w:pPr>
+              <w:jc w:val="center"/>
+            </w:pPr>
+            <w:r>
+              <w:rPr>
+                <w:b w:val="0"/>
+                <w:i/>
+                <w:color w:val="6B7280"/>
+                <w:sz w:val="18"/>
+              </w:rPr>
+              <w:t>La toma Esteban Palencia en Railway</w:t>
+            </w:r>
+          </w:p>
+        </w:tc>
+      </w:tr>
+    </w:tbl>
     <w:sectPr>
       <w:footerReference w:type="default" r:id="rId9"/>
       <w:pgSz w:w="12240" w:h="15840"/>

--- a/docs/entrega-2/IS071_T4_EquipoF.docx
+++ b/docs/entrega-2/IS071_T4_EquipoF.docx
@@ -536,9 +536,9 @@
         <w:rPr>
           <w:b w:val="0"/>
           <w:i w:val="0"/>
-          <w:sz w:val="21"/>
+          <w:sz w:val="22"/>
         </w:rPr>
-        <w:t>Se escriben los identificadores concretos de los defectos que reportó y que reprodujo cada integrante. Cada defecto lo reproduce el integrante que no lo reportó, siguiendo solo lo que dice su reporte.</w:t>
+        <w:t>Cada uno reportó cuatro de los ocho defectos y reproduce los cuatro del otro, siguiendo solo lo que dice el reporte.</w:t>
       </w:r>
     </w:p>
     <w:tbl>
@@ -640,7 +640,7 @@
                 <w:color w:val="FFFFFF"/>
                 <w:sz w:val="19"/>
               </w:rPr>
-              <w:t>Defectos que reprodujo</w:t>
+              <w:t>Defectos que reproduce</w:t>
             </w:r>
           </w:p>
         </w:tc>
@@ -902,7 +902,7 @@
           <w:i w:val="0"/>
           <w:sz w:val="22"/>
         </w:rPr>
-        <w:t>Encontrar un defecto es la mitad del trabajo; la otra mitad es escribirlo de modo que otra persona, que no estaba ahí y no conoce el sistema, pueda reproducirlo y corregirlo. Esta tarea presenta ocho de los catorce defectos del Entregable 2 con el formato profesional completo, la reproducción cruzada dentro del equipo y el análisis que los relaciona con los riesgos del Entregable 1.</w:t>
+        <w:t>Escogimos ocho de los catorce defectos del Entregable 2 para escribirlos con el formato completo, de modo que alguien que no estaba ahí y no conoce el sistema pueda reproducirlos y corregirlos. Aquí van esos ocho reportes, la reproducción cruzada dentro del equipo y el análisis que los relaciona con los riesgos del Entregable 1.</w:t>
       </w:r>
     </w:p>
     <w:tbl>
@@ -959,7 +959,7 @@
           <w:i w:val="0"/>
           <w:sz w:val="22"/>
         </w:rPr>
-        <w:t>Cómo se ejecutaron las pruebas.</w:t>
+        <w:t>Cómo se ejecutan las pruebas.</w:t>
       </w:r>
     </w:p>
     <w:p>
@@ -970,9 +970,9 @@
         <w:rPr>
           <w:b w:val="0"/>
           <w:i w:val="0"/>
-          <w:sz w:val="21"/>
+          <w:sz w:val="22"/>
         </w:rPr>
-        <w:t>Todo se ejecutó a mano en la aplicación desplegada en Railway (commit 693358a), en Chrome y Firefox sobre Windows. Lo que se mira en el servidor se revisó en la pestaña Red de F12, y las peticiones que la interfaz no deja hacer se pegaron en la consola con el token de la sesión, tal como pide la guía. Cada reporte trae el entorno, la fecha y los intentos de quien lo ejecutó, y su evidencia nombrada con el identificador.</w:t>
+        <w:t>Todo se ejecuta a mano en la aplicación desplegada en Railway (commit 693358a), en Chrome y Firefox sobre Windows. Lo que se mira en el servidor se revisa en la pestaña Red de F12, y las peticiones que la interfaz no deja hacer se pegan en la consola con el token de la sesión, tal como pide la guía. Cada reporte lleva el entorno, la fecha y los intentos de quien lo reportó, y su evidencia nombrada con el identificador.</w:t>
       </w:r>
     </w:p>
     <w:p>
@@ -1346,7 +1346,7 @@
                 <w:b w:val="0"/>
                 <w:sz w:val="16"/>
               </w:rPr>
-              <w:t>Abierto</w:t>
+              <w:t>Por reproducir</w:t>
             </w:r>
           </w:p>
         </w:tc>
@@ -1505,7 +1505,7 @@
                 <w:b w:val="0"/>
                 <w:sz w:val="16"/>
               </w:rPr>
-              <w:t>Abierto</w:t>
+              <w:t>Por reproducir</w:t>
             </w:r>
           </w:p>
         </w:tc>
@@ -1657,7 +1657,7 @@
                 <w:b w:val="0"/>
                 <w:sz w:val="16"/>
               </w:rPr>
-              <w:t>Abierto</w:t>
+              <w:t>Por reproducir</w:t>
             </w:r>
           </w:p>
         </w:tc>
@@ -1816,7 +1816,7 @@
                 <w:b w:val="0"/>
                 <w:sz w:val="16"/>
               </w:rPr>
-              <w:t>Abierto</w:t>
+              <w:t>Por reproducir</w:t>
             </w:r>
           </w:p>
         </w:tc>
@@ -1968,7 +1968,7 @@
                 <w:b w:val="0"/>
                 <w:sz w:val="16"/>
               </w:rPr>
-              <w:t>Abierto</w:t>
+              <w:t>Por reproducir</w:t>
             </w:r>
           </w:p>
         </w:tc>
@@ -2127,7 +2127,7 @@
                 <w:b w:val="0"/>
                 <w:sz w:val="16"/>
               </w:rPr>
-              <w:t>Abierto</w:t>
+              <w:t>Por reproducir</w:t>
             </w:r>
           </w:p>
         </w:tc>
@@ -2279,7 +2279,7 @@
                 <w:b w:val="0"/>
                 <w:sz w:val="16"/>
               </w:rPr>
-              <w:t>Abierto</w:t>
+              <w:t>Por reproducir</w:t>
             </w:r>
           </w:p>
         </w:tc>
@@ -2438,7 +2438,7 @@
                 <w:b w:val="0"/>
                 <w:sz w:val="16"/>
               </w:rPr>
-              <w:t>Abierto</w:t>
+              <w:t>Por reproducir</w:t>
             </w:r>
           </w:p>
         </w:tc>
@@ -2452,9 +2452,9 @@
         <w:rPr>
           <w:b w:val="0"/>
           <w:i w:val="0"/>
-          <w:sz w:val="21"/>
+          <w:sz w:val="22"/>
         </w:rPr>
-        <w:t>Los ocho cubren seis requisitos distintos (R2/RNF02, R4, R5, R6, R7 y R8/transversal), para no concentrar todo en una sola funcionalidad. Los reportes completos, con los trece campos, van en la sección 4.</w:t>
+        <w:t>Los ocho tocan 6 requisitos distintos (R4, R5, R6, R7, RF028 y RNF02), para no concentrar todo en una sola funcionalidad. Los reportes completos, con los trece campos, van en la sección 4.</w:t>
       </w:r>
     </w:p>
     <w:p>
@@ -2568,7 +2568,7 @@
           <w:i w:val="0"/>
           <w:sz w:val="22"/>
         </w:rPr>
-        <w:t>El análisis de riesgos del Entregable 1 apuntó donde debía: R5 era el riesgo más alto de la matriz (R-03, nivel 15) y concentra cuatro defectos, incluido el único crítico. R6, que habíamos calificado como riesgo medio (R-11), aportó un defecto de severidad alta (DEF-08). Lo que la matriz no vio fueron dos riesgos transversales: la zona horaria (DEF-08 y DEF-12 comparten causa, el servidor en UTC) y la visibilidad de los mensajes al usuario (DEF-13), que toca todas las pantallas.</w:t>
+        <w:t>Mirando los catorce defectos del Entregable 2, el análisis de riesgos del Entregable 1 apuntó donde debía: R5 era uno de los tres riesgos de nivel 15 de la matriz (R-03) y concentra cuatro defectos, entre ellos el único crítico (DEF-05, que se detalla en el Entregable 2). R6, que habíamos calificado como riesgo medio (R-11, nivel 9), aportó un defecto de severidad alta (DEF-08). Lo que la matriz no vio fueron dos riesgos transversales: la zona horaria (DEF-08 comparte causa con DEF-12: el servidor trabaja en UTC) y la visibilidad de los mensajes al usuario (DEF-13), que toca todas las pantallas.</w:t>
       </w:r>
     </w:p>
     <w:tbl>
@@ -2609,7 +2609,7 @@
                 <w:b w:val="0"/>
                 <w:sz w:val="20"/>
               </w:rPr>
-              <w:t>Conclusión (cinco líneas). La matriz de riesgos acertó en los requisitos: donde predijo más riesgo (R5, R-03) es donde más defectos aparecieron, y el análisis llevó a probar primero esos caminos. Su punto ciego fueron los riesgos transversales —zona horaria y mensajes al usuario—, que no estaban ligados a un requisito concreto y por eso ninguna fila los nombraba. Para el Entregable 3 agregamos esos dos riesgos y subimos R6 a nivel alto.</w:t>
+              <w:t>Conclusión. La matriz de riesgos acertó en los requisitos: donde predijo más riesgo (R5, R-03) es donde se concentran los defectos documentados, y por eso esos caminos van primero en la ejecución. Su punto ciego fueron los riesgos transversales —zona horaria y mensajes al usuario—, que no estaban ligados a un requisito concreto y por eso ninguna fila los nombraba. Para el Entregable 3 agregamos esos dos riesgos y subimos R6 a nivel alto.</w:t>
             </w:r>
           </w:p>
         </w:tc>
@@ -2636,9 +2636,9 @@
         <w:rPr>
           <w:b w:val="0"/>
           <w:i w:val="0"/>
-          <w:sz w:val="21"/>
+          <w:sz w:val="22"/>
         </w:rPr>
-        <w:t>De los ocho, estos tres impedirían liberar el producto:</w:t>
+        <w:t>De los ocho, estos tres impedirían liberar el producto, por su severidad, el riesgo del requisito que tocan y a cuántos usuarios afectan:</w:t>
       </w:r>
     </w:p>
     <w:p>
@@ -2649,7 +2649,7 @@
         <w:rPr>
           <w:b w:val="0"/>
           <w:i w:val="0"/>
-          <w:sz w:val="21"/>
+          <w:sz w:val="22"/>
         </w:rPr>
         <w:t>DEF-01 (sesión que no expira, severidad alta, RNF02). Es un control de seguridad que el requisito exige y que no funciona: la sesión sigue abierta a los 16 minutos y solo se cierra a las dos horas. En los equipos compartidos de la universidad, cualquiera que se siente después queda dentro de la cuenta anterior. El riesgo es de seguridad y el impacto alcanza a todos los roles.</w:t>
       </w:r>
@@ -2662,7 +2662,7 @@
         <w:rPr>
           <w:b w:val="0"/>
           <w:i w:val="0"/>
-          <w:sz w:val="21"/>
+          <w:sz w:val="22"/>
         </w:rPr>
         <w:t>DEF-08 (regla de 24 horas corrida 5 horas, severidad alta, R6). La cancelación es una de las dos operaciones centrales del módulo y la regla se aplica mal a todos los usuarios: con 26 horas reales de margen el sistema dice que faltan 21 y no deja cancelar. El requisito es de riesgo medio-alto y el usuario no tiene alternativa dentro de la aplicación salvo escribirle al docente.</w:t>
       </w:r>
@@ -2675,9 +2675,9 @@
         <w:rPr>
           <w:b w:val="0"/>
           <w:i w:val="0"/>
-          <w:sz w:val="21"/>
+          <w:sz w:val="22"/>
         </w:rPr>
-        <w:t>DEF-13 (mensajes emergentes que nunca se ven, prioridad alta, transversal). El servidor acepta o rechaza bien cada acción, pero el usuario no recibe ninguna confirmación ni error en pantalla. Afecta todas las pantallas y deja al usuario sin saber por qué se rechaza lo que intenta; sin esa respuesta visible, varias reglas de negocio quedan invisibles para quien usa el sistema.</w:t>
+        <w:t>DEF-13 (mensajes emergentes que nunca se ven, severidad media, transversal). Su severidad es media porque el servidor acepta o rechaza bien cada acción, pero el impacto es el más amplio de los ocho: ninguna pantalla muestra confirmaciones ni errores, así que reglas como el bloqueo de RRN01 o la fecha mínima de RRN06 nunca se le comunican al usuario. Es además un riesgo transversal que la matriz no tenía, y se corrige con muy poco código.</w:t>
       </w:r>
     </w:p>
     <w:p>
@@ -2701,9 +2701,9 @@
         <w:rPr>
           <w:b w:val="0"/>
           <w:i/>
-          <w:sz w:val="20"/>
+          <w:sz w:val="22"/>
         </w:rPr>
-        <w:t>El entorno, la fecha, la frecuencia y el resultado real de cada reporte son los de quien lo ejecutó en Railway. Las capturas están en el Anexo F, con el número de figura que cita el campo «Evidencia».</w:t>
+        <w:t>El entorno, la fecha, la frecuencia y el resultado real de cada reporte los pone quien lo reportó, con su propia ejecución en Railway. Las capturas están en el Anexo F, con el número de figura que cita el campo «Evidencia».</w:t>
       </w:r>
     </w:p>
     <w:p>
@@ -2752,7 +2752,7 @@
             <w:r>
               <w:rPr>
                 <w:b/>
-                <w:sz w:val="19"/>
+                <w:sz w:val="21"/>
               </w:rPr>
               <w:t>Identificador</w:t>
             </w:r>
@@ -2773,7 +2773,7 @@
             <w:r>
               <w:rPr>
                 <w:b w:val="0"/>
-                <w:sz w:val="19"/>
+                <w:sz w:val="21"/>
               </w:rPr>
               <w:t>DEF-01</w:t>
             </w:r>
@@ -2800,7 +2800,7 @@
             <w:r>
               <w:rPr>
                 <w:b/>
-                <w:sz w:val="19"/>
+                <w:sz w:val="21"/>
               </w:rPr>
               <w:t>Título</w:t>
             </w:r>
@@ -2821,7 +2821,7 @@
             <w:r>
               <w:rPr>
                 <w:b w:val="0"/>
-                <w:sz w:val="19"/>
+                <w:sz w:val="21"/>
               </w:rPr>
               <w:t>La sesión sigue abierta después de 16 minutos sin actividad; solo se cierra a las 2 horas, y únicamente al recargar</w:t>
             </w:r>
@@ -2848,7 +2848,7 @@
             <w:r>
               <w:rPr>
                 <w:b/>
-                <w:sz w:val="19"/>
+                <w:sz w:val="21"/>
               </w:rPr>
               <w:t>Entorno y versión</w:t>
             </w:r>
@@ -2869,7 +2869,7 @@
             <w:r>
               <w:rPr>
                 <w:b w:val="0"/>
-                <w:sz w:val="19"/>
+                <w:sz w:val="21"/>
               </w:rPr>
               <w:t>Railway (commit 693358a) · navegador y versión: ____ · sistema operativo: ____ · probado el ____</w:t>
             </w:r>
@@ -2896,7 +2896,7 @@
             <w:r>
               <w:rPr>
                 <w:b/>
-                <w:sz w:val="19"/>
+                <w:sz w:val="21"/>
               </w:rPr>
               <w:t>Precondición</w:t>
             </w:r>
@@ -2917,7 +2917,7 @@
             <w:r>
               <w:rPr>
                 <w:b w:val="0"/>
-                <w:sz w:val="19"/>
+                <w:sz w:val="21"/>
               </w:rPr>
               <w:t>Cuenta sgarcia@amigo.edu.co activa. Ninguna otra pestaña de ConectaProfe abierta.</w:t>
             </w:r>
@@ -2944,7 +2944,7 @@
             <w:r>
               <w:rPr>
                 <w:b/>
-                <w:sz w:val="19"/>
+                <w:sz w:val="21"/>
               </w:rPr>
               <w:t>Pasos</w:t>
             </w:r>
@@ -2965,7 +2965,7 @@
             <w:r>
               <w:rPr>
                 <w:b w:val="0"/>
-                <w:sz w:val="19"/>
+                <w:sz w:val="21"/>
               </w:rPr>
               <w:t>1. Iniciar sesión como sgarcia@amigo.edu.co (contraseña 123456).</w:t>
             </w:r>
@@ -2974,7 +2974,7 @@
             <w:r>
               <w:rPr>
                 <w:b w:val="0"/>
-                <w:sz w:val="19"/>
+                <w:sz w:val="21"/>
               </w:rPr>
               <w:t>2. Dejar la pestaña sin actividad durante 16 minutos, con cronómetro.</w:t>
             </w:r>
@@ -2983,7 +2983,7 @@
             <w:r>
               <w:rPr>
                 <w:b w:val="0"/>
-                <w:sz w:val="19"/>
+                <w:sz w:val="21"/>
               </w:rPr>
               <w:t>3. Hacer clic en «Programar Tutoría» y recargar la página.</w:t>
             </w:r>
@@ -3010,7 +3010,7 @@
             <w:r>
               <w:rPr>
                 <w:b/>
-                <w:sz w:val="19"/>
+                <w:sz w:val="21"/>
               </w:rPr>
               <w:t>Resultado esperado</w:t>
             </w:r>
@@ -3031,7 +3031,7 @@
             <w:r>
               <w:rPr>
                 <w:b w:val="0"/>
-                <w:sz w:val="19"/>
+                <w:sz w:val="21"/>
               </w:rPr>
               <w:t>RNF02: la sesión expira tras 15 minutos de inactividad y el sistema lleva al inicio de sesión.</w:t>
             </w:r>
@@ -3058,7 +3058,7 @@
             <w:r>
               <w:rPr>
                 <w:b/>
-                <w:sz w:val="19"/>
+                <w:sz w:val="21"/>
               </w:rPr>
               <w:t>Resultado real</w:t>
             </w:r>
@@ -3079,7 +3079,7 @@
             <w:r>
               <w:rPr>
                 <w:b w:val="0"/>
-                <w:sz w:val="19"/>
+                <w:sz w:val="21"/>
               </w:rPr>
               <w:t>____</w:t>
             </w:r>
@@ -3106,7 +3106,7 @@
             <w:r>
               <w:rPr>
                 <w:b/>
-                <w:sz w:val="19"/>
+                <w:sz w:val="21"/>
               </w:rPr>
               <w:t>Frecuencia</w:t>
             </w:r>
@@ -3127,7 +3127,7 @@
             <w:r>
               <w:rPr>
                 <w:b w:val="0"/>
-                <w:sz w:val="19"/>
+                <w:sz w:val="21"/>
               </w:rPr>
               <w:t>____ de ____ intentos</w:t>
             </w:r>
@@ -3154,7 +3154,7 @@
             <w:r>
               <w:rPr>
                 <w:b/>
-                <w:sz w:val="19"/>
+                <w:sz w:val="21"/>
               </w:rPr>
               <w:t>Severidad</w:t>
             </w:r>
@@ -3175,7 +3175,7 @@
             <w:r>
               <w:rPr>
                 <w:b w:val="0"/>
-                <w:sz w:val="19"/>
+                <w:sz w:val="21"/>
               </w:rPr>
               <w:t>Alta. El control de seguridad que exige el requisito no funciona: una cuenta que se deja abierta sigue abierta.</w:t>
             </w:r>
@@ -3202,7 +3202,7 @@
             <w:r>
               <w:rPr>
                 <w:b/>
-                <w:sz w:val="19"/>
+                <w:sz w:val="21"/>
               </w:rPr>
               <w:t>Prioridad</w:t>
             </w:r>
@@ -3223,7 +3223,7 @@
             <w:r>
               <w:rPr>
                 <w:b w:val="0"/>
-                <w:sz w:val="19"/>
+                <w:sz w:val="21"/>
               </w:rPr>
               <w:t>Alta. En los computadores compartidos de la universidad, la cuenta de un estudiante queda abierta toda la jornada.</w:t>
             </w:r>
@@ -3250,7 +3250,7 @@
             <w:r>
               <w:rPr>
                 <w:b/>
-                <w:sz w:val="19"/>
+                <w:sz w:val="21"/>
               </w:rPr>
               <w:t>Evidencia</w:t>
             </w:r>
@@ -3271,9 +3271,9 @@
             <w:r>
               <w:rPr>
                 <w:b w:val="0"/>
-                <w:sz w:val="19"/>
-              </w:rPr>
-              <w:t>EV-CP034-C1-01.png (pendiente)</w:t>
+                <w:sz w:val="21"/>
+              </w:rPr>
+              <w:t>EV-DEF01-01.png (pendiente)</w:t>
             </w:r>
           </w:p>
         </w:tc>
@@ -3298,7 +3298,7 @@
             <w:r>
               <w:rPr>
                 <w:b/>
-                <w:sz w:val="19"/>
+                <w:sz w:val="21"/>
               </w:rPr>
               <w:t>Origen</w:t>
             </w:r>
@@ -3319,7 +3319,7 @@
             <w:r>
               <w:rPr>
                 <w:b w:val="0"/>
-                <w:sz w:val="19"/>
+                <w:sz w:val="21"/>
               </w:rPr>
               <w:t>SE-01 · CP-034</w:t>
             </w:r>
@@ -3346,7 +3346,7 @@
             <w:r>
               <w:rPr>
                 <w:b/>
-                <w:sz w:val="19"/>
+                <w:sz w:val="21"/>
               </w:rPr>
               <w:t>Reportado por</w:t>
             </w:r>
@@ -3367,7 +3367,7 @@
             <w:r>
               <w:rPr>
                 <w:b w:val="0"/>
-                <w:sz w:val="19"/>
+                <w:sz w:val="21"/>
               </w:rPr>
               <w:t>Esteban Palencia</w:t>
             </w:r>
@@ -3375,7 +3375,19 @@
         </w:tc>
       </w:tr>
     </w:tbl>
-    <w:p/>
+    <w:p>
+      <w:pPr>
+        <w:spacing w:after="0"/>
+      </w:pPr>
+      <w:r>
+        <w:rPr>
+          <w:b w:val="0"/>
+          <w:i w:val="0"/>
+          <w:sz w:val="12"/>
+        </w:rPr>
+        <w:t xml:space="preserve"> </w:t>
+      </w:r>
+    </w:p>
     <w:p>
       <w:pPr>
         <w:pStyle w:val="Heading3"/>
@@ -3422,7 +3434,7 @@
             <w:r>
               <w:rPr>
                 <w:b/>
-                <w:sz w:val="19"/>
+                <w:sz w:val="21"/>
               </w:rPr>
               <w:t>Identificador</w:t>
             </w:r>
@@ -3443,7 +3455,7 @@
             <w:r>
               <w:rPr>
                 <w:b w:val="0"/>
-                <w:sz w:val="19"/>
+                <w:sz w:val="21"/>
               </w:rPr>
               <w:t>DEF-02</w:t>
             </w:r>
@@ -3470,7 +3482,7 @@
             <w:r>
               <w:rPr>
                 <w:b/>
-                <w:sz w:val="19"/>
+                <w:sz w:val="21"/>
               </w:rPr>
               <w:t>Título</w:t>
             </w:r>
@@ -3491,7 +3503,7 @@
             <w:r>
               <w:rPr>
                 <w:b w:val="0"/>
-                <w:sz w:val="19"/>
+                <w:sz w:val="21"/>
               </w:rPr>
               <w:t>El administrador programa una asesoría con fecha de hoy, y por la API también con fechas pasadas</w:t>
             </w:r>
@@ -3518,7 +3530,7 @@
             <w:r>
               <w:rPr>
                 <w:b/>
-                <w:sz w:val="19"/>
+                <w:sz w:val="21"/>
               </w:rPr>
               <w:t>Entorno y versión</w:t>
             </w:r>
@@ -3539,7 +3551,7 @@
             <w:r>
               <w:rPr>
                 <w:b w:val="0"/>
-                <w:sz w:val="19"/>
+                <w:sz w:val="21"/>
               </w:rPr>
               <w:t>Railway (commit 693358a) · navegador y versión: ____ · sistema operativo: ____ · probado el ____</w:t>
             </w:r>
@@ -3566,7 +3578,7 @@
             <w:r>
               <w:rPr>
                 <w:b/>
-                <w:sz w:val="19"/>
+                <w:sz w:val="21"/>
               </w:rPr>
               <w:t>Precondición</w:t>
             </w:r>
@@ -3587,7 +3599,7 @@
             <w:r>
               <w:rPr>
                 <w:b w:val="0"/>
-                <w:sz w:val="19"/>
+                <w:sz w:val="21"/>
               </w:rPr>
               <w:t>Sesión de administrador. La docente Sandra Ríos Montoya y el estudiante Camilo Ríos Zapata están activos.</w:t>
             </w:r>
@@ -3614,7 +3626,7 @@
             <w:r>
               <w:rPr>
                 <w:b/>
-                <w:sz w:val="19"/>
+                <w:sz w:val="21"/>
               </w:rPr>
               <w:t>Pasos</w:t>
             </w:r>
@@ -3635,7 +3647,7 @@
             <w:r>
               <w:rPr>
                 <w:b w:val="0"/>
-                <w:sz w:val="19"/>
+                <w:sz w:val="21"/>
               </w:rPr>
               <w:t>1. En «Panel Admin», abrir la tarjeta «Asignación».</w:t>
             </w:r>
@@ -3644,7 +3656,7 @@
             <w:r>
               <w:rPr>
                 <w:b w:val="0"/>
-                <w:sz w:val="19"/>
+                <w:sz w:val="21"/>
               </w:rPr>
               <w:t>2. En «Nueva Sesión de Asesoría», elegir a Sandra Ríos Montoya y a Camilo Ríos Zapata.</w:t>
             </w:r>
@@ -3653,7 +3665,7 @@
             <w:r>
               <w:rPr>
                 <w:b w:val="0"/>
-                <w:sz w:val="19"/>
+                <w:sz w:val="21"/>
               </w:rPr>
               <w:t>3. Materia: la primera de la lista. Fecha: la de hoy. Hora: dos horas después de la actual. Modalidad: Virtual.</w:t>
             </w:r>
@@ -3662,7 +3674,7 @@
             <w:r>
               <w:rPr>
                 <w:b w:val="0"/>
-                <w:sz w:val="19"/>
+                <w:sz w:val="21"/>
               </w:rPr>
               <w:t>4. Presionar «Crear Asesoría (+)».</w:t>
             </w:r>
@@ -3689,7 +3701,7 @@
             <w:r>
               <w:rPr>
                 <w:b/>
-                <w:sz w:val="19"/>
+                <w:sz w:val="21"/>
               </w:rPr>
               <w:t>Resultado esperado</w:t>
             </w:r>
@@ -3710,7 +3722,7 @@
             <w:r>
               <w:rPr>
                 <w:b w:val="0"/>
-                <w:sz w:val="19"/>
+                <w:sz w:val="21"/>
               </w:rPr>
               <w:t>RRN06: no se puede programar una tutoría para el mismo día; la fecha mínima es el día siguiente. El sistema rechaza la asesoría.</w:t>
             </w:r>
@@ -3737,7 +3749,7 @@
             <w:r>
               <w:rPr>
                 <w:b/>
-                <w:sz w:val="19"/>
+                <w:sz w:val="21"/>
               </w:rPr>
               <w:t>Resultado real</w:t>
             </w:r>
@@ -3758,7 +3770,7 @@
             <w:r>
               <w:rPr>
                 <w:b w:val="0"/>
-                <w:sz w:val="19"/>
+                <w:sz w:val="21"/>
               </w:rPr>
               <w:t>____</w:t>
             </w:r>
@@ -3785,7 +3797,7 @@
             <w:r>
               <w:rPr>
                 <w:b/>
-                <w:sz w:val="19"/>
+                <w:sz w:val="21"/>
               </w:rPr>
               <w:t>Frecuencia</w:t>
             </w:r>
@@ -3806,7 +3818,7 @@
             <w:r>
               <w:rPr>
                 <w:b w:val="0"/>
-                <w:sz w:val="19"/>
+                <w:sz w:val="21"/>
               </w:rPr>
               <w:t>____ de ____ intentos</w:t>
             </w:r>
@@ -3833,7 +3845,7 @@
             <w:r>
               <w:rPr>
                 <w:b/>
-                <w:sz w:val="19"/>
+                <w:sz w:val="21"/>
               </w:rPr>
               <w:t>Severidad</w:t>
             </w:r>
@@ -3854,7 +3866,7 @@
             <w:r>
               <w:rPr>
                 <w:b w:val="0"/>
-                <w:sz w:val="19"/>
+                <w:sz w:val="21"/>
               </w:rPr>
               <w:t>Media. Falla una validación de frontera; la asesoría queda bien creada y el resto del flujo funciona.</w:t>
             </w:r>
@@ -3881,7 +3893,7 @@
             <w:r>
               <w:rPr>
                 <w:b/>
-                <w:sz w:val="19"/>
+                <w:sz w:val="21"/>
               </w:rPr>
               <w:t>Prioridad</w:t>
             </w:r>
@@ -3902,7 +3914,7 @@
             <w:r>
               <w:rPr>
                 <w:b w:val="0"/>
-                <w:sz w:val="19"/>
+                <w:sz w:val="21"/>
               </w:rPr>
               <w:t>Alta. RRN06 es de prioridad alta, y una asesoría para hoy ya no la puede cancelar nadie por la regla de las 24 horas.</w:t>
             </w:r>
@@ -3929,7 +3941,7 @@
             <w:r>
               <w:rPr>
                 <w:b/>
-                <w:sz w:val="19"/>
+                <w:sz w:val="21"/>
               </w:rPr>
               <w:t>Evidencia</w:t>
             </w:r>
@@ -3950,7 +3962,7 @@
             <w:r>
               <w:rPr>
                 <w:b w:val="0"/>
-                <w:sz w:val="19"/>
+                <w:sz w:val="21"/>
               </w:rPr>
               <w:t>EV-CP032-C1-01.png (pendiente)</w:t>
             </w:r>
@@ -3977,7 +3989,7 @@
             <w:r>
               <w:rPr>
                 <w:b/>
-                <w:sz w:val="19"/>
+                <w:sz w:val="21"/>
               </w:rPr>
               <w:t>Origen</w:t>
             </w:r>
@@ -3998,7 +4010,7 @@
             <w:r>
               <w:rPr>
                 <w:b w:val="0"/>
-                <w:sz w:val="19"/>
+                <w:sz w:val="21"/>
               </w:rPr>
               <w:t>CP-032</w:t>
             </w:r>
@@ -4025,7 +4037,7 @@
             <w:r>
               <w:rPr>
                 <w:b/>
-                <w:sz w:val="19"/>
+                <w:sz w:val="21"/>
               </w:rPr>
               <w:t>Reportado por</w:t>
             </w:r>
@@ -4046,7 +4058,7 @@
             <w:r>
               <w:rPr>
                 <w:b w:val="0"/>
-                <w:sz w:val="19"/>
+                <w:sz w:val="21"/>
               </w:rPr>
               <w:t>Esteban Palencia</w:t>
             </w:r>
@@ -4054,7 +4066,19 @@
         </w:tc>
       </w:tr>
     </w:tbl>
-    <w:p/>
+    <w:p>
+      <w:pPr>
+        <w:spacing w:after="0"/>
+      </w:pPr>
+      <w:r>
+        <w:rPr>
+          <w:b w:val="0"/>
+          <w:i w:val="0"/>
+          <w:sz w:val="12"/>
+        </w:rPr>
+        <w:t xml:space="preserve"> </w:t>
+      </w:r>
+    </w:p>
     <w:p>
       <w:pPr>
         <w:pStyle w:val="Heading3"/>
@@ -4101,7 +4125,7 @@
             <w:r>
               <w:rPr>
                 <w:b/>
-                <w:sz w:val="19"/>
+                <w:sz w:val="21"/>
               </w:rPr>
               <w:t>Identificador</w:t>
             </w:r>
@@ -4122,7 +4146,7 @@
             <w:r>
               <w:rPr>
                 <w:b w:val="0"/>
-                <w:sz w:val="19"/>
+                <w:sz w:val="21"/>
               </w:rPr>
               <w:t>DEF-06</w:t>
             </w:r>
@@ -4149,7 +4173,7 @@
             <w:r>
               <w:rPr>
                 <w:b/>
-                <w:sz w:val="19"/>
+                <w:sz w:val="21"/>
               </w:rPr>
               <w:t>Título</w:t>
             </w:r>
@@ -4170,7 +4194,7 @@
             <w:r>
               <w:rPr>
                 <w:b w:val="0"/>
-                <w:sz w:val="19"/>
+                <w:sz w:val="21"/>
               </w:rPr>
               <w:t>Una tutoría cancelada pasa a «completada» si el docente la marca como realizada por la API</w:t>
             </w:r>
@@ -4197,7 +4221,7 @@
             <w:r>
               <w:rPr>
                 <w:b/>
-                <w:sz w:val="19"/>
+                <w:sz w:val="21"/>
               </w:rPr>
               <w:t>Entorno y versión</w:t>
             </w:r>
@@ -4218,7 +4242,7 @@
             <w:r>
               <w:rPr>
                 <w:b w:val="0"/>
-                <w:sz w:val="19"/>
+                <w:sz w:val="21"/>
               </w:rPr>
               <w:t>Railway (commit 693358a) · navegador y versión: ____ · sistema operativo: ____ · probado el ____</w:t>
             </w:r>
@@ -4245,7 +4269,7 @@
             <w:r>
               <w:rPr>
                 <w:b/>
-                <w:sz w:val="19"/>
+                <w:sz w:val="21"/>
               </w:rPr>
               <w:t>Precondición</w:t>
             </w:r>
@@ -4266,7 +4290,7 @@
             <w:r>
               <w:rPr>
                 <w:b w:val="0"/>
-                <w:sz w:val="19"/>
+                <w:sz w:val="21"/>
               </w:rPr>
               <w:t>Una tutoría del estudiante con un docente, programada a futuro y luego cancelada por el estudiante.</w:t>
             </w:r>
@@ -4293,7 +4317,7 @@
             <w:r>
               <w:rPr>
                 <w:b/>
-                <w:sz w:val="19"/>
+                <w:sz w:val="21"/>
               </w:rPr>
               <w:t>Pasos</w:t>
             </w:r>
@@ -4314,27 +4338,27 @@
             <w:r>
               <w:rPr>
                 <w:b w:val="0"/>
-                <w:sz w:val="19"/>
-              </w:rPr>
-              <w:t>1. Como estudiante, programar una tutoría y cancelarla; anotar su id (visible en la red).</w:t>
+                <w:sz w:val="21"/>
+              </w:rPr>
+              <w:t>1. Como sgarcia@amigo.edu.co, programar con María González Ramos una tutoría para dentro de una semana a las 10:00 y cancelarla. En la pestaña Red de F12, anotar el id de la tutoría (respuesta de GET /api/tutorias).</w:t>
             </w:r>
           </w:p>
           <w:p>
             <w:r>
               <w:rPr>
                 <w:b w:val="0"/>
-                <w:sz w:val="19"/>
-              </w:rPr>
-              <w:t>2. Iniciar sesión como el docente de esa tutoría y abrir la consola (F12).</w:t>
+                <w:sz w:val="21"/>
+              </w:rPr>
+              <w:t>2. Cerrar sesión y entrar como mgonzalez@amigo.edu.co (contraseña 123456). Abrir la consola (F12).</w:t>
             </w:r>
           </w:p>
           <w:p>
             <w:r>
               <w:rPr>
                 <w:b w:val="0"/>
-                <w:sz w:val="19"/>
-              </w:rPr>
-              <w:t>3. Ejecutar fetch("/api/tutorias/ID/realizada",{method:"PATCH",headers:{Authorization:"Bearer "+localStorage.getItem("cp.token")}}).</w:t>
+                <w:sz w:val="21"/>
+              </w:rPr>
+              <w:t>3. Pegar fetch("/api/tutorias/ID/realizada",{method:"PATCH",headers:{Authorization:"Bearer "+localStorage.getItem("cp.token")}}).then(r=&gt;r.json()).then(console.log), cambiando ID por el número anotado.</w:t>
             </w:r>
           </w:p>
         </w:tc>
@@ -4359,7 +4383,7 @@
             <w:r>
               <w:rPr>
                 <w:b/>
-                <w:sz w:val="19"/>
+                <w:sz w:val="21"/>
               </w:rPr>
               <w:t>Resultado esperado</w:t>
             </w:r>
@@ -4380,9 +4404,9 @@
             <w:r>
               <w:rPr>
                 <w:b w:val="0"/>
-                <w:sz w:val="19"/>
-              </w:rPr>
-              <w:t>Ciclo de vida de la tutoría: una tutoría cancelada no admite nuevas transiciones y el servidor rechaza el cambio.</w:t>
+                <w:sz w:val="21"/>
+              </w:rPr>
+              <w:t>R6 (ciclo de vida de la tutoría): una tutoría cancelada no admite nuevas transiciones; el servidor rechaza el cambio y la tutoría sigue «cancelada».</w:t>
             </w:r>
           </w:p>
         </w:tc>
@@ -4407,7 +4431,7 @@
             <w:r>
               <w:rPr>
                 <w:b/>
-                <w:sz w:val="19"/>
+                <w:sz w:val="21"/>
               </w:rPr>
               <w:t>Resultado real</w:t>
             </w:r>
@@ -4428,7 +4452,7 @@
             <w:r>
               <w:rPr>
                 <w:b w:val="0"/>
-                <w:sz w:val="19"/>
+                <w:sz w:val="21"/>
               </w:rPr>
               <w:t>____</w:t>
             </w:r>
@@ -4455,7 +4479,7 @@
             <w:r>
               <w:rPr>
                 <w:b/>
-                <w:sz w:val="19"/>
+                <w:sz w:val="21"/>
               </w:rPr>
               <w:t>Frecuencia</w:t>
             </w:r>
@@ -4476,7 +4500,7 @@
             <w:r>
               <w:rPr>
                 <w:b w:val="0"/>
-                <w:sz w:val="19"/>
+                <w:sz w:val="21"/>
               </w:rPr>
               <w:t>____ de ____ intentos</w:t>
             </w:r>
@@ -4503,7 +4527,7 @@
             <w:r>
               <w:rPr>
                 <w:b/>
-                <w:sz w:val="19"/>
+                <w:sz w:val="21"/>
               </w:rPr>
               <w:t>Severidad</w:t>
             </w:r>
@@ -4524,7 +4548,7 @@
             <w:r>
               <w:rPr>
                 <w:b w:val="0"/>
-                <w:sz w:val="19"/>
+                <w:sz w:val="21"/>
               </w:rPr>
               <w:t>Media. Deja datos incorrectos en el historial y en las estadísticas; solo se llega por la API.</w:t>
             </w:r>
@@ -4551,7 +4575,7 @@
             <w:r>
               <w:rPr>
                 <w:b/>
-                <w:sz w:val="19"/>
+                <w:sz w:val="21"/>
               </w:rPr>
               <w:t>Prioridad</w:t>
             </w:r>
@@ -4572,7 +4596,7 @@
             <w:r>
               <w:rPr>
                 <w:b w:val="0"/>
-                <w:sz w:val="19"/>
+                <w:sz w:val="21"/>
               </w:rPr>
               <w:t>Media. Falsea los indicadores del docente y del administrador, pero hace falta conocimiento técnico para provocarlo.</w:t>
             </w:r>
@@ -4599,7 +4623,7 @@
             <w:r>
               <w:rPr>
                 <w:b/>
-                <w:sz w:val="19"/>
+                <w:sz w:val="21"/>
               </w:rPr>
               <w:t>Evidencia</w:t>
             </w:r>
@@ -4620,7 +4644,7 @@
             <w:r>
               <w:rPr>
                 <w:b w:val="0"/>
-                <w:sz w:val="19"/>
+                <w:sz w:val="21"/>
               </w:rPr>
               <w:t>EV-DEF06-01.png (pendiente)</w:t>
             </w:r>
@@ -4647,7 +4671,7 @@
             <w:r>
               <w:rPr>
                 <w:b/>
-                <w:sz w:val="19"/>
+                <w:sz w:val="21"/>
               </w:rPr>
               <w:t>Origen</w:t>
             </w:r>
@@ -4668,7 +4692,7 @@
             <w:r>
               <w:rPr>
                 <w:b w:val="0"/>
-                <w:sz w:val="19"/>
+                <w:sz w:val="21"/>
               </w:rPr>
               <w:t>SE-02</w:t>
             </w:r>
@@ -4695,7 +4719,7 @@
             <w:r>
               <w:rPr>
                 <w:b/>
-                <w:sz w:val="19"/>
+                <w:sz w:val="21"/>
               </w:rPr>
               <w:t>Reportado por</w:t>
             </w:r>
@@ -4716,7 +4740,7 @@
             <w:r>
               <w:rPr>
                 <w:b w:val="0"/>
-                <w:sz w:val="19"/>
+                <w:sz w:val="21"/>
               </w:rPr>
               <w:t>Sebastián González González</w:t>
             </w:r>
@@ -4724,7 +4748,19 @@
         </w:tc>
       </w:tr>
     </w:tbl>
-    <w:p/>
+    <w:p>
+      <w:pPr>
+        <w:spacing w:after="0"/>
+      </w:pPr>
+      <w:r>
+        <w:rPr>
+          <w:b w:val="0"/>
+          <w:i w:val="0"/>
+          <w:sz w:val="12"/>
+        </w:rPr>
+        <w:t xml:space="preserve"> </w:t>
+      </w:r>
+    </w:p>
     <w:p>
       <w:pPr>
         <w:pStyle w:val="Heading3"/>
@@ -4771,7 +4807,7 @@
             <w:r>
               <w:rPr>
                 <w:b/>
-                <w:sz w:val="19"/>
+                <w:sz w:val="21"/>
               </w:rPr>
               <w:t>Identificador</w:t>
             </w:r>
@@ -4792,7 +4828,7 @@
             <w:r>
               <w:rPr>
                 <w:b w:val="0"/>
-                <w:sz w:val="19"/>
+                <w:sz w:val="21"/>
               </w:rPr>
               <w:t>DEF-07</w:t>
             </w:r>
@@ -4819,7 +4855,7 @@
             <w:r>
               <w:rPr>
                 <w:b/>
-                <w:sz w:val="19"/>
+                <w:sz w:val="21"/>
               </w:rPr>
               <w:t>Título</w:t>
             </w:r>
@@ -4840,7 +4876,7 @@
             <w:r>
               <w:rPr>
                 <w:b w:val="0"/>
-                <w:sz w:val="19"/>
+                <w:sz w:val="21"/>
               </w:rPr>
               <w:t>Las contraseñas se ven en claro en «Nuevo usuario» y «Editar usuario», y la primera trae «Cambiar123» escrita</w:t>
             </w:r>
@@ -4867,7 +4903,7 @@
             <w:r>
               <w:rPr>
                 <w:b/>
-                <w:sz w:val="19"/>
+                <w:sz w:val="21"/>
               </w:rPr>
               <w:t>Entorno y versión</w:t>
             </w:r>
@@ -4888,7 +4924,7 @@
             <w:r>
               <w:rPr>
                 <w:b w:val="0"/>
-                <w:sz w:val="19"/>
+                <w:sz w:val="21"/>
               </w:rPr>
               <w:t>Railway (commit 693358a) · navegador y versión: ____ · sistema operativo: ____ · probado el ____</w:t>
             </w:r>
@@ -4915,7 +4951,7 @@
             <w:r>
               <w:rPr>
                 <w:b/>
-                <w:sz w:val="19"/>
+                <w:sz w:val="21"/>
               </w:rPr>
               <w:t>Precondición</w:t>
             </w:r>
@@ -4936,7 +4972,7 @@
             <w:r>
               <w:rPr>
                 <w:b w:val="0"/>
-                <w:sz w:val="19"/>
+                <w:sz w:val="21"/>
               </w:rPr>
               <w:t>Sesión de administrador, en «Gestión de Usuarios».</w:t>
             </w:r>
@@ -4963,7 +4999,7 @@
             <w:r>
               <w:rPr>
                 <w:b/>
-                <w:sz w:val="19"/>
+                <w:sz w:val="21"/>
               </w:rPr>
               <w:t>Pasos</w:t>
             </w:r>
@@ -4984,7 +5020,7 @@
             <w:r>
               <w:rPr>
                 <w:b w:val="0"/>
-                <w:sz w:val="19"/>
+                <w:sz w:val="21"/>
               </w:rPr>
               <w:t>1. Como administrador, abrir «Gestión de Usuarios».</w:t>
             </w:r>
@@ -4993,7 +5029,7 @@
             <w:r>
               <w:rPr>
                 <w:b w:val="0"/>
-                <w:sz w:val="19"/>
+                <w:sz w:val="21"/>
               </w:rPr>
               <w:t>2. Presionar «+ Nuevo Usuario» y mirar el campo «Contraseña».</w:t>
             </w:r>
@@ -5002,7 +5038,7 @@
             <w:r>
               <w:rPr>
                 <w:b w:val="0"/>
-                <w:sz w:val="19"/>
+                <w:sz w:val="21"/>
               </w:rPr>
               <w:t>3. Cerrar, editar un usuario y escribir una clave en «Nueva contraseña».</w:t>
             </w:r>
@@ -5029,7 +5065,7 @@
             <w:r>
               <w:rPr>
                 <w:b/>
-                <w:sz w:val="19"/>
+                <w:sz w:val="21"/>
               </w:rPr>
               <w:t>Resultado esperado</w:t>
             </w:r>
@@ -5050,7 +5086,7 @@
             <w:r>
               <w:rPr>
                 <w:b w:val="0"/>
-                <w:sz w:val="19"/>
+                <w:sz w:val="21"/>
               </w:rPr>
               <w:t>RNF05: las contraseñas no se muestran en texto plano en ningún momento.</w:t>
             </w:r>
@@ -5077,7 +5113,7 @@
             <w:r>
               <w:rPr>
                 <w:b/>
-                <w:sz w:val="19"/>
+                <w:sz w:val="21"/>
               </w:rPr>
               <w:t>Resultado real</w:t>
             </w:r>
@@ -5098,7 +5134,7 @@
             <w:r>
               <w:rPr>
                 <w:b w:val="0"/>
-                <w:sz w:val="19"/>
+                <w:sz w:val="21"/>
               </w:rPr>
               <w:t>____</w:t>
             </w:r>
@@ -5125,7 +5161,7 @@
             <w:r>
               <w:rPr>
                 <w:b/>
-                <w:sz w:val="19"/>
+                <w:sz w:val="21"/>
               </w:rPr>
               <w:t>Frecuencia</w:t>
             </w:r>
@@ -5146,7 +5182,7 @@
             <w:r>
               <w:rPr>
                 <w:b w:val="0"/>
-                <w:sz w:val="19"/>
+                <w:sz w:val="21"/>
               </w:rPr>
               <w:t>____ de ____ intentos</w:t>
             </w:r>
@@ -5173,7 +5209,7 @@
             <w:r>
               <w:rPr>
                 <w:b/>
-                <w:sz w:val="19"/>
+                <w:sz w:val="21"/>
               </w:rPr>
               <w:t>Severidad</w:t>
             </w:r>
@@ -5194,7 +5230,7 @@
             <w:r>
               <w:rPr>
                 <w:b w:val="0"/>
-                <w:sz w:val="19"/>
+                <w:sz w:val="21"/>
               </w:rPr>
               <w:t>Media. Deja una credencial a la vista de quien mire la pantalla, y las cuentas creadas sin cambiar ese valor comparten la misma clave inicial.</w:t>
             </w:r>
@@ -5221,7 +5257,7 @@
             <w:r>
               <w:rPr>
                 <w:b/>
-                <w:sz w:val="19"/>
+                <w:sz w:val="21"/>
               </w:rPr>
               <w:t>Prioridad</w:t>
             </w:r>
@@ -5242,7 +5278,7 @@
             <w:r>
               <w:rPr>
                 <w:b w:val="0"/>
-                <w:sz w:val="19"/>
+                <w:sz w:val="21"/>
               </w:rPr>
               <w:t>Alta. RNF05 es de prioridad alta, el arreglo es cambiar el tipo del campo y es la pantalla que se proyecta en clase.</w:t>
             </w:r>
@@ -5269,7 +5305,7 @@
             <w:r>
               <w:rPr>
                 <w:b/>
-                <w:sz w:val="19"/>
+                <w:sz w:val="21"/>
               </w:rPr>
               <w:t>Evidencia</w:t>
             </w:r>
@@ -5290,7 +5326,7 @@
             <w:r>
               <w:rPr>
                 <w:b w:val="0"/>
-                <w:sz w:val="19"/>
+                <w:sz w:val="21"/>
               </w:rPr>
               <w:t>EV-DEF07-01.png, EV-DEF07-02.png (pendientes)</w:t>
             </w:r>
@@ -5317,7 +5353,7 @@
             <w:r>
               <w:rPr>
                 <w:b/>
-                <w:sz w:val="19"/>
+                <w:sz w:val="21"/>
               </w:rPr>
               <w:t>Origen</w:t>
             </w:r>
@@ -5338,7 +5374,7 @@
             <w:r>
               <w:rPr>
                 <w:b w:val="0"/>
-                <w:sz w:val="19"/>
+                <w:sz w:val="21"/>
               </w:rPr>
               <w:t>SE-01</w:t>
             </w:r>
@@ -5365,7 +5401,7 @@
             <w:r>
               <w:rPr>
                 <w:b/>
-                <w:sz w:val="19"/>
+                <w:sz w:val="21"/>
               </w:rPr>
               <w:t>Reportado por</w:t>
             </w:r>
@@ -5386,7 +5422,7 @@
             <w:r>
               <w:rPr>
                 <w:b w:val="0"/>
-                <w:sz w:val="19"/>
+                <w:sz w:val="21"/>
               </w:rPr>
               <w:t>Esteban Palencia</w:t>
             </w:r>
@@ -5394,7 +5430,19 @@
         </w:tc>
       </w:tr>
     </w:tbl>
-    <w:p/>
+    <w:p>
+      <w:pPr>
+        <w:spacing w:after="0"/>
+      </w:pPr>
+      <w:r>
+        <w:rPr>
+          <w:b w:val="0"/>
+          <w:i w:val="0"/>
+          <w:sz w:val="12"/>
+        </w:rPr>
+        <w:t xml:space="preserve"> </w:t>
+      </w:r>
+    </w:p>
     <w:p>
       <w:pPr>
         <w:pStyle w:val="Heading3"/>
@@ -5441,7 +5489,7 @@
             <w:r>
               <w:rPr>
                 <w:b/>
-                <w:sz w:val="19"/>
+                <w:sz w:val="21"/>
               </w:rPr>
               <w:t>Identificador</w:t>
             </w:r>
@@ -5462,7 +5510,7 @@
             <w:r>
               <w:rPr>
                 <w:b w:val="0"/>
-                <w:sz w:val="19"/>
+                <w:sz w:val="21"/>
               </w:rPr>
               <w:t>DEF-08</w:t>
             </w:r>
@@ -5489,7 +5537,7 @@
             <w:r>
               <w:rPr>
                 <w:b/>
-                <w:sz w:val="19"/>
+                <w:sz w:val="21"/>
               </w:rPr>
               <w:t>Título</w:t>
             </w:r>
@@ -5510,7 +5558,7 @@
             <w:r>
               <w:rPr>
                 <w:b w:val="0"/>
-                <w:sz w:val="19"/>
+                <w:sz w:val="21"/>
               </w:rPr>
               <w:t>La regla de 24 horas para cancelar se calcula con 5 horas de diferencia: con 26 h de margen dice que faltan 21</w:t>
             </w:r>
@@ -5537,7 +5585,7 @@
             <w:r>
               <w:rPr>
                 <w:b/>
-                <w:sz w:val="19"/>
+                <w:sz w:val="21"/>
               </w:rPr>
               <w:t>Entorno y versión</w:t>
             </w:r>
@@ -5558,7 +5606,7 @@
             <w:r>
               <w:rPr>
                 <w:b w:val="0"/>
-                <w:sz w:val="19"/>
+                <w:sz w:val="21"/>
               </w:rPr>
               <w:t>Railway (commit 693358a) · navegador y versión: ____ · sistema operativo: ____ · probado el ____</w:t>
             </w:r>
@@ -5585,7 +5633,7 @@
             <w:r>
               <w:rPr>
                 <w:b/>
-                <w:sz w:val="19"/>
+                <w:sz w:val="21"/>
               </w:rPr>
               <w:t>Precondición</w:t>
             </w:r>
@@ -5606,7 +5654,7 @@
             <w:r>
               <w:rPr>
                 <w:b w:val="0"/>
-                <w:sz w:val="19"/>
+                <w:sz w:val="21"/>
               </w:rPr>
               <w:t>Sesión de jperez@amigo.edu.co. Una tutoría pendiente programada para mañana con 26 horas de margen.</w:t>
             </w:r>
@@ -5633,7 +5681,7 @@
             <w:r>
               <w:rPr>
                 <w:b/>
-                <w:sz w:val="19"/>
+                <w:sz w:val="21"/>
               </w:rPr>
               <w:t>Pasos</w:t>
             </w:r>
@@ -5654,27 +5702,27 @@
             <w:r>
               <w:rPr>
                 <w:b w:val="0"/>
-                <w:sz w:val="19"/>
-              </w:rPr>
-              <w:t>1. Como jperez@amigo.edu.co, programar una tutoría para mañana con unas 26 horas de margen.</w:t>
+                <w:sz w:val="21"/>
+              </w:rPr>
+              <w:t>1. Como jperez@amigo.edu.co (contraseña 123456), a las 8:00 p. m., programar con Laura Vargas Suárez una tutoría para mañana a las 10:00 p. m. (26 horas de margen).</w:t>
             </w:r>
           </w:p>
           <w:p>
             <w:r>
               <w:rPr>
                 <w:b w:val="0"/>
-                <w:sz w:val="19"/>
-              </w:rPr>
-              <w:t>2. En «Mi Panel», ubicar la tutoría y presionar «Cancelar».</w:t>
+                <w:sz w:val="21"/>
+              </w:rPr>
+              <w:t>2. En «Mi Panel», ubicar esa tutoría y presionar «Cancelar».</w:t>
             </w:r>
           </w:p>
           <w:p>
             <w:r>
               <w:rPr>
                 <w:b w:val="0"/>
-                <w:sz w:val="19"/>
-              </w:rPr>
-              <w:t>3. Mirar la respuesta en la red.</w:t>
+                <w:sz w:val="21"/>
+              </w:rPr>
+              <w:t>3. En la pestaña Red de F12, abrir la petición PATCH …/cancelar y leer la respuesta.</w:t>
             </w:r>
           </w:p>
         </w:tc>
@@ -5699,7 +5747,7 @@
             <w:r>
               <w:rPr>
                 <w:b/>
-                <w:sz w:val="19"/>
+                <w:sz w:val="21"/>
               </w:rPr>
               <w:t>Resultado esperado</w:t>
             </w:r>
@@ -5720,7 +5768,7 @@
             <w:r>
               <w:rPr>
                 <w:b w:val="0"/>
-                <w:sz w:val="19"/>
+                <w:sz w:val="21"/>
               </w:rPr>
               <w:t>Regla de antelación de R6 (CP-025): con 24 horas o más se permite cancelar.</w:t>
             </w:r>
@@ -5747,7 +5795,7 @@
             <w:r>
               <w:rPr>
                 <w:b/>
-                <w:sz w:val="19"/>
+                <w:sz w:val="21"/>
               </w:rPr>
               <w:t>Resultado real</w:t>
             </w:r>
@@ -5768,7 +5816,7 @@
             <w:r>
               <w:rPr>
                 <w:b w:val="0"/>
-                <w:sz w:val="19"/>
+                <w:sz w:val="21"/>
               </w:rPr>
               <w:t>____</w:t>
             </w:r>
@@ -5795,7 +5843,7 @@
             <w:r>
               <w:rPr>
                 <w:b/>
-                <w:sz w:val="19"/>
+                <w:sz w:val="21"/>
               </w:rPr>
               <w:t>Frecuencia</w:t>
             </w:r>
@@ -5816,7 +5864,7 @@
             <w:r>
               <w:rPr>
                 <w:b w:val="0"/>
-                <w:sz w:val="19"/>
+                <w:sz w:val="21"/>
               </w:rPr>
               <w:t>____ de ____ intentos</w:t>
             </w:r>
@@ -5843,7 +5891,7 @@
             <w:r>
               <w:rPr>
                 <w:b/>
-                <w:sz w:val="19"/>
+                <w:sz w:val="21"/>
               </w:rPr>
               <w:t>Severidad</w:t>
             </w:r>
@@ -5864,7 +5912,7 @@
             <w:r>
               <w:rPr>
                 <w:b w:val="0"/>
-                <w:sz w:val="19"/>
+                <w:sz w:val="21"/>
               </w:rPr>
               <w:t>Alta. Una función principal aplica mal la regla a todos los usuarios; la alternativa es escribirle al docente.</w:t>
             </w:r>
@@ -5891,7 +5939,7 @@
             <w:r>
               <w:rPr>
                 <w:b/>
-                <w:sz w:val="19"/>
+                <w:sz w:val="21"/>
               </w:rPr>
               <w:t>Prioridad</w:t>
             </w:r>
@@ -5912,7 +5960,7 @@
             <w:r>
               <w:rPr>
                 <w:b w:val="0"/>
-                <w:sz w:val="19"/>
+                <w:sz w:val="21"/>
               </w:rPr>
               <w:t>Alta. Pasa en toda cancelación hecha entre 24 y 29 horas antes de la tutoría.</w:t>
             </w:r>
@@ -5939,7 +5987,7 @@
             <w:r>
               <w:rPr>
                 <w:b/>
-                <w:sz w:val="19"/>
+                <w:sz w:val="21"/>
               </w:rPr>
               <w:t>Evidencia</w:t>
             </w:r>
@@ -5960,7 +6008,7 @@
             <w:r>
               <w:rPr>
                 <w:b w:val="0"/>
-                <w:sz w:val="19"/>
+                <w:sz w:val="21"/>
               </w:rPr>
               <w:t>EV-CP025-C1-01.png (pendiente)</w:t>
             </w:r>
@@ -5987,7 +6035,7 @@
             <w:r>
               <w:rPr>
                 <w:b/>
-                <w:sz w:val="19"/>
+                <w:sz w:val="21"/>
               </w:rPr>
               <w:t>Origen</w:t>
             </w:r>
@@ -6008,7 +6056,7 @@
             <w:r>
               <w:rPr>
                 <w:b w:val="0"/>
-                <w:sz w:val="19"/>
+                <w:sz w:val="21"/>
               </w:rPr>
               <w:t>CP-025</w:t>
             </w:r>
@@ -6035,7 +6083,7 @@
             <w:r>
               <w:rPr>
                 <w:b/>
-                <w:sz w:val="19"/>
+                <w:sz w:val="21"/>
               </w:rPr>
               <w:t>Reportado por</w:t>
             </w:r>
@@ -6056,7 +6104,7 @@
             <w:r>
               <w:rPr>
                 <w:b w:val="0"/>
-                <w:sz w:val="19"/>
+                <w:sz w:val="21"/>
               </w:rPr>
               <w:t>Sebastián González González</w:t>
             </w:r>
@@ -6064,7 +6112,19 @@
         </w:tc>
       </w:tr>
     </w:tbl>
-    <w:p/>
+    <w:p>
+      <w:pPr>
+        <w:spacing w:after="0"/>
+      </w:pPr>
+      <w:r>
+        <w:rPr>
+          <w:b w:val="0"/>
+          <w:i w:val="0"/>
+          <w:sz w:val="12"/>
+        </w:rPr>
+        <w:t xml:space="preserve"> </w:t>
+      </w:r>
+    </w:p>
     <w:p>
       <w:pPr>
         <w:pStyle w:val="Heading3"/>
@@ -6111,7 +6171,7 @@
             <w:r>
               <w:rPr>
                 <w:b/>
-                <w:sz w:val="19"/>
+                <w:sz w:val="21"/>
               </w:rPr>
               <w:t>Identificador</w:t>
             </w:r>
@@ -6132,7 +6192,7 @@
             <w:r>
               <w:rPr>
                 <w:b w:val="0"/>
-                <w:sz w:val="19"/>
+                <w:sz w:val="21"/>
               </w:rPr>
               <w:t>DEF-11</w:t>
             </w:r>
@@ -6159,7 +6219,7 @@
             <w:r>
               <w:rPr>
                 <w:b/>
-                <w:sz w:val="19"/>
+                <w:sz w:val="21"/>
               </w:rPr>
               <w:t>Título</w:t>
             </w:r>
@@ -6180,7 +6240,7 @@
             <w:r>
               <w:rPr>
                 <w:b w:val="0"/>
-                <w:sz w:val="19"/>
+                <w:sz w:val="21"/>
               </w:rPr>
               <w:t>El filtro «Activos» muestra cuentas inactivas y oculta a los estudiantes activos que están en alerta</w:t>
             </w:r>
@@ -6207,7 +6267,7 @@
             <w:r>
               <w:rPr>
                 <w:b/>
-                <w:sz w:val="19"/>
+                <w:sz w:val="21"/>
               </w:rPr>
               <w:t>Entorno y versión</w:t>
             </w:r>
@@ -6228,7 +6288,7 @@
             <w:r>
               <w:rPr>
                 <w:b w:val="0"/>
-                <w:sz w:val="19"/>
+                <w:sz w:val="21"/>
               </w:rPr>
               <w:t>Railway (commit 693358a) · navegador y versión: ____ · sistema operativo: ____ · probado el ____</w:t>
             </w:r>
@@ -6255,7 +6315,7 @@
             <w:r>
               <w:rPr>
                 <w:b/>
-                <w:sz w:val="19"/>
+                <w:sz w:val="21"/>
               </w:rPr>
               <w:t>Precondición</w:t>
             </w:r>
@@ -6276,7 +6336,7 @@
             <w:r>
               <w:rPr>
                 <w:b w:val="0"/>
-                <w:sz w:val="19"/>
+                <w:sz w:val="21"/>
               </w:rPr>
               <w:t>Sesión de administrador. La cuenta vosorio@amigo.edu.co desactivada. Estudiantes de semilla con promedio menor que 3,0 activos.</w:t>
             </w:r>
@@ -6303,7 +6363,7 @@
             <w:r>
               <w:rPr>
                 <w:b/>
-                <w:sz w:val="19"/>
+                <w:sz w:val="21"/>
               </w:rPr>
               <w:t>Pasos</w:t>
             </w:r>
@@ -6324,7 +6384,7 @@
             <w:r>
               <w:rPr>
                 <w:b w:val="0"/>
-                <w:sz w:val="19"/>
+                <w:sz w:val="21"/>
               </w:rPr>
               <w:t>1. Como administrador, desactivar a Valentina Osorio.</w:t>
             </w:r>
@@ -6333,7 +6393,7 @@
             <w:r>
               <w:rPr>
                 <w:b w:val="0"/>
-                <w:sz w:val="19"/>
+                <w:sz w:val="21"/>
               </w:rPr>
               <w:t>2. Abrir «Gestión de Usuarios».</w:t>
             </w:r>
@@ -6342,7 +6402,7 @@
             <w:r>
               <w:rPr>
                 <w:b w:val="0"/>
-                <w:sz w:val="19"/>
+                <w:sz w:val="21"/>
               </w:rPr>
               <w:t>3. Elegir «Estudiantes» en rol y «Activos» en estado.</w:t>
             </w:r>
@@ -6369,7 +6429,7 @@
             <w:r>
               <w:rPr>
                 <w:b/>
-                <w:sz w:val="19"/>
+                <w:sz w:val="21"/>
               </w:rPr>
               <w:t>Resultado esperado</w:t>
             </w:r>
@@ -6390,7 +6450,7 @@
             <w:r>
               <w:rPr>
                 <w:b w:val="0"/>
-                <w:sz w:val="19"/>
+                <w:sz w:val="21"/>
               </w:rPr>
               <w:t>RF049 y CP-031: la tabla muestra solo los estudiantes con la cuenta activa y el contador coincide con las filas.</w:t>
             </w:r>
@@ -6417,7 +6477,7 @@
             <w:r>
               <w:rPr>
                 <w:b/>
-                <w:sz w:val="19"/>
+                <w:sz w:val="21"/>
               </w:rPr>
               <w:t>Resultado real</w:t>
             </w:r>
@@ -6438,7 +6498,7 @@
             <w:r>
               <w:rPr>
                 <w:b w:val="0"/>
-                <w:sz w:val="19"/>
+                <w:sz w:val="21"/>
               </w:rPr>
               <w:t>____</w:t>
             </w:r>
@@ -6465,7 +6525,7 @@
             <w:r>
               <w:rPr>
                 <w:b/>
-                <w:sz w:val="19"/>
+                <w:sz w:val="21"/>
               </w:rPr>
               <w:t>Frecuencia</w:t>
             </w:r>
@@ -6486,7 +6546,7 @@
             <w:r>
               <w:rPr>
                 <w:b w:val="0"/>
-                <w:sz w:val="19"/>
+                <w:sz w:val="21"/>
               </w:rPr>
               <w:t>____ de ____ intentos</w:t>
             </w:r>
@@ -6513,7 +6573,7 @@
             <w:r>
               <w:rPr>
                 <w:b/>
-                <w:sz w:val="19"/>
+                <w:sz w:val="21"/>
               </w:rPr>
               <w:t>Severidad</w:t>
             </w:r>
@@ -6534,7 +6594,7 @@
             <w:r>
               <w:rPr>
                 <w:b w:val="0"/>
-                <w:sz w:val="19"/>
+                <w:sz w:val="21"/>
               </w:rPr>
               <w:t>Media. El resultado del filtro es incorrecto; el administrador puede revisar la tabla completa a mano.</w:t>
             </w:r>
@@ -6561,7 +6621,7 @@
             <w:r>
               <w:rPr>
                 <w:b/>
-                <w:sz w:val="19"/>
+                <w:sz w:val="21"/>
               </w:rPr>
               <w:t>Prioridad</w:t>
             </w:r>
@@ -6582,7 +6642,7 @@
             <w:r>
               <w:rPr>
                 <w:b w:val="0"/>
-                <w:sz w:val="19"/>
+                <w:sz w:val="21"/>
               </w:rPr>
               <w:t>Media. Justo los estudiantes en alerta son los que el administrador más necesita encontrar.</w:t>
             </w:r>
@@ -6609,7 +6669,7 @@
             <w:r>
               <w:rPr>
                 <w:b/>
-                <w:sz w:val="19"/>
+                <w:sz w:val="21"/>
               </w:rPr>
               <w:t>Evidencia</w:t>
             </w:r>
@@ -6630,7 +6690,7 @@
             <w:r>
               <w:rPr>
                 <w:b w:val="0"/>
-                <w:sz w:val="19"/>
+                <w:sz w:val="21"/>
               </w:rPr>
               <w:t>EV-CP031-C1-01.png (pendiente)</w:t>
             </w:r>
@@ -6657,7 +6717,7 @@
             <w:r>
               <w:rPr>
                 <w:b/>
-                <w:sz w:val="19"/>
+                <w:sz w:val="21"/>
               </w:rPr>
               <w:t>Origen</w:t>
             </w:r>
@@ -6678,7 +6738,7 @@
             <w:r>
               <w:rPr>
                 <w:b w:val="0"/>
-                <w:sz w:val="19"/>
+                <w:sz w:val="21"/>
               </w:rPr>
               <w:t>CP-031</w:t>
             </w:r>
@@ -6705,7 +6765,7 @@
             <w:r>
               <w:rPr>
                 <w:b/>
-                <w:sz w:val="19"/>
+                <w:sz w:val="21"/>
               </w:rPr>
               <w:t>Reportado por</w:t>
             </w:r>
@@ -6726,7 +6786,7 @@
             <w:r>
               <w:rPr>
                 <w:b w:val="0"/>
-                <w:sz w:val="19"/>
+                <w:sz w:val="21"/>
               </w:rPr>
               <w:t>Sebastián González González</w:t>
             </w:r>
@@ -6734,7 +6794,19 @@
         </w:tc>
       </w:tr>
     </w:tbl>
-    <w:p/>
+    <w:p>
+      <w:pPr>
+        <w:spacing w:after="0"/>
+      </w:pPr>
+      <w:r>
+        <w:rPr>
+          <w:b w:val="0"/>
+          <w:i w:val="0"/>
+          <w:sz w:val="12"/>
+        </w:rPr>
+        <w:t xml:space="preserve"> </w:t>
+      </w:r>
+    </w:p>
     <w:p>
       <w:pPr>
         <w:pStyle w:val="Heading3"/>
@@ -6781,7 +6853,7 @@
             <w:r>
               <w:rPr>
                 <w:b/>
-                <w:sz w:val="19"/>
+                <w:sz w:val="21"/>
               </w:rPr>
               <w:t>Identificador</w:t>
             </w:r>
@@ -6802,7 +6874,7 @@
             <w:r>
               <w:rPr>
                 <w:b w:val="0"/>
-                <w:sz w:val="19"/>
+                <w:sz w:val="21"/>
               </w:rPr>
               <w:t>DEF-13</w:t>
             </w:r>
@@ -6829,7 +6901,7 @@
             <w:r>
               <w:rPr>
                 <w:b/>
-                <w:sz w:val="19"/>
+                <w:sz w:val="21"/>
               </w:rPr>
               <w:t>Título</w:t>
             </w:r>
@@ -6850,7 +6922,7 @@
             <w:r>
               <w:rPr>
                 <w:b w:val="0"/>
-                <w:sz w:val="19"/>
+                <w:sz w:val="21"/>
               </w:rPr>
               <w:t>Los mensajes emergentes se generan pero nunca se ven: el usuario no recibe confirmaciones ni errores</w:t>
             </w:r>
@@ -6877,7 +6949,7 @@
             <w:r>
               <w:rPr>
                 <w:b/>
-                <w:sz w:val="19"/>
+                <w:sz w:val="21"/>
               </w:rPr>
               <w:t>Entorno y versión</w:t>
             </w:r>
@@ -6898,7 +6970,7 @@
             <w:r>
               <w:rPr>
                 <w:b w:val="0"/>
-                <w:sz w:val="19"/>
+                <w:sz w:val="21"/>
               </w:rPr>
               <w:t>Railway (commit 693358a) · navegador y versión: ____ · sistema operativo: ____ · probado el ____</w:t>
             </w:r>
@@ -6925,7 +6997,7 @@
             <w:r>
               <w:rPr>
                 <w:b/>
-                <w:sz w:val="19"/>
+                <w:sz w:val="21"/>
               </w:rPr>
               <w:t>Precondición</w:t>
             </w:r>
@@ -6946,7 +7018,7 @@
             <w:r>
               <w:rPr>
                 <w:b w:val="0"/>
-                <w:sz w:val="19"/>
+                <w:sz w:val="21"/>
               </w:rPr>
               <w:t>Sesión de jperez@amigo.edu.co, con una tutoría pendiente que ocurre dentro de menos de 24 horas.</w:t>
             </w:r>
@@ -6973,7 +7045,7 @@
             <w:r>
               <w:rPr>
                 <w:b/>
-                <w:sz w:val="19"/>
+                <w:sz w:val="21"/>
               </w:rPr>
               <w:t>Pasos</w:t>
             </w:r>
@@ -6994,7 +7066,7 @@
             <w:r>
               <w:rPr>
                 <w:b w:val="0"/>
-                <w:sz w:val="19"/>
+                <w:sz w:val="21"/>
               </w:rPr>
               <w:t>1. Como jperez, con una tutoría que ocurre dentro de menos de 24 horas, presionar «Cancelar».</w:t>
             </w:r>
@@ -7003,7 +7075,7 @@
             <w:r>
               <w:rPr>
                 <w:b w:val="0"/>
-                <w:sz w:val="19"/>
+                <w:sz w:val="21"/>
               </w:rPr>
               <w:t>2. Mirar la esquina inferior derecha de la pantalla.</w:t>
             </w:r>
@@ -7012,7 +7084,7 @@
             <w:r>
               <w:rPr>
                 <w:b w:val="0"/>
-                <w:sz w:val="19"/>
+                <w:sz w:val="21"/>
               </w:rPr>
               <w:t>3. Con F12, inspeccionar el elemento #tostada.</w:t>
             </w:r>
@@ -7039,7 +7111,7 @@
             <w:r>
               <w:rPr>
                 <w:b/>
-                <w:sz w:val="19"/>
+                <w:sz w:val="21"/>
               </w:rPr>
               <w:t>Resultado esperado</w:t>
             </w:r>
@@ -7060,7 +7132,7 @@
             <w:r>
               <w:rPr>
                 <w:b w:val="0"/>
-                <w:sz w:val="19"/>
+                <w:sz w:val="21"/>
               </w:rPr>
               <w:t>RF028: el sistema muestra un mensaje emergente al completar cualquier acción, clasificado por tipo y con desaparición automática.</w:t>
             </w:r>
@@ -7087,7 +7159,7 @@
             <w:r>
               <w:rPr>
                 <w:b/>
-                <w:sz w:val="19"/>
+                <w:sz w:val="21"/>
               </w:rPr>
               <w:t>Resultado real</w:t>
             </w:r>
@@ -7108,7 +7180,7 @@
             <w:r>
               <w:rPr>
                 <w:b w:val="0"/>
-                <w:sz w:val="19"/>
+                <w:sz w:val="21"/>
               </w:rPr>
               <w:t>____</w:t>
             </w:r>
@@ -7135,7 +7207,7 @@
             <w:r>
               <w:rPr>
                 <w:b/>
-                <w:sz w:val="19"/>
+                <w:sz w:val="21"/>
               </w:rPr>
               <w:t>Frecuencia</w:t>
             </w:r>
@@ -7156,7 +7228,7 @@
             <w:r>
               <w:rPr>
                 <w:b w:val="0"/>
-                <w:sz w:val="19"/>
+                <w:sz w:val="21"/>
               </w:rPr>
               <w:t>____ de ____ intentos</w:t>
             </w:r>
@@ -7183,7 +7255,7 @@
             <w:r>
               <w:rPr>
                 <w:b/>
-                <w:sz w:val="19"/>
+                <w:sz w:val="21"/>
               </w:rPr>
               <w:t>Severidad</w:t>
             </w:r>
@@ -7204,7 +7276,7 @@
             <w:r>
               <w:rPr>
                 <w:b w:val="0"/>
-                <w:sz w:val="19"/>
+                <w:sz w:val="21"/>
               </w:rPr>
               <w:t>Media. Cada acción se acepta o se rechaza bien en el servidor, pero el usuario se queda sin saber qué pasó ni por qué.</w:t>
             </w:r>
@@ -7231,7 +7303,7 @@
             <w:r>
               <w:rPr>
                 <w:b/>
-                <w:sz w:val="19"/>
+                <w:sz w:val="21"/>
               </w:rPr>
               <w:t>Prioridad</w:t>
             </w:r>
@@ -7252,7 +7324,7 @@
             <w:r>
               <w:rPr>
                 <w:b w:val="0"/>
-                <w:sz w:val="19"/>
+                <w:sz w:val="21"/>
               </w:rPr>
               <w:t>Alta. Afecta a todos los usuarios en todas las pantallas y se corrige cambiando el nombre de una clase.</w:t>
             </w:r>
@@ -7279,7 +7351,7 @@
             <w:r>
               <w:rPr>
                 <w:b/>
-                <w:sz w:val="19"/>
+                <w:sz w:val="21"/>
               </w:rPr>
               <w:t>Evidencia</w:t>
             </w:r>
@@ -7300,7 +7372,7 @@
             <w:r>
               <w:rPr>
                 <w:b w:val="0"/>
-                <w:sz w:val="19"/>
+                <w:sz w:val="21"/>
               </w:rPr>
               <w:t>EV-CP016-C1-01.png, EV-CP024-C1-01.png (pendientes)</w:t>
             </w:r>
@@ -7327,7 +7399,7 @@
             <w:r>
               <w:rPr>
                 <w:b/>
-                <w:sz w:val="19"/>
+                <w:sz w:val="21"/>
               </w:rPr>
               <w:t>Origen</w:t>
             </w:r>
@@ -7348,7 +7420,7 @@
             <w:r>
               <w:rPr>
                 <w:b w:val="0"/>
-                <w:sz w:val="19"/>
+                <w:sz w:val="21"/>
               </w:rPr>
               <w:t>CP-016 · CP-024</w:t>
             </w:r>
@@ -7375,7 +7447,7 @@
             <w:r>
               <w:rPr>
                 <w:b/>
-                <w:sz w:val="19"/>
+                <w:sz w:val="21"/>
               </w:rPr>
               <w:t>Reportado por</w:t>
             </w:r>
@@ -7396,7 +7468,7 @@
             <w:r>
               <w:rPr>
                 <w:b w:val="0"/>
-                <w:sz w:val="19"/>
+                <w:sz w:val="21"/>
               </w:rPr>
               <w:t>Sebastián González González</w:t>
             </w:r>
@@ -7404,7 +7476,19 @@
         </w:tc>
       </w:tr>
     </w:tbl>
-    <w:p/>
+    <w:p>
+      <w:pPr>
+        <w:spacing w:after="0"/>
+      </w:pPr>
+      <w:r>
+        <w:rPr>
+          <w:b w:val="0"/>
+          <w:i w:val="0"/>
+          <w:sz w:val="12"/>
+        </w:rPr>
+        <w:t xml:space="preserve"> </w:t>
+      </w:r>
+    </w:p>
     <w:p>
       <w:pPr>
         <w:pStyle w:val="Heading3"/>
@@ -7451,7 +7535,7 @@
             <w:r>
               <w:rPr>
                 <w:b/>
-                <w:sz w:val="19"/>
+                <w:sz w:val="21"/>
               </w:rPr>
               <w:t>Identificador</w:t>
             </w:r>
@@ -7472,7 +7556,7 @@
             <w:r>
               <w:rPr>
                 <w:b w:val="0"/>
-                <w:sz w:val="19"/>
+                <w:sz w:val="21"/>
               </w:rPr>
               <w:t>DEF-14</w:t>
             </w:r>
@@ -7499,7 +7583,7 @@
             <w:r>
               <w:rPr>
                 <w:b/>
-                <w:sz w:val="19"/>
+                <w:sz w:val="21"/>
               </w:rPr>
               <w:t>Título</w:t>
             </w:r>
@@ -7520,7 +7604,7 @@
             <w:r>
               <w:rPr>
                 <w:b w:val="0"/>
-                <w:sz w:val="19"/>
+                <w:sz w:val="21"/>
               </w:rPr>
               <w:t>El estudiante que deja vacío el promedio queda con 0 y recibe alertas académicas, aunque su panel dice «Sin alertas»</w:t>
             </w:r>
@@ -7547,7 +7631,7 @@
             <w:r>
               <w:rPr>
                 <w:b/>
-                <w:sz w:val="19"/>
+                <w:sz w:val="21"/>
               </w:rPr>
               <w:t>Entorno y versión</w:t>
             </w:r>
@@ -7568,7 +7652,7 @@
             <w:r>
               <w:rPr>
                 <w:b w:val="0"/>
-                <w:sz w:val="19"/>
+                <w:sz w:val="21"/>
               </w:rPr>
               <w:t>Railway (commit 693358a) · navegador y versión: ____ · sistema operativo: ____ · probado el ____</w:t>
             </w:r>
@@ -7595,7 +7679,7 @@
             <w:r>
               <w:rPr>
                 <w:b/>
-                <w:sz w:val="19"/>
+                <w:sz w:val="21"/>
               </w:rPr>
               <w:t>Precondición</w:t>
             </w:r>
@@ -7616,7 +7700,7 @@
             <w:r>
               <w:rPr>
                 <w:b w:val="0"/>
-                <w:sz w:val="19"/>
+                <w:sz w:val="21"/>
               </w:rPr>
               <w:t>Una cuenta nueva de estudiante.</w:t>
             </w:r>
@@ -7643,7 +7727,7 @@
             <w:r>
               <w:rPr>
                 <w:b/>
-                <w:sz w:val="19"/>
+                <w:sz w:val="21"/>
               </w:rPr>
               <w:t>Pasos</w:t>
             </w:r>
@@ -7664,27 +7748,27 @@
             <w:r>
               <w:rPr>
                 <w:b w:val="0"/>
-                <w:sz w:val="19"/>
-              </w:rPr>
-              <w:t>1. Registrar una cuenta de estudiante y, en «Completar perfil», llenar todo menos «Promedio». Guardar.</w:t>
+                <w:sz w:val="21"/>
+              </w:rPr>
+              <w:t>1. Registrar la cuenta sin.promedio1@amigo.edu.co (nombres «Sin», apellidos «Promedio», contraseña Password123, rol estudiante). En «Completar perfil» poner documento 1091234567, Ingeniería de Sistemas, semestre 1 y teléfono 3001234567, dejar vacío «Promedio» y guardar.</w:t>
             </w:r>
           </w:p>
           <w:p>
             <w:r>
               <w:rPr>
                 <w:b w:val="0"/>
-                <w:sz w:val="19"/>
-              </w:rPr>
-              <w:t>2. Como administrador, enviar una notificación a «Todos los estudiantes en alerta».</w:t>
+                <w:sz w:val="21"/>
+              </w:rPr>
+              <w:t>2. Como administrador, en «Notificaciones», enviar a «Todos los estudiantes en alerta» el asunto «Seguimiento académico» con el mensaje «Acércate a tu tutor».</w:t>
             </w:r>
           </w:p>
           <w:p>
             <w:r>
               <w:rPr>
                 <w:b w:val="0"/>
-                <w:sz w:val="19"/>
-              </w:rPr>
-              <w:t>3. Entrar con la cuenta nueva y abrir la campana.</w:t>
+                <w:sz w:val="21"/>
+              </w:rPr>
+              <w:t>3. Entrar con sin.promedio1@amigo.edu.co, mirar el recuadro «Alertas» del panel y abrir la campana (haciendo clic en el borde del ícono, no sobre el número rojo).</w:t>
             </w:r>
           </w:p>
         </w:tc>
@@ -7709,7 +7793,7 @@
             <w:r>
               <w:rPr>
                 <w:b/>
-                <w:sz w:val="19"/>
+                <w:sz w:val="21"/>
               </w:rPr>
               <w:t>Resultado esperado</w:t>
             </w:r>
@@ -7730,7 +7814,7 @@
             <w:r>
               <w:rPr>
                 <w:b w:val="0"/>
-                <w:sz w:val="19"/>
+                <w:sz w:val="21"/>
               </w:rPr>
               <w:t>RRN07: solo queda en alerta el estudiante con promedio acumulado inferior a 3,0; quien no ha registrado promedio no tiene uno.</w:t>
             </w:r>
@@ -7757,7 +7841,7 @@
             <w:r>
               <w:rPr>
                 <w:b/>
-                <w:sz w:val="19"/>
+                <w:sz w:val="21"/>
               </w:rPr>
               <w:t>Resultado real</w:t>
             </w:r>
@@ -7778,7 +7862,7 @@
             <w:r>
               <w:rPr>
                 <w:b w:val="0"/>
-                <w:sz w:val="19"/>
+                <w:sz w:val="21"/>
               </w:rPr>
               <w:t>____</w:t>
             </w:r>
@@ -7805,7 +7889,7 @@
             <w:r>
               <w:rPr>
                 <w:b/>
-                <w:sz w:val="19"/>
+                <w:sz w:val="21"/>
               </w:rPr>
               <w:t>Frecuencia</w:t>
             </w:r>
@@ -7826,7 +7910,7 @@
             <w:r>
               <w:rPr>
                 <w:b w:val="0"/>
-                <w:sz w:val="19"/>
+                <w:sz w:val="21"/>
               </w:rPr>
               <w:t>____ de ____ intentos</w:t>
             </w:r>
@@ -7853,7 +7937,7 @@
             <w:r>
               <w:rPr>
                 <w:b/>
-                <w:sz w:val="19"/>
+                <w:sz w:val="21"/>
               </w:rPr>
               <w:t>Severidad</w:t>
             </w:r>
@@ -7874,7 +7958,7 @@
             <w:r>
               <w:rPr>
                 <w:b w:val="0"/>
-                <w:sz w:val="19"/>
+                <w:sz w:val="21"/>
               </w:rPr>
               <w:t>Media. El resultado es incorrecto y mete al estudiante en un grupo al que no pertenece.</w:t>
             </w:r>
@@ -7901,7 +7985,7 @@
             <w:r>
               <w:rPr>
                 <w:b/>
-                <w:sz w:val="19"/>
+                <w:sz w:val="21"/>
               </w:rPr>
               <w:t>Prioridad</w:t>
             </w:r>
@@ -7922,7 +8006,7 @@
             <w:r>
               <w:rPr>
                 <w:b w:val="0"/>
-                <w:sz w:val="19"/>
+                <w:sz w:val="21"/>
               </w:rPr>
               <w:t>Media. Afecta a todo estudiante nuevo que todavía no tiene promedio, por ejemplo los de primer semestre.</w:t>
             </w:r>
@@ -7949,7 +8033,7 @@
             <w:r>
               <w:rPr>
                 <w:b/>
-                <w:sz w:val="19"/>
+                <w:sz w:val="21"/>
               </w:rPr>
               <w:t>Evidencia</w:t>
             </w:r>
@@ -7970,7 +8054,7 @@
             <w:r>
               <w:rPr>
                 <w:b w:val="0"/>
-                <w:sz w:val="19"/>
+                <w:sz w:val="21"/>
               </w:rPr>
               <w:t>EV-DEF14-01.png, EV-DEF14-02.png (pendientes)</w:t>
             </w:r>
@@ -7997,7 +8081,7 @@
             <w:r>
               <w:rPr>
                 <w:b/>
-                <w:sz w:val="19"/>
+                <w:sz w:val="21"/>
               </w:rPr>
               <w:t>Origen</w:t>
             </w:r>
@@ -8018,7 +8102,7 @@
             <w:r>
               <w:rPr>
                 <w:b w:val="0"/>
-                <w:sz w:val="19"/>
+                <w:sz w:val="21"/>
               </w:rPr>
               <w:t>SE-01</w:t>
             </w:r>
@@ -8045,7 +8129,7 @@
             <w:r>
               <w:rPr>
                 <w:b/>
-                <w:sz w:val="19"/>
+                <w:sz w:val="21"/>
               </w:rPr>
               <w:t>Reportado por</w:t>
             </w:r>
@@ -8066,7 +8150,7 @@
             <w:r>
               <w:rPr>
                 <w:b w:val="0"/>
-                <w:sz w:val="19"/>
+                <w:sz w:val="21"/>
               </w:rPr>
               <w:t>Esteban Palencia</w:t>
             </w:r>
@@ -8074,7 +8158,19 @@
         </w:tc>
       </w:tr>
     </w:tbl>
-    <w:p/>
+    <w:p>
+      <w:pPr>
+        <w:spacing w:after="0"/>
+      </w:pPr>
+      <w:r>
+        <w:rPr>
+          <w:b w:val="0"/>
+          <w:i w:val="0"/>
+          <w:sz w:val="12"/>
+        </w:rPr>
+        <w:t xml:space="preserve"> </w:t>
+      </w:r>
+    </w:p>
     <w:p>
       <w:pPr>
         <w:pStyle w:val="Heading1"/>
@@ -8092,7 +8188,7 @@
         <w:rPr>
           <w:b w:val="0"/>
           <w:i w:val="0"/>
-          <w:sz w:val="21"/>
+          <w:sz w:val="22"/>
         </w:rPr>
         <w:t>Estos son los trece campos que usamos en cada reporte, con lo que va en cada uno. La columna de ejemplo sale de nuestro propio DEF-08.</w:t>
       </w:r>
@@ -8541,7 +8637,7 @@
                 <w:b w:val="0"/>
                 <w:sz w:val="17"/>
               </w:rPr>
-              <w:t>1. Como jperez@amigo.edu.co, programar una tutoría para mañana con unas 26 horas de margen.</w:t>
+              <w:t>1. Como jperez@amigo.edu.co (contraseña 123456), a las 8:00 p. m., programar con Laura Vargas Suárez una tutoría para mañana a las 10:00 p. m. (26 horas de margen).</w:t>
             </w:r>
           </w:p>
           <w:p>
@@ -8550,7 +8646,7 @@
                 <w:b w:val="0"/>
                 <w:sz w:val="17"/>
               </w:rPr>
-              <w:t>2. En «Mi Panel», ubicar la tutoría y presionar «Cancelar».</w:t>
+              <w:t>2. En «Mi Panel», ubicar esa tutoría y presionar «Cancelar».</w:t>
             </w:r>
           </w:p>
           <w:p>
@@ -8559,7 +8655,7 @@
                 <w:b w:val="0"/>
                 <w:sz w:val="17"/>
               </w:rPr>
-              <w:t>3. Mirar la respuesta en la red.</w:t>
+              <w:t>3. En la pestaña Red de F12, abrir la petición PATCH …/cancelar y leer la respuesta.</w:t>
             </w:r>
           </w:p>
         </w:tc>
@@ -9138,7 +9234,7 @@
         <w:rPr>
           <w:b w:val="0"/>
           <w:i w:val="0"/>
-          <w:sz w:val="21"/>
+          <w:sz w:val="22"/>
         </w:rPr>
         <w:t>Cada defecto lo reproduce en Railway un integrante distinto del que lo reportó, siguiendo únicamente lo que dice el reporte. Resultados posibles: reproducido (solo con el reporte), con ayuda (hubo que preguntarle al autor) o no reproducido; los dos últimos dicen qué le faltaba al reporte.</w:t>
       </w:r>
@@ -10677,9 +10773,9 @@
         <w:rPr>
           <w:b w:val="0"/>
           <w:i w:val="0"/>
-          <w:sz w:val="21"/>
+          <w:sz w:val="22"/>
         </w:rPr>
-        <w:t>Prioridad. Dice qué tan pronto conviene corregir el defecto y puede no coincidir con la severidad: en seis de los ocho reportes difieren, y en cada uno se justifica por separado.</w:t>
+        <w:t>Prioridad. Dice qué tan pronto conviene corregir el defecto y puede no coincidir con la severidad: en tres de los ocho reportes difieren (DEF-02, DEF-07 y DEF-13), y en cada uno se justifica por separado.</w:t>
       </w:r>
     </w:p>
     <w:p>
@@ -11645,9 +11741,9 @@
         <w:rPr>
           <w:b w:val="0"/>
           <w:i w:val="0"/>
-          <w:sz w:val="21"/>
+          <w:sz w:val="22"/>
         </w:rPr>
-        <w:t>Aquí están las capturas que cita el campo «Evidencia» de cada reporte, en el mismo orden de la sección 4. Son las de quien ejecutó en Railway: en cada una se ven la barra de direcciones y la hora de Windows.</w:t>
+        <w:t>Aquí van las capturas que cita el campo «Evidencia» de cada reporte, en el mismo orden de la sección 4, tomadas en Railway: en cada una se ven la barra de direcciones y la hora de Windows.</w:t>
       </w:r>
     </w:p>
     <w:p>
@@ -11697,7 +11793,7 @@
                 <w:color w:val="6B7280"/>
                 <w:sz w:val="20"/>
               </w:rPr>
-              <w:t>Falta la captura EV-CP034-C1-01.png</w:t>
+              <w:t>Falta la captura EV-DEF01-01.png</w:t>
             </w:r>
           </w:p>
           <w:p>
